--- a/downloads/student/ai-2-week-28.docx
+++ b/downloads/student/ai-2-week-28.docx
@@ -1786,6 +1786,16 @@
     <w:p>
       <w:r>
         <w:t>Seven development cases cannot establish causal learning benefits or untouched final performance; repeated generation may also vary.</w:t>
+      </w:r>
+    </w:p>
+    <w:p>
+      <w:r>
+        <w:t>Read the labelled picture: Name the case P passes and Q fails, and explain why it matters.</w:t>
+      </w:r>
+    </w:p>
+    <w:p>
+      <w:r>
+        <w:t>Change one thing: Make missing-source correctness a required selection gate. Predict the result before checking the explanation. What remains the same?</w:t>
       </w:r>
     </w:p>
     <w:p>
@@ -3853,6 +3863,187 @@
     <w:p>
       <w:r>
         <w:t>Attempt the independent case before hints. Record whether you worked alone, used a hint or followed a model. After feedback, fix the first unsupported step and explain why it changed. A later check uses a changed case, not a copied answer.</w:t>
+      </w:r>
+    </w:p>
+    <w:p>
+      <w:pPr>
+        <w:pStyle w:val="Heading1"/>
+      </w:pPr>
+      <w:r>
+        <w:t>15. Your lesson route</w:t>
+      </w:r>
+    </w:p>
+    <w:p>
+      <w:r>
+        <w:t>Start with this question: A fictional book-help project tests two prompt versions on seven shared development cases.</w:t>
+      </w:r>
+    </w:p>
+    <w:tbl>
+      <w:tblPr>
+        <w:tblStyle w:val="LightShading-Accent1"/>
+        <w:tblW w:type="auto" w:w="0"/>
+        <w:tblLook w:firstColumn="1" w:firstRow="1" w:lastColumn="0" w:lastRow="0" w:noHBand="0" w:noVBand="1" w:val="04A0"/>
+      </w:tblPr>
+      <w:tblGrid>
+        <w:gridCol w:w="5112"/>
+        <w:gridCol w:w="5112"/>
+      </w:tblGrid>
+      <w:tr>
+        <w:trPr>
+          <w:tblHeader/>
+        </w:trPr>
+        <w:tc>
+          <w:tcPr>
+            <w:tcW w:type="dxa" w:w="5112"/>
+          </w:tcPr>
+          <w:p>
+            <w:r>
+              <w:t>By the end, I can</w:t>
+            </w:r>
+          </w:p>
+        </w:tc>
+        <w:tc>
+          <w:tcPr>
+            <w:tcW w:type="dxa" w:w="5112"/>
+          </w:tcPr>
+          <w:p>
+            <w:r>
+              <w:t>How I will show it</w:t>
+            </w:r>
+          </w:p>
+        </w:tc>
+      </w:tr>
+      <w:tr>
+        <w:tc>
+          <w:tcPr>
+            <w:tcW w:type="dxa" w:w="5112"/>
+          </w:tcPr>
+          <w:p>
+            <w:r>
+              <w:t>Explain the mechanism and terminology of controlled prompt experiments</w:t>
+            </w:r>
+          </w:p>
+        </w:tc>
+        <w:tc>
+          <w:tcPr>
+            <w:tcW w:type="dxa" w:w="5112"/>
+          </w:tcPr>
+          <w:p>
+            <w:r>
+              <w:t>Explain the deciding step, show a trace or test, and state one limit.</w:t>
+            </w:r>
+          </w:p>
+        </w:tc>
+      </w:tr>
+      <w:tr>
+        <w:tc>
+          <w:tcPr>
+            <w:tcW w:type="dxa" w:w="5112"/>
+          </w:tcPr>
+          <w:p>
+            <w:r>
+              <w:t>Apply the stated procedure to a new case with a traceable result</w:t>
+            </w:r>
+          </w:p>
+        </w:tc>
+        <w:tc>
+          <w:tcPr>
+            <w:tcW w:type="dxa" w:w="5112"/>
+          </w:tcPr>
+          <w:p>
+            <w:r>
+              <w:t>Explain the deciding step, show a trace or test, and state one limit.</w:t>
+            </w:r>
+          </w:p>
+        </w:tc>
+      </w:tr>
+      <w:tr>
+        <w:tc>
+          <w:tcPr>
+            <w:tcW w:type="dxa" w:w="5112"/>
+          </w:tcPr>
+          <w:p>
+            <w:r>
+              <w:t>Identify an assumption or limitation and design a revealing follow-up</w:t>
+            </w:r>
+          </w:p>
+        </w:tc>
+        <w:tc>
+          <w:tcPr>
+            <w:tcW w:type="dxa" w:w="5112"/>
+          </w:tcPr>
+          <w:p>
+            <w:r>
+              <w:t>Explain the deciding step, show a trace or test, and state one limit.</w:t>
+            </w:r>
+          </w:p>
+        </w:tc>
+      </w:tr>
+    </w:tbl>
+    <w:p>
+      <w:r>
+        <w:t>Remember → watch and explain → try with help → investigate → try independently → keep project evidence. Your teacher may spread this lesson across several classes.</w:t>
+      </w:r>
+    </w:p>
+    <w:p>
+      <w:r>
+        <w:t>Keep your first prediction. Compare it with what the evidence shows and explain any change.</w:t>
+      </w:r>
+    </w:p>
+    <w:p>
+      <w:pPr>
+        <w:pStyle w:val="Heading1"/>
+      </w:pPr>
+      <w:r>
+        <w:t>16. Finish and return</w:t>
+      </w:r>
+    </w:p>
+    <w:p>
+      <w:r>
+        <w:t>Close your notes. Explain this goal in your own words: Explain the mechanism and terminology of controlled prompt experiments</w:t>
+      </w:r>
+    </w:p>
+    <w:p>
+      <w:pPr>
+        <w:pStyle w:val="Heading3"/>
+      </w:pPr>
+      <w:r>
+        <w:t>My deciding step, evidence and one remaining question</w:t>
+      </w:r>
+    </w:p>
+    <w:p>
+      <w:r>
+        <w:t>________________________________________________________________</w:t>
+      </w:r>
+    </w:p>
+    <w:p>
+      <w:r>
+        <w:t>________________________________________________________________</w:t>
+      </w:r>
+    </w:p>
+    <w:p>
+      <w:r>
+        <w:t>________________________________________________________________</w:t>
+      </w:r>
+    </w:p>
+    <w:p>
+      <w:r>
+        <w:t>________________________________________________________________</w:t>
+      </w:r>
+    </w:p>
+    <w:p>
+      <w:r>
+        <w:t>________________________________________________________________</w:t>
+      </w:r>
+    </w:p>
+    <w:p>
+      <w:r>
+        <w:t>If you are unsure, return to the worked picture and explain one arrow. If you are ready, change an input or assumption and justify your prediction.</w:t>
+      </w:r>
+    </w:p>
+    <w:p>
+      <w:r>
+        <w:t>Save your workbook evidence. At the next review, try a different case before opening your old answer.</w:t>
       </w:r>
     </w:p>
     <w:sectPr>

--- a/downloads/student/ai-2-week-28.docx
+++ b/downloads/student/ai-2-week-28.docx
@@ -4044,6 +4044,207 @@
     <w:p>
       <w:r>
         <w:t>Save your workbook evidence. At the next review, try a different case before opening your old answer.</w:t>
+      </w:r>
+    </w:p>
+    <w:p>
+      <w:pPr>
+        <w:pStyle w:val="Heading1"/>
+      </w:pPr>
+      <w:r>
+        <w:t>17. Supported practice, repair and portfolio</w:t>
+      </w:r>
+    </w:p>
+    <w:p>
+      <w:r>
+        <w:t>Use this supported practice once, in the browser or on paper. Keep the reserved independent assessment for a separate first attempt before teacher feedback.</w:t>
+      </w:r>
+    </w:p>
+    <w:p>
+      <w:r>
+        <w:t>A fictional book-help project tests two prompt versions on seven shared development cases.</w:t>
+      </w:r>
+    </w:p>
+    <w:p>
+      <w:pPr>
+        <w:pStyle w:val="Heading3"/>
+      </w:pPr>
+      <w:r>
+        <w:t>Practice 1: explain the deciding evidence</w:t>
+      </w:r>
+    </w:p>
+    <w:p>
+      <w:r>
+        <w:t>Which labelled step matches this detail? Q improves overall count but worsens missing-source behavior; use the declared priorities.</w:t>
+      </w:r>
+    </w:p>
+    <w:p>
+      <w:r>
+        <w:t>1. Decide explicitly</w:t>
+      </w:r>
+    </w:p>
+    <w:p>
+      <w:r>
+        <w:t>2. Paired setup</w:t>
+      </w:r>
+    </w:p>
+    <w:p>
+      <w:r>
+        <w:t>3. Missing-source slice</w:t>
+      </w:r>
+    </w:p>
+    <w:p>
+      <w:r>
+        <w:t>4. Overall rates</w:t>
+      </w:r>
+    </w:p>
+    <w:p>
+      <w:pPr>
+        <w:pStyle w:val="Heading3"/>
+      </w:pPr>
+      <w:r>
+        <w:t>My selected conclusion, deciding fact and explanation</w:t>
+      </w:r>
+    </w:p>
+    <w:p>
+      <w:r>
+        <w:t>________________________________________________________________</w:t>
+      </w:r>
+    </w:p>
+    <w:p>
+      <w:r>
+        <w:t>________________________________________________________________</w:t>
+      </w:r>
+    </w:p>
+    <w:p>
+      <w:r>
+        <w:t>________________________________________________________________</w:t>
+      </w:r>
+    </w:p>
+    <w:p>
+      <w:r>
+        <w:t>________________________________________________________________</w:t>
+      </w:r>
+    </w:p>
+    <w:p>
+      <w:r>
+        <w:t>________________________________________________________________</w:t>
+      </w:r>
+    </w:p>
+    <w:p>
+      <w:r>
+        <w:t>Hint if needed: Read the steps in the pictorial case. Match the supplied detail to the stage that performs or records it.</w:t>
+      </w:r>
+    </w:p>
+    <w:p>
+      <w:r>
+        <w:t>After your attempt, compare with the supported explanation: Decide explicitly Q improves overall count but worsens missing-source behavior; use the declared priorities. A larger total can conceal a more serious failure category. Paired records show which cases changed, not just how many passed. If refusing unsupported claims is mandatory, Q’s overall advantage may not justify selection. Keep the failing examples for development and obtain fresh cases after choosing a final version.</w:t>
+      </w:r>
+    </w:p>
+    <w:p>
+      <w:pPr>
+        <w:pStyle w:val="Heading3"/>
+      </w:pPr>
+      <w:r>
+        <w:t>Practice 2: explain the deciding evidence</w:t>
+      </w:r>
+    </w:p>
+    <w:p>
+      <w:r>
+        <w:t>Changed-case practice: Make missing-source correctness a required selection gate. Which conclusion is supported by the supplied facts?</w:t>
+      </w:r>
+    </w:p>
+    <w:p>
+      <w:r>
+        <w:t>1. We can decide the result without examining the changed input or the procedure.</w:t>
+      </w:r>
+    </w:p>
+    <w:p>
+      <w:r>
+        <w:t>2. Neither prompt clears a 2/2 gate on these records.</w:t>
+      </w:r>
+    </w:p>
+    <w:p>
+      <w:r>
+        <w:t>3. This one example guarantees correct results for every future input.</w:t>
+      </w:r>
+    </w:p>
+    <w:p>
+      <w:pPr>
+        <w:pStyle w:val="Heading3"/>
+      </w:pPr>
+      <w:r>
+        <w:t>My selected conclusion, deciding fact and explanation</w:t>
+      </w:r>
+    </w:p>
+    <w:p>
+      <w:r>
+        <w:t>________________________________________________________________</w:t>
+      </w:r>
+    </w:p>
+    <w:p>
+      <w:r>
+        <w:t>________________________________________________________________</w:t>
+      </w:r>
+    </w:p>
+    <w:p>
+      <w:r>
+        <w:t>________________________________________________________________</w:t>
+      </w:r>
+    </w:p>
+    <w:p>
+      <w:r>
+        <w:t>________________________________________________________________</w:t>
+      </w:r>
+    </w:p>
+    <w:p>
+      <w:r>
+        <w:t>________________________________________________________________</w:t>
+      </w:r>
+    </w:p>
+    <w:p>
+      <w:r>
+        <w:t>Hint if needed: Use the changed condition and the deciding step in the pictorial trace. The answer must say what follows from those facts.</w:t>
+      </w:r>
+    </w:p>
+    <w:p>
+      <w:r>
+        <w:t>After your attempt, compare with the supported explanation: Neither prompt clears a 2/2 gate on these records. P fails 7 and Q fails both 4 and 7; both need revision.</w:t>
+      </w:r>
+    </w:p>
+    <w:p>
+      <w:pPr>
+        <w:pStyle w:val="Heading3"/>
+      </w:pPr>
+      <w:r>
+        <w:t>Repair a missing building block</w:t>
+      </w:r>
+    </w:p>
+    <w:p>
+      <w:r>
+        <w:t>Review Predictive vs Generative (ai-2/27). Goal: Distinguish discriminative prediction from generation by inspecting the requested output. Short practice: Does matching the physical box in the changed table prove the generator measures boxes?. Return to this week and explain what you changed.</w:t>
+      </w:r>
+    </w:p>
+    <w:p>
+      <w:r>
+        <w:t>Review Text as Pieces (ai-2/25). Goal: Encode and decode text under an explicit toy vocabulary. Short practice: Why is the unknown ! at position 10 rather than position 9?. Return to this week and explain what you changed.</w:t>
+      </w:r>
+    </w:p>
+    <w:p>
+      <w:r>
+        <w:t>Review Nearest Neighbor Reasoning (ai-2/22). Goal: Compute absolute distances and rank training neighbours. Short practice: Why do k=1 and k=3 disagree for the original query?. Return to this week and explain what you changed.</w:t>
+      </w:r>
+    </w:p>
+    <w:p>
+      <w:pPr>
+        <w:pStyle w:val="Heading3"/>
+      </w:pPr>
+      <w:r>
+        <w:t>Keep your completed work</w:t>
+      </w:r>
+    </w:p>
+    <w:p>
+      <w:r>
+        <w:t>Use Download completed work in the hosted lesson to export your answers, reflections, practice feedback and code-run evidence. Open the HTML copy to read or print it. Drafts stay in this browser when storage is available; clear drafts on a shared device.</w:t>
       </w:r>
     </w:p>
     <w:sectPr>

--- a/downloads/student/ai-2-week-28.docx
+++ b/downloads/student/ai-2-week-28.docx
@@ -42,6 +42,11 @@
       </w:r>
     </w:p>
     <w:p>
+      <w:r>
+        <w:t>Start with the target: Explain the mechanism and terminology of controlled prompt experiments. Try the recall before opening notes.</w:t>
+      </w:r>
+    </w:p>
+    <w:p>
       <w:pPr>
         <w:pStyle w:val="Heading3"/>
       </w:pPr>
@@ -50,17 +55,59 @@
       </w:r>
     </w:p>
     <w:p>
-      <w:r>
-        <w:t>I can explain the mechanism and terminology of controlled prompt experiments.</w:t>
-      </w:r>
-    </w:p>
-    <w:p>
-      <w:r>
+      <w:pPr>
+        <w:spacing w:line="336" w:lineRule="auto" w:after="180"/>
+      </w:pPr>
+      <w:r>
+        <w:rPr>
+          <w:b w:val="0"/>
+        </w:rPr>
+        <w:t xml:space="preserve">I can explain the </w:t>
+      </w:r>
+      <w:r>
+        <w:rPr>
+          <w:b/>
+        </w:rPr>
+        <w:t>mechanism</w:t>
+      </w:r>
+      <w:r>
+        <w:rPr>
+          <w:b w:val="0"/>
+        </w:rPr>
+        <w:t xml:space="preserve"> and terminology of controlled </w:t>
+      </w:r>
+      <w:r>
+        <w:rPr>
+          <w:b/>
+        </w:rPr>
+        <w:t>prompt</w:t>
+      </w:r>
+      <w:r>
+        <w:rPr>
+          <w:b w:val="0"/>
+        </w:rPr>
+        <w:t xml:space="preserve"> experiments.</w:t>
+      </w:r>
+    </w:p>
+    <w:p>
+      <w:pPr>
+        <w:spacing w:line="336" w:lineRule="auto" w:after="180"/>
+      </w:pPr>
+      <w:r>
+        <w:rPr>
+          <w:b w:val="0"/>
+        </w:rPr>
         <w:t>I can apply the stated procedure to a new case with a traceable result.</w:t>
       </w:r>
     </w:p>
     <w:p>
-      <w:r>
+      <w:pPr>
+        <w:spacing w:line="336" w:lineRule="auto" w:after="180"/>
+      </w:pPr>
+      <w:r>
+        <w:rPr>
+          <w:b w:val="0"/>
+        </w:rPr>
         <w:t>I can identify an assumption or limitation and design a revealing follow-up.</w:t>
       </w:r>
     </w:p>
@@ -73,38 +120,122 @@
       </w:r>
     </w:p>
     <w:p>
-      <w:r>
+      <w:pPr>
+        <w:spacing w:line="336" w:lineRule="auto" w:after="180"/>
+      </w:pPr>
+      <w:r>
+        <w:rPr>
+          <w:b w:val="0"/>
+        </w:rPr>
         <w:t>Close your notes first. A rough first answer helps us choose the right starting point; it is not a score for your ability.</w:t>
       </w:r>
     </w:p>
     <w:p>
-      <w:r>
+      <w:pPr>
+        <w:spacing w:line="336" w:lineRule="auto" w:after="180"/>
+      </w:pPr>
+      <w:r>
+        <w:rPr>
+          <w:b w:val="0"/>
+        </w:rPr>
         <w:t>Without opening the old lesson, explain one key idea from Predictive vs Generative. Give an example and a mistake that the idea helps you avoid.</w:t>
       </w:r>
     </w:p>
     <w:p>
-      <w:r>
+      <w:pPr>
+        <w:spacing w:line="336" w:lineRule="auto" w:after="180"/>
+      </w:pPr>
+      <w:r>
+        <w:rPr>
+          <w:b w:val="0"/>
+        </w:rPr>
         <w:t>Without opening the old lesson, explain one key idea from Text as Pieces. Give an example and a mistake that the idea helps you avoid.</w:t>
       </w:r>
     </w:p>
     <w:p>
-      <w:r>
+      <w:pPr>
+        <w:spacing w:line="336" w:lineRule="auto" w:after="180"/>
+      </w:pPr>
+      <w:r>
+        <w:rPr>
+          <w:b w:val="0"/>
+        </w:rPr>
         <w:t>Without opening the old lesson, explain one key idea from Nearest Neighbor Reasoning. Give an example and a mistake that the idea helps you avoid.</w:t>
       </w:r>
     </w:p>
     <w:p>
-      <w:r>
-        <w:t>After trying, check the relevant lesson or ask your teacher. Change the part of your explanation that the evidence shows was wrong.</w:t>
-      </w:r>
-    </w:p>
-    <w:p>
-      <w:r>
-        <w:t>Week 28: Prompt Experiments</w:t>
-      </w:r>
-    </w:p>
-    <w:p>
-      <w:r>
-        <w:t>Prompt quality is evaluated by controlled comparisons and success criteria.</w:t>
+      <w:pPr>
+        <w:spacing w:line="336" w:lineRule="auto" w:after="180"/>
+      </w:pPr>
+      <w:r>
+        <w:rPr>
+          <w:b w:val="0"/>
+        </w:rPr>
+        <w:t xml:space="preserve">After trying, check the relevant lesson or ask your teacher. Change the part of your explanation that the </w:t>
+      </w:r>
+      <w:r>
+        <w:rPr>
+          <w:b/>
+        </w:rPr>
+        <w:t>evidence</w:t>
+      </w:r>
+      <w:r>
+        <w:rPr>
+          <w:b w:val="0"/>
+        </w:rPr>
+        <w:t xml:space="preserve"> shows was wrong.</w:t>
+      </w:r>
+    </w:p>
+    <w:p>
+      <w:pPr>
+        <w:spacing w:line="336" w:lineRule="auto" w:after="180"/>
+      </w:pPr>
+      <w:r>
+        <w:rPr>
+          <w:b w:val="0"/>
+        </w:rPr>
+        <w:t xml:space="preserve">Week 28: </w:t>
+      </w:r>
+      <w:r>
+        <w:rPr>
+          <w:b/>
+        </w:rPr>
+        <w:t>Prompt</w:t>
+      </w:r>
+      <w:r>
+        <w:rPr>
+          <w:b w:val="0"/>
+        </w:rPr>
+        <w:t xml:space="preserve"> Experiments</w:t>
+      </w:r>
+    </w:p>
+    <w:p>
+      <w:pPr>
+        <w:spacing w:line="336" w:lineRule="auto" w:after="180"/>
+      </w:pPr>
+      <w:r>
+        <w:rPr>
+          <w:b/>
+        </w:rPr>
+        <w:t>Prompt</w:t>
+      </w:r>
+      <w:r>
+        <w:rPr>
+          <w:b w:val="0"/>
+        </w:rPr>
+        <w:t xml:space="preserve"> quality is evaluated by </w:t>
+      </w:r>
+      <w:r>
+        <w:rPr>
+          <w:b/>
+        </w:rPr>
+        <w:t>controlled comparison</w:t>
+      </w:r>
+      <w:r>
+        <w:rPr>
+          <w:b w:val="0"/>
+        </w:rPr>
+        <w:t>s and success criteria.</w:t>
       </w:r>
     </w:p>
     <w:p>
@@ -144,17 +275,47 @@
       </w:r>
     </w:p>
     <w:p>
-      <w:r>
+      <w:pPr>
+        <w:spacing w:line="336" w:lineRule="auto" w:after="180"/>
+      </w:pPr>
+      <w:r>
+        <w:rPr>
+          <w:b/>
+        </w:rPr>
         <w:t>THINKER MISSION</w:t>
       </w:r>
     </w:p>
     <w:p>
-      <w:r>
-        <w:t>Change one prompt variable at a time and score results.</w:t>
-      </w:r>
-    </w:p>
-    <w:p>
-      <w:r>
+      <w:pPr>
+        <w:spacing w:line="336" w:lineRule="auto" w:after="180"/>
+      </w:pPr>
+      <w:r>
+        <w:rPr>
+          <w:b w:val="0"/>
+        </w:rPr>
+        <w:t xml:space="preserve">Change one </w:t>
+      </w:r>
+      <w:r>
+        <w:rPr>
+          <w:b/>
+        </w:rPr>
+        <w:t>prompt</w:t>
+      </w:r>
+      <w:r>
+        <w:rPr>
+          <w:b w:val="0"/>
+        </w:rPr>
+        <w:t xml:space="preserve"> variable at a time and score results.</w:t>
+      </w:r>
+    </w:p>
+    <w:p>
+      <w:pPr>
+        <w:spacing w:line="336" w:lineRule="auto" w:after="180"/>
+      </w:pPr>
+      <w:r>
+        <w:rPr>
+          <w:b w:val="0"/>
+        </w:rPr>
         <w:t>Thinker name and date:</w:t>
       </w:r>
     </w:p>
@@ -200,8 +361,50 @@
       </w:r>
     </w:p>
     <w:p>
-      <w:r>
-        <w:t>Recall Structured outputs and validation. Explain why a recorded result needs its input conditions and evidence source before it can support a claim.</w:t>
+      <w:pPr>
+        <w:spacing w:line="336" w:lineRule="auto" w:after="180"/>
+      </w:pPr>
+      <w:r>
+        <w:rPr>
+          <w:b w:val="0"/>
+        </w:rPr>
+        <w:t xml:space="preserve">Recall Structured </w:t>
+      </w:r>
+      <w:r>
+        <w:rPr>
+          <w:b/>
+        </w:rPr>
+        <w:t>output</w:t>
+      </w:r>
+      <w:r>
+        <w:rPr>
+          <w:b w:val="0"/>
+        </w:rPr>
+        <w:t xml:space="preserve">s and validation. Explain why a recorded result needs its </w:t>
+      </w:r>
+      <w:r>
+        <w:rPr>
+          <w:b/>
+        </w:rPr>
+        <w:t>input</w:t>
+      </w:r>
+      <w:r>
+        <w:rPr>
+          <w:b w:val="0"/>
+        </w:rPr>
+        <w:t xml:space="preserve"> conditions and </w:t>
+      </w:r>
+      <w:r>
+        <w:rPr>
+          <w:b/>
+        </w:rPr>
+        <w:t>evidence</w:t>
+      </w:r>
+      <w:r>
+        <w:rPr>
+          <w:b w:val="0"/>
+        </w:rPr>
+        <w:t xml:space="preserve"> source before it can support a claim.</w:t>
       </w:r>
     </w:p>
     <w:p>
@@ -213,8 +416,38 @@
       </w:r>
     </w:p>
     <w:p>
-      <w:r>
-        <w:t>By the end, I can compare prompts on paired cases and inspect a subgroup before choosing.</w:t>
+      <w:pPr>
+        <w:spacing w:line="336" w:lineRule="auto" w:after="180"/>
+      </w:pPr>
+      <w:r>
+        <w:rPr>
+          <w:b w:val="0"/>
+        </w:rPr>
+        <w:t xml:space="preserve">By the end, I can compare </w:t>
+      </w:r>
+      <w:r>
+        <w:rPr>
+          <w:b/>
+        </w:rPr>
+        <w:t>prompt</w:t>
+      </w:r>
+      <w:r>
+        <w:rPr>
+          <w:b w:val="0"/>
+        </w:rPr>
+        <w:t xml:space="preserve">s on </w:t>
+      </w:r>
+      <w:r>
+        <w:rPr>
+          <w:b/>
+        </w:rPr>
+        <w:t>paired case</w:t>
+      </w:r>
+      <w:r>
+        <w:rPr>
+          <w:b w:val="0"/>
+        </w:rPr>
+        <w:t>s and inspect a subgroup before choosing.</w:t>
       </w:r>
     </w:p>
     <w:p>
@@ -227,17 +460,52 @@
     </w:p>
     <w:p>
       <w:r>
+        <w:t>Investigate the supplied Prompt Experiments case. Separate observations, given facts and assumptions before choosing an explanation.</w:t>
+      </w:r>
+    </w:p>
+    <w:p>
+      <w:pPr>
+        <w:spacing w:line="336" w:lineRule="auto" w:after="180"/>
+      </w:pPr>
+      <w:r>
+        <w:rPr>
+          <w:b/>
+        </w:rPr>
         <w:t>PICTURE STORY</w:t>
       </w:r>
     </w:p>
     <w:p>
-      <w:r>
+      <w:pPr>
+        <w:spacing w:line="336" w:lineRule="auto" w:after="180"/>
+      </w:pPr>
+      <w:r>
+        <w:rPr>
+          <w:b w:val="0"/>
+        </w:rPr>
         <w:t>Notice → Predict → Explain</w:t>
       </w:r>
     </w:p>
     <w:p>
-      <w:r>
-        <w:t>Begin with visible evidence. Do not explain more than the picture and information support.</w:t>
+      <w:pPr>
+        <w:spacing w:line="336" w:lineRule="auto" w:after="180"/>
+      </w:pPr>
+      <w:r>
+        <w:rPr>
+          <w:b w:val="0"/>
+        </w:rPr>
+        <w:t xml:space="preserve">Begin with visible </w:t>
+      </w:r>
+      <w:r>
+        <w:rPr>
+          <w:b/>
+        </w:rPr>
+        <w:t>evidence</w:t>
+      </w:r>
+      <w:r>
+        <w:rPr>
+          <w:b w:val="0"/>
+        </w:rPr>
+        <w:t>. Do not explain more than the picture and information support.</w:t>
       </w:r>
     </w:p>
     <w:p>
@@ -277,18 +545,82 @@
       </w:r>
     </w:p>
     <w:p>
-      <w:r>
+      <w:pPr>
+        <w:pStyle w:val="Heading3"/>
+      </w:pPr>
+      <w:r>
+        <w:t>Start with this puzzle</w:t>
+      </w:r>
+    </w:p>
+    <w:p>
+      <w:pPr>
+        <w:spacing w:line="336" w:lineRule="auto" w:after="180"/>
+        <w:shd w:fill="F1F6FC"/>
+      </w:pPr>
+      <w:r>
+        <w:rPr>
+          <w:b w:val="0"/>
+        </w:rPr>
         <w:t>MYSTERY</w:t>
       </w:r>
     </w:p>
     <w:p>
-      <w:r>
-        <w:t>The learners must use prompt experiments to solve a problem. What information do they have? What decision or calculation do they make? What would count as evidence that it worked?</w:t>
-      </w:r>
-    </w:p>
-    <w:p>
-      <w:r>
-        <w:t>Three observations (what you can point to):</w:t>
+      <w:pPr>
+        <w:spacing w:line="336" w:lineRule="auto" w:after="180"/>
+        <w:shd w:fill="F5F1FB"/>
+      </w:pPr>
+      <w:r>
+        <w:rPr>
+          <w:b w:val="0"/>
+        </w:rPr>
+        <w:t xml:space="preserve">The learners must use </w:t>
+      </w:r>
+      <w:r>
+        <w:rPr>
+          <w:b/>
+        </w:rPr>
+        <w:t>prompt</w:t>
+      </w:r>
+      <w:r>
+        <w:rPr>
+          <w:b w:val="0"/>
+        </w:rPr>
+        <w:t xml:space="preserve"> experiments to solve a problem. What information do they have? What decision or calculation do they make? What would count as </w:t>
+      </w:r>
+      <w:r>
+        <w:rPr>
+          <w:b/>
+        </w:rPr>
+        <w:t>evidence</w:t>
+      </w:r>
+      <w:r>
+        <w:rPr>
+          <w:b w:val="0"/>
+        </w:rPr>
+        <w:t xml:space="preserve"> that it worked?</w:t>
+      </w:r>
+    </w:p>
+    <w:p>
+      <w:pPr>
+        <w:spacing w:line="336" w:lineRule="auto" w:after="180"/>
+      </w:pPr>
+      <w:r>
+        <w:rPr>
+          <w:b w:val="0"/>
+        </w:rPr>
+        <w:t xml:space="preserve">Three </w:t>
+      </w:r>
+      <w:r>
+        <w:rPr>
+          <w:b/>
+        </w:rPr>
+        <w:t>observation</w:t>
+      </w:r>
+      <w:r>
+        <w:rPr>
+          <w:b w:val="0"/>
+        </w:rPr>
+        <w:t>s (what you can point to):</w:t>
       </w:r>
     </w:p>
     <w:p>
@@ -325,8 +657,26 @@
       </w:r>
     </w:p>
     <w:p>
-      <w:r>
-        <w:t>My prediction and the clue supporting it:</w:t>
+      <w:pPr>
+        <w:spacing w:line="336" w:lineRule="auto" w:after="180"/>
+      </w:pPr>
+      <w:r>
+        <w:rPr>
+          <w:b w:val="0"/>
+        </w:rPr>
+        <w:t xml:space="preserve">My </w:t>
+      </w:r>
+      <w:r>
+        <w:rPr>
+          <w:b/>
+        </w:rPr>
+        <w:t>prediction</w:t>
+      </w:r>
+      <w:r>
+        <w:rPr>
+          <w:b w:val="0"/>
+        </w:rPr>
+        <w:t xml:space="preserve"> and the clue supporting it:</w:t>
       </w:r>
     </w:p>
     <w:p>
@@ -371,13 +721,60 @@
       </w:r>
     </w:p>
     <w:p>
-      <w:r>
-        <w:t>A prompt experiment compares complete specifications using the same task cases. Define success before inspecting outputs; change one intended instruction and preserve other settings.</w:t>
-      </w:r>
-    </w:p>
-    <w:p>
-      <w:r>
-        <w:t>Begin by writing the question the procedure is intended to answer. Identify the information already supplied, the information it will produce and the information still missing. These are constructed classroom examples; they do not require live accounts, private records or an external service. Do not treat a plausible explanation as a measured outcome.</w:t>
+      <w:pPr>
+        <w:spacing w:line="336" w:lineRule="auto" w:after="180"/>
+      </w:pPr>
+      <w:r>
+        <w:rPr>
+          <w:b w:val="0"/>
+        </w:rPr>
+        <w:t xml:space="preserve">A </w:t>
+      </w:r>
+      <w:r>
+        <w:rPr>
+          <w:b/>
+        </w:rPr>
+        <w:t>prompt</w:t>
+      </w:r>
+      <w:r>
+        <w:rPr>
+          <w:b w:val="0"/>
+        </w:rPr>
+        <w:t xml:space="preserve"> experiment compares complete specifications using the same task cases. Define success before inspecting </w:t>
+      </w:r>
+      <w:r>
+        <w:rPr>
+          <w:b/>
+        </w:rPr>
+        <w:t>output</w:t>
+      </w:r>
+      <w:r>
+        <w:rPr>
+          <w:b w:val="0"/>
+        </w:rPr>
+        <w:t>s; change one intended instruction and preserve other settings.</w:t>
+      </w:r>
+    </w:p>
+    <w:p>
+      <w:pPr>
+        <w:spacing w:line="336" w:lineRule="auto" w:after="180"/>
+      </w:pPr>
+      <w:r>
+        <w:rPr>
+          <w:b w:val="0"/>
+        </w:rPr>
+        <w:t>Begin by writing the question the procedure is intended to answer. Identify the information already supplied, the information it will produce and the information still missing.</w:t>
+      </w:r>
+    </w:p>
+    <w:p>
+      <w:pPr>
+        <w:spacing w:line="336" w:lineRule="auto" w:after="180"/>
+      </w:pPr>
+      <w:r>
+        <w:rPr>
+          <w:b w:val="0"/>
+        </w:rPr>
+        <w:t>These are constructed classroom examples; they do not require live accounts, private records or an external service. Do not treat a plausible explanation as a measured outcome.</w:t>
       </w:r>
     </w:p>
     <w:p>
@@ -390,16 +787,69 @@
     </w:p>
     <w:p>
       <w:r>
-        <w:t>VISUAL MECHANISM</w:t>
-      </w:r>
-    </w:p>
-    <w:p>
-      <w:r>
-        <w:t>Input → Process → Output</w:t>
-      </w:r>
-    </w:p>
-    <w:p>
-      <w:r>
+        <w:t>Follow the mechanism for Prompt Experiments. Connect each labelled input, deciding step and result.</w:t>
+      </w:r>
+    </w:p>
+    <w:p>
+      <w:pPr>
+        <w:spacing w:line="336" w:lineRule="auto" w:after="180"/>
+      </w:pPr>
+      <w:r>
+        <w:rPr>
+          <w:b/>
+        </w:rPr>
+        <w:t xml:space="preserve">VISUAL </w:t>
+      </w:r>
+      <w:r>
+        <w:rPr>
+          <w:b/>
+        </w:rPr>
+        <w:t>MECHANISM</w:t>
+      </w:r>
+    </w:p>
+    <w:p>
+      <w:pPr>
+        <w:spacing w:line="336" w:lineRule="auto" w:after="180"/>
+      </w:pPr>
+      <w:r>
+        <w:rPr>
+          <w:b/>
+        </w:rPr>
+        <w:t>Input</w:t>
+      </w:r>
+      <w:r>
+        <w:rPr>
+          <w:b w:val="0"/>
+        </w:rPr>
+        <w:t xml:space="preserve"> → </w:t>
+      </w:r>
+      <w:r>
+        <w:rPr>
+          <w:b/>
+        </w:rPr>
+        <w:t>Process</w:t>
+      </w:r>
+      <w:r>
+        <w:rPr>
+          <w:b w:val="0"/>
+        </w:rPr>
+        <w:t xml:space="preserve"> → </w:t>
+      </w:r>
+      <w:r>
+        <w:rPr>
+          <w:b/>
+        </w:rPr>
+        <w:t>Output</w:t>
+      </w:r>
+    </w:p>
+    <w:p>
+      <w:pPr>
+        <w:spacing w:line="336" w:lineRule="auto" w:after="180"/>
+      </w:pPr>
+      <w:r>
+        <w:rPr>
+          <w:b w:val="0"/>
+        </w:rPr>
         <w:t>Trace the information. At each stage, ask what changed and how you could test it.</w:t>
       </w:r>
     </w:p>
@@ -440,7 +890,13 @@
       </w:r>
     </w:p>
     <w:p>
-      <w:r>
+      <w:pPr>
+        <w:spacing w:line="336" w:lineRule="auto" w:after="180"/>
+      </w:pPr>
+      <w:r>
+        <w:rPr>
+          <w:b w:val="0"/>
+        </w:rPr>
         <w:t>↓</w:t>
       </w:r>
     </w:p>
@@ -481,7 +937,13 @@
       </w:r>
     </w:p>
     <w:p>
-      <w:r>
+      <w:pPr>
+        <w:spacing w:line="336" w:lineRule="auto" w:after="180"/>
+      </w:pPr>
+      <w:r>
+        <w:rPr>
+          <w:b w:val="0"/>
+        </w:rPr>
         <w:t>↓</w:t>
       </w:r>
     </w:p>
@@ -522,7 +984,13 @@
       </w:r>
     </w:p>
     <w:p>
-      <w:r>
+      <w:pPr>
+        <w:spacing w:line="336" w:lineRule="auto" w:after="180"/>
+      </w:pPr>
+      <w:r>
+        <w:rPr>
+          <w:b w:val="0"/>
+        </w:rPr>
         <w:t>Which stage could fail even when the other two are correct? Explain:</w:t>
       </w:r>
     </w:p>
@@ -568,8 +1036,73 @@
       </w:r>
     </w:p>
     <w:p>
-      <w:r>
-        <w:t>Evaluate both prompts on paired cases with fixed model/version, source records, output contract and scoring rubric. Use development results for selection, then reserve new final cases. Score each case rather than counting attractive sentences.</w:t>
+      <w:pPr>
+        <w:spacing w:line="336" w:lineRule="auto" w:after="180"/>
+      </w:pPr>
+      <w:r>
+        <w:rPr>
+          <w:b w:val="0"/>
+        </w:rPr>
+        <w:t xml:space="preserve">Evaluate both </w:t>
+      </w:r>
+      <w:r>
+        <w:rPr>
+          <w:b/>
+        </w:rPr>
+        <w:t>prompt</w:t>
+      </w:r>
+      <w:r>
+        <w:rPr>
+          <w:b w:val="0"/>
+        </w:rPr>
+        <w:t xml:space="preserve">s on </w:t>
+      </w:r>
+      <w:r>
+        <w:rPr>
+          <w:b/>
+        </w:rPr>
+        <w:t>paired case</w:t>
+      </w:r>
+      <w:r>
+        <w:rPr>
+          <w:b w:val="0"/>
+        </w:rPr>
+        <w:t xml:space="preserve">s with fixed model/version, source records, </w:t>
+      </w:r>
+      <w:r>
+        <w:rPr>
+          <w:b/>
+        </w:rPr>
+        <w:t>output</w:t>
+      </w:r>
+      <w:r>
+        <w:rPr>
+          <w:b w:val="0"/>
+        </w:rPr>
+        <w:t xml:space="preserve"> contract and scoring </w:t>
+      </w:r>
+      <w:r>
+        <w:rPr>
+          <w:b/>
+        </w:rPr>
+        <w:t>rubric</w:t>
+      </w:r>
+      <w:r>
+        <w:rPr>
+          <w:b w:val="0"/>
+        </w:rPr>
+        <w:t>. Use development results for selection, then reserve new final cases.</w:t>
+      </w:r>
+    </w:p>
+    <w:p>
+      <w:pPr>
+        <w:spacing w:line="336" w:lineRule="auto" w:after="180"/>
+      </w:pPr>
+      <w:r>
+        <w:rPr>
+          <w:b w:val="0"/>
+        </w:rPr>
+        <w:t>Score each case rather than counting attractive sentences.</w:t>
       </w:r>
     </w:p>
     <w:p>
@@ -665,8 +1198,49 @@
       </w:r>
     </w:p>
     <w:p>
-      <w:r>
-        <w:t>Before applying the procedure, write its units, denominator or decision boundary where relevant. A partner should be able to repeat each step using the same inputs. If a required input is absent or violates the stated contract, record that condition explicitly instead of quietly replacing it with a convenient value.</w:t>
+      <w:pPr>
+        <w:spacing w:line="336" w:lineRule="auto" w:after="180"/>
+      </w:pPr>
+      <w:r>
+        <w:rPr>
+          <w:b w:val="0"/>
+        </w:rPr>
+        <w:t xml:space="preserve">Before applying the procedure, write its units, denominator or decision boundary where relevant. A partner should be able to repeat each step using the same </w:t>
+      </w:r>
+      <w:r>
+        <w:rPr>
+          <w:b/>
+        </w:rPr>
+        <w:t>input</w:t>
+      </w:r>
+      <w:r>
+        <w:rPr>
+          <w:b w:val="0"/>
+        </w:rPr>
+        <w:t>s.</w:t>
+      </w:r>
+    </w:p>
+    <w:p>
+      <w:pPr>
+        <w:spacing w:line="336" w:lineRule="auto" w:after="180"/>
+      </w:pPr>
+      <w:r>
+        <w:rPr>
+          <w:b w:val="0"/>
+        </w:rPr>
+        <w:t xml:space="preserve">If a required </w:t>
+      </w:r>
+      <w:r>
+        <w:rPr>
+          <w:b/>
+        </w:rPr>
+        <w:t>input</w:t>
+      </w:r>
+      <w:r>
+        <w:rPr>
+          <w:b w:val="0"/>
+        </w:rPr>
+        <w:t xml:space="preserve"> is absent or violates the stated contract, record that condition explicitly instead of quietly replacing it with a convenient value.</w:t>
       </w:r>
     </w:p>
     <w:p>
@@ -678,8 +1252,26 @@
       </w:r>
     </w:p>
     <w:p>
-      <w:r>
-        <w:t>Point to the input, the deciding step and the result in this week’s visual. Explain the same step in ordinary words. A picture helps when you can say what each part represents.</w:t>
+      <w:pPr>
+        <w:spacing w:line="336" w:lineRule="auto" w:after="180"/>
+      </w:pPr>
+      <w:r>
+        <w:rPr>
+          <w:b w:val="0"/>
+        </w:rPr>
+        <w:t xml:space="preserve">Point to the </w:t>
+      </w:r>
+      <w:r>
+        <w:rPr>
+          <w:b/>
+        </w:rPr>
+        <w:t>input</w:t>
+      </w:r>
+      <w:r>
+        <w:rPr>
+          <w:b w:val="0"/>
+        </w:rPr>
+        <w:t>, the deciding step and the result in this week’s visual. Explain the same step in ordinary words. A picture helps when you can say what each part represents.</w:t>
       </w:r>
     </w:p>
     <w:p>
@@ -692,16 +1284,54 @@
     </w:p>
     <w:p>
       <w:r>
+        <w:t>Compare the supplied cases for Prompt Experiments. Identify the detail that changes the conclusion.</w:t>
+      </w:r>
+    </w:p>
+    <w:p>
+      <w:pPr>
+        <w:pStyle w:val="Heading3"/>
+      </w:pPr>
+      <w:r>
+        <w:t>The case to investigate</w:t>
+      </w:r>
+    </w:p>
+    <w:p>
+      <w:pPr>
+        <w:spacing w:line="336" w:lineRule="auto" w:after="180"/>
+        <w:shd w:fill="F1F6FC"/>
+      </w:pPr>
+      <w:r>
+        <w:rPr>
+          <w:b w:val="0"/>
+        </w:rPr>
         <w:t>CASE GALLERY</w:t>
       </w:r>
     </w:p>
     <w:p>
-      <w:r>
-        <w:t>Four Tests, Four Kinds of Evidence</w:t>
-      </w:r>
-    </w:p>
-    <w:p>
-      <w:r>
+      <w:pPr>
+        <w:spacing w:line="336" w:lineRule="auto" w:after="180"/>
+      </w:pPr>
+      <w:r>
+        <w:rPr>
+          <w:b w:val="0"/>
+        </w:rPr>
+        <w:t xml:space="preserve">Four Tests, Four Kinds of </w:t>
+      </w:r>
+      <w:r>
+        <w:rPr>
+          <w:b/>
+        </w:rPr>
+        <w:t>Evidence</w:t>
+      </w:r>
+    </w:p>
+    <w:p>
+      <w:pPr>
+        <w:spacing w:line="336" w:lineRule="auto" w:after="180"/>
+      </w:pPr>
+      <w:r>
+        <w:rPr>
+          <w:b w:val="0"/>
+        </w:rPr>
         <w:t>A system is not understood until it survives more than one comfortable example.</w:t>
       </w:r>
     </w:p>
@@ -778,8 +1408,47 @@
       </w:r>
     </w:p>
     <w:p>
-      <w:r>
-        <w:t>NORMAL CASE: predict and name evidence.     BOUNDARY CASE: predict and name evidence.</w:t>
+      <w:pPr>
+        <w:pStyle w:val="Heading3"/>
+      </w:pPr>
+      <w:r>
+        <w:t>The normal case</w:t>
+      </w:r>
+    </w:p>
+    <w:p>
+      <w:pPr>
+        <w:spacing w:line="336" w:lineRule="auto" w:after="180"/>
+        <w:shd w:fill="F1F6FC"/>
+      </w:pPr>
+      <w:r>
+        <w:rPr>
+          <w:b w:val="0"/>
+        </w:rPr>
+        <w:t xml:space="preserve">NORMAL CASE: predict and name </w:t>
+      </w:r>
+      <w:r>
+        <w:rPr>
+          <w:b/>
+        </w:rPr>
+        <w:t>evidence</w:t>
+      </w:r>
+      <w:r>
+        <w:rPr>
+          <w:b w:val="0"/>
+        </w:rPr>
+        <w:t xml:space="preserve">.     BOUNDARY CASE: predict and name </w:t>
+      </w:r>
+      <w:r>
+        <w:rPr>
+          <w:b/>
+        </w:rPr>
+        <w:t>evidence</w:t>
+      </w:r>
+      <w:r>
+        <w:rPr>
+          <w:b w:val="0"/>
+        </w:rPr>
+        <w:t>.</w:t>
       </w:r>
     </w:p>
     <w:p>
@@ -855,12 +1524,58 @@
       </w:r>
     </w:p>
     <w:p>
-      <w:r>
-        <w:t>MISSING INFORMATION: predict and name evidence.     TRANSFER CASE: predict and name evidence.</w:t>
-      </w:r>
-    </w:p>
-    <w:p>
-      <w:r>
+      <w:pPr>
+        <w:pStyle w:val="Heading3"/>
+      </w:pPr>
+      <w:r>
+        <w:t>Check missing information</w:t>
+      </w:r>
+    </w:p>
+    <w:p>
+      <w:pPr>
+        <w:spacing w:line="336" w:lineRule="auto" w:after="180"/>
+        <w:shd w:fill="FFF5E6"/>
+      </w:pPr>
+      <w:r>
+        <w:rPr>
+          <w:b w:val="0"/>
+        </w:rPr>
+        <w:t xml:space="preserve">MISSING INFORMATION: predict and name </w:t>
+      </w:r>
+      <w:r>
+        <w:rPr>
+          <w:b/>
+        </w:rPr>
+        <w:t>evidence</w:t>
+      </w:r>
+      <w:r>
+        <w:rPr>
+          <w:b w:val="0"/>
+        </w:rPr>
+        <w:t xml:space="preserve">.     TRANSFER CASE: predict and name </w:t>
+      </w:r>
+      <w:r>
+        <w:rPr>
+          <w:b/>
+        </w:rPr>
+        <w:t>evidence</w:t>
+      </w:r>
+      <w:r>
+        <w:rPr>
+          <w:b w:val="0"/>
+        </w:rPr>
+        <w:t>.</w:t>
+      </w:r>
+    </w:p>
+    <w:p>
+      <w:pPr>
+        <w:spacing w:line="336" w:lineRule="auto" w:after="180"/>
+        <w:shd w:fill="F5F1FB"/>
+      </w:pPr>
+      <w:r>
+        <w:rPr>
+          <w:b w:val="0"/>
+        </w:rPr>
         <w:t>Which case is most likely to reveal a hidden assumption? Why?</w:t>
       </w:r>
     </w:p>
@@ -906,17 +1621,80 @@
       </w:r>
     </w:p>
     <w:p>
-      <w:r>
+      <w:pPr>
+        <w:pStyle w:val="Heading3"/>
+      </w:pPr>
+      <w:r>
+        <w:t>Change one thing</w:t>
+      </w:r>
+    </w:p>
+    <w:p>
+      <w:pPr>
+        <w:spacing w:line="336" w:lineRule="auto" w:after="180"/>
+        <w:shd w:fill="F5F1FB"/>
+      </w:pPr>
+      <w:r>
+        <w:rPr>
+          <w:b w:val="0"/>
+        </w:rPr>
         <w:t>Change: Make missing-source correctness a required selection gate.</w:t>
       </w:r>
     </w:p>
     <w:p>
-      <w:r>
-        <w:t>Prediction: Neither prompt clears a 2/2 gate on these records.</w:t>
-      </w:r>
-    </w:p>
-    <w:p>
-      <w:r>
+      <w:pPr>
+        <w:pStyle w:val="Heading3"/>
+      </w:pPr>
+      <w:r>
+        <w:t>Predicted result</w:t>
+      </w:r>
+    </w:p>
+    <w:p>
+      <w:pPr>
+        <w:spacing w:line="336" w:lineRule="auto" w:after="180"/>
+        <w:shd w:fill="F1F6FC"/>
+      </w:pPr>
+      <w:r>
+        <w:rPr>
+          <w:b/>
+        </w:rPr>
+        <w:t>Prediction</w:t>
+      </w:r>
+      <w:r>
+        <w:rPr>
+          <w:b w:val="0"/>
+        </w:rPr>
+        <w:t xml:space="preserve">: Neither </w:t>
+      </w:r>
+      <w:r>
+        <w:rPr>
+          <w:b/>
+        </w:rPr>
+        <w:t>prompt</w:t>
+      </w:r>
+      <w:r>
+        <w:rPr>
+          <w:b w:val="0"/>
+        </w:rPr>
+        <w:t xml:space="preserve"> clears a 2/2 gate on these records.</w:t>
+      </w:r>
+    </w:p>
+    <w:p>
+      <w:pPr>
+        <w:pStyle w:val="Heading3"/>
+      </w:pPr>
+      <w:r>
+        <w:t>Why the result follows</w:t>
+      </w:r>
+    </w:p>
+    <w:p>
+      <w:pPr>
+        <w:spacing w:line="336" w:lineRule="auto" w:after="180"/>
+        <w:shd w:fill="F1F6FC"/>
+      </w:pPr>
+      <w:r>
+        <w:rPr>
+          <w:b w:val="0"/>
+        </w:rPr>
         <w:t>Reason: P fails 7 and Q fails both 4 and 7; both need revision.</w:t>
       </w:r>
     </w:p>
@@ -930,16 +1708,39 @@
     </w:p>
     <w:p>
       <w:r>
+        <w:t>Use the vocabulary of Prompt Experiments to explain a concrete decision, rather than only memorising definitions.</w:t>
+      </w:r>
+    </w:p>
+    <w:p>
+      <w:pPr>
+        <w:spacing w:line="336" w:lineRule="auto" w:after="180"/>
+      </w:pPr>
+      <w:r>
+        <w:rPr>
+          <w:b/>
+        </w:rPr>
         <w:t>VOCABULARY LAB</w:t>
       </w:r>
     </w:p>
     <w:p>
-      <w:r>
+      <w:pPr>
+        <w:spacing w:line="336" w:lineRule="auto" w:after="180"/>
+      </w:pPr>
+      <w:r>
+        <w:rPr>
+          <w:b w:val="0"/>
+        </w:rPr>
         <w:t>Words You Can Use to Reason</w:t>
       </w:r>
     </w:p>
     <w:p>
-      <w:r>
+      <w:pPr>
+        <w:spacing w:line="336" w:lineRule="auto" w:after="180"/>
+      </w:pPr>
+      <w:r>
+        <w:rPr>
+          <w:b w:val="0"/>
+        </w:rPr>
         <w:t>A definition matters when you can recognize the idea, use it, and contrast it with a near-miss.</w:t>
       </w:r>
     </w:p>
@@ -1374,17 +2175,58 @@
     </w:p>
     <w:p>
       <w:r>
-        <w:t>WORKED EVIDENCE</w:t>
-      </w:r>
-    </w:p>
-    <w:p>
-      <w:r>
+        <w:t>Follow the worked trace for Prompt Experiments, predict a step, then compare with its explanation.</w:t>
+      </w:r>
+    </w:p>
+    <w:p>
+      <w:pPr>
+        <w:spacing w:line="336" w:lineRule="auto" w:after="180"/>
+      </w:pPr>
+      <w:r>
+        <w:rPr>
+          <w:b/>
+        </w:rPr>
+        <w:t xml:space="preserve">WORKED </w:t>
+      </w:r>
+      <w:r>
+        <w:rPr>
+          <w:b/>
+        </w:rPr>
+        <w:t>EVIDENCE</w:t>
+      </w:r>
+    </w:p>
+    <w:p>
+      <w:pPr>
+        <w:spacing w:line="336" w:lineRule="auto" w:after="180"/>
+      </w:pPr>
+      <w:r>
+        <w:rPr>
+          <w:b w:val="0"/>
+        </w:rPr>
         <w:t>Reason Step by Step</w:t>
       </w:r>
     </w:p>
     <w:p>
-      <w:r>
-        <w:t>Predict first. Then check each step. A correct answer without visible reasoning is incomplete evidence.</w:t>
+      <w:pPr>
+        <w:spacing w:line="336" w:lineRule="auto" w:after="180"/>
+      </w:pPr>
+      <w:r>
+        <w:rPr>
+          <w:b w:val="0"/>
+        </w:rPr>
+        <w:t xml:space="preserve">Predict first. Then check each step. A correct answer without visible reasoning is incomplete </w:t>
+      </w:r>
+      <w:r>
+        <w:rPr>
+          <w:b/>
+        </w:rPr>
+        <w:t>evidence</w:t>
+      </w:r>
+      <w:r>
+        <w:rPr>
+          <w:b w:val="0"/>
+        </w:rPr>
+        <w:t>.</w:t>
       </w:r>
     </w:p>
     <w:p>
@@ -1424,27 +2266,109 @@
       </w:r>
     </w:p>
     <w:p>
-      <w:r>
-        <w:t>1. Prompt A meets 3 of 6 rubric checks.</w:t>
-      </w:r>
-    </w:p>
-    <w:p>
-      <w:r>
-        <w:t>2. Add one constraint: ‘Use 3 sentences and name no ending.’</w:t>
-      </w:r>
-    </w:p>
-    <w:p>
-      <w:r>
-        <w:t>3. Prompt B meets 5 of 6 checks.</w:t>
-      </w:r>
-    </w:p>
-    <w:p>
-      <w:r>
+      <w:pPr>
+        <w:spacing w:line="336" w:lineRule="auto" w:after="180"/>
+        <w:shd w:fill="F4F9FC"/>
+      </w:pPr>
+      <w:r>
+        <w:rPr>
+          <w:b w:val="0"/>
+        </w:rPr>
+        <w:t xml:space="preserve">1. </w:t>
+      </w:r>
+      <w:r>
+        <w:rPr>
+          <w:b/>
+        </w:rPr>
+        <w:t>Prompt</w:t>
+      </w:r>
+      <w:r>
+        <w:rPr>
+          <w:b w:val="0"/>
+        </w:rPr>
+        <w:t xml:space="preserve"> A meets 3 of 6 </w:t>
+      </w:r>
+      <w:r>
+        <w:rPr>
+          <w:b/>
+        </w:rPr>
+        <w:t>rubric</w:t>
+      </w:r>
+      <w:r>
+        <w:rPr>
+          <w:b w:val="0"/>
+        </w:rPr>
+        <w:t xml:space="preserve"> checks.</w:t>
+      </w:r>
+    </w:p>
+    <w:p>
+      <w:pPr>
+        <w:spacing w:line="336" w:lineRule="auto" w:after="180"/>
+        <w:shd w:fill="F4F9FC"/>
+      </w:pPr>
+      <w:r>
+        <w:rPr>
+          <w:b w:val="0"/>
+        </w:rPr>
+        <w:t xml:space="preserve">2. Add one </w:t>
+      </w:r>
+      <w:r>
+        <w:rPr>
+          <w:b/>
+        </w:rPr>
+        <w:t>constraint</w:t>
+      </w:r>
+      <w:r>
+        <w:rPr>
+          <w:b w:val="0"/>
+        </w:rPr>
+        <w:t>: ‘Use 3 sentences and name no ending.’</w:t>
+      </w:r>
+    </w:p>
+    <w:p>
+      <w:pPr>
+        <w:spacing w:line="336" w:lineRule="auto" w:after="180"/>
+        <w:shd w:fill="F4F9FC"/>
+      </w:pPr>
+      <w:r>
+        <w:rPr>
+          <w:b w:val="0"/>
+        </w:rPr>
+        <w:t xml:space="preserve">3. </w:t>
+      </w:r>
+      <w:r>
+        <w:rPr>
+          <w:b/>
+        </w:rPr>
+        <w:t>Prompt</w:t>
+      </w:r>
+      <w:r>
+        <w:rPr>
+          <w:b w:val="0"/>
+        </w:rPr>
+        <w:t xml:space="preserve"> B meets 5 of 6 checks.</w:t>
+      </w:r>
+    </w:p>
+    <w:p>
+      <w:pPr>
+        <w:spacing w:line="336" w:lineRule="auto" w:after="180"/>
+        <w:shd w:fill="F4F9FC"/>
+      </w:pPr>
+      <w:r>
+        <w:rPr>
+          <w:b w:val="0"/>
+        </w:rPr>
         <w:t>4. Improvement = +2 checks; repeat on more books before claiming it generalizes.</w:t>
       </w:r>
     </w:p>
     <w:p>
-      <w:r>
+      <w:pPr>
+        <w:spacing w:line="336" w:lineRule="auto" w:after="180"/>
+      </w:pPr>
+      <w:r>
+        <w:rPr>
+          <w:b w:val="0"/>
+        </w:rPr>
         <w:t>Recalculate, retrace, or restate the reasoning in your own representation:</w:t>
       </w:r>
     </w:p>
@@ -1482,8 +2406,27 @@
       </w:r>
     </w:p>
     <w:p>
-      <w:r>
-        <w:t>CHECK  Did the evidence answer the exact question? Did the total, path, or source record stay consistent?</w:t>
+      <w:pPr>
+        <w:spacing w:line="336" w:lineRule="auto" w:after="180"/>
+        <w:shd w:fill="F5F1FB"/>
+      </w:pPr>
+      <w:r>
+        <w:rPr>
+          <w:b w:val="0"/>
+        </w:rPr>
+        <w:t xml:space="preserve">CHECK  Did the </w:t>
+      </w:r>
+      <w:r>
+        <w:rPr>
+          <w:b/>
+        </w:rPr>
+        <w:t>evidence</w:t>
+      </w:r>
+      <w:r>
+        <w:rPr>
+          <w:b w:val="0"/>
+        </w:rPr>
+        <w:t xml:space="preserve"> answer the exact question? Did the total, path, or source record stay consistent?</w:t>
       </w:r>
     </w:p>
     <w:p>
@@ -1495,30 +2438,111 @@
       </w:r>
     </w:p>
     <w:p>
-      <w:r>
+      <w:pPr>
+        <w:spacing w:line="336" w:lineRule="auto" w:after="180"/>
+      </w:pPr>
+      <w:r>
+        <w:rPr>
+          <w:b w:val="0"/>
+        </w:rPr>
         <w:t>On six development cases P passes cases 1, 2, 3, 4; Q passes 1, 2, 3, 5, 6. Missing-approval cases are 4 and 6. Compare totals and condition results.</w:t>
       </w:r>
     </w:p>
     <w:p>
-      <w:r>
+      <w:pPr>
+        <w:spacing w:line="336" w:lineRule="auto" w:after="180"/>
+      </w:pPr>
+      <w:r>
+        <w:rPr>
+          <w:b w:val="0"/>
+        </w:rPr>
         <w:t>P passes 4/6 and Q 5/6. P passes one of two missing-approval cases, Q also one of two. Q improves the aggregate while leaving this condition unchanged.</w:t>
       </w:r>
     </w:p>
     <w:p>
-      <w:r>
-        <w:t>Compare the intermediate evidence with the final statement. Explain why each number or decision follows from the stated inputs. The conclusion belongs to this scenario and procedure; changing the inputs, evaluation population or authority can change what it establishes. Retain the raw record so a later revision can be compared honestly.</w:t>
-      </w:r>
-    </w:p>
-    <w:p>
       <w:pPr>
         <w:pStyle w:val="Heading3"/>
       </w:pPr>
       <w:r>
+        <w:t>Worked explanation · Prompt Experiments</w:t>
+      </w:r>
+    </w:p>
+    <w:p>
+      <w:pPr>
+        <w:spacing w:line="336" w:lineRule="auto" w:after="180"/>
+        <w:shd w:fill="F1F6FC"/>
+      </w:pPr>
+      <w:r>
+        <w:rPr>
+          <w:b w:val="0"/>
+        </w:rPr>
+        <w:t xml:space="preserve">Compare the intermediate </w:t>
+      </w:r>
+      <w:r>
+        <w:rPr>
+          <w:b/>
+        </w:rPr>
+        <w:t>evidence</w:t>
+      </w:r>
+      <w:r>
+        <w:rPr>
+          <w:b w:val="0"/>
+        </w:rPr>
+        <w:t xml:space="preserve"> with the final statement. Explain why each number or decision follows from the stated </w:t>
+      </w:r>
+      <w:r>
+        <w:rPr>
+          <w:b/>
+        </w:rPr>
+        <w:t>input</w:t>
+      </w:r>
+      <w:r>
+        <w:rPr>
+          <w:b w:val="0"/>
+        </w:rPr>
+        <w:t>s.</w:t>
+      </w:r>
+    </w:p>
+    <w:p>
+      <w:pPr>
+        <w:spacing w:line="336" w:lineRule="auto" w:after="180"/>
+        <w:shd w:fill="F1F6FC"/>
+      </w:pPr>
+      <w:r>
+        <w:rPr>
+          <w:b w:val="0"/>
+        </w:rPr>
+        <w:t xml:space="preserve">The conclusion belongs to this scenario and procedure; changing the </w:t>
+      </w:r>
+      <w:r>
+        <w:rPr>
+          <w:b/>
+        </w:rPr>
+        <w:t>input</w:t>
+      </w:r>
+      <w:r>
+        <w:rPr>
+          <w:b w:val="0"/>
+        </w:rPr>
+        <w:t>s, evaluation population or authority can change what it establishes. Retain the raw record so a later revision can be compared honestly.</w:t>
+      </w:r>
+    </w:p>
+    <w:p>
+      <w:pPr>
+        <w:pStyle w:val="Heading3"/>
+      </w:pPr>
+      <w:r>
         <w:t>Learn from the worked case</w:t>
       </w:r>
     </w:p>
     <w:p>
-      <w:r>
+      <w:pPr>
+        <w:spacing w:line="336" w:lineRule="auto" w:after="180"/>
+      </w:pPr>
+      <w:r>
+        <w:rPr>
+          <w:b w:val="0"/>
+        </w:rPr>
         <w:t>Cover the result before checking it. Say what is given, choose the procedure, and follow one step at a time. Then uncover the result and explain your first mismatch. Ask why a step is allowed, not only what number it produces.</w:t>
       </w:r>
     </w:p>
@@ -1531,8 +2555,26 @@
       </w:r>
     </w:p>
     <w:p>
-      <w:r>
-        <w:t>A fictional book-help project tests two prompt versions on seven shared development cases.</w:t>
+      <w:pPr>
+        <w:spacing w:line="336" w:lineRule="auto" w:after="180"/>
+      </w:pPr>
+      <w:r>
+        <w:rPr>
+          <w:b w:val="0"/>
+        </w:rPr>
+        <w:t xml:space="preserve">A fictional book-help project tests two </w:t>
+      </w:r>
+      <w:r>
+        <w:rPr>
+          <w:b/>
+        </w:rPr>
+        <w:t>prompt</w:t>
+      </w:r>
+      <w:r>
+        <w:rPr>
+          <w:b w:val="0"/>
+        </w:rPr>
+        <w:t xml:space="preserve"> versions on seven shared development cases.</w:t>
       </w:r>
     </w:p>
     <w:p>
@@ -1544,13 +2586,79 @@
       </w:r>
     </w:p>
     <w:p>
-      <w:r>
+      <w:pPr>
+        <w:pStyle w:val="Heading3"/>
+      </w:pPr>
+      <w:r>
+        <w:t>Supplied facts</w:t>
+      </w:r>
+    </w:p>
+    <w:p>
+      <w:pPr>
+        <w:spacing w:line="336" w:lineRule="auto" w:after="180"/>
+        <w:shd w:fill="F1F6FC"/>
+      </w:pPr>
+      <w:r>
+        <w:rPr>
+          <w:b w:val="0"/>
+        </w:rPr>
         <w:t>P passes cases 1,2,3,4. Q passes 1,2,3,5,6. Cases 4 and 7 involve missing sources.</w:t>
       </w:r>
     </w:p>
     <w:p>
-      <w:r>
-        <w:t>Same inputs, system configuration and rubric; only the prompt changes. These are invented records.</w:t>
+      <w:pPr>
+        <w:pStyle w:val="Heading3"/>
+      </w:pPr>
+      <w:r>
+        <w:t>Supplied facts</w:t>
+      </w:r>
+    </w:p>
+    <w:p>
+      <w:pPr>
+        <w:spacing w:line="336" w:lineRule="auto" w:after="180"/>
+        <w:shd w:fill="F1F6FC"/>
+      </w:pPr>
+      <w:r>
+        <w:rPr>
+          <w:b w:val="0"/>
+        </w:rPr>
+        <w:t xml:space="preserve">Same </w:t>
+      </w:r>
+      <w:r>
+        <w:rPr>
+          <w:b/>
+        </w:rPr>
+        <w:t>input</w:t>
+      </w:r>
+      <w:r>
+        <w:rPr>
+          <w:b w:val="0"/>
+        </w:rPr>
+        <w:t xml:space="preserve">s, system configuration and </w:t>
+      </w:r>
+      <w:r>
+        <w:rPr>
+          <w:b/>
+        </w:rPr>
+        <w:t>rubric</w:t>
+      </w:r>
+      <w:r>
+        <w:rPr>
+          <w:b w:val="0"/>
+        </w:rPr>
+        <w:t xml:space="preserve">; only the </w:t>
+      </w:r>
+      <w:r>
+        <w:rPr>
+          <w:b/>
+        </w:rPr>
+        <w:t>prompt</w:t>
+      </w:r>
+      <w:r>
+        <w:rPr>
+          <w:b w:val="0"/>
+        </w:rPr>
+        <w:t xml:space="preserve"> changes. These are invented records.</w:t>
       </w:r>
     </w:p>
     <w:p>
@@ -1771,30 +2879,102 @@
       </w:r>
     </w:p>
     <w:p>
-      <w:r>
-        <w:t>A larger total can conceal a more serious failure category. Paired records show which cases changed, not just how many passed. If refusing unsupported claims is mandatory, Q’s overall advantage may not justify selection. Keep the failing examples for development and obtain fresh cases after choosing a final version.</w:t>
-      </w:r>
-    </w:p>
-    <w:p>
       <w:pPr>
         <w:pStyle w:val="Heading3"/>
       </w:pPr>
       <w:r>
+        <w:t>Why the result follows</w:t>
+      </w:r>
+    </w:p>
+    <w:p>
+      <w:pPr>
+        <w:spacing w:line="336" w:lineRule="auto" w:after="180"/>
+        <w:shd w:fill="F1F6FC"/>
+      </w:pPr>
+      <w:r>
+        <w:rPr>
+          <w:b w:val="0"/>
+        </w:rPr>
+        <w:t>A larger total can conceal a more serious failure category. Paired records show which cases changed, not just how many passed. If refusing unsupported claims is mandatory, Q’s overall advantage may not justify selection.</w:t>
+      </w:r>
+    </w:p>
+    <w:p>
+      <w:pPr>
+        <w:spacing w:line="336" w:lineRule="auto" w:after="180"/>
+        <w:shd w:fill="F1F6FC"/>
+      </w:pPr>
+      <w:r>
+        <w:rPr>
+          <w:b w:val="0"/>
+        </w:rPr>
+        <w:t>Keep the failing examples for development and obtain fresh cases after choosing a final version.</w:t>
+      </w:r>
+    </w:p>
+    <w:p>
+      <w:pPr>
+        <w:pStyle w:val="Heading3"/>
+      </w:pPr>
+      <w:r>
         <w:t>What this example does not establish</w:t>
       </w:r>
     </w:p>
     <w:p>
-      <w:r>
+      <w:pPr>
+        <w:pStyle w:val="Heading3"/>
+      </w:pPr>
+      <w:r>
+        <w:t>Keep the stated limit</w:t>
+      </w:r>
+    </w:p>
+    <w:p>
+      <w:pPr>
+        <w:spacing w:line="336" w:lineRule="auto" w:after="180"/>
+        <w:shd w:fill="FFF5E6"/>
+      </w:pPr>
+      <w:r>
+        <w:rPr>
+          <w:b w:val="0"/>
+        </w:rPr>
         <w:t>Seven development cases cannot establish causal learning benefits or untouched final performance; repeated generation may also vary.</w:t>
       </w:r>
     </w:p>
     <w:p>
-      <w:r>
+      <w:pPr>
+        <w:pStyle w:val="Heading3"/>
+      </w:pPr>
+      <w:r>
+        <w:t>Keep the stated limit</w:t>
+      </w:r>
+    </w:p>
+    <w:p>
+      <w:pPr>
+        <w:spacing w:line="336" w:lineRule="auto" w:after="180"/>
+        <w:shd w:fill="FFF5E6"/>
+      </w:pPr>
+      <w:r>
+        <w:rPr>
+          <w:b w:val="0"/>
+        </w:rPr>
         <w:t>Read the labelled picture: Name the case P passes and Q fails, and explain why it matters.</w:t>
       </w:r>
     </w:p>
     <w:p>
-      <w:r>
+      <w:pPr>
+        <w:pStyle w:val="Heading3"/>
+      </w:pPr>
+      <w:r>
+        <w:t>Keep the stated limit</w:t>
+      </w:r>
+    </w:p>
+    <w:p>
+      <w:pPr>
+        <w:spacing w:line="336" w:lineRule="auto" w:after="180"/>
+        <w:shd w:fill="FFF5E6"/>
+      </w:pPr>
+      <w:r>
+        <w:rPr>
+          <w:b w:val="0"/>
+        </w:rPr>
         <w:t>Change one thing: Make missing-source correctness a required selection gate. Predict the result before checking the explanation. What remains the same?</w:t>
       </w:r>
     </w:p>
@@ -1808,17 +2988,61 @@
     </w:p>
     <w:p>
       <w:r>
+        <w:t>Find the unsupported step in the Prompt Experiments claim and explain a repair using the supplied evidence.</w:t>
+      </w:r>
+    </w:p>
+    <w:p>
+      <w:pPr>
+        <w:pStyle w:val="Heading3"/>
+      </w:pPr>
+      <w:r>
+        <w:t>Find the first error</w:t>
+      </w:r>
+    </w:p>
+    <w:p>
+      <w:pPr>
+        <w:spacing w:line="336" w:lineRule="auto" w:after="180"/>
+        <w:shd w:fill="FFF5E6"/>
+      </w:pPr>
+      <w:r>
+        <w:rPr>
+          <w:b w:val="0"/>
+        </w:rPr>
         <w:t>ERROR DETECTIVE</w:t>
       </w:r>
     </w:p>
     <w:p>
-      <w:r>
+      <w:pPr>
+        <w:spacing w:line="336" w:lineRule="auto" w:after="180"/>
+      </w:pPr>
+      <w:r>
+        <w:rPr>
+          <w:b w:val="0"/>
+        </w:rPr>
         <w:t>Compare → Diagnose → Repair</w:t>
       </w:r>
     </w:p>
     <w:p>
-      <w:r>
-        <w:t>Do not patch the answer. Find the earliest unsupported assumption, wrong step, or weak evidence.</w:t>
+      <w:pPr>
+        <w:spacing w:line="336" w:lineRule="auto" w:after="180"/>
+      </w:pPr>
+      <w:r>
+        <w:rPr>
+          <w:b w:val="0"/>
+        </w:rPr>
+        <w:t xml:space="preserve">Do not patch the answer. Find the earliest unsupported assumption, wrong step, or weak </w:t>
+      </w:r>
+      <w:r>
+        <w:rPr>
+          <w:b/>
+        </w:rPr>
+        <w:t>evidence</w:t>
+      </w:r>
+      <w:r>
+        <w:rPr>
+          <w:b w:val="0"/>
+        </w:rPr>
+        <w:t>.</w:t>
       </w:r>
     </w:p>
     <w:p>
@@ -2068,7 +3292,14 @@
       </w:tr>
     </w:tbl>
     <w:p>
-      <w:r>
+      <w:pPr>
+        <w:spacing w:line="336" w:lineRule="auto" w:after="180"/>
+        <w:shd w:fill="F5F1FB"/>
+      </w:pPr>
+      <w:r>
+        <w:rPr>
+          <w:b w:val="0"/>
+        </w:rPr>
         <w:t>Repair one cause. Why is this repair better than changing several things?</w:t>
       </w:r>
     </w:p>
@@ -2114,15 +3345,42 @@
       </w:r>
     </w:p>
     <w:p>
-      <w:r>
-        <w:t>Complete the supported workbook tasks before attempting W4 independently. Record any hints or help used. After feedback, use the teacher's fresh retry rather than copying the earlier answer. For a project, select a relevant new case, predict the outcome from the declared rule and preserve the result alongside any revision.</w:t>
-      </w:r>
-    </w:p>
-    <w:p>
       <w:pPr>
         <w:pStyle w:val="Heading3"/>
       </w:pPr>
       <w:r>
+        <w:t>Check the claim against the facts</w:t>
+      </w:r>
+    </w:p>
+    <w:p>
+      <w:pPr>
+        <w:spacing w:line="336" w:lineRule="auto" w:after="180"/>
+        <w:shd w:fill="FFF5E6"/>
+      </w:pPr>
+      <w:r>
+        <w:rPr>
+          <w:b w:val="0"/>
+        </w:rPr>
+        <w:t>Complete the supported workbook tasks before attempting W4 independently. Record any hints or help used. After feedback, use the teacher's fresh retry rather than copying the earlier answer.</w:t>
+      </w:r>
+    </w:p>
+    <w:p>
+      <w:pPr>
+        <w:spacing w:line="336" w:lineRule="auto" w:after="180"/>
+        <w:shd w:fill="FFF5E6"/>
+      </w:pPr>
+      <w:r>
+        <w:rPr>
+          <w:b w:val="0"/>
+        </w:rPr>
+        <w:t>For a project, select a relevant new case, predict the outcome from the declared rule and preserve the result alongside any revision.</w:t>
+      </w:r>
+    </w:p>
+    <w:p>
+      <w:pPr>
+        <w:pStyle w:val="Heading3"/>
+      </w:pPr>
+      <w:r>
         <w:t>Exit: propose one revealing change to the worked scenario. State the expected outcome and the evidence that would make you revise your explanation.</w:t>
       </w:r>
     </w:p>
@@ -2161,16 +3419,39 @@
     </w:p>
     <w:p>
       <w:r>
+        <w:t>Practise Prompt Experiments with support, then explain the deciding step in your own words.</w:t>
+      </w:r>
+    </w:p>
+    <w:p>
+      <w:pPr>
+        <w:spacing w:line="336" w:lineRule="auto" w:after="180"/>
+      </w:pPr>
+      <w:r>
+        <w:rPr>
+          <w:b/>
+        </w:rPr>
         <w:t>LOGIC STUDIO</w:t>
       </w:r>
     </w:p>
     <w:p>
-      <w:r>
+      <w:pPr>
+        <w:spacing w:line="336" w:lineRule="auto" w:after="180"/>
+      </w:pPr>
+      <w:r>
+        <w:rPr>
+          <w:b w:val="0"/>
+        </w:rPr>
         <w:t>Trace Before You Run</w:t>
       </w:r>
     </w:p>
     <w:p>
-      <w:r>
+      <w:pPr>
+        <w:spacing w:line="336" w:lineRule="auto" w:after="180"/>
+      </w:pPr>
+      <w:r>
+        <w:rPr>
+          <w:b w:val="0"/>
+        </w:rPr>
         <w:t>Block code, pseudocode, tables, and diagrams are different ways to expose the same reasoning.</w:t>
       </w:r>
     </w:p>
@@ -2211,8 +3492,26 @@
       </w:r>
     </w:p>
     <w:p>
-      <w:r>
-        <w:t>SET evidence_record</w:t>
+      <w:pPr>
+        <w:spacing w:line="336" w:lineRule="auto" w:after="180"/>
+      </w:pPr>
+      <w:r>
+        <w:rPr>
+          <w:b w:val="0"/>
+        </w:rPr>
+        <w:t xml:space="preserve">SET </w:t>
+      </w:r>
+      <w:r>
+        <w:rPr>
+          <w:b/>
+        </w:rPr>
+        <w:t>evidence</w:t>
+      </w:r>
+      <w:r>
+        <w:rPr>
+          <w:b w:val="0"/>
+        </w:rPr>
+        <w:t>_record</w:t>
         <w:br/>
         <w:t>PREDICT expected_result</w:t>
         <w:br/>
@@ -2226,8 +3525,27 @@
       </w:r>
     </w:p>
     <w:p>
-      <w:r>
-        <w:t>Trace one input. Which line changes the state or chooses a path?</w:t>
+      <w:pPr>
+        <w:spacing w:line="336" w:lineRule="auto" w:after="180"/>
+        <w:shd w:fill="F5F1FB"/>
+      </w:pPr>
+      <w:r>
+        <w:rPr>
+          <w:b w:val="0"/>
+        </w:rPr>
+        <w:t xml:space="preserve">Trace one </w:t>
+      </w:r>
+      <w:r>
+        <w:rPr>
+          <w:b/>
+        </w:rPr>
+        <w:t>input</w:t>
+      </w:r>
+      <w:r>
+        <w:rPr>
+          <w:b w:val="0"/>
+        </w:rPr>
+        <w:t>. Which line changes the state or chooses a path?</w:t>
       </w:r>
     </w:p>
     <w:p>
@@ -2272,13 +3590,54 @@
       </w:r>
     </w:p>
     <w:p>
-      <w:r>
-        <w:t>Prompt selection on development cases cannot be reported as independent final performance.</w:t>
-      </w:r>
-    </w:p>
-    <w:p>
-      <w:r>
-        <w:t>A useful check asks what would make the reasoning fail. Distinguish a failure to execute the declared procedure from a weakness in the procedure itself. The first may require a correction; the second requires an explicitly revised method and new evidence. Preserve unsuccessful cases so an improved result cannot hide the original problem.</w:t>
+      <w:pPr>
+        <w:spacing w:line="336" w:lineRule="auto" w:after="180"/>
+      </w:pPr>
+      <w:r>
+        <w:rPr>
+          <w:b/>
+        </w:rPr>
+        <w:t>Prompt</w:t>
+      </w:r>
+      <w:r>
+        <w:rPr>
+          <w:b w:val="0"/>
+        </w:rPr>
+        <w:t xml:space="preserve"> selection on development cases cannot be reported as independent final performance.</w:t>
+      </w:r>
+    </w:p>
+    <w:p>
+      <w:pPr>
+        <w:spacing w:line="336" w:lineRule="auto" w:after="180"/>
+      </w:pPr>
+      <w:r>
+        <w:rPr>
+          <w:b w:val="0"/>
+        </w:rPr>
+        <w:t>A useful check asks what would make the reasoning fail. Distinguish a failure to execute the declared procedure from a weakness in the procedure itself.</w:t>
+      </w:r>
+    </w:p>
+    <w:p>
+      <w:pPr>
+        <w:spacing w:line="336" w:lineRule="auto" w:after="180"/>
+      </w:pPr>
+      <w:r>
+        <w:rPr>
+          <w:b w:val="0"/>
+        </w:rPr>
+        <w:t xml:space="preserve">The first may require a correction; the second requires an explicitly revised method and new </w:t>
+      </w:r>
+      <w:r>
+        <w:rPr>
+          <w:b/>
+        </w:rPr>
+        <w:t>evidence</w:t>
+      </w:r>
+      <w:r>
+        <w:rPr>
+          <w:b w:val="0"/>
+        </w:rPr>
+        <w:t>. Preserve unsuccessful cases so an improved result cannot hide the original problem.</w:t>
       </w:r>
     </w:p>
     <w:p>
@@ -2323,8 +3682,38 @@
       </w:r>
     </w:p>
     <w:p>
-      <w:r>
-        <w:t>Use workbook W2 for the connected example “Controlled prompt experiments”. First fill the input and rule boxes. Try the middle steps before asking for a hint. After a hint, try the next step yourself.</w:t>
+      <w:pPr>
+        <w:spacing w:line="336" w:lineRule="auto" w:after="180"/>
+      </w:pPr>
+      <w:r>
+        <w:rPr>
+          <w:b w:val="0"/>
+        </w:rPr>
+        <w:t xml:space="preserve">Use workbook W2 for the connected example “Controlled </w:t>
+      </w:r>
+      <w:r>
+        <w:rPr>
+          <w:b/>
+        </w:rPr>
+        <w:t>prompt</w:t>
+      </w:r>
+      <w:r>
+        <w:rPr>
+          <w:b w:val="0"/>
+        </w:rPr>
+        <w:t xml:space="preserve"> experiments”. First fill the </w:t>
+      </w:r>
+      <w:r>
+        <w:rPr>
+          <w:b/>
+        </w:rPr>
+        <w:t>input</w:t>
+      </w:r>
+      <w:r>
+        <w:rPr>
+          <w:b w:val="0"/>
+        </w:rPr>
+        <w:t xml:space="preserve"> and rule boxes. Try the middle steps before asking for a hint. After a hint, try the next step yourself.</w:t>
       </w:r>
     </w:p>
     <w:tbl>
@@ -2407,7 +3796,13 @@
       </w:tr>
     </w:tbl>
     <w:p>
-      <w:r>
+      <w:pPr>
+        <w:spacing w:line="336" w:lineRule="auto" w:after="180"/>
+      </w:pPr>
+      <w:r>
+        <w:rPr>
+          <w:b w:val="0"/>
+        </w:rPr>
         <w:t>Explain your trace to a partner. Your partner points to one step to check. Swap roles on the next case. Each person writes their own explanation.</w:t>
       </w:r>
     </w:p>
@@ -2420,12 +3815,47 @@
       </w:r>
     </w:p>
     <w:p>
-      <w:r>
-        <w:t>Use the worked case for Controlled prompt experiments. Proposed explanation: “The worked result establishes every future case”. Decide whether this explanation is supported. Point to the step or supplied fact that decides; explain your repair if needed.</w:t>
-      </w:r>
-    </w:p>
-    <w:p>
-      <w:r>
+      <w:pPr>
+        <w:spacing w:line="336" w:lineRule="auto" w:after="180"/>
+      </w:pPr>
+      <w:r>
+        <w:rPr>
+          <w:b w:val="0"/>
+        </w:rPr>
+        <w:t xml:space="preserve">Use the worked case for Controlled </w:t>
+      </w:r>
+      <w:r>
+        <w:rPr>
+          <w:b/>
+        </w:rPr>
+        <w:t>prompt</w:t>
+      </w:r>
+      <w:r>
+        <w:rPr>
+          <w:b w:val="0"/>
+        </w:rPr>
+        <w:t xml:space="preserve"> experiments. Proposed explanation: “The worked result establishes every future case”. Decide whether this explanation is supported.</w:t>
+      </w:r>
+    </w:p>
+    <w:p>
+      <w:pPr>
+        <w:spacing w:line="336" w:lineRule="auto" w:after="180"/>
+      </w:pPr>
+      <w:r>
+        <w:rPr>
+          <w:b w:val="0"/>
+        </w:rPr>
+        <w:t>Point to the step or supplied fact that decides; explain your repair if needed.</w:t>
+      </w:r>
+    </w:p>
+    <w:p>
+      <w:pPr>
+        <w:spacing w:line="336" w:lineRule="auto" w:after="180"/>
+      </w:pPr>
+      <w:r>
+        <w:rPr>
+          <w:b w:val="0"/>
+        </w:rPr>
         <w:t>Answer on your own before discussion. If you are unsure, say which step you need help with.</w:t>
       </w:r>
     </w:p>
@@ -2438,7 +3868,13 @@
       </w:r>
     </w:p>
     <w:p>
-      <w:r>
+      <w:pPr>
+        <w:spacing w:line="336" w:lineRule="auto" w:after="180"/>
+      </w:pPr>
+      <w:r>
+        <w:rPr>
+          <w:b w:val="0"/>
+        </w:rPr>
         <w:t>Name the case P passes and Q fails, and explain why it matters.</w:t>
       </w:r>
     </w:p>
@@ -2471,7 +3907,13 @@
       </w:r>
     </w:p>
     <w:p>
-      <w:r>
+      <w:pPr>
+        <w:spacing w:line="336" w:lineRule="auto" w:after="180"/>
+      </w:pPr>
+      <w:r>
+        <w:rPr>
+          <w:b w:val="0"/>
+        </w:rPr>
         <w:t>This is supported practice. Keep the separately named independent case for an attempt before feedback.</w:t>
       </w:r>
     </w:p>
@@ -2485,16 +3927,45 @@
     </w:p>
     <w:p>
       <w:r>
-        <w:t>EVIDENCE LAB</w:t>
-      </w:r>
-    </w:p>
-    <w:p>
-      <w:r>
+        <w:t>Investigate Prompt Experiments. Record the prediction, actual observation or labelled paper trace, explanation and next test separately.</w:t>
+      </w:r>
+    </w:p>
+    <w:p>
+      <w:pPr>
+        <w:spacing w:line="336" w:lineRule="auto" w:after="180"/>
+      </w:pPr>
+      <w:r>
+        <w:rPr>
+          <w:b/>
+        </w:rPr>
+        <w:t>EVIDENCE</w:t>
+      </w:r>
+      <w:r>
+        <w:rPr>
+          <w:b/>
+        </w:rPr>
+        <w:t xml:space="preserve"> LAB</w:t>
+      </w:r>
+    </w:p>
+    <w:p>
+      <w:pPr>
+        <w:spacing w:line="336" w:lineRule="auto" w:after="180"/>
+      </w:pPr>
+      <w:r>
+        <w:rPr>
+          <w:b w:val="0"/>
+        </w:rPr>
         <w:t>Predict → Test → Record → Explain</w:t>
       </w:r>
     </w:p>
     <w:p>
-      <w:r>
+      <w:pPr>
+        <w:spacing w:line="336" w:lineRule="auto" w:after="180"/>
+      </w:pPr>
+      <w:r>
+        <w:rPr>
+          <w:b w:val="0"/>
+        </w:rPr>
         <w:t>Keep expected and actual results separate. Surprises are useful data when recorded honestly.</w:t>
       </w:r>
     </w:p>
@@ -2535,8 +4006,38 @@
       </w:r>
     </w:p>
     <w:p>
-      <w:r>
-        <w:t>Define six rubric checks, keep task and examples fixed, change one prompt element, score both versions across three cases, and explain uncertainty.</w:t>
+      <w:pPr>
+        <w:spacing w:line="336" w:lineRule="auto" w:after="180"/>
+      </w:pPr>
+      <w:r>
+        <w:rPr>
+          <w:b w:val="0"/>
+        </w:rPr>
+        <w:t xml:space="preserve">Define six </w:t>
+      </w:r>
+      <w:r>
+        <w:rPr>
+          <w:b/>
+        </w:rPr>
+        <w:t>rubric</w:t>
+      </w:r>
+      <w:r>
+        <w:rPr>
+          <w:b w:val="0"/>
+        </w:rPr>
+        <w:t xml:space="preserve"> checks, keep task and examples fixed, change one </w:t>
+      </w:r>
+      <w:r>
+        <w:rPr>
+          <w:b/>
+        </w:rPr>
+        <w:t>prompt</w:t>
+      </w:r>
+      <w:r>
+        <w:rPr>
+          <w:b w:val="0"/>
+        </w:rPr>
+        <w:t xml:space="preserve"> element, score both versions across three cases, and explain uncertainty.</w:t>
       </w:r>
     </w:p>
     <w:tbl>
@@ -2785,7 +4286,14 @@
       </w:tr>
     </w:tbl>
     <w:p>
-      <w:r>
+      <w:pPr>
+        <w:spacing w:line="336" w:lineRule="auto" w:after="180"/>
+        <w:shd w:fill="F5F1FB"/>
+      </w:pPr>
+      <w:r>
+        <w:rPr>
+          <w:b w:val="0"/>
+        </w:rPr>
         <w:t>What did the hardest test teach you that the normal test did not?</w:t>
       </w:r>
     </w:p>
@@ -2831,7 +4339,13 @@
       </w:r>
     </w:p>
     <w:p>
-      <w:r>
+      <w:pPr>
+        <w:spacing w:line="336" w:lineRule="auto" w:after="180"/>
+      </w:pPr>
+      <w:r>
+        <w:rPr>
+          <w:b w:val="0"/>
+        </w:rPr>
         <w:t>Before trying: what do I expect, and why? While trying: which step could first go wrong? Afterwards: what did I actually observe, and what should change? Keep “not run” if you only traced the procedure.</w:t>
       </w:r>
     </w:p>
@@ -2845,17 +4359,52 @@
     </w:p>
     <w:p>
       <w:r>
+        <w:t>Move from recall to tracing, diagnosis and transfer in Prompt Experiments. Explain why each step is justified.</w:t>
+      </w:r>
+    </w:p>
+    <w:p>
+      <w:pPr>
+        <w:spacing w:line="336" w:lineRule="auto" w:after="180"/>
+      </w:pPr>
+      <w:r>
+        <w:rPr>
+          <w:b/>
+        </w:rPr>
         <w:t>MASTERY</w:t>
       </w:r>
     </w:p>
     <w:p>
-      <w:r>
+      <w:pPr>
+        <w:spacing w:line="336" w:lineRule="auto" w:after="180"/>
+      </w:pPr>
+      <w:r>
+        <w:rPr>
+          <w:b w:val="0"/>
+        </w:rPr>
         <w:t>From Knowing the Word to Owning the Idea</w:t>
       </w:r>
     </w:p>
     <w:p>
-      <w:r>
-        <w:t>Move upward only when you can produce evidence without copying the worked example.</w:t>
+      <w:pPr>
+        <w:spacing w:line="336" w:lineRule="auto" w:after="180"/>
+      </w:pPr>
+      <w:r>
+        <w:rPr>
+          <w:b w:val="0"/>
+        </w:rPr>
+        <w:t xml:space="preserve">Move upward only when you can produce </w:t>
+      </w:r>
+      <w:r>
+        <w:rPr>
+          <w:b/>
+        </w:rPr>
+        <w:t>evidence</w:t>
+      </w:r>
+      <w:r>
+        <w:rPr>
+          <w:b w:val="0"/>
+        </w:rPr>
+        <w:t xml:space="preserve"> without copying the worked example.</w:t>
       </w:r>
     </w:p>
     <w:p>
@@ -2895,33 +4444,93 @@
       </w:r>
     </w:p>
     <w:p>
-      <w:r>
+      <w:pPr>
+        <w:spacing w:line="336" w:lineRule="auto" w:after="180"/>
+      </w:pPr>
+      <w:r>
+        <w:rPr>
+          <w:b w:val="0"/>
+        </w:rPr>
         <w:t>1 • NAME: Define the concept without repeating the textbook.</w:t>
       </w:r>
     </w:p>
     <w:p>
-      <w:r>
-        <w:t>2 • TRACE: Show the information, state, branch, calculation, or evidence path.</w:t>
-      </w:r>
-    </w:p>
-    <w:p>
-      <w:r>
+      <w:pPr>
+        <w:spacing w:line="336" w:lineRule="auto" w:after="180"/>
+      </w:pPr>
+      <w:r>
+        <w:rPr>
+          <w:b w:val="0"/>
+        </w:rPr>
+        <w:t xml:space="preserve">2 • TRACE: Show the information, state, branch, calculation, or </w:t>
+      </w:r>
+      <w:r>
+        <w:rPr>
+          <w:b/>
+        </w:rPr>
+        <w:t>evidence</w:t>
+      </w:r>
+      <w:r>
+        <w:rPr>
+          <w:b w:val="0"/>
+        </w:rPr>
+        <w:t xml:space="preserve"> path.</w:t>
+      </w:r>
+    </w:p>
+    <w:p>
+      <w:pPr>
+        <w:spacing w:line="336" w:lineRule="auto" w:after="180"/>
+      </w:pPr>
+      <w:r>
+        <w:rPr>
+          <w:b w:val="0"/>
+        </w:rPr>
         <w:t>3 • APPLY: Solve a different example independently.</w:t>
       </w:r>
     </w:p>
     <w:p>
-      <w:r>
+      <w:pPr>
+        <w:spacing w:line="336" w:lineRule="auto" w:after="180"/>
+      </w:pPr>
+      <w:r>
+        <w:rPr>
+          <w:b w:val="0"/>
+        </w:rPr>
         <w:t>4 • CHALLENGE: Find a boundary case, counterexample, or unfair outcome.</w:t>
       </w:r>
     </w:p>
     <w:p>
-      <w:r>
+      <w:pPr>
+        <w:spacing w:line="336" w:lineRule="auto" w:after="180"/>
+      </w:pPr>
+      <w:r>
+        <w:rPr>
+          <w:b w:val="0"/>
+        </w:rPr>
         <w:t>5 • EXPLAIN LIMITS: Say when the result should not be trusted or used alone.</w:t>
       </w:r>
     </w:p>
     <w:p>
-      <w:r>
-        <w:t>My strongest evidence of independent understanding:</w:t>
+      <w:pPr>
+        <w:spacing w:line="336" w:lineRule="auto" w:after="180"/>
+      </w:pPr>
+      <w:r>
+        <w:rPr>
+          <w:b w:val="0"/>
+        </w:rPr>
+        <w:t xml:space="preserve">My strongest </w:t>
+      </w:r>
+      <w:r>
+        <w:rPr>
+          <w:b/>
+        </w:rPr>
+        <w:t>evidence</w:t>
+      </w:r>
+      <w:r>
+        <w:rPr>
+          <w:b w:val="0"/>
+        </w:rPr>
+        <w:t xml:space="preserve"> of independent understanding:</w:t>
       </w:r>
     </w:p>
     <w:p>
@@ -2967,16 +4576,39 @@
     </w:p>
     <w:p>
       <w:r>
+        <w:t>Apply this week’s idea to Transparent Book Recommender. Keep an annotated decision and the evidence supporting it.</w:t>
+      </w:r>
+    </w:p>
+    <w:p>
+      <w:pPr>
+        <w:spacing w:line="336" w:lineRule="auto" w:after="180"/>
+      </w:pPr>
+      <w:r>
+        <w:rPr>
+          <w:b/>
+        </w:rPr>
         <w:t>CUMULATIVE PROJECT</w:t>
       </w:r>
     </w:p>
     <w:p>
-      <w:r>
+      <w:pPr>
+        <w:spacing w:line="336" w:lineRule="auto" w:after="180"/>
+      </w:pPr>
+      <w:r>
+        <w:rPr>
+          <w:b w:val="0"/>
+        </w:rPr>
         <w:t>Transparent Book Recommender</w:t>
       </w:r>
     </w:p>
     <w:p>
-      <w:r>
+      <w:pPr>
+        <w:spacing w:line="336" w:lineRule="auto" w:after="180"/>
+      </w:pPr>
+      <w:r>
+        <w:rPr>
+          <w:b w:val="0"/>
+        </w:rPr>
         <w:t>Every week adds one inspectable piece. The system must show how it reached a result.</w:t>
       </w:r>
     </w:p>
@@ -3017,17 +4649,75 @@
       </w:r>
     </w:p>
     <w:p>
-      <w:r>
-        <w:t>THIS WEEK’S CHECKPOINT  Test generated book explanations with a fixed rubric and prohibit invented details.</w:t>
-      </w:r>
-    </w:p>
-    <w:p>
-      <w:r>
-        <w:t>SYSTEM MAP  Reader need → allowed inputs → transparent rule or score → ranked candidates → explanation → test record → human decision</w:t>
-      </w:r>
-    </w:p>
-    <w:p>
-      <w:r>
+      <w:pPr>
+        <w:spacing w:line="336" w:lineRule="auto" w:after="180"/>
+      </w:pPr>
+      <w:r>
+        <w:rPr>
+          <w:b w:val="0"/>
+        </w:rPr>
+        <w:t xml:space="preserve">THIS WEEK’S CHECKPOINT  Test generated book explanations with a fixed </w:t>
+      </w:r>
+      <w:r>
+        <w:rPr>
+          <w:b/>
+        </w:rPr>
+        <w:t>rubric</w:t>
+      </w:r>
+      <w:r>
+        <w:rPr>
+          <w:b w:val="0"/>
+        </w:rPr>
+        <w:t xml:space="preserve"> and prohibit invented details.</w:t>
+      </w:r>
+    </w:p>
+    <w:p>
+      <w:pPr>
+        <w:pStyle w:val="Heading3"/>
+      </w:pPr>
+      <w:r>
+        <w:t>Trace the system</w:t>
+      </w:r>
+    </w:p>
+    <w:p>
+      <w:pPr>
+        <w:spacing w:line="336" w:lineRule="auto" w:after="180"/>
+        <w:shd w:fill="EDF7F3"/>
+      </w:pPr>
+      <w:r>
+        <w:rPr>
+          <w:b w:val="0"/>
+        </w:rPr>
+        <w:t xml:space="preserve">SYSTEM MAP  Reader need → allowed </w:t>
+      </w:r>
+      <w:r>
+        <w:rPr>
+          <w:b/>
+        </w:rPr>
+        <w:t>input</w:t>
+      </w:r>
+      <w:r>
+        <w:rPr>
+          <w:b w:val="0"/>
+        </w:rPr>
+        <w:t xml:space="preserve">s → transparent rule or score → ranked candidates → explanation → test record → </w:t>
+      </w:r>
+      <w:r>
+        <w:rPr>
+          <w:b/>
+        </w:rPr>
+        <w:t>human decision</w:t>
+      </w:r>
+    </w:p>
+    <w:p>
+      <w:pPr>
+        <w:spacing w:line="336" w:lineRule="auto" w:after="180"/>
+        <w:shd w:fill="F5F1FB"/>
+      </w:pPr>
+      <w:r>
+        <w:rPr>
+          <w:b w:val="0"/>
+        </w:rPr>
         <w:t>What will you add, change, or verify in the project this week?</w:t>
       </w:r>
     </w:p>
@@ -3065,8 +4755,27 @@
       </w:r>
     </w:p>
     <w:p>
-      <w:r>
-        <w:t>What should remain under human control?</w:t>
+      <w:pPr>
+        <w:spacing w:line="336" w:lineRule="auto" w:after="180"/>
+        <w:shd w:fill="F5F1FB"/>
+      </w:pPr>
+      <w:r>
+        <w:rPr>
+          <w:b w:val="0"/>
+        </w:rPr>
+        <w:t xml:space="preserve">What should remain under </w:t>
+      </w:r>
+      <w:r>
+        <w:rPr>
+          <w:b/>
+        </w:rPr>
+        <w:t>human control</w:t>
+      </w:r>
+      <w:r>
+        <w:rPr>
+          <w:b w:val="0"/>
+        </w:rPr>
+        <w:t>?</w:t>
       </w:r>
     </w:p>
     <w:p>
@@ -3103,7 +4812,22 @@
       </w:r>
     </w:p>
     <w:p>
-      <w:r>
+      <w:pPr>
+        <w:pStyle w:val="Heading3"/>
+      </w:pPr>
+      <w:r>
+        <w:t>Responsible design</w:t>
+      </w:r>
+    </w:p>
+    <w:p>
+      <w:pPr>
+        <w:spacing w:line="336" w:lineRule="auto" w:after="180"/>
+        <w:shd w:fill="FFF5E6"/>
+      </w:pPr>
+      <w:r>
+        <w:rPr>
+          <w:b w:val="0"/>
+        </w:rPr>
         <w:t>RESPONSIBLE DESIGN  Collect only necessary information. Show uncertainty and limits. Never confuse a ranking with a fact about a person.</w:t>
       </w:r>
     </w:p>
@@ -3116,8 +4840,26 @@
       </w:r>
     </w:p>
     <w:p>
-      <w:r>
-        <w:t>Run controlled recommender explanation experiments with paired cases and report important failure conditions separately.</w:t>
+      <w:pPr>
+        <w:spacing w:line="336" w:lineRule="auto" w:after="180"/>
+      </w:pPr>
+      <w:r>
+        <w:rPr>
+          <w:b w:val="0"/>
+        </w:rPr>
+        <w:t xml:space="preserve">Run controlled recommender explanation experiments with </w:t>
+      </w:r>
+      <w:r>
+        <w:rPr>
+          <w:b/>
+        </w:rPr>
+        <w:t>paired case</w:t>
+      </w:r>
+      <w:r>
+        <w:rPr>
+          <w:b w:val="0"/>
+        </w:rPr>
+        <w:t>s and report important failure conditions separately.</w:t>
       </w:r>
     </w:p>
     <w:p>
@@ -3130,16 +4872,48 @@
     </w:p>
     <w:p>
       <w:r>
+        <w:t>Use a genuinely new case for independent evidence. Previously discussed examples remain practice; use the separately named independent case before feedback.</w:t>
+      </w:r>
+    </w:p>
+    <w:p>
+      <w:pPr>
+        <w:pStyle w:val="Heading3"/>
+      </w:pPr>
+      <w:r>
+        <w:t>Independent evidence</w:t>
+      </w:r>
+    </w:p>
+    <w:p>
+      <w:pPr>
+        <w:spacing w:line="336" w:lineRule="auto" w:after="180"/>
+        <w:shd w:fill="FFF5E6"/>
+      </w:pPr>
+      <w:r>
+        <w:rPr>
+          <w:b w:val="0"/>
+        </w:rPr>
         <w:t>INDEPENDENT MASTERY PROOF</w:t>
       </w:r>
     </w:p>
     <w:p>
-      <w:r>
+      <w:pPr>
+        <w:spacing w:line="336" w:lineRule="auto" w:after="180"/>
+      </w:pPr>
+      <w:r>
+        <w:rPr>
+          <w:b w:val="0"/>
+        </w:rPr>
         <w:t>Explain • Transfer • Test • Defend</w:t>
       </w:r>
     </w:p>
     <w:p>
-      <w:r>
+      <w:pPr>
+        <w:spacing w:line="336" w:lineRule="auto" w:after="180"/>
+      </w:pPr>
+      <w:r>
+        <w:rPr>
+          <w:b w:val="0"/>
+        </w:rPr>
         <w:t>Complete this page without copying the worked example. Your reasoning matters more than decoration.</w:t>
       </w:r>
     </w:p>
@@ -3180,12 +4954,46 @@
       </w:r>
     </w:p>
     <w:p>
-      <w:r>
-        <w:t>CHALLENGE  Change one prompt variable at a time and score results.</w:t>
-      </w:r>
-    </w:p>
-    <w:p>
-      <w:r>
+      <w:pPr>
+        <w:pStyle w:val="Heading3"/>
+      </w:pPr>
+      <w:r>
+        <w:t>Try a more demanding case</w:t>
+      </w:r>
+    </w:p>
+    <w:p>
+      <w:pPr>
+        <w:spacing w:line="336" w:lineRule="auto" w:after="180"/>
+        <w:shd w:fill="F5F1FB"/>
+      </w:pPr>
+      <w:r>
+        <w:rPr>
+          <w:b w:val="0"/>
+        </w:rPr>
+        <w:t xml:space="preserve">CHALLENGE  Change one </w:t>
+      </w:r>
+      <w:r>
+        <w:rPr>
+          <w:b/>
+        </w:rPr>
+        <w:t>prompt</w:t>
+      </w:r>
+      <w:r>
+        <w:rPr>
+          <w:b w:val="0"/>
+        </w:rPr>
+        <w:t xml:space="preserve"> variable at a time and score results.</w:t>
+      </w:r>
+    </w:p>
+    <w:p>
+      <w:pPr>
+        <w:spacing w:line="336" w:lineRule="auto" w:after="180"/>
+        <w:shd w:fill="F4F9FC"/>
+      </w:pPr>
+      <w:r>
+        <w:rPr>
+          <w:b w:val="0"/>
+        </w:rPr>
         <w:t>1. My fresh example, trace, calculation, or design:</w:t>
       </w:r>
     </w:p>
@@ -3223,8 +5031,27 @@
       </w:r>
     </w:p>
     <w:p>
-      <w:r>
-        <w:t>2. My evidence that it works (include a boundary or missing-data case):</w:t>
+      <w:pPr>
+        <w:spacing w:line="336" w:lineRule="auto" w:after="180"/>
+        <w:shd w:fill="F4F9FC"/>
+      </w:pPr>
+      <w:r>
+        <w:rPr>
+          <w:b w:val="0"/>
+        </w:rPr>
+        <w:t xml:space="preserve">2. My </w:t>
+      </w:r>
+      <w:r>
+        <w:rPr>
+          <w:b/>
+        </w:rPr>
+        <w:t>evidence</w:t>
+      </w:r>
+      <w:r>
+        <w:rPr>
+          <w:b w:val="0"/>
+        </w:rPr>
+        <w:t xml:space="preserve"> that it works (include a boundary or missing-data case):</w:t>
       </w:r>
     </w:p>
     <w:p>
@@ -3261,7 +5088,14 @@
       </w:r>
     </w:p>
     <w:p>
-      <w:r>
+      <w:pPr>
+        <w:spacing w:line="336" w:lineRule="auto" w:after="180"/>
+        <w:shd w:fill="F4F9FC"/>
+      </w:pPr>
+      <w:r>
+        <w:rPr>
+          <w:b w:val="0"/>
+        </w:rPr>
         <w:t>3. One limitation, fairness concern, or situation needing human review:</w:t>
       </w:r>
     </w:p>
@@ -3299,8 +5133,47 @@
       </w:r>
     </w:p>
     <w:p>
-      <w:r>
-        <w:t>SELF-CHECK  □ I explained the mechanism  □ I used evidence  □ I tested a fresh case  □ I named a limitation  □ I can answer ‘why?’</w:t>
+      <w:pPr>
+        <w:pStyle w:val="Heading3"/>
+      </w:pPr>
+      <w:r>
+        <w:t>Check your explanation</w:t>
+      </w:r>
+    </w:p>
+    <w:p>
+      <w:pPr>
+        <w:spacing w:line="336" w:lineRule="auto" w:after="180"/>
+        <w:shd w:fill="F5F1FB"/>
+      </w:pPr>
+      <w:r>
+        <w:rPr>
+          <w:b w:val="0"/>
+        </w:rPr>
+        <w:t xml:space="preserve">SELF-CHECK  □ I explained the </w:t>
+      </w:r>
+      <w:r>
+        <w:rPr>
+          <w:b/>
+        </w:rPr>
+        <w:t>mechanism</w:t>
+      </w:r>
+      <w:r>
+        <w:rPr>
+          <w:b w:val="0"/>
+        </w:rPr>
+        <w:t xml:space="preserve">  □ I used </w:t>
+      </w:r>
+      <w:r>
+        <w:rPr>
+          <w:b/>
+        </w:rPr>
+        <w:t>evidence</w:t>
+      </w:r>
+      <w:r>
+        <w:rPr>
+          <w:b w:val="0"/>
+        </w:rPr>
+        <w:t xml:space="preserve">  □ I tested a fresh case  □ I named a limitation  □ I can answer ‘why?’</w:t>
       </w:r>
     </w:p>
     <w:p>
@@ -3312,6 +5185,11 @@
       </w:r>
     </w:p>
     <w:p>
+      <w:r>
+        <w:t>Revisit the complete Prompt Experiments case for supported practice. Repeated examples do not become fresh assessments.</w:t>
+      </w:r>
+    </w:p>
+    <w:p>
       <w:pPr>
         <w:pStyle w:val="Heading3"/>
       </w:pPr>
@@ -3320,7 +5198,13 @@
       </w:r>
     </w:p>
     <w:p>
-      <w:r>
+      <w:pPr>
+        <w:spacing w:line="336" w:lineRule="auto" w:after="180"/>
+      </w:pPr>
+      <w:r>
+        <w:rPr>
+          <w:b w:val="0"/>
+        </w:rPr>
         <w:t>Use the supplied details to practise the weekly concept before attempting the independent question. This case extends the illustrated lesson.</w:t>
       </w:r>
     </w:p>
@@ -3333,8 +5217,32 @@
       </w:r>
     </w:p>
     <w:p>
-      <w:r>
-        <w:t>Prompt B adds under 100 pages and explain the match to Prompt A. Both use a catalogue.</w:t>
+      <w:pPr>
+        <w:spacing w:line="336" w:lineRule="auto" w:after="180"/>
+      </w:pPr>
+      <w:r>
+        <w:rPr>
+          <w:b/>
+        </w:rPr>
+        <w:t>Prompt</w:t>
+      </w:r>
+      <w:r>
+        <w:rPr>
+          <w:b w:val="0"/>
+        </w:rPr>
+        <w:t xml:space="preserve"> B adds under 100 pages and explain the match to </w:t>
+      </w:r>
+      <w:r>
+        <w:rPr>
+          <w:b/>
+        </w:rPr>
+        <w:t>Prompt</w:t>
+      </w:r>
+      <w:r>
+        <w:rPr>
+          <w:b w:val="0"/>
+        </w:rPr>
+        <w:t xml:space="preserve"> A. Both use a catalogue.</w:t>
       </w:r>
     </w:p>
     <w:p>
@@ -3346,7 +5254,13 @@
       </w:r>
     </w:p>
     <w:p>
-      <w:r>
+      <w:pPr>
+        <w:spacing w:line="336" w:lineRule="auto" w:after="180"/>
+      </w:pPr>
+      <w:r>
+        <w:rPr>
+          <w:b w:val="0"/>
+        </w:rPr>
         <w:t>Design a fair comparison.</w:t>
       </w:r>
     </w:p>
@@ -3359,8 +5273,38 @@
       </w:r>
     </w:p>
     <w:p>
-      <w:r>
-        <w:t>Use identical requests, catalogue and scoring criteria. Check constraint compliance and supported explanation; repeat stochastic outputs when relevant.</w:t>
+      <w:pPr>
+        <w:spacing w:line="336" w:lineRule="auto" w:after="180"/>
+      </w:pPr>
+      <w:r>
+        <w:rPr>
+          <w:b w:val="0"/>
+        </w:rPr>
+        <w:t xml:space="preserve">Use identical requests, catalogue and scoring criteria. Check </w:t>
+      </w:r>
+      <w:r>
+        <w:rPr>
+          <w:b/>
+        </w:rPr>
+        <w:t>constraint</w:t>
+      </w:r>
+      <w:r>
+        <w:rPr>
+          <w:b w:val="0"/>
+        </w:rPr>
+        <w:t xml:space="preserve"> compliance and supported explanation; repeat stochastic </w:t>
+      </w:r>
+      <w:r>
+        <w:rPr>
+          <w:b/>
+        </w:rPr>
+        <w:t>output</w:t>
+      </w:r>
+      <w:r>
+        <w:rPr>
+          <w:b w:val="0"/>
+        </w:rPr>
+        <w:t>s when relevant.</w:t>
       </w:r>
     </w:p>
     <w:p>
@@ -3372,7 +5316,14 @@
       </w:r>
     </w:p>
     <w:p>
-      <w:r>
+      <w:pPr>
+        <w:spacing w:line="336" w:lineRule="auto" w:after="180"/>
+        <w:shd w:fill="F5F1FB"/>
+      </w:pPr>
+      <w:r>
+        <w:rPr>
+          <w:b w:val="0"/>
+        </w:rPr>
         <w:t>Which detail supports the answer, and why does it matter?</w:t>
       </w:r>
     </w:p>
@@ -3550,18 +5501,78 @@
       </w:tr>
     </w:tbl>
     <w:p>
-      <w:r>
-        <w:t>Prompt B adds under 100 pages and explain the match to Prompt A. Both use a catalogue.</w:t>
-      </w:r>
-    </w:p>
-    <w:p>
-      <w:r>
+      <w:pPr>
+        <w:spacing w:line="336" w:lineRule="auto" w:after="180"/>
+      </w:pPr>
+      <w:r>
+        <w:rPr>
+          <w:b/>
+        </w:rPr>
+        <w:t>Prompt</w:t>
+      </w:r>
+      <w:r>
+        <w:rPr>
+          <w:b w:val="0"/>
+        </w:rPr>
+        <w:t xml:space="preserve"> B adds under 100 pages and explain the match to </w:t>
+      </w:r>
+      <w:r>
+        <w:rPr>
+          <w:b/>
+        </w:rPr>
+        <w:t>Prompt</w:t>
+      </w:r>
+      <w:r>
+        <w:rPr>
+          <w:b w:val="0"/>
+        </w:rPr>
+        <w:t xml:space="preserve"> A. Both use a catalogue.</w:t>
+      </w:r>
+    </w:p>
+    <w:p>
+      <w:pPr>
+        <w:spacing w:line="336" w:lineRule="auto" w:after="180"/>
+      </w:pPr>
+      <w:r>
+        <w:rPr>
+          <w:b w:val="0"/>
+        </w:rPr>
         <w:t>Design a fair comparison.</w:t>
       </w:r>
     </w:p>
     <w:p>
-      <w:r>
-        <w:t>Use identical requests, catalogue and scoring criteria. Check constraint compliance and supported explanation; repeat stochastic outputs when relevant.</w:t>
+      <w:pPr>
+        <w:spacing w:line="336" w:lineRule="auto" w:after="180"/>
+      </w:pPr>
+      <w:r>
+        <w:rPr>
+          <w:b w:val="0"/>
+        </w:rPr>
+        <w:t xml:space="preserve">Use identical requests, catalogue and scoring criteria. Check </w:t>
+      </w:r>
+      <w:r>
+        <w:rPr>
+          <w:b/>
+        </w:rPr>
+        <w:t>constraint</w:t>
+      </w:r>
+      <w:r>
+        <w:rPr>
+          <w:b w:val="0"/>
+        </w:rPr>
+        <w:t xml:space="preserve"> compliance and supported explanation; repeat stochastic </w:t>
+      </w:r>
+      <w:r>
+        <w:rPr>
+          <w:b/>
+        </w:rPr>
+        <w:t>output</w:t>
+      </w:r>
+      <w:r>
+        <w:rPr>
+          <w:b w:val="0"/>
+        </w:rPr>
+        <w:t>s when relevant.</w:t>
       </w:r>
     </w:p>
     <w:p>
@@ -3573,6 +5584,11 @@
       </w:r>
     </w:p>
     <w:p>
+      <w:r>
+        <w:t>Attempt the reserved new case before feedback. Record support; the earlier examples below remain additional practice.</w:t>
+      </w:r>
+    </w:p>
+    <w:p>
       <w:pPr>
         <w:pStyle w:val="Heading3"/>
       </w:pPr>
@@ -3581,8 +5597,26 @@
       </w:r>
     </w:p>
     <w:p>
-      <w:r>
-        <w:t>On eight paired cases A passes 1–5; B passes 1–4, 6, 7. Special cases are 5 and 8. Compare overall and special-case results; select by total passes.</w:t>
+      <w:pPr>
+        <w:spacing w:line="336" w:lineRule="auto" w:after="180"/>
+      </w:pPr>
+      <w:r>
+        <w:rPr>
+          <w:b w:val="0"/>
+        </w:rPr>
+        <w:t xml:space="preserve">On eight </w:t>
+      </w:r>
+      <w:r>
+        <w:rPr>
+          <w:b/>
+        </w:rPr>
+        <w:t>paired case</w:t>
+      </w:r>
+      <w:r>
+        <w:rPr>
+          <w:b w:val="0"/>
+        </w:rPr>
+        <w:t>s A passes 1–5; B passes 1–4, 6, 7. Special cases are 5 and 8. Compare overall and special-case results; select by total passes.</w:t>
       </w:r>
     </w:p>
     <w:p>
@@ -3629,7 +5663,13 @@
       </w:r>
     </w:p>
     <w:p>
-      <w:r>
+      <w:pPr>
+        <w:spacing w:line="336" w:lineRule="auto" w:after="180"/>
+      </w:pPr>
+      <w:r>
+        <w:rPr>
+          <w:b w:val="0"/>
+        </w:rPr>
         <w:t>Attempt this case before feedback. Record any help. Earlier examples below are further practice; a case already practised with feedback cannot establish fresh transfer.</w:t>
       </w:r>
     </w:p>
@@ -3642,18 +5682,60 @@
       </w:r>
     </w:p>
     <w:p>
-      <w:r>
+      <w:pPr>
+        <w:spacing w:line="336" w:lineRule="auto" w:after="180"/>
+      </w:pPr>
+      <w:r>
+        <w:rPr>
+          <w:b w:val="0"/>
+        </w:rPr>
         <w:t>Close the worked explanation. Apply the idea to this different question without copying.</w:t>
       </w:r>
     </w:p>
     <w:p>
-      <w:r>
-        <w:t>Prompt A and B are tested on different questions. B scores higher. Can wording alone explain the difference? Design a controlled comparison.</w:t>
-      </w:r>
-    </w:p>
-    <w:p>
-      <w:r>
-        <w:t>My answer, with a trace, calculation or supporting evidence</w:t>
+      <w:pPr>
+        <w:spacing w:line="336" w:lineRule="auto" w:after="180"/>
+      </w:pPr>
+      <w:r>
+        <w:rPr>
+          <w:b/>
+        </w:rPr>
+        <w:t>Prompt</w:t>
+      </w:r>
+      <w:r>
+        <w:rPr>
+          <w:b w:val="0"/>
+        </w:rPr>
+        <w:t xml:space="preserve"> A and B are tested on different questions. B scores higher. Can wording alone explain the difference? Design a </w:t>
+      </w:r>
+      <w:r>
+        <w:rPr>
+          <w:b/>
+        </w:rPr>
+        <w:t>controlled comparison</w:t>
+      </w:r>
+      <w:r>
+        <w:rPr>
+          <w:b w:val="0"/>
+        </w:rPr>
+        <w:t>.</w:t>
+      </w:r>
+    </w:p>
+    <w:p>
+      <w:pPr>
+        <w:spacing w:line="336" w:lineRule="auto" w:after="180"/>
+      </w:pPr>
+      <w:r>
+        <w:rPr>
+          <w:b w:val="0"/>
+        </w:rPr>
+        <w:t xml:space="preserve">My answer, with a trace, calculation or supporting </w:t>
+      </w:r>
+      <w:r>
+        <w:rPr>
+          <w:b/>
+        </w:rPr>
+        <w:t>evidence</w:t>
       </w:r>
     </w:p>
     <w:p>
@@ -3698,13 +5780,37 @@
       </w:r>
     </w:p>
     <w:p>
-      <w:r>
+      <w:pPr>
+        <w:spacing w:line="336" w:lineRule="auto" w:after="180"/>
+      </w:pPr>
+      <w:r>
+        <w:rPr>
+          <w:b w:val="0"/>
+        </w:rPr>
         <w:t>Change one relevant detail. Predict the result before testing. Include a boundary or missing-information case when it helps reveal a limit.</w:t>
       </w:r>
     </w:p>
     <w:p>
-      <w:r>
-        <w:t>My changed input and expected result</w:t>
+      <w:pPr>
+        <w:spacing w:line="336" w:lineRule="auto" w:after="180"/>
+      </w:pPr>
+      <w:r>
+        <w:rPr>
+          <w:b w:val="0"/>
+        </w:rPr>
+        <w:t xml:space="preserve">My changed </w:t>
+      </w:r>
+      <w:r>
+        <w:rPr>
+          <w:b/>
+        </w:rPr>
+        <w:t>input</w:t>
+      </w:r>
+      <w:r>
+        <w:rPr>
+          <w:b w:val="0"/>
+        </w:rPr>
+        <w:t xml:space="preserve"> and expected result</w:t>
       </w:r>
     </w:p>
     <w:p>
@@ -3749,13 +5855,49 @@
       </w:r>
     </w:p>
     <w:p>
-      <w:r>
-        <w:t>Test generated book explanations with a fixed rubric and prohibit invented details.</w:t>
-      </w:r>
-    </w:p>
-    <w:p>
-      <w:r>
-        <w:t>The evidence I will keep</w:t>
+      <w:pPr>
+        <w:spacing w:line="336" w:lineRule="auto" w:after="180"/>
+      </w:pPr>
+      <w:r>
+        <w:rPr>
+          <w:b w:val="0"/>
+        </w:rPr>
+        <w:t xml:space="preserve">Test generated book explanations with a fixed </w:t>
+      </w:r>
+      <w:r>
+        <w:rPr>
+          <w:b/>
+        </w:rPr>
+        <w:t>rubric</w:t>
+      </w:r>
+      <w:r>
+        <w:rPr>
+          <w:b w:val="0"/>
+        </w:rPr>
+        <w:t xml:space="preserve"> and prohibit invented details.</w:t>
+      </w:r>
+    </w:p>
+    <w:p>
+      <w:pPr>
+        <w:spacing w:line="336" w:lineRule="auto" w:after="180"/>
+      </w:pPr>
+      <w:r>
+        <w:rPr>
+          <w:b w:val="0"/>
+        </w:rPr>
+        <w:t xml:space="preserve">The </w:t>
+      </w:r>
+      <w:r>
+        <w:rPr>
+          <w:b/>
+        </w:rPr>
+        <w:t>evidence</w:t>
+      </w:r>
+      <w:r>
+        <w:rPr>
+          <w:b w:val="0"/>
+        </w:rPr>
+        <w:t xml:space="preserve"> I will keep</w:t>
       </w:r>
     </w:p>
     <w:p>
@@ -3792,8 +5934,26 @@
       </w:r>
     </w:p>
     <w:p>
-      <w:r>
-        <w:t>Your teacher has the independent answer and scoring criteria. Complete the matching workbook week to keep your practice evidence together.</w:t>
+      <w:pPr>
+        <w:spacing w:line="336" w:lineRule="auto" w:after="180"/>
+      </w:pPr>
+      <w:r>
+        <w:rPr>
+          <w:b w:val="0"/>
+        </w:rPr>
+        <w:t xml:space="preserve">Your teacher has the independent answer and scoring criteria. Complete the matching workbook week to keep your practice </w:t>
+      </w:r>
+      <w:r>
+        <w:rPr>
+          <w:b/>
+        </w:rPr>
+        <w:t>evidence</w:t>
+      </w:r>
+      <w:r>
+        <w:rPr>
+          <w:b w:val="0"/>
+        </w:rPr>
+        <w:t xml:space="preserve"> together.</w:t>
       </w:r>
     </w:p>
     <w:p>
@@ -3805,8 +5965,32 @@
       </w:r>
     </w:p>
     <w:p>
-      <w:r>
-        <w:t>Prompt A is tested on easy requests and B on requests with missing data. B scores lower. Design a fair comparison and specify what to do when outputs vary across runs.</w:t>
+      <w:pPr>
+        <w:spacing w:line="336" w:lineRule="auto" w:after="180"/>
+      </w:pPr>
+      <w:r>
+        <w:rPr>
+          <w:b/>
+        </w:rPr>
+        <w:t>Prompt</w:t>
+      </w:r>
+      <w:r>
+        <w:rPr>
+          <w:b w:val="0"/>
+        </w:rPr>
+        <w:t xml:space="preserve"> A is tested on easy requests and B on requests with missing data. B scores lower. Design a fair comparison and specify what to do when </w:t>
+      </w:r>
+      <w:r>
+        <w:rPr>
+          <w:b/>
+        </w:rPr>
+        <w:t>output</w:t>
+      </w:r>
+      <w:r>
+        <w:rPr>
+          <w:b w:val="0"/>
+        </w:rPr>
+        <w:t>s vary across runs.</w:t>
       </w:r>
     </w:p>
     <w:p>
@@ -3861,8 +6045,25 @@
       </w:r>
     </w:p>
     <w:p>
-      <w:r>
-        <w:t>Attempt the independent case before hints. Record whether you worked alone, used a hint or followed a model. After feedback, fix the first unsupported step and explain why it changed. A later check uses a changed case, not a copied answer.</w:t>
+      <w:pPr>
+        <w:spacing w:line="336" w:lineRule="auto" w:after="180"/>
+      </w:pPr>
+      <w:r>
+        <w:rPr>
+          <w:b w:val="0"/>
+        </w:rPr>
+        <w:t>Attempt the independent case before hints. Record whether you worked alone, used a hint or followed a model. After feedback, fix the first unsupported step and explain why it changed.</w:t>
+      </w:r>
+    </w:p>
+    <w:p>
+      <w:pPr>
+        <w:spacing w:line="336" w:lineRule="auto" w:after="180"/>
+      </w:pPr>
+      <w:r>
+        <w:rPr>
+          <w:b w:val="0"/>
+        </w:rPr>
+        <w:t>A later check uses a changed case, not a copied answer.</w:t>
       </w:r>
     </w:p>
     <w:p>
@@ -3875,7 +6076,30 @@
     </w:p>
     <w:p>
       <w:r>
-        <w:t>Start with this question: A fictional book-help project tests two prompt versions on seven shared development cases.</w:t>
+        <w:t>Use this map to navigate Prompt Experiments, connect the goals to tasks and keep one evidence record for each attempt.</w:t>
+      </w:r>
+    </w:p>
+    <w:p>
+      <w:pPr>
+        <w:spacing w:line="336" w:lineRule="auto" w:after="180"/>
+      </w:pPr>
+      <w:r>
+        <w:rPr>
+          <w:b w:val="0"/>
+        </w:rPr>
+        <w:t xml:space="preserve">Start with this question: A fictional book-help project tests two </w:t>
+      </w:r>
+      <w:r>
+        <w:rPr>
+          <w:b/>
+        </w:rPr>
+        <w:t>prompt</w:t>
+      </w:r>
+      <w:r>
+        <w:rPr>
+          <w:b w:val="0"/>
+        </w:rPr>
+        <w:t xml:space="preserve"> versions on seven shared development cases.</w:t>
       </w:r>
     </w:p>
     <w:tbl>
@@ -3981,13 +6205,61 @@
       </w:tr>
     </w:tbl>
     <w:p>
-      <w:r>
-        <w:t>Remember → watch and explain → try with help → investigate → try independently → keep project evidence. Your teacher may spread this lesson across several classes.</w:t>
-      </w:r>
-    </w:p>
-    <w:p>
-      <w:r>
-        <w:t>Keep your first prediction. Compare it with what the evidence shows and explain any change.</w:t>
+      <w:pPr>
+        <w:spacing w:line="336" w:lineRule="auto" w:after="180"/>
+      </w:pPr>
+      <w:r>
+        <w:rPr>
+          <w:b w:val="0"/>
+        </w:rPr>
+        <w:t xml:space="preserve">Remember → watch and explain → try with help → investigate → try independently → keep project </w:t>
+      </w:r>
+      <w:r>
+        <w:rPr>
+          <w:b/>
+        </w:rPr>
+        <w:t>evidence</w:t>
+      </w:r>
+      <w:r>
+        <w:rPr>
+          <w:b w:val="0"/>
+        </w:rPr>
+        <w:t>. Your teacher may spread this lesson across several classes.</w:t>
+      </w:r>
+    </w:p>
+    <w:p>
+      <w:pPr>
+        <w:spacing w:line="336" w:lineRule="auto" w:after="180"/>
+      </w:pPr>
+      <w:r>
+        <w:rPr>
+          <w:b w:val="0"/>
+        </w:rPr>
+        <w:t xml:space="preserve">Keep your first </w:t>
+      </w:r>
+      <w:r>
+        <w:rPr>
+          <w:b/>
+        </w:rPr>
+        <w:t>prediction</w:t>
+      </w:r>
+      <w:r>
+        <w:rPr>
+          <w:b w:val="0"/>
+        </w:rPr>
+        <w:t xml:space="preserve">. Compare it with what the </w:t>
+      </w:r>
+      <w:r>
+        <w:rPr>
+          <w:b/>
+        </w:rPr>
+        <w:t>evidence</w:t>
+      </w:r>
+      <w:r>
+        <w:rPr>
+          <w:b w:val="0"/>
+        </w:rPr>
+        <w:t xml:space="preserve"> shows and explain any change.</w:t>
       </w:r>
     </w:p>
     <w:p>
@@ -4000,7 +6272,42 @@
     </w:p>
     <w:p>
       <w:r>
-        <w:t>Close your notes. Explain this goal in your own words: Explain the mechanism and terminology of controlled prompt experiments</w:t>
+        <w:t>Explain Prompt Experiments without notes, identify a remaining question and plan a later check with a changed case.</w:t>
+      </w:r>
+    </w:p>
+    <w:p>
+      <w:pPr>
+        <w:spacing w:line="336" w:lineRule="auto" w:after="180"/>
+      </w:pPr>
+      <w:r>
+        <w:rPr>
+          <w:b w:val="0"/>
+        </w:rPr>
+        <w:t xml:space="preserve">Close your notes. Explain this goal in your own words: Explain the </w:t>
+      </w:r>
+      <w:r>
+        <w:rPr>
+          <w:b/>
+        </w:rPr>
+        <w:t>mechanism</w:t>
+      </w:r>
+      <w:r>
+        <w:rPr>
+          <w:b w:val="0"/>
+        </w:rPr>
+        <w:t xml:space="preserve"> and terminology of controlled </w:t>
+      </w:r>
+      <w:r>
+        <w:rPr>
+          <w:b/>
+        </w:rPr>
+        <w:t>prompt</w:t>
+      </w:r>
+      <w:r>
+        <w:rPr>
+          <w:b w:val="0"/>
+        </w:rPr>
+        <w:t xml:space="preserve"> experiments</w:t>
       </w:r>
     </w:p>
     <w:p>
@@ -4037,13 +6344,61 @@
       </w:r>
     </w:p>
     <w:p>
-      <w:r>
-        <w:t>If you are unsure, return to the worked picture and explain one arrow. If you are ready, change an input or assumption and justify your prediction.</w:t>
-      </w:r>
-    </w:p>
-    <w:p>
-      <w:r>
-        <w:t>Save your workbook evidence. At the next review, try a different case before opening your old answer.</w:t>
+      <w:pPr>
+        <w:spacing w:line="336" w:lineRule="auto" w:after="180"/>
+      </w:pPr>
+      <w:r>
+        <w:rPr>
+          <w:b w:val="0"/>
+        </w:rPr>
+        <w:t xml:space="preserve">If you are unsure, return to the worked picture and explain one arrow. If you are ready, change an </w:t>
+      </w:r>
+      <w:r>
+        <w:rPr>
+          <w:b/>
+        </w:rPr>
+        <w:t>input</w:t>
+      </w:r>
+      <w:r>
+        <w:rPr>
+          <w:b w:val="0"/>
+        </w:rPr>
+        <w:t xml:space="preserve"> or assumption and justify your </w:t>
+      </w:r>
+      <w:r>
+        <w:rPr>
+          <w:b/>
+        </w:rPr>
+        <w:t>prediction</w:t>
+      </w:r>
+      <w:r>
+        <w:rPr>
+          <w:b w:val="0"/>
+        </w:rPr>
+        <w:t>.</w:t>
+      </w:r>
+    </w:p>
+    <w:p>
+      <w:pPr>
+        <w:spacing w:line="336" w:lineRule="auto" w:after="180"/>
+      </w:pPr>
+      <w:r>
+        <w:rPr>
+          <w:b w:val="0"/>
+        </w:rPr>
+        <w:t xml:space="preserve">Save your workbook </w:t>
+      </w:r>
+      <w:r>
+        <w:rPr>
+          <w:b/>
+        </w:rPr>
+        <w:t>evidence</w:t>
+      </w:r>
+      <w:r>
+        <w:rPr>
+          <w:b w:val="0"/>
+        </w:rPr>
+        <w:t>. At the next review, try a different case before opening your old answer.</w:t>
       </w:r>
     </w:p>
     <w:p>
@@ -4056,12 +6411,41 @@
     </w:p>
     <w:p>
       <w:r>
+        <w:t>Attempt supported questions before using hints or feedback. Review a missing building block, then keep the completed work.</w:t>
+      </w:r>
+    </w:p>
+    <w:p>
+      <w:pPr>
+        <w:spacing w:line="336" w:lineRule="auto" w:after="180"/>
+      </w:pPr>
+      <w:r>
+        <w:rPr>
+          <w:b w:val="0"/>
+        </w:rPr>
         <w:t>Use this supported practice once, in the browser or on paper. Keep the reserved independent assessment for a separate first attempt before teacher feedback.</w:t>
       </w:r>
     </w:p>
     <w:p>
-      <w:r>
-        <w:t>A fictional book-help project tests two prompt versions on seven shared development cases.</w:t>
+      <w:pPr>
+        <w:spacing w:line="336" w:lineRule="auto" w:after="180"/>
+      </w:pPr>
+      <w:r>
+        <w:rPr>
+          <w:b w:val="0"/>
+        </w:rPr>
+        <w:t xml:space="preserve">A fictional book-help project tests two </w:t>
+      </w:r>
+      <w:r>
+        <w:rPr>
+          <w:b/>
+        </w:rPr>
+        <w:t>prompt</w:t>
+      </w:r>
+      <w:r>
+        <w:rPr>
+          <w:b w:val="0"/>
+        </w:rPr>
+        <w:t xml:space="preserve"> versions on seven shared development cases.</w:t>
       </w:r>
     </w:p>
     <w:p>
@@ -4073,27 +6457,61 @@
       </w:r>
     </w:p>
     <w:p>
-      <w:r>
+      <w:pPr>
+        <w:spacing w:line="336" w:lineRule="auto" w:after="180"/>
+      </w:pPr>
+      <w:r>
+        <w:rPr>
+          <w:b w:val="0"/>
+        </w:rPr>
         <w:t>Which labelled step matches this detail? Q improves overall count but worsens missing-source behavior; use the declared priorities.</w:t>
       </w:r>
     </w:p>
     <w:p>
-      <w:r>
+      <w:pPr>
+        <w:spacing w:line="336" w:lineRule="auto" w:after="180"/>
+        <w:shd w:fill="F4F9FC"/>
+      </w:pPr>
+      <w:r>
+        <w:rPr>
+          <w:b w:val="0"/>
+        </w:rPr>
         <w:t>1. Decide explicitly</w:t>
       </w:r>
     </w:p>
     <w:p>
-      <w:r>
+      <w:pPr>
+        <w:spacing w:line="336" w:lineRule="auto" w:after="180"/>
+        <w:shd w:fill="F4F9FC"/>
+      </w:pPr>
+      <w:r>
+        <w:rPr>
+          <w:b w:val="0"/>
+        </w:rPr>
         <w:t>2. Paired setup</w:t>
       </w:r>
     </w:p>
     <w:p>
-      <w:r>
+      <w:pPr>
+        <w:spacing w:line="336" w:lineRule="auto" w:after="180"/>
+        <w:shd w:fill="F4F9FC"/>
+      </w:pPr>
+      <w:r>
+        <w:rPr>
+          <w:b w:val="0"/>
+        </w:rPr>
         <w:t>3. Missing-source slice</w:t>
       </w:r>
     </w:p>
     <w:p>
-      <w:r>
+      <w:pPr>
+        <w:spacing w:line="336" w:lineRule="auto" w:after="180"/>
+        <w:shd w:fill="F4F9FC"/>
+      </w:pPr>
+      <w:r>
+        <w:rPr>
+          <w:b w:val="0"/>
+        </w:rPr>
         <w:t>4. Overall rates</w:t>
       </w:r>
     </w:p>
@@ -4131,41 +6549,167 @@
       </w:r>
     </w:p>
     <w:p>
-      <w:r>
+      <w:pPr>
+        <w:pStyle w:val="Heading3"/>
+      </w:pPr>
+      <w:r>
+        <w:t>Hint · try first</w:t>
+      </w:r>
+    </w:p>
+    <w:p>
+      <w:pPr>
+        <w:spacing w:line="336" w:lineRule="auto" w:after="180"/>
+        <w:shd w:fill="F1F6F8"/>
+      </w:pPr>
+      <w:r>
+        <w:rPr>
+          <w:b w:val="0"/>
+        </w:rPr>
         <w:t>Hint if needed: Read the steps in the pictorial case. Match the supplied detail to the stage that performs or records it.</w:t>
       </w:r>
     </w:p>
     <w:p>
-      <w:r>
-        <w:t>After your attempt, compare with the supported explanation: Decide explicitly Q improves overall count but worsens missing-source behavior; use the declared priorities. A larger total can conceal a more serious failure category. Paired records show which cases changed, not just how many passed. If refusing unsupported claims is mandatory, Q’s overall advantage may not justify selection. Keep the failing examples for development and obtain fresh cases after choosing a final version.</w:t>
-      </w:r>
-    </w:p>
-    <w:p>
       <w:pPr>
         <w:pStyle w:val="Heading3"/>
       </w:pPr>
       <w:r>
+        <w:t>Feedback · compare after trying</w:t>
+      </w:r>
+    </w:p>
+    <w:p>
+      <w:pPr>
+        <w:spacing w:line="336" w:lineRule="auto" w:after="180"/>
+        <w:shd w:fill="F1F6FC"/>
+      </w:pPr>
+      <w:r>
+        <w:rPr>
+          <w:b w:val="0"/>
+        </w:rPr>
+        <w:t>After your attempt, compare with the supported explanation: Decide explicitly Q improves overall count but worsens missing-source behavior; use the declared priorities.</w:t>
+      </w:r>
+    </w:p>
+    <w:p>
+      <w:pPr>
+        <w:spacing w:line="336" w:lineRule="auto" w:after="180"/>
+        <w:shd w:fill="F1F6FC"/>
+      </w:pPr>
+      <w:r>
+        <w:rPr>
+          <w:b w:val="0"/>
+        </w:rPr>
+        <w:t>A larger total can conceal a more serious failure category. Paired records show which cases changed, not just how many passed. If refusing unsupported claims is mandatory, Q’s overall advantage may not justify selection.</w:t>
+      </w:r>
+    </w:p>
+    <w:p>
+      <w:pPr>
+        <w:spacing w:line="336" w:lineRule="auto" w:after="180"/>
+        <w:shd w:fill="F1F6FC"/>
+      </w:pPr>
+      <w:r>
+        <w:rPr>
+          <w:b w:val="0"/>
+        </w:rPr>
+        <w:t>Keep the failing examples for development and obtain fresh cases after choosing a final version.</w:t>
+      </w:r>
+    </w:p>
+    <w:p>
+      <w:pPr>
+        <w:pStyle w:val="Heading3"/>
+      </w:pPr>
+      <w:r>
         <w:t>Practice 2: explain the deciding evidence</w:t>
       </w:r>
     </w:p>
     <w:p>
-      <w:r>
+      <w:pPr>
+        <w:pStyle w:val="Heading3"/>
+      </w:pPr>
+      <w:r>
+        <w:t>Changed case · predict first</w:t>
+      </w:r>
+    </w:p>
+    <w:p>
+      <w:pPr>
+        <w:spacing w:line="336" w:lineRule="auto" w:after="180"/>
+        <w:shd w:fill="F5F1FB"/>
+      </w:pPr>
+      <w:r>
+        <w:rPr>
+          <w:b w:val="0"/>
+        </w:rPr>
         <w:t>Changed-case practice: Make missing-source correctness a required selection gate. Which conclusion is supported by the supplied facts?</w:t>
       </w:r>
     </w:p>
     <w:p>
-      <w:r>
-        <w:t>1. We can decide the result without examining the changed input or the procedure.</w:t>
-      </w:r>
-    </w:p>
-    <w:p>
-      <w:r>
-        <w:t>2. Neither prompt clears a 2/2 gate on these records.</w:t>
-      </w:r>
-    </w:p>
-    <w:p>
-      <w:r>
-        <w:t>3. This one example guarantees correct results for every future input.</w:t>
+      <w:pPr>
+        <w:spacing w:line="336" w:lineRule="auto" w:after="180"/>
+        <w:shd w:fill="F4F9FC"/>
+      </w:pPr>
+      <w:r>
+        <w:rPr>
+          <w:b w:val="0"/>
+        </w:rPr>
+        <w:t xml:space="preserve">1. We can decide the result without examining the changed </w:t>
+      </w:r>
+      <w:r>
+        <w:rPr>
+          <w:b/>
+        </w:rPr>
+        <w:t>input</w:t>
+      </w:r>
+      <w:r>
+        <w:rPr>
+          <w:b w:val="0"/>
+        </w:rPr>
+        <w:t xml:space="preserve"> or the procedure.</w:t>
+      </w:r>
+    </w:p>
+    <w:p>
+      <w:pPr>
+        <w:spacing w:line="336" w:lineRule="auto" w:after="180"/>
+        <w:shd w:fill="F4F9FC"/>
+      </w:pPr>
+      <w:r>
+        <w:rPr>
+          <w:b w:val="0"/>
+        </w:rPr>
+        <w:t xml:space="preserve">2. Neither </w:t>
+      </w:r>
+      <w:r>
+        <w:rPr>
+          <w:b/>
+        </w:rPr>
+        <w:t>prompt</w:t>
+      </w:r>
+      <w:r>
+        <w:rPr>
+          <w:b w:val="0"/>
+        </w:rPr>
+        <w:t xml:space="preserve"> clears a 2/2 gate on these records.</w:t>
+      </w:r>
+    </w:p>
+    <w:p>
+      <w:pPr>
+        <w:spacing w:line="336" w:lineRule="auto" w:after="180"/>
+        <w:shd w:fill="F4F9FC"/>
+      </w:pPr>
+      <w:r>
+        <w:rPr>
+          <w:b w:val="0"/>
+        </w:rPr>
+        <w:t xml:space="preserve">3. This one example guarantees correct results for every future </w:t>
+      </w:r>
+      <w:r>
+        <w:rPr>
+          <w:b/>
+        </w:rPr>
+        <w:t>input</w:t>
+      </w:r>
+      <w:r>
+        <w:rPr>
+          <w:b w:val="0"/>
+        </w:rPr>
+        <w:t>.</w:t>
       </w:r>
     </w:p>
     <w:p>
@@ -4202,36 +6746,143 @@
       </w:r>
     </w:p>
     <w:p>
-      <w:r>
+      <w:pPr>
+        <w:pStyle w:val="Heading3"/>
+      </w:pPr>
+      <w:r>
+        <w:t>Hint · try first</w:t>
+      </w:r>
+    </w:p>
+    <w:p>
+      <w:pPr>
+        <w:spacing w:line="336" w:lineRule="auto" w:after="180"/>
+        <w:shd w:fill="F1F6F8"/>
+      </w:pPr>
+      <w:r>
+        <w:rPr>
+          <w:b w:val="0"/>
+        </w:rPr>
         <w:t>Hint if needed: Use the changed condition and the deciding step in the pictorial trace. The answer must say what follows from those facts.</w:t>
       </w:r>
     </w:p>
     <w:p>
-      <w:r>
-        <w:t>After your attempt, compare with the supported explanation: Neither prompt clears a 2/2 gate on these records. P fails 7 and Q fails both 4 and 7; both need revision.</w:t>
-      </w:r>
-    </w:p>
-    <w:p>
       <w:pPr>
         <w:pStyle w:val="Heading3"/>
       </w:pPr>
       <w:r>
+        <w:t>Feedback · compare after trying</w:t>
+      </w:r>
+    </w:p>
+    <w:p>
+      <w:pPr>
+        <w:spacing w:line="336" w:lineRule="auto" w:after="180"/>
+        <w:shd w:fill="F1F6FC"/>
+      </w:pPr>
+      <w:r>
+        <w:rPr>
+          <w:b w:val="0"/>
+        </w:rPr>
+        <w:t xml:space="preserve">After your attempt, compare with the supported explanation: Neither </w:t>
+      </w:r>
+      <w:r>
+        <w:rPr>
+          <w:b/>
+        </w:rPr>
+        <w:t>prompt</w:t>
+      </w:r>
+      <w:r>
+        <w:rPr>
+          <w:b w:val="0"/>
+        </w:rPr>
+        <w:t xml:space="preserve"> clears a 2/2 gate on these records. P fails 7 and Q fails both 4 and 7; both need revision.</w:t>
+      </w:r>
+    </w:p>
+    <w:p>
+      <w:pPr>
+        <w:pStyle w:val="Heading3"/>
+      </w:pPr>
+      <w:r>
         <w:t>Repair a missing building block</w:t>
       </w:r>
     </w:p>
     <w:p>
-      <w:r>
-        <w:t>Review Predictive vs Generative (ai-2/27). Goal: Distinguish discriminative prediction from generation by inspecting the requested output. Short practice: Does matching the physical box in the changed table prove the generator measures boxes?. Return to this week and explain what you changed.</w:t>
-      </w:r>
-    </w:p>
-    <w:p>
-      <w:r>
+      <w:pPr>
+        <w:spacing w:line="336" w:lineRule="auto" w:after="180"/>
+      </w:pPr>
+      <w:r>
+        <w:rPr>
+          <w:b w:val="0"/>
+        </w:rPr>
+        <w:t xml:space="preserve">Review Predictive vs Generative (ai-2/27). Goal: Distinguish discriminative </w:t>
+      </w:r>
+      <w:r>
+        <w:rPr>
+          <w:b/>
+        </w:rPr>
+        <w:t>prediction</w:t>
+      </w:r>
+      <w:r>
+        <w:rPr>
+          <w:b w:val="0"/>
+        </w:rPr>
+        <w:t xml:space="preserve"> from generation by inspecting the requested </w:t>
+      </w:r>
+      <w:r>
+        <w:rPr>
+          <w:b/>
+        </w:rPr>
+        <w:t>output</w:t>
+      </w:r>
+      <w:r>
+        <w:rPr>
+          <w:b w:val="0"/>
+        </w:rPr>
+        <w:t>.</w:t>
+      </w:r>
+    </w:p>
+    <w:p>
+      <w:pPr>
+        <w:spacing w:line="336" w:lineRule="auto" w:after="180"/>
+      </w:pPr>
+      <w:r>
+        <w:rPr>
+          <w:b w:val="0"/>
+        </w:rPr>
+        <w:t>Short practice: Does matching the physical box in the changed table prove the generator measures boxes?. Return to this week and explain what you changed.</w:t>
+      </w:r>
+    </w:p>
+    <w:p>
+      <w:pPr>
+        <w:spacing w:line="336" w:lineRule="auto" w:after="180"/>
+      </w:pPr>
+      <w:r>
+        <w:rPr>
+          <w:b w:val="0"/>
+        </w:rPr>
         <w:t>Review Text as Pieces (ai-2/25). Goal: Encode and decode text under an explicit toy vocabulary. Short practice: Why is the unknown ! at position 10 rather than position 9?. Return to this week and explain what you changed.</w:t>
       </w:r>
     </w:p>
     <w:p>
-      <w:r>
-        <w:t>Review Nearest Neighbor Reasoning (ai-2/22). Goal: Compute absolute distances and rank training neighbours. Short practice: Why do k=1 and k=3 disagree for the original query?. Return to this week and explain what you changed.</w:t>
+      <w:pPr>
+        <w:spacing w:line="336" w:lineRule="auto" w:after="180"/>
+      </w:pPr>
+      <w:r>
+        <w:rPr>
+          <w:b w:val="0"/>
+        </w:rPr>
+        <w:t xml:space="preserve">Review Nearest Neighbor Reasoning (ai-2/22). Goal: Compute absolute distances and rank </w:t>
+      </w:r>
+      <w:r>
+        <w:rPr>
+          <w:b/>
+        </w:rPr>
+        <w:t>training</w:t>
+      </w:r>
+      <w:r>
+        <w:rPr>
+          <w:b w:val="0"/>
+        </w:rPr>
+        <w:t xml:space="preserve"> neighbours. Short practice: Why do k=1 and k=3 disagree for the original query?. Return to this week and explain what you changed.</w:t>
       </w:r>
     </w:p>
     <w:p>
@@ -4243,8 +6894,627 @@
       </w:r>
     </w:p>
     <w:p>
-      <w:r>
-        <w:t>Use Download completed work in the hosted lesson to export your answers, reflections, practice feedback and code-run evidence. Open the HTML copy to read or print it. Drafts stay in this browser when storage is available; clear drafts on a shared device.</w:t>
+      <w:pPr>
+        <w:spacing w:line="336" w:lineRule="auto" w:after="180"/>
+      </w:pPr>
+      <w:r>
+        <w:rPr>
+          <w:b w:val="0"/>
+        </w:rPr>
+        <w:t xml:space="preserve">Use Download completed work in the hosted lesson to export your answers, reflections, practice feedback and code-run </w:t>
+      </w:r>
+      <w:r>
+        <w:rPr>
+          <w:b/>
+        </w:rPr>
+        <w:t>evidence</w:t>
+      </w:r>
+      <w:r>
+        <w:rPr>
+          <w:b w:val="0"/>
+        </w:rPr>
+        <w:t>. Open the HTML copy to read or print it.</w:t>
+      </w:r>
+    </w:p>
+    <w:p>
+      <w:pPr>
+        <w:spacing w:line="336" w:lineRule="auto" w:after="180"/>
+      </w:pPr>
+      <w:r>
+        <w:rPr>
+          <w:b w:val="0"/>
+        </w:rPr>
+        <w:t>Drafts stay in this browser when storage is available; clear drafts on a shared device.</w:t>
+      </w:r>
+    </w:p>
+    <w:p>
+      <w:pPr>
+        <w:pStyle w:val="Heading1"/>
+      </w:pPr>
+      <w:r>
+        <w:t>18. Visual concept journey</w:t>
+      </w:r>
+    </w:p>
+    <w:p>
+      <w:r>
+        <w:t>Explain each Prompt Experiments graphic using its labels, deciding evidence and relevant limitation.</w:t>
+      </w:r>
+    </w:p>
+    <w:p>
+      <w:pPr>
+        <w:pStyle w:val="Heading3"/>
+      </w:pPr>
+      <w:r>
+        <w:t>01. Prompt Experiments: the case</w:t>
+      </w:r>
+    </w:p>
+    <w:p>
+      <w:r>
+        <w:drawing>
+          <wp:inline xmlns:a="http://schemas.openxmlformats.org/drawingml/2006/main" xmlns:pic="http://schemas.openxmlformats.org/drawingml/2006/picture">
+            <wp:extent cx="5486400" cy="2840736"/>
+            <wp:docPr id="23" name="Picture 23" descr="A fictional book-help project tests two prompt versions on seven shared development cases. Supplied facts: P passes cases 1,2,3,4. Q passes 1,2,3,5,6. Cases 4 and 7 involve missing sources. Same inputs, system configuration and rubric; only the prompt changes. These are invented records."/>
+            <wp:cNvGraphicFramePr>
+              <a:graphicFrameLocks noChangeAspect="1"/>
+            </wp:cNvGraphicFramePr>
+            <a:graphic>
+              <a:graphicData uri="http://schemas.openxmlformats.org/drawingml/2006/picture">
+                <pic:pic>
+                  <pic:nvPicPr>
+                    <pic:cNvPr id="0" name="academy-story-ai-2-28-01.png"/>
+                    <pic:cNvPicPr/>
+                  </pic:nvPicPr>
+                  <pic:blipFill>
+                    <a:blip r:embed="rId30"/>
+                    <a:stretch>
+                      <a:fillRect/>
+                    </a:stretch>
+                  </pic:blipFill>
+                  <pic:spPr>
+                    <a:xfrm>
+                      <a:off x="0" y="0"/>
+                      <a:ext cx="5486400" cy="2840736"/>
+                    </a:xfrm>
+                    <a:prstGeom prst="rect"/>
+                  </pic:spPr>
+                </pic:pic>
+              </a:graphicData>
+            </a:graphic>
+          </wp:inline>
+        </w:drawing>
+      </w:r>
+    </w:p>
+    <w:p>
+      <w:pPr>
+        <w:spacing w:line="336" w:lineRule="auto" w:after="180"/>
+      </w:pPr>
+      <w:r>
+        <w:rPr>
+          <w:b w:val="0"/>
+        </w:rPr>
+        <w:t xml:space="preserve">A fictional book-help project tests two </w:t>
+      </w:r>
+      <w:r>
+        <w:rPr>
+          <w:b/>
+        </w:rPr>
+        <w:t>prompt</w:t>
+      </w:r>
+      <w:r>
+        <w:rPr>
+          <w:b w:val="0"/>
+        </w:rPr>
+        <w:t xml:space="preserve"> versions on seven shared development cases. Supplied facts: P passes cases 1,2,3,4. Q passes 1,2,3,5,6. Cases 4 and 7 involve missing sources.</w:t>
+      </w:r>
+    </w:p>
+    <w:p>
+      <w:pPr>
+        <w:spacing w:line="336" w:lineRule="auto" w:after="180"/>
+      </w:pPr>
+      <w:r>
+        <w:rPr>
+          <w:b w:val="0"/>
+        </w:rPr>
+        <w:t xml:space="preserve">Same </w:t>
+      </w:r>
+      <w:r>
+        <w:rPr>
+          <w:b/>
+        </w:rPr>
+        <w:t>input</w:t>
+      </w:r>
+      <w:r>
+        <w:rPr>
+          <w:b w:val="0"/>
+        </w:rPr>
+        <w:t xml:space="preserve">s, system configuration and </w:t>
+      </w:r>
+      <w:r>
+        <w:rPr>
+          <w:b/>
+        </w:rPr>
+        <w:t>rubric</w:t>
+      </w:r>
+      <w:r>
+        <w:rPr>
+          <w:b w:val="0"/>
+        </w:rPr>
+        <w:t xml:space="preserve">; only the </w:t>
+      </w:r>
+      <w:r>
+        <w:rPr>
+          <w:b/>
+        </w:rPr>
+        <w:t>prompt</w:t>
+      </w:r>
+      <w:r>
+        <w:rPr>
+          <w:b w:val="0"/>
+        </w:rPr>
+        <w:t xml:space="preserve"> changes. These are invented records.</w:t>
+      </w:r>
+    </w:p>
+    <w:p>
+      <w:pPr>
+        <w:spacing w:line="336" w:lineRule="auto" w:after="180"/>
+        <w:shd w:fill="F5F1FB"/>
+      </w:pPr>
+      <w:r>
+        <w:rPr>
+          <w:b w:val="0"/>
+        </w:rPr>
+        <w:t>Point to the given fact that matters most. Explain why it matters.</w:t>
+      </w:r>
+    </w:p>
+    <w:p>
+      <w:pPr>
+        <w:pStyle w:val="Heading3"/>
+      </w:pPr>
+      <w:r>
+        <w:t>02. Follow the deciding steps</w:t>
+      </w:r>
+    </w:p>
+    <w:p>
+      <w:r>
+        <w:drawing>
+          <wp:inline xmlns:a="http://schemas.openxmlformats.org/drawingml/2006/main" xmlns:pic="http://schemas.openxmlformats.org/drawingml/2006/picture">
+            <wp:extent cx="5486400" cy="4160520"/>
+            <wp:docPr id="24" name="Picture 24" descr="Paired setup: Use the same seven cases and pass criteria for both prompts. → Overall rates: P=4/7; Q=5/7. → Missing-source slice: P passes 1/2; Q passes 0/2 in cases 4 and 7. → Decide explicitly: Q improves overall count but worsens missing-source behavior; use the declared priorities."/>
+            <wp:cNvGraphicFramePr>
+              <a:graphicFrameLocks noChangeAspect="1"/>
+            </wp:cNvGraphicFramePr>
+            <a:graphic>
+              <a:graphicData uri="http://schemas.openxmlformats.org/drawingml/2006/picture">
+                <pic:pic>
+                  <pic:nvPicPr>
+                    <pic:cNvPr id="0" name="academy-story-ai-2-28-02.png"/>
+                    <pic:cNvPicPr/>
+                  </pic:nvPicPr>
+                  <pic:blipFill>
+                    <a:blip r:embed="rId31"/>
+                    <a:stretch>
+                      <a:fillRect/>
+                    </a:stretch>
+                  </pic:blipFill>
+                  <pic:spPr>
+                    <a:xfrm>
+                      <a:off x="0" y="0"/>
+                      <a:ext cx="5486400" cy="4160520"/>
+                    </a:xfrm>
+                    <a:prstGeom prst="rect"/>
+                  </pic:spPr>
+                </pic:pic>
+              </a:graphicData>
+            </a:graphic>
+          </wp:inline>
+        </w:drawing>
+      </w:r>
+    </w:p>
+    <w:p>
+      <w:pPr>
+        <w:spacing w:line="336" w:lineRule="auto" w:after="180"/>
+      </w:pPr>
+      <w:r>
+        <w:rPr>
+          <w:b w:val="0"/>
+        </w:rPr>
+        <w:t xml:space="preserve">Paired setup: Use the same seven cases and pass criteria for both </w:t>
+      </w:r>
+      <w:r>
+        <w:rPr>
+          <w:b/>
+        </w:rPr>
+        <w:t>prompt</w:t>
+      </w:r>
+      <w:r>
+        <w:rPr>
+          <w:b w:val="0"/>
+        </w:rPr>
+        <w:t>s. → Overall rates: P=4/7; Q=5/7. → Missing-source slice: P passes 1/2; Q passes 0/2 in cases 4 and 7. → Decide explicitly: Q improves overall count but worsens missing-source behavior; use the declared priorities.</w:t>
+      </w:r>
+    </w:p>
+    <w:p>
+      <w:pPr>
+        <w:spacing w:line="336" w:lineRule="auto" w:after="180"/>
+        <w:shd w:fill="F5F1FB"/>
+      </w:pPr>
+      <w:r>
+        <w:rPr>
+          <w:b w:val="0"/>
+        </w:rPr>
+        <w:t xml:space="preserve">Point to each numbered stage and explain which recorded </w:t>
+      </w:r>
+      <w:r>
+        <w:rPr>
+          <w:b/>
+        </w:rPr>
+        <w:t>input</w:t>
+      </w:r>
+      <w:r>
+        <w:rPr>
+          <w:b w:val="0"/>
+        </w:rPr>
+        <w:t xml:space="preserve"> it uses.</w:t>
+      </w:r>
+    </w:p>
+    <w:p>
+      <w:pPr>
+        <w:pStyle w:val="Heading3"/>
+      </w:pPr>
+      <w:r>
+        <w:t>03. Paired overall and missing-source passes</w:t>
+      </w:r>
+    </w:p>
+    <w:p>
+      <w:r>
+        <w:drawing>
+          <wp:inline xmlns:a="http://schemas.openxmlformats.org/drawingml/2006/main" xmlns:pic="http://schemas.openxmlformats.org/drawingml/2006/picture">
+            <wp:extent cx="5486400" cy="3096768"/>
+            <wp:docPr id="25" name="Picture 25" descr="Paired overall and missing-source passes. P: Overall passes /7 = 4, Missing-source passes /2 = 1. Q: Overall passes /7 = 5, Missing-source passes /2 = 0."/>
+            <wp:cNvGraphicFramePr>
+              <a:graphicFrameLocks noChangeAspect="1"/>
+            </wp:cNvGraphicFramePr>
+            <a:graphic>
+              <a:graphicData uri="http://schemas.openxmlformats.org/drawingml/2006/picture">
+                <pic:pic>
+                  <pic:nvPicPr>
+                    <pic:cNvPr id="0" name="academy-story-ai-2-28-03.png"/>
+                    <pic:cNvPicPr/>
+                  </pic:nvPicPr>
+                  <pic:blipFill>
+                    <a:blip r:embed="rId32"/>
+                    <a:stretch>
+                      <a:fillRect/>
+                    </a:stretch>
+                  </pic:blipFill>
+                  <pic:spPr>
+                    <a:xfrm>
+                      <a:off x="0" y="0"/>
+                      <a:ext cx="5486400" cy="3096768"/>
+                    </a:xfrm>
+                    <a:prstGeom prst="rect"/>
+                  </pic:spPr>
+                </pic:pic>
+              </a:graphicData>
+            </a:graphic>
+          </wp:inline>
+        </w:drawing>
+      </w:r>
+    </w:p>
+    <w:p>
+      <w:pPr>
+        <w:spacing w:line="336" w:lineRule="auto" w:after="180"/>
+      </w:pPr>
+      <w:r>
+        <w:rPr>
+          <w:b w:val="0"/>
+        </w:rPr>
+        <w:t>Paired overall and missing-source passes. P: Overall passes /7 = 4, Missing-source passes /2 = 1. Q: Overall passes /7 = 5, Missing-source passes /2 = 0.</w:t>
+      </w:r>
+    </w:p>
+    <w:p>
+      <w:pPr>
+        <w:spacing w:line="336" w:lineRule="auto" w:after="180"/>
+        <w:shd w:fill="F5F1FB"/>
+      </w:pPr>
+      <w:r>
+        <w:rPr>
+          <w:b w:val="0"/>
+        </w:rPr>
+        <w:t>Read the labels and values. Explain the relationship the model shows.</w:t>
+      </w:r>
+    </w:p>
+    <w:p>
+      <w:pPr>
+        <w:pStyle w:val="Heading3"/>
+      </w:pPr>
+      <w:r>
+        <w:t>04. Change one thing. Trace what follows.</w:t>
+      </w:r>
+    </w:p>
+    <w:p>
+      <w:r>
+        <w:drawing>
+          <wp:inline xmlns:a="http://schemas.openxmlformats.org/drawingml/2006/main" xmlns:pic="http://schemas.openxmlformats.org/drawingml/2006/picture">
+            <wp:extent cx="5486400" cy="3041904"/>
+            <wp:docPr id="26" name="Picture 26" descr="Original case: Q improves overall count but worsens missing-source behavior; use the declared priorities. Changed condition: Make missing-source correctness a required selection gate. Expected result: Neither prompt clears a 2/2 gate on these records. Reason: P fails 7 and Q fails both 4 and 7; both need revision."/>
+            <wp:cNvGraphicFramePr>
+              <a:graphicFrameLocks noChangeAspect="1"/>
+            </wp:cNvGraphicFramePr>
+            <a:graphic>
+              <a:graphicData uri="http://schemas.openxmlformats.org/drawingml/2006/picture">
+                <pic:pic>
+                  <pic:nvPicPr>
+                    <pic:cNvPr id="0" name="academy-story-ai-2-28-04.png"/>
+                    <pic:cNvPicPr/>
+                  </pic:nvPicPr>
+                  <pic:blipFill>
+                    <a:blip r:embed="rId33"/>
+                    <a:stretch>
+                      <a:fillRect/>
+                    </a:stretch>
+                  </pic:blipFill>
+                  <pic:spPr>
+                    <a:xfrm>
+                      <a:off x="0" y="0"/>
+                      <a:ext cx="5486400" cy="3041904"/>
+                    </a:xfrm>
+                    <a:prstGeom prst="rect"/>
+                  </pic:spPr>
+                </pic:pic>
+              </a:graphicData>
+            </a:graphic>
+          </wp:inline>
+        </w:drawing>
+      </w:r>
+    </w:p>
+    <w:p>
+      <w:pPr>
+        <w:spacing w:line="336" w:lineRule="auto" w:after="180"/>
+      </w:pPr>
+      <w:r>
+        <w:rPr>
+          <w:b w:val="0"/>
+        </w:rPr>
+        <w:t>Original case: Q improves overall count but worsens missing-source behavior; use the declared priorities. Changed condition: Make missing-source correctness a required selection gate.</w:t>
+      </w:r>
+    </w:p>
+    <w:p>
+      <w:pPr>
+        <w:spacing w:line="336" w:lineRule="auto" w:after="180"/>
+      </w:pPr>
+      <w:r>
+        <w:rPr>
+          <w:b w:val="0"/>
+        </w:rPr>
+        <w:t xml:space="preserve">Expected result: Neither </w:t>
+      </w:r>
+      <w:r>
+        <w:rPr>
+          <w:b/>
+        </w:rPr>
+        <w:t>prompt</w:t>
+      </w:r>
+      <w:r>
+        <w:rPr>
+          <w:b w:val="0"/>
+        </w:rPr>
+        <w:t xml:space="preserve"> clears a 2/2 gate on these records. Reason: P fails 7 and Q fails both 4 and 7; both need revision.</w:t>
+      </w:r>
+    </w:p>
+    <w:p>
+      <w:pPr>
+        <w:spacing w:line="336" w:lineRule="auto" w:after="180"/>
+        <w:shd w:fill="F5F1FB"/>
+      </w:pPr>
+      <w:r>
+        <w:rPr>
+          <w:b w:val="0"/>
+        </w:rPr>
+        <w:t>Predict before checking the worked changed-case result. Name what changed and what the supplied facts allow you to conclude.</w:t>
+      </w:r>
+    </w:p>
+    <w:p>
+      <w:pPr>
+        <w:pStyle w:val="Heading3"/>
+      </w:pPr>
+      <w:r>
+        <w:t>05. Connect the explanation to its limit</w:t>
+      </w:r>
+    </w:p>
+    <w:p>
+      <w:r>
+        <w:drawing>
+          <wp:inline xmlns:a="http://schemas.openxmlformats.org/drawingml/2006/main" xmlns:pic="http://schemas.openxmlformats.org/drawingml/2006/picture">
+            <wp:extent cx="5486400" cy="2834640"/>
+            <wp:docPr id="27" name="Picture 27" descr="A larger total can conceal a more serious failure category. Paired records show which cases changed, not just how many passed. If refusing unsupported claims is mandatory, Q’s overall advantage may not justify selection. Keep the failing examples for development and obtain fresh cases after choosing a final version. Limit: Seven development cases cannot establish causal learning benefits or untouched final performance; repeated generation may also vary."/>
+            <wp:cNvGraphicFramePr>
+              <a:graphicFrameLocks noChangeAspect="1"/>
+            </wp:cNvGraphicFramePr>
+            <a:graphic>
+              <a:graphicData uri="http://schemas.openxmlformats.org/drawingml/2006/picture">
+                <pic:pic>
+                  <pic:nvPicPr>
+                    <pic:cNvPr id="0" name="academy-story-ai-2-28-05.png"/>
+                    <pic:cNvPicPr/>
+                  </pic:nvPicPr>
+                  <pic:blipFill>
+                    <a:blip r:embed="rId34"/>
+                    <a:stretch>
+                      <a:fillRect/>
+                    </a:stretch>
+                  </pic:blipFill>
+                  <pic:spPr>
+                    <a:xfrm>
+                      <a:off x="0" y="0"/>
+                      <a:ext cx="5486400" cy="2834640"/>
+                    </a:xfrm>
+                    <a:prstGeom prst="rect"/>
+                  </pic:spPr>
+                </pic:pic>
+              </a:graphicData>
+            </a:graphic>
+          </wp:inline>
+        </w:drawing>
+      </w:r>
+    </w:p>
+    <w:p>
+      <w:pPr>
+        <w:spacing w:line="336" w:lineRule="auto" w:after="180"/>
+      </w:pPr>
+      <w:r>
+        <w:rPr>
+          <w:b w:val="0"/>
+        </w:rPr>
+        <w:t>A larger total can conceal a more serious failure category. Paired records show which cases changed, not just how many passed. If refusing unsupported claims is mandatory, Q’s overall advantage may not justify selection.</w:t>
+      </w:r>
+    </w:p>
+    <w:p>
+      <w:pPr>
+        <w:spacing w:line="336" w:lineRule="auto" w:after="180"/>
+      </w:pPr>
+      <w:r>
+        <w:rPr>
+          <w:b w:val="0"/>
+        </w:rPr>
+        <w:t>Keep the failing examples for development and obtain fresh cases after choosing a final version.</w:t>
+      </w:r>
+    </w:p>
+    <w:p>
+      <w:pPr>
+        <w:spacing w:line="336" w:lineRule="auto" w:after="180"/>
+      </w:pPr>
+      <w:r>
+        <w:rPr>
+          <w:b w:val="0"/>
+        </w:rPr>
+        <w:t>Limit: Seven development cases cannot establish causal learning benefits or untouched final performance; repeated generation may also vary.</w:t>
+      </w:r>
+    </w:p>
+    <w:p>
+      <w:pPr>
+        <w:spacing w:line="336" w:lineRule="auto" w:after="180"/>
+        <w:shd w:fill="F5F1FB"/>
+      </w:pPr>
+      <w:r>
+        <w:rPr>
+          <w:b w:val="0"/>
+        </w:rPr>
+        <w:t>Explain the case, then point to a limit on the claim.</w:t>
+      </w:r>
+    </w:p>
+    <w:p>
+      <w:pPr>
+        <w:pStyle w:val="Heading3"/>
+      </w:pPr>
+      <w:r>
+        <w:t>06. Make the idea visible in your project</w:t>
+      </w:r>
+    </w:p>
+    <w:p>
+      <w:r>
+        <w:drawing>
+          <wp:inline xmlns:a="http://schemas.openxmlformats.org/drawingml/2006/main" xmlns:pic="http://schemas.openxmlformats.org/drawingml/2006/picture">
+            <wp:extent cx="5486400" cy="3380232"/>
+            <wp:docPr id="28" name="Picture 28" descr="Run controlled recommender explanation experiments with paired cases and report important failure conditions separately. Draw your input, deciding step, result and limit. Supported question: Name the case P passes and Q fails, and explain why it matters."/>
+            <wp:cNvGraphicFramePr>
+              <a:graphicFrameLocks noChangeAspect="1"/>
+            </wp:cNvGraphicFramePr>
+            <a:graphic>
+              <a:graphicData uri="http://schemas.openxmlformats.org/drawingml/2006/picture">
+                <pic:pic>
+                  <pic:nvPicPr>
+                    <pic:cNvPr id="0" name="academy-story-ai-2-28-06.png"/>
+                    <pic:cNvPicPr/>
+                  </pic:nvPicPr>
+                  <pic:blipFill>
+                    <a:blip r:embed="rId35"/>
+                    <a:stretch>
+                      <a:fillRect/>
+                    </a:stretch>
+                  </pic:blipFill>
+                  <pic:spPr>
+                    <a:xfrm>
+                      <a:off x="0" y="0"/>
+                      <a:ext cx="5486400" cy="3380232"/>
+                    </a:xfrm>
+                    <a:prstGeom prst="rect"/>
+                  </pic:spPr>
+                </pic:pic>
+              </a:graphicData>
+            </a:graphic>
+          </wp:inline>
+        </w:drawing>
+      </w:r>
+    </w:p>
+    <w:p>
+      <w:pPr>
+        <w:spacing w:line="336" w:lineRule="auto" w:after="180"/>
+      </w:pPr>
+      <w:r>
+        <w:rPr>
+          <w:b w:val="0"/>
+        </w:rPr>
+        <w:t xml:space="preserve">Run controlled recommender explanation experiments with </w:t>
+      </w:r>
+      <w:r>
+        <w:rPr>
+          <w:b/>
+        </w:rPr>
+        <w:t>paired case</w:t>
+      </w:r>
+      <w:r>
+        <w:rPr>
+          <w:b w:val="0"/>
+        </w:rPr>
+        <w:t xml:space="preserve">s and report important failure conditions separately. Draw your </w:t>
+      </w:r>
+      <w:r>
+        <w:rPr>
+          <w:b/>
+        </w:rPr>
+        <w:t>input</w:t>
+      </w:r>
+      <w:r>
+        <w:rPr>
+          <w:b w:val="0"/>
+        </w:rPr>
+        <w:t>, deciding step, result and limit.</w:t>
+      </w:r>
+    </w:p>
+    <w:p>
+      <w:pPr>
+        <w:spacing w:line="336" w:lineRule="auto" w:after="180"/>
+      </w:pPr>
+      <w:r>
+        <w:rPr>
+          <w:b w:val="0"/>
+        </w:rPr>
+        <w:t>Supported question: Name the case P passes and Q fails, and explain why it matters.</w:t>
+      </w:r>
+    </w:p>
+    <w:p>
+      <w:pPr>
+        <w:spacing w:line="336" w:lineRule="auto" w:after="180"/>
+        <w:shd w:fill="F5F1FB"/>
+      </w:pPr>
+      <w:r>
+        <w:rPr>
+          <w:b w:val="0"/>
+        </w:rPr>
+        <w:t xml:space="preserve">Draw your project trace and justify the deciding step using </w:t>
+      </w:r>
+      <w:r>
+        <w:rPr>
+          <w:b/>
+        </w:rPr>
+        <w:t>evidence</w:t>
+      </w:r>
+      <w:r>
+        <w:rPr>
+          <w:b w:val="0"/>
+        </w:rPr>
+        <w:t>.</w:t>
       </w:r>
     </w:p>
     <w:sectPr>

--- a/downloads/student/ai-2-week-28.docx
+++ b/downloads/student/ai-2-week-28.docx
@@ -25,12 +25,17 @@
         <w:pStyle w:val="Heading1"/>
       </w:pPr>
       <w:r>
-        <w:t>Before you start</w:t>
-      </w:r>
-    </w:p>
-    <w:p>
-      <w:r>
-        <w:t>Week 12: use the same scoring rules for comparisons.</w:t>
+        <w:t>Compare matched cases. Inspect the failures. Choose by a declared rule.</w:t>
+      </w:r>
+    </w:p>
+    <w:p>
+      <w:r>
+        <w:t>Use complete paired records, explicit denominators and important-condition checks to evaluate prompt variants.</w:t>
+      </w:r>
+    </w:p>
+    <w:p>
+      <w:r>
+        <w:t>Controlled setup → case-level outcomes → total and slice → declared selection → fresh final evidence.</w:t>
       </w:r>
     </w:p>
     <w:p>
@@ -38,12 +43,152 @@
         <w:pStyle w:val="Heading1"/>
       </w:pPr>
       <w:r>
-        <w:t>01. Your mission</w:t>
-      </w:r>
-    </w:p>
-    <w:p>
-      <w:r>
-        <w:t>Start with the target: Explain the mechanism and terminology of controlled prompt experiments. Try the recall before opening notes.</w:t>
+        <w:t>01. Which prompt improves the results that matter?</w:t>
+      </w:r>
+    </w:p>
+    <w:p>
+      <w:r>
+        <w:t>Compare matched cases and check important failures before choosing.</w:t>
+      </w:r>
+    </w:p>
+    <w:p>
+      <w:pPr>
+        <w:pStyle w:val="Heading2"/>
+      </w:pPr>
+      <w:r>
+        <w:t>Your learning goals</w:t>
+      </w:r>
+    </w:p>
+    <w:p>
+      <w:pPr>
+        <w:spacing w:line="336" w:lineRule="auto" w:after="180"/>
+      </w:pPr>
+      <w:r>
+        <w:rPr>
+          <w:b w:val="0"/>
+        </w:rPr>
+        <w:t xml:space="preserve">I can explain the </w:t>
+      </w:r>
+      <w:r>
+        <w:rPr>
+          <w:b/>
+        </w:rPr>
+        <w:t>mechanism</w:t>
+      </w:r>
+      <w:r>
+        <w:rPr>
+          <w:b w:val="0"/>
+        </w:rPr>
+        <w:t xml:space="preserve"> and terminology of controlled </w:t>
+      </w:r>
+      <w:r>
+        <w:rPr>
+          <w:b/>
+        </w:rPr>
+        <w:t>prompt</w:t>
+      </w:r>
+      <w:r>
+        <w:rPr>
+          <w:b w:val="0"/>
+        </w:rPr>
+        <w:t xml:space="preserve"> experiments.</w:t>
+      </w:r>
+    </w:p>
+    <w:p>
+      <w:pPr>
+        <w:spacing w:line="336" w:lineRule="auto" w:after="180"/>
+      </w:pPr>
+      <w:r>
+        <w:rPr>
+          <w:b w:val="0"/>
+        </w:rPr>
+        <w:t>I can apply the stated procedure to a new case with a traceable result.</w:t>
+      </w:r>
+    </w:p>
+    <w:p>
+      <w:pPr>
+        <w:spacing w:line="336" w:lineRule="auto" w:after="180"/>
+      </w:pPr>
+      <w:r>
+        <w:rPr>
+          <w:b w:val="0"/>
+        </w:rPr>
+        <w:t>I can identify an assumption or limitation and design a revealing follow-up.</w:t>
+      </w:r>
+    </w:p>
+    <w:p>
+      <w:pPr>
+        <w:pStyle w:val="Heading2"/>
+      </w:pPr>
+      <w:r>
+        <w:t>Recall outputs versus evidence</w:t>
+      </w:r>
+    </w:p>
+    <w:p>
+      <w:pPr>
+        <w:pStyle w:val="ListBullet"/>
+      </w:pPr>
+      <w:r>
+        <w:t>Close your notes first. A rough first answer helps us choose the right starting point; it is not a score for your ability.</w:t>
+      </w:r>
+    </w:p>
+    <w:p>
+      <w:pPr>
+        <w:pStyle w:val="ListBullet"/>
+      </w:pPr>
+      <w:r>
+        <w:t>Recall Predictive vs Generative: a plausible continuation does not establish a current fact. A prompt comparison therefore needs a task contract, fixed evidence and explicit success criteria.</w:t>
+      </w:r>
+    </w:p>
+    <w:p>
+      <w:pPr>
+        <w:pStyle w:val="Heading2"/>
+      </w:pPr>
+      <w:r>
+        <w:t>Your end goal</w:t>
+      </w:r>
+    </w:p>
+    <w:p>
+      <w:pPr>
+        <w:spacing w:line="336" w:lineRule="auto" w:after="180"/>
+      </w:pPr>
+      <w:r>
+        <w:rPr>
+          <w:b w:val="0"/>
+        </w:rPr>
+        <w:t xml:space="preserve">By the end, I can compare </w:t>
+      </w:r>
+      <w:r>
+        <w:rPr>
+          <w:b/>
+        </w:rPr>
+        <w:t>prompt</w:t>
+      </w:r>
+      <w:r>
+        <w:rPr>
+          <w:b w:val="0"/>
+        </w:rPr>
+        <w:t xml:space="preserve">s on </w:t>
+      </w:r>
+      <w:r>
+        <w:rPr>
+          <w:b/>
+        </w:rPr>
+        <w:t>paired case</w:t>
+      </w:r>
+      <w:r>
+        <w:rPr>
+          <w:b w:val="0"/>
+        </w:rPr>
+        <w:t>s and inspect a subgroup before choosing.</w:t>
+      </w:r>
+    </w:p>
+    <w:p>
+      <w:pPr>
+        <w:pStyle w:val="Heading2"/>
+      </w:pPr>
+      <w:r>
+        <w:t>Earlier wording, alternatives and picture transcripts · reference / check after trying</w:t>
       </w:r>
     </w:p>
     <w:p>
@@ -56,78 +201,10 @@
     </w:p>
     <w:p>
       <w:pPr>
-        <w:spacing w:line="336" w:lineRule="auto" w:after="180"/>
-      </w:pPr>
-      <w:r>
-        <w:rPr>
-          <w:b w:val="0"/>
-        </w:rPr>
-        <w:t xml:space="preserve">I can explain the </w:t>
-      </w:r>
-      <w:r>
-        <w:rPr>
-          <w:b/>
-        </w:rPr>
-        <w:t>mechanism</w:t>
-      </w:r>
-      <w:r>
-        <w:rPr>
-          <w:b w:val="0"/>
-        </w:rPr>
-        <w:t xml:space="preserve"> and terminology of controlled </w:t>
-      </w:r>
-      <w:r>
-        <w:rPr>
-          <w:b/>
-        </w:rPr>
-        <w:t>prompt</w:t>
-      </w:r>
-      <w:r>
-        <w:rPr>
-          <w:b w:val="0"/>
-        </w:rPr>
-        <w:t xml:space="preserve"> experiments.</w:t>
-      </w:r>
-    </w:p>
-    <w:p>
-      <w:pPr>
-        <w:spacing w:line="336" w:lineRule="auto" w:after="180"/>
-      </w:pPr>
-      <w:r>
-        <w:rPr>
-          <w:b w:val="0"/>
-        </w:rPr>
-        <w:t>I can apply the stated procedure to a new case with a traceable result.</w:t>
-      </w:r>
-    </w:p>
-    <w:p>
-      <w:pPr>
-        <w:spacing w:line="336" w:lineRule="auto" w:after="180"/>
-      </w:pPr>
-      <w:r>
-        <w:rPr>
-          <w:b w:val="0"/>
-        </w:rPr>
-        <w:t>I can identify an assumption or limitation and design a revealing follow-up.</w:t>
-      </w:r>
-    </w:p>
-    <w:p>
-      <w:pPr>
         <w:pStyle w:val="Heading3"/>
       </w:pPr>
       <w:r>
         <w:t>Remember before reading</w:t>
-      </w:r>
-    </w:p>
-    <w:p>
-      <w:pPr>
-        <w:spacing w:line="336" w:lineRule="auto" w:after="180"/>
-      </w:pPr>
-      <w:r>
-        <w:rPr>
-          <w:b w:val="0"/>
-        </w:rPr>
-        <w:t>Close your notes first. A rough first answer helps us choose the right starting point; it is not a score for your ability.</w:t>
       </w:r>
     </w:p>
     <w:p>
@@ -280,9 +357,32 @@
       </w:pPr>
       <w:r>
         <w:rPr>
+          <w:b w:val="0"/>
+        </w:rPr>
+        <w:t>THINKER MISSION</w:t>
+      </w:r>
+    </w:p>
+    <w:p>
+      <w:pPr>
+        <w:spacing w:line="336" w:lineRule="auto" w:after="180"/>
+      </w:pPr>
+      <w:r>
+        <w:rPr>
+          <w:b w:val="0"/>
+        </w:rPr>
+        <w:t xml:space="preserve">Change one </w:t>
+      </w:r>
+      <w:r>
+        <w:rPr>
           <w:b/>
         </w:rPr>
-        <w:t>THINKER MISSION</w:t>
+        <w:t>prompt</w:t>
+      </w:r>
+      <w:r>
+        <w:rPr>
+          <w:b w:val="0"/>
+        </w:rPr>
+        <w:t xml:space="preserve"> variable at a time and score results.</w:t>
       </w:r>
     </w:p>
     <w:p>
@@ -293,7 +393,88 @@
         <w:rPr>
           <w:b w:val="0"/>
         </w:rPr>
-        <w:t xml:space="preserve">Change one </w:t>
+        <w:t>Thinker name and date:</w:t>
+      </w:r>
+    </w:p>
+    <w:p>
+      <w:pPr>
+        <w:pStyle w:val="Heading3"/>
+      </w:pPr>
+      <w:r>
+        <w:t>Write or draw your reasoning and evidence.</w:t>
+      </w:r>
+    </w:p>
+    <w:p>
+      <w:r>
+        <w:t>________________________________________________________________</w:t>
+      </w:r>
+    </w:p>
+    <w:p>
+      <w:r>
+        <w:t>________________________________________________________________</w:t>
+      </w:r>
+    </w:p>
+    <w:p>
+      <w:r>
+        <w:t>________________________________________________________________</w:t>
+      </w:r>
+    </w:p>
+    <w:p>
+      <w:r>
+        <w:t>________________________________________________________________</w:t>
+      </w:r>
+    </w:p>
+    <w:p>
+      <w:r>
+        <w:t>________________________________________________________________</w:t>
+      </w:r>
+    </w:p>
+    <w:p>
+      <w:pPr>
+        <w:pStyle w:val="Heading3"/>
+      </w:pPr>
+      <w:r>
+        <w:t>Readiness for the connected explanation</w:t>
+      </w:r>
+    </w:p>
+    <w:p>
+      <w:pPr>
+        <w:pStyle w:val="Heading3"/>
+      </w:pPr>
+      <w:r>
+        <w:t>This week’s end goal</w:t>
+      </w:r>
+    </w:p>
+    <w:p>
+      <w:pPr>
+        <w:pStyle w:val="Heading1"/>
+      </w:pPr>
+      <w:r>
+        <w:t>02. Set the question before looking at results</w:t>
+      </w:r>
+    </w:p>
+    <w:p>
+      <w:r>
+        <w:t>A fair comparison needs the same cases, evidence and scoring rules.</w:t>
+      </w:r>
+    </w:p>
+    <w:p>
+      <w:pPr>
+        <w:pStyle w:val="Heading2"/>
+      </w:pPr>
+      <w:r>
+        <w:t>The controlled-comparison contract</w:t>
+      </w:r>
+    </w:p>
+    <w:p>
+      <w:pPr>
+        <w:spacing w:line="336" w:lineRule="auto" w:after="180"/>
+      </w:pPr>
+      <w:r>
+        <w:rPr>
+          <w:b w:val="0"/>
+        </w:rPr>
+        <w:t xml:space="preserve">A </w:t>
       </w:r>
       <w:r>
         <w:rPr>
@@ -305,7 +486,27 @@
         <w:rPr>
           <w:b w:val="0"/>
         </w:rPr>
-        <w:t xml:space="preserve"> variable at a time and score results.</w:t>
+        <w:t xml:space="preserve"> experiment compares complete specifications using the same task cases. Define success before inspecting </w:t>
+      </w:r>
+      <w:r>
+        <w:rPr>
+          <w:b/>
+        </w:rPr>
+        <w:t>output</w:t>
+      </w:r>
+      <w:r>
+        <w:rPr>
+          <w:b w:val="0"/>
+        </w:rPr>
+        <w:t>s; change one intended instruction and preserve other settings.</w:t>
+      </w:r>
+    </w:p>
+    <w:p>
+      <w:pPr>
+        <w:pStyle w:val="Heading2"/>
+      </w:pPr>
+      <w:r>
+        <w:t>Distinguish supplied classroom records from live results</w:t>
       </w:r>
     </w:p>
     <w:p>
@@ -316,48 +517,7 @@
         <w:rPr>
           <w:b w:val="0"/>
         </w:rPr>
-        <w:t>Thinker name and date:</w:t>
-      </w:r>
-    </w:p>
-    <w:p>
-      <w:pPr>
-        <w:pStyle w:val="Heading3"/>
-      </w:pPr>
-      <w:r>
-        <w:t>Write or draw your reasoning and evidence.</w:t>
-      </w:r>
-    </w:p>
-    <w:p>
-      <w:r>
-        <w:t>________________________________________________________________</w:t>
-      </w:r>
-    </w:p>
-    <w:p>
-      <w:r>
-        <w:t>________________________________________________________________</w:t>
-      </w:r>
-    </w:p>
-    <w:p>
-      <w:r>
-        <w:t>________________________________________________________________</w:t>
-      </w:r>
-    </w:p>
-    <w:p>
-      <w:r>
-        <w:t>________________________________________________________________</w:t>
-      </w:r>
-    </w:p>
-    <w:p>
-      <w:r>
-        <w:t>________________________________________________________________</w:t>
-      </w:r>
-    </w:p>
-    <w:p>
-      <w:pPr>
-        <w:pStyle w:val="Heading3"/>
-      </w:pPr>
-      <w:r>
-        <w:t>Readiness for the connected explanation</w:t>
+        <w:t>Begin by writing the question the procedure is intended to answer. Identify the information already supplied, the information it will produce and the information still missing.</w:t>
       </w:r>
     </w:p>
     <w:p>
@@ -368,108 +528,24 @@
         <w:rPr>
           <w:b w:val="0"/>
         </w:rPr>
-        <w:t xml:space="preserve">Recall Structured </w:t>
-      </w:r>
-      <w:r>
-        <w:rPr>
-          <w:b/>
-        </w:rPr>
-        <w:t>output</w:t>
-      </w:r>
+        <w:t>These are constructed classroom examples; they do not require live accounts, private records or an external service. Do not treat a plausible explanation as a measured outcome.</w:t>
+      </w:r>
+    </w:p>
+    <w:p>
+      <w:pPr>
+        <w:pStyle w:val="Heading2"/>
+      </w:pPr>
+      <w:r>
+        <w:t>Earlier wording, alternatives and picture transcripts · reference / check after trying</w:t>
+      </w:r>
+    </w:p>
+    <w:p>
+      <w:pPr>
+        <w:spacing w:line="336" w:lineRule="auto" w:after="180"/>
+      </w:pPr>
       <w:r>
         <w:rPr>
           <w:b w:val="0"/>
-        </w:rPr>
-        <w:t xml:space="preserve">s and validation. Explain why a recorded result needs its </w:t>
-      </w:r>
-      <w:r>
-        <w:rPr>
-          <w:b/>
-        </w:rPr>
-        <w:t>input</w:t>
-      </w:r>
-      <w:r>
-        <w:rPr>
-          <w:b w:val="0"/>
-        </w:rPr>
-        <w:t xml:space="preserve"> conditions and </w:t>
-      </w:r>
-      <w:r>
-        <w:rPr>
-          <w:b/>
-        </w:rPr>
-        <w:t>evidence</w:t>
-      </w:r>
-      <w:r>
-        <w:rPr>
-          <w:b w:val="0"/>
-        </w:rPr>
-        <w:t xml:space="preserve"> source before it can support a claim.</w:t>
-      </w:r>
-    </w:p>
-    <w:p>
-      <w:pPr>
-        <w:pStyle w:val="Heading3"/>
-      </w:pPr>
-      <w:r>
-        <w:t>This week’s end goal</w:t>
-      </w:r>
-    </w:p>
-    <w:p>
-      <w:pPr>
-        <w:spacing w:line="336" w:lineRule="auto" w:after="180"/>
-      </w:pPr>
-      <w:r>
-        <w:rPr>
-          <w:b w:val="0"/>
-        </w:rPr>
-        <w:t xml:space="preserve">By the end, I can compare </w:t>
-      </w:r>
-      <w:r>
-        <w:rPr>
-          <w:b/>
-        </w:rPr>
-        <w:t>prompt</w:t>
-      </w:r>
-      <w:r>
-        <w:rPr>
-          <w:b w:val="0"/>
-        </w:rPr>
-        <w:t xml:space="preserve">s on </w:t>
-      </w:r>
-      <w:r>
-        <w:rPr>
-          <w:b/>
-        </w:rPr>
-        <w:t>paired case</w:t>
-      </w:r>
-      <w:r>
-        <w:rPr>
-          <w:b w:val="0"/>
-        </w:rPr>
-        <w:t>s and inspect a subgroup before choosing.</w:t>
-      </w:r>
-    </w:p>
-    <w:p>
-      <w:pPr>
-        <w:pStyle w:val="Heading1"/>
-      </w:pPr>
-      <w:r>
-        <w:t>02. Notice the evidence</w:t>
-      </w:r>
-    </w:p>
-    <w:p>
-      <w:r>
-        <w:t>Investigate the supplied Prompt Experiments case. Separate observations, given facts and assumptions before choosing an explanation.</w:t>
-      </w:r>
-    </w:p>
-    <w:p>
-      <w:pPr>
-        <w:spacing w:line="336" w:lineRule="auto" w:after="180"/>
-      </w:pPr>
-      <w:r>
-        <w:rPr>
-          <w:b/>
         </w:rPr>
         <w:t>PICTURE STORY</w:t>
       </w:r>
@@ -546,34 +622,200 @@
     </w:p>
     <w:p>
       <w:pPr>
+        <w:spacing w:line="336" w:lineRule="auto" w:after="180"/>
+      </w:pPr>
+      <w:r>
+        <w:rPr>
+          <w:b w:val="0"/>
+        </w:rPr>
+        <w:t>MYSTERY</w:t>
+      </w:r>
+    </w:p>
+    <w:p>
+      <w:pPr>
+        <w:spacing w:line="336" w:lineRule="auto" w:after="180"/>
+      </w:pPr>
+      <w:r>
+        <w:rPr>
+          <w:b w:val="0"/>
+        </w:rPr>
+        <w:t xml:space="preserve">The learners must use </w:t>
+      </w:r>
+      <w:r>
+        <w:rPr>
+          <w:b/>
+        </w:rPr>
+        <w:t>prompt</w:t>
+      </w:r>
+      <w:r>
+        <w:rPr>
+          <w:b w:val="0"/>
+        </w:rPr>
+        <w:t xml:space="preserve"> experiments to solve a problem. What information do they have? What decision or calculation do they make? What would count as </w:t>
+      </w:r>
+      <w:r>
+        <w:rPr>
+          <w:b/>
+        </w:rPr>
+        <w:t>evidence</w:t>
+      </w:r>
+      <w:r>
+        <w:rPr>
+          <w:b w:val="0"/>
+        </w:rPr>
+        <w:t xml:space="preserve"> that it worked?</w:t>
+      </w:r>
+    </w:p>
+    <w:p>
+      <w:pPr>
+        <w:spacing w:line="336" w:lineRule="auto" w:after="180"/>
+      </w:pPr>
+      <w:r>
+        <w:rPr>
+          <w:b w:val="0"/>
+        </w:rPr>
+        <w:t xml:space="preserve">Three </w:t>
+      </w:r>
+      <w:r>
+        <w:rPr>
+          <w:b/>
+        </w:rPr>
+        <w:t>observation</w:t>
+      </w:r>
+      <w:r>
+        <w:rPr>
+          <w:b w:val="0"/>
+        </w:rPr>
+        <w:t>s (what you can point to):</w:t>
+      </w:r>
+    </w:p>
+    <w:p>
+      <w:pPr>
         <w:pStyle w:val="Heading3"/>
       </w:pPr>
       <w:r>
-        <w:t>Start with this puzzle</w:t>
+        <w:t>Write or draw your reasoning and evidence.</w:t>
+      </w:r>
+    </w:p>
+    <w:p>
+      <w:r>
+        <w:t>________________________________________________________________</w:t>
+      </w:r>
+    </w:p>
+    <w:p>
+      <w:r>
+        <w:t>________________________________________________________________</w:t>
+      </w:r>
+    </w:p>
+    <w:p>
+      <w:r>
+        <w:t>________________________________________________________________</w:t>
+      </w:r>
+    </w:p>
+    <w:p>
+      <w:r>
+        <w:t>________________________________________________________________</w:t>
+      </w:r>
+    </w:p>
+    <w:p>
+      <w:r>
+        <w:t>________________________________________________________________</w:t>
       </w:r>
     </w:p>
     <w:p>
       <w:pPr>
         <w:spacing w:line="336" w:lineRule="auto" w:after="180"/>
-        <w:shd w:fill="F1F6FC"/>
       </w:pPr>
       <w:r>
         <w:rPr>
           <w:b w:val="0"/>
         </w:rPr>
-        <w:t>MYSTERY</w:t>
+        <w:t xml:space="preserve">My </w:t>
+      </w:r>
+      <w:r>
+        <w:rPr>
+          <w:b/>
+        </w:rPr>
+        <w:t>prediction</w:t>
+      </w:r>
+      <w:r>
+        <w:rPr>
+          <w:b w:val="0"/>
+        </w:rPr>
+        <w:t xml:space="preserve"> and the clue supporting it:</w:t>
+      </w:r>
+    </w:p>
+    <w:p>
+      <w:pPr>
+        <w:pStyle w:val="Heading3"/>
+      </w:pPr>
+      <w:r>
+        <w:t>Write or draw your reasoning and evidence.</w:t>
+      </w:r>
+    </w:p>
+    <w:p>
+      <w:r>
+        <w:t>________________________________________________________________</w:t>
+      </w:r>
+    </w:p>
+    <w:p>
+      <w:r>
+        <w:t>________________________________________________________________</w:t>
+      </w:r>
+    </w:p>
+    <w:p>
+      <w:r>
+        <w:t>________________________________________________________________</w:t>
+      </w:r>
+    </w:p>
+    <w:p>
+      <w:r>
+        <w:t>________________________________________________________________</w:t>
+      </w:r>
+    </w:p>
+    <w:p>
+      <w:r>
+        <w:t>________________________________________________________________</w:t>
+      </w:r>
+    </w:p>
+    <w:p>
+      <w:pPr>
+        <w:pStyle w:val="Heading3"/>
+      </w:pPr>
+      <w:r>
+        <w:t>A closer explanation</w:t>
+      </w:r>
+    </w:p>
+    <w:p>
+      <w:pPr>
+        <w:pStyle w:val="Heading1"/>
+      </w:pPr>
+      <w:r>
+        <w:t>03. Trace the six-case development comparison</w:t>
+      </w:r>
+    </w:p>
+    <w:p>
+      <w:r>
+        <w:t>Overall gains and subgroup gains are different questions.</w:t>
+      </w:r>
+    </w:p>
+    <w:p>
+      <w:pPr>
+        <w:pStyle w:val="Heading2"/>
+      </w:pPr>
+      <w:r>
+        <w:t>Keep evaluation conditions fixed</w:t>
       </w:r>
     </w:p>
     <w:p>
       <w:pPr>
         <w:spacing w:line="336" w:lineRule="auto" w:after="180"/>
-        <w:shd w:fill="F5F1FB"/>
       </w:pPr>
       <w:r>
         <w:rPr>
           <w:b w:val="0"/>
         </w:rPr>
-        <w:t xml:space="preserve">The learners must use </w:t>
+        <w:t xml:space="preserve">Evaluate both </w:t>
       </w:r>
       <w:r>
         <w:rPr>
@@ -585,19 +827,43 @@
         <w:rPr>
           <w:b w:val="0"/>
         </w:rPr>
-        <w:t xml:space="preserve"> experiments to solve a problem. What information do they have? What decision or calculation do they make? What would count as </w:t>
+        <w:t xml:space="preserve">s on </w:t>
       </w:r>
       <w:r>
         <w:rPr>
           <w:b/>
         </w:rPr>
-        <w:t>evidence</w:t>
+        <w:t>paired case</w:t>
       </w:r>
       <w:r>
         <w:rPr>
           <w:b w:val="0"/>
         </w:rPr>
-        <w:t xml:space="preserve"> that it worked?</w:t>
+        <w:t xml:space="preserve">s with fixed model/version, source records, </w:t>
+      </w:r>
+      <w:r>
+        <w:rPr>
+          <w:b/>
+        </w:rPr>
+        <w:t>output</w:t>
+      </w:r>
+      <w:r>
+        <w:rPr>
+          <w:b w:val="0"/>
+        </w:rPr>
+        <w:t xml:space="preserve"> contract and scoring </w:t>
+      </w:r>
+      <w:r>
+        <w:rPr>
+          <w:b/>
+        </w:rPr>
+        <w:t>rubric</w:t>
+      </w:r>
+      <w:r>
+        <w:rPr>
+          <w:b w:val="0"/>
+        </w:rPr>
+        <w:t>. Use development results for selection, then reserve new final cases.</w:t>
       </w:r>
     </w:p>
     <w:p>
@@ -608,52 +874,189 @@
         <w:rPr>
           <w:b w:val="0"/>
         </w:rPr>
-        <w:t xml:space="preserve">Three </w:t>
+        <w:t>Score each case rather than counting attractive sentences.</w:t>
+      </w:r>
+    </w:p>
+    <w:p>
+      <w:pPr>
+        <w:pStyle w:val="Heading2"/>
+      </w:pPr>
+      <w:r>
+        <w:t>Read the complete six-case record</w:t>
+      </w:r>
+    </w:p>
+    <w:tbl>
+      <w:tblPr>
+        <w:tblStyle w:val="LightShading-Accent1"/>
+        <w:tblW w:type="auto" w:w="0"/>
+        <w:tblLook w:firstColumn="1" w:firstRow="1" w:lastColumn="0" w:lastRow="0" w:noHBand="0" w:noVBand="1" w:val="04A0"/>
+      </w:tblPr>
+      <w:tblGrid>
+        <w:gridCol w:w="3408"/>
+        <w:gridCol w:w="3408"/>
+        <w:gridCol w:w="3408"/>
+      </w:tblGrid>
+      <w:tr>
+        <w:trPr>
+          <w:tblHeader/>
+        </w:trPr>
+        <w:tc>
+          <w:tcPr>
+            <w:tcW w:type="dxa" w:w="3408"/>
+          </w:tcPr>
+          <w:p>
+            <w:r>
+              <w:t>Six-case development record</w:t>
+            </w:r>
+          </w:p>
+        </w:tc>
+        <w:tc>
+          <w:tcPr>
+            <w:tcW w:type="dxa" w:w="3408"/>
+          </w:tcPr>
+          <w:p>
+            <w:r>
+              <w:t>P</w:t>
+            </w:r>
+          </w:p>
+        </w:tc>
+        <w:tc>
+          <w:tcPr>
+            <w:tcW w:type="dxa" w:w="3408"/>
+          </w:tcPr>
+          <w:p>
+            <w:r>
+              <w:t>Q</w:t>
+            </w:r>
+          </w:p>
+        </w:tc>
+      </w:tr>
+      <w:tr>
+        <w:tc>
+          <w:tcPr>
+            <w:tcW w:type="dxa" w:w="3408"/>
+          </w:tcPr>
+          <w:p>
+            <w:r>
+              <w:t>Pass IDs</w:t>
+            </w:r>
+          </w:p>
+        </w:tc>
+        <w:tc>
+          <w:tcPr>
+            <w:tcW w:type="dxa" w:w="3408"/>
+          </w:tcPr>
+          <w:p>
+            <w:r>
+              <w:t>1,2,3,4</w:t>
+            </w:r>
+          </w:p>
+        </w:tc>
+        <w:tc>
+          <w:tcPr>
+            <w:tcW w:type="dxa" w:w="3408"/>
+          </w:tcPr>
+          <w:p>
+            <w:r>
+              <w:t>1,2,3,5,6</w:t>
+            </w:r>
+          </w:p>
+        </w:tc>
+      </w:tr>
+      <w:tr>
+        <w:tc>
+          <w:tcPr>
+            <w:tcW w:type="dxa" w:w="3408"/>
+          </w:tcPr>
+          <w:p>
+            <w:r>
+              <w:t>Total passes /6</w:t>
+            </w:r>
+          </w:p>
+        </w:tc>
+        <w:tc>
+          <w:tcPr>
+            <w:tcW w:type="dxa" w:w="3408"/>
+          </w:tcPr>
+          <w:p>
+            <w:r>
+              <w:t>4/6</w:t>
+            </w:r>
+          </w:p>
+        </w:tc>
+        <w:tc>
+          <w:tcPr>
+            <w:tcW w:type="dxa" w:w="3408"/>
+          </w:tcPr>
+          <w:p>
+            <w:r>
+              <w:t>5/6</w:t>
+            </w:r>
+          </w:p>
+        </w:tc>
+      </w:tr>
+      <w:tr>
+        <w:tc>
+          <w:tcPr>
+            <w:tcW w:type="dxa" w:w="3408"/>
+          </w:tcPr>
+          <w:p>
+            <w:r>
+              <w:t>Missing-approval IDs4,6</w:t>
+            </w:r>
+          </w:p>
+        </w:tc>
+        <w:tc>
+          <w:tcPr>
+            <w:tcW w:type="dxa" w:w="3408"/>
+          </w:tcPr>
+          <w:p>
+            <w:r>
+              <w:t>case4 passes; case6 fails</w:t>
+            </w:r>
+          </w:p>
+        </w:tc>
+        <w:tc>
+          <w:tcPr>
+            <w:tcW w:type="dxa" w:w="3408"/>
+          </w:tcPr>
+          <w:p>
+            <w:r>
+              <w:t>case4 fails; case6 passes</w:t>
+            </w:r>
+          </w:p>
+        </w:tc>
+      </w:tr>
+    </w:tbl>
+    <w:p>
+      <w:pPr>
+        <w:pStyle w:val="Heading2"/>
+      </w:pPr>
+      <w:r>
+        <w:t>Check denominators and keep the raw record</w:t>
+      </w:r>
+    </w:p>
+    <w:p>
+      <w:pPr>
+        <w:spacing w:line="336" w:lineRule="auto" w:after="180"/>
+      </w:pPr>
+      <w:r>
+        <w:rPr>
+          <w:b w:val="0"/>
+        </w:rPr>
+        <w:t xml:space="preserve">Before applying the procedure, write its units, denominator or decision boundary where relevant. A partner should be able to repeat each step using the same </w:t>
       </w:r>
       <w:r>
         <w:rPr>
           <w:b/>
         </w:rPr>
-        <w:t>observation</w:t>
+        <w:t>input</w:t>
       </w:r>
       <w:r>
         <w:rPr>
           <w:b w:val="0"/>
         </w:rPr>
-        <w:t>s (what you can point to):</w:t>
-      </w:r>
-    </w:p>
-    <w:p>
-      <w:pPr>
-        <w:pStyle w:val="Heading3"/>
-      </w:pPr>
-      <w:r>
-        <w:t>Write or draw your reasoning and evidence.</w:t>
-      </w:r>
-    </w:p>
-    <w:p>
-      <w:r>
-        <w:t>________________________________________________________________</w:t>
-      </w:r>
-    </w:p>
-    <w:p>
-      <w:r>
-        <w:t>________________________________________________________________</w:t>
-      </w:r>
-    </w:p>
-    <w:p>
-      <w:r>
-        <w:t>________________________________________________________________</w:t>
-      </w:r>
-    </w:p>
-    <w:p>
-      <w:r>
-        <w:t>________________________________________________________________</w:t>
-      </w:r>
-    </w:p>
-    <w:p>
-      <w:r>
-        <w:t>________________________________________________________________</w:t>
+        <w:t>s.</w:t>
       </w:r>
     </w:p>
     <w:p>
@@ -664,60 +1067,43 @@
         <w:rPr>
           <w:b w:val="0"/>
         </w:rPr>
-        <w:t xml:space="preserve">My </w:t>
+        <w:t xml:space="preserve">If a required </w:t>
       </w:r>
       <w:r>
         <w:rPr>
           <w:b/>
         </w:rPr>
-        <w:t>prediction</w:t>
+        <w:t>input</w:t>
       </w:r>
       <w:r>
         <w:rPr>
           <w:b w:val="0"/>
         </w:rPr>
-        <w:t xml:space="preserve"> and the clue supporting it:</w:t>
-      </w:r>
-    </w:p>
-    <w:p>
-      <w:pPr>
-        <w:pStyle w:val="Heading3"/>
-      </w:pPr>
-      <w:r>
-        <w:t>Write or draw your reasoning and evidence.</w:t>
-      </w:r>
-    </w:p>
-    <w:p>
-      <w:r>
-        <w:t>________________________________________________________________</w:t>
-      </w:r>
-    </w:p>
-    <w:p>
-      <w:r>
-        <w:t>________________________________________________________________</w:t>
-      </w:r>
-    </w:p>
-    <w:p>
-      <w:r>
-        <w:t>________________________________________________________________</w:t>
-      </w:r>
-    </w:p>
-    <w:p>
-      <w:r>
-        <w:t>________________________________________________________________</w:t>
-      </w:r>
-    </w:p>
-    <w:p>
-      <w:r>
-        <w:t>________________________________________________________________</w:t>
-      </w:r>
-    </w:p>
-    <w:p>
-      <w:pPr>
-        <w:pStyle w:val="Heading3"/>
-      </w:pPr>
-      <w:r>
-        <w:t>A closer explanation</w:t>
+        <w:t xml:space="preserve"> is absent or violates the stated contract, record that condition explicitly instead of quietly replacing it with a convenient value.</w:t>
+      </w:r>
+    </w:p>
+    <w:p>
+      <w:pPr>
+        <w:pStyle w:val="Heading2"/>
+      </w:pPr>
+      <w:r>
+        <w:t>Explain what a picture label represents</w:t>
+      </w:r>
+    </w:p>
+    <w:p>
+      <w:pPr>
+        <w:pStyle w:val="ListBullet"/>
+      </w:pPr>
+      <w:r>
+        <w:t>Point to the input, the deciding step and the result in this week’s visual. Explain the same step in ordinary words. A picture helps when you can say what each part represents.</w:t>
+      </w:r>
+    </w:p>
+    <w:p>
+      <w:pPr>
+        <w:pStyle w:val="Heading2"/>
+      </w:pPr>
+      <w:r>
+        <w:t>Earlier wording, alternatives and picture transcripts · reference / check after trying</w:t>
       </w:r>
     </w:p>
     <w:p>
@@ -727,76 +1113,6 @@
       <w:r>
         <w:rPr>
           <w:b w:val="0"/>
-        </w:rPr>
-        <w:t xml:space="preserve">A </w:t>
-      </w:r>
-      <w:r>
-        <w:rPr>
-          <w:b/>
-        </w:rPr>
-        <w:t>prompt</w:t>
-      </w:r>
-      <w:r>
-        <w:rPr>
-          <w:b w:val="0"/>
-        </w:rPr>
-        <w:t xml:space="preserve"> experiment compares complete specifications using the same task cases. Define success before inspecting </w:t>
-      </w:r>
-      <w:r>
-        <w:rPr>
-          <w:b/>
-        </w:rPr>
-        <w:t>output</w:t>
-      </w:r>
-      <w:r>
-        <w:rPr>
-          <w:b w:val="0"/>
-        </w:rPr>
-        <w:t>s; change one intended instruction and preserve other settings.</w:t>
-      </w:r>
-    </w:p>
-    <w:p>
-      <w:pPr>
-        <w:spacing w:line="336" w:lineRule="auto" w:after="180"/>
-      </w:pPr>
-      <w:r>
-        <w:rPr>
-          <w:b w:val="0"/>
-        </w:rPr>
-        <w:t>Begin by writing the question the procedure is intended to answer. Identify the information already supplied, the information it will produce and the information still missing.</w:t>
-      </w:r>
-    </w:p>
-    <w:p>
-      <w:pPr>
-        <w:spacing w:line="336" w:lineRule="auto" w:after="180"/>
-      </w:pPr>
-      <w:r>
-        <w:rPr>
-          <w:b w:val="0"/>
-        </w:rPr>
-        <w:t>These are constructed classroom examples; they do not require live accounts, private records or an external service. Do not treat a plausible explanation as a measured outcome.</w:t>
-      </w:r>
-    </w:p>
-    <w:p>
-      <w:pPr>
-        <w:pStyle w:val="Heading1"/>
-      </w:pPr>
-      <w:r>
-        <w:t>03. See how it works</w:t>
-      </w:r>
-    </w:p>
-    <w:p>
-      <w:r>
-        <w:t>Follow the mechanism for Prompt Experiments. Connect each labelled input, deciding step and result.</w:t>
-      </w:r>
-    </w:p>
-    <w:p>
-      <w:pPr>
-        <w:spacing w:line="336" w:lineRule="auto" w:after="180"/>
-      </w:pPr>
-      <w:r>
-        <w:rPr>
-          <w:b/>
         </w:rPr>
         <w:t xml:space="preserve">VISUAL </w:t>
       </w:r>
@@ -1033,76 +1349,6 @@
       </w:pPr>
       <w:r>
         <w:t>A closer explanation</w:t>
-      </w:r>
-    </w:p>
-    <w:p>
-      <w:pPr>
-        <w:spacing w:line="336" w:lineRule="auto" w:after="180"/>
-      </w:pPr>
-      <w:r>
-        <w:rPr>
-          <w:b w:val="0"/>
-        </w:rPr>
-        <w:t xml:space="preserve">Evaluate both </w:t>
-      </w:r>
-      <w:r>
-        <w:rPr>
-          <w:b/>
-        </w:rPr>
-        <w:t>prompt</w:t>
-      </w:r>
-      <w:r>
-        <w:rPr>
-          <w:b w:val="0"/>
-        </w:rPr>
-        <w:t xml:space="preserve">s on </w:t>
-      </w:r>
-      <w:r>
-        <w:rPr>
-          <w:b/>
-        </w:rPr>
-        <w:t>paired case</w:t>
-      </w:r>
-      <w:r>
-        <w:rPr>
-          <w:b w:val="0"/>
-        </w:rPr>
-        <w:t xml:space="preserve">s with fixed model/version, source records, </w:t>
-      </w:r>
-      <w:r>
-        <w:rPr>
-          <w:b/>
-        </w:rPr>
-        <w:t>output</w:t>
-      </w:r>
-      <w:r>
-        <w:rPr>
-          <w:b w:val="0"/>
-        </w:rPr>
-        <w:t xml:space="preserve"> contract and scoring </w:t>
-      </w:r>
-      <w:r>
-        <w:rPr>
-          <w:b/>
-        </w:rPr>
-        <w:t>rubric</w:t>
-      </w:r>
-      <w:r>
-        <w:rPr>
-          <w:b w:val="0"/>
-        </w:rPr>
-        <w:t>. Use development results for selection, then reserve new final cases.</w:t>
-      </w:r>
-    </w:p>
-    <w:p>
-      <w:pPr>
-        <w:spacing w:line="336" w:lineRule="auto" w:after="180"/>
-      </w:pPr>
-      <w:r>
-        <w:rPr>
-          <w:b w:val="0"/>
-        </w:rPr>
-        <w:t>Score each case rather than counting attractive sentences.</w:t>
       </w:r>
     </w:p>
     <w:p>
@@ -1199,52 +1445,6 @@
     </w:p>
     <w:p>
       <w:pPr>
-        <w:spacing w:line="336" w:lineRule="auto" w:after="180"/>
-      </w:pPr>
-      <w:r>
-        <w:rPr>
-          <w:b w:val="0"/>
-        </w:rPr>
-        <w:t xml:space="preserve">Before applying the procedure, write its units, denominator or decision boundary where relevant. A partner should be able to repeat each step using the same </w:t>
-      </w:r>
-      <w:r>
-        <w:rPr>
-          <w:b/>
-        </w:rPr>
-        <w:t>input</w:t>
-      </w:r>
-      <w:r>
-        <w:rPr>
-          <w:b w:val="0"/>
-        </w:rPr>
-        <w:t>s.</w:t>
-      </w:r>
-    </w:p>
-    <w:p>
-      <w:pPr>
-        <w:spacing w:line="336" w:lineRule="auto" w:after="180"/>
-      </w:pPr>
-      <w:r>
-        <w:rPr>
-          <w:b w:val="0"/>
-        </w:rPr>
-        <w:t xml:space="preserve">If a required </w:t>
-      </w:r>
-      <w:r>
-        <w:rPr>
-          <w:b/>
-        </w:rPr>
-        <w:t>input</w:t>
-      </w:r>
-      <w:r>
-        <w:rPr>
-          <w:b w:val="0"/>
-        </w:rPr>
-        <w:t xml:space="preserve"> is absent or violates the stated contract, record that condition explicitly instead of quietly replacing it with a convenient value.</w:t>
-      </w:r>
-    </w:p>
-    <w:p>
-      <w:pPr>
         <w:pStyle w:val="Heading3"/>
       </w:pPr>
       <w:r>
@@ -1253,86 +1453,23 @@
     </w:p>
     <w:p>
       <w:pPr>
-        <w:spacing w:line="336" w:lineRule="auto" w:after="180"/>
-      </w:pPr>
-      <w:r>
-        <w:rPr>
-          <w:b w:val="0"/>
-        </w:rPr>
-        <w:t xml:space="preserve">Point to the </w:t>
-      </w:r>
-      <w:r>
-        <w:rPr>
-          <w:b/>
-        </w:rPr>
-        <w:t>input</w:t>
-      </w:r>
-      <w:r>
-        <w:rPr>
-          <w:b w:val="0"/>
-        </w:rPr>
-        <w:t>, the deciding step and the result in this week’s visual. Explain the same step in ordinary words. A picture helps when you can say what each part represents.</w:t>
-      </w:r>
-    </w:p>
-    <w:p>
-      <w:pPr>
         <w:pStyle w:val="Heading1"/>
       </w:pPr>
       <w:r>
-        <w:t>04. Compare the cases</w:t>
-      </w:r>
-    </w:p>
-    <w:p>
-      <w:r>
-        <w:t>Compare the supplied cases for Prompt Experiments. Identify the detail that changes the conclusion.</w:t>
-      </w:r>
-    </w:p>
-    <w:p>
-      <w:pPr>
-        <w:pStyle w:val="Heading3"/>
-      </w:pPr>
-      <w:r>
-        <w:t>The case to investigate</w:t>
-      </w:r>
-    </w:p>
-    <w:p>
-      <w:pPr>
-        <w:spacing w:line="336" w:lineRule="auto" w:after="180"/>
-        <w:shd w:fill="F1F6FC"/>
-      </w:pPr>
-      <w:r>
-        <w:rPr>
-          <w:b w:val="0"/>
-        </w:rPr>
-        <w:t>CASE GALLERY</w:t>
-      </w:r>
-    </w:p>
-    <w:p>
-      <w:pPr>
-        <w:spacing w:line="336" w:lineRule="auto" w:after="180"/>
-      </w:pPr>
-      <w:r>
-        <w:rPr>
-          <w:b w:val="0"/>
-        </w:rPr>
-        <w:t xml:space="preserve">Four Tests, Four Kinds of </w:t>
-      </w:r>
-      <w:r>
-        <w:rPr>
-          <w:b/>
-        </w:rPr>
-        <w:t>Evidence</w:t>
-      </w:r>
-    </w:p>
-    <w:p>
-      <w:pPr>
-        <w:spacing w:line="336" w:lineRule="auto" w:after="180"/>
-      </w:pPr>
-      <w:r>
-        <w:rPr>
-          <w:b w:val="0"/>
-        </w:rPr>
-        <w:t>A system is not understood until it survives more than one comfortable example.</w:t>
+        <w:t>04. Compare prompt tests by the evidence they preserve</w:t>
+      </w:r>
+    </w:p>
+    <w:p>
+      <w:r>
+        <w:t>A different question set confounds the comparison.</w:t>
+      </w:r>
+    </w:p>
+    <w:p>
+      <w:pPr>
+        <w:pStyle w:val="Heading2"/>
+      </w:pPr>
+      <w:r>
+        <w:t>Four pictures with a purpose</w:t>
       </w:r>
     </w:p>
     <w:p>
@@ -1373,6 +1510,11 @@
     </w:p>
     <w:p>
       <w:r>
+        <w:t>Normal case: predict the result and deciding evidence.</w:t>
+      </w:r>
+    </w:p>
+    <w:p>
+      <w:r>
         <w:drawing>
           <wp:inline xmlns:a="http://schemas.openxmlformats.org/drawingml/2006/main" xmlns:pic="http://schemas.openxmlformats.org/drawingml/2006/picture">
             <wp:extent cx="5486400" cy="3200400"/>
@@ -1408,47 +1550,8 @@
       </w:r>
     </w:p>
     <w:p>
-      <w:pPr>
-        <w:pStyle w:val="Heading3"/>
-      </w:pPr>
-      <w:r>
-        <w:t>The normal case</w:t>
-      </w:r>
-    </w:p>
-    <w:p>
-      <w:pPr>
-        <w:spacing w:line="336" w:lineRule="auto" w:after="180"/>
-        <w:shd w:fill="F1F6FC"/>
-      </w:pPr>
-      <w:r>
-        <w:rPr>
-          <w:b w:val="0"/>
-        </w:rPr>
-        <w:t xml:space="preserve">NORMAL CASE: predict and name </w:t>
-      </w:r>
-      <w:r>
-        <w:rPr>
-          <w:b/>
-        </w:rPr>
-        <w:t>evidence</w:t>
-      </w:r>
-      <w:r>
-        <w:rPr>
-          <w:b w:val="0"/>
-        </w:rPr>
-        <w:t xml:space="preserve">.     BOUNDARY CASE: predict and name </w:t>
-      </w:r>
-      <w:r>
-        <w:rPr>
-          <w:b/>
-        </w:rPr>
-        <w:t>evidence</w:t>
-      </w:r>
-      <w:r>
-        <w:rPr>
-          <w:b w:val="0"/>
-        </w:rPr>
-        <w:t>.</w:t>
+      <w:r>
+        <w:t>Boundary case: identify the exact limit.</w:t>
       </w:r>
     </w:p>
     <w:p>
@@ -1489,6 +1592,11 @@
     </w:p>
     <w:p>
       <w:r>
+        <w:t>Missing information: name what must be clarified.</w:t>
+      </w:r>
+    </w:p>
+    <w:p>
+      <w:r>
         <w:drawing>
           <wp:inline xmlns:a="http://schemas.openxmlformats.org/drawingml/2006/main" xmlns:pic="http://schemas.openxmlformats.org/drawingml/2006/picture">
             <wp:extent cx="5486400" cy="3200400"/>
@@ -1524,224 +1632,168 @@
       </w:r>
     </w:p>
     <w:p>
+      <w:r>
+        <w:t>Transfer case: explain which procedure still applies.</w:t>
+      </w:r>
+    </w:p>
+    <w:p>
+      <w:pPr>
+        <w:pStyle w:val="Heading2"/>
+      </w:pPr>
+      <w:r>
+        <w:t>Choose a revealing case</w:t>
+      </w:r>
+    </w:p>
+    <w:p>
+      <w:pPr>
+        <w:pStyle w:val="ListBullet"/>
+      </w:pPr>
+      <w:r>
+        <w:t>Which case is most likely to reveal a hidden assumption? Why?</w:t>
+      </w:r>
+    </w:p>
+    <w:p>
       <w:pPr>
         <w:pStyle w:val="Heading3"/>
       </w:pPr>
       <w:r>
-        <w:t>Check missing information</w:t>
+        <w:t>Write or draw your reasoning and evidence.</w:t>
+      </w:r>
+    </w:p>
+    <w:p>
+      <w:r>
+        <w:t>________________________________________________________________</w:t>
+      </w:r>
+    </w:p>
+    <w:p>
+      <w:r>
+        <w:t>________________________________________________________________</w:t>
+      </w:r>
+    </w:p>
+    <w:p>
+      <w:r>
+        <w:t>________________________________________________________________</w:t>
+      </w:r>
+    </w:p>
+    <w:p>
+      <w:r>
+        <w:t>________________________________________________________________</w:t>
+      </w:r>
+    </w:p>
+    <w:p>
+      <w:r>
+        <w:t>________________________________________________________________</w:t>
+      </w:r>
+    </w:p>
+    <w:p>
+      <w:pPr>
+        <w:pStyle w:val="Heading2"/>
+      </w:pPr>
+      <w:r>
+        <w:t>Predict the supplied changed case</w:t>
+      </w:r>
+    </w:p>
+    <w:p>
+      <w:pPr>
+        <w:pStyle w:val="ListBullet"/>
+      </w:pPr>
+      <w:r>
+        <w:t>Change: Make missing-source correctness a required selection gate.</w:t>
+      </w:r>
+    </w:p>
+    <w:p>
+      <w:pPr>
+        <w:pStyle w:val="Heading2"/>
+      </w:pPr>
+      <w:r>
+        <w:t>Check after predicting · reference / check after trying</w:t>
       </w:r>
     </w:p>
     <w:p>
       <w:pPr>
         <w:spacing w:line="336" w:lineRule="auto" w:after="180"/>
-        <w:shd w:fill="FFF5E6"/>
-      </w:pPr>
+      </w:pPr>
+      <w:r>
+        <w:rPr>
+          <w:b/>
+        </w:rPr>
+        <w:t>Prediction</w:t>
+      </w:r>
       <w:r>
         <w:rPr>
           <w:b w:val="0"/>
         </w:rPr>
-        <w:t xml:space="preserve">MISSING INFORMATION: predict and name </w:t>
+        <w:t xml:space="preserve">: Neither </w:t>
       </w:r>
       <w:r>
         <w:rPr>
           <w:b/>
         </w:rPr>
-        <w:t>evidence</w:t>
+        <w:t>prompt</w:t>
       </w:r>
       <w:r>
         <w:rPr>
           <w:b w:val="0"/>
         </w:rPr>
-        <w:t xml:space="preserve">.     TRANSFER CASE: predict and name </w:t>
+        <w:t xml:space="preserve"> clears a 2/2 gate on these records.</w:t>
+      </w:r>
+    </w:p>
+    <w:p>
+      <w:pPr>
+        <w:spacing w:line="336" w:lineRule="auto" w:after="180"/>
+      </w:pPr>
+      <w:r>
+        <w:rPr>
+          <w:b w:val="0"/>
+        </w:rPr>
+        <w:t>Reason: P fails 7 and Q fails both 4 and 7; both need revision.</w:t>
+      </w:r>
+    </w:p>
+    <w:p>
+      <w:pPr>
+        <w:pStyle w:val="Heading2"/>
+      </w:pPr>
+      <w:r>
+        <w:t>Earlier wording, alternatives and picture transcripts · reference / check after trying</w:t>
+      </w:r>
+    </w:p>
+    <w:p>
+      <w:pPr>
+        <w:spacing w:line="336" w:lineRule="auto" w:after="180"/>
+      </w:pPr>
+      <w:r>
+        <w:rPr>
+          <w:b w:val="0"/>
+        </w:rPr>
+        <w:t>CASE GALLERY</w:t>
+      </w:r>
+    </w:p>
+    <w:p>
+      <w:pPr>
+        <w:spacing w:line="336" w:lineRule="auto" w:after="180"/>
+      </w:pPr>
+      <w:r>
+        <w:rPr>
+          <w:b w:val="0"/>
+        </w:rPr>
+        <w:t xml:space="preserve">Four Tests, Four Kinds of </w:t>
       </w:r>
       <w:r>
         <w:rPr>
           <w:b/>
         </w:rPr>
-        <w:t>evidence</w:t>
-      </w:r>
+        <w:t>Evidence</w:t>
+      </w:r>
+    </w:p>
+    <w:p>
+      <w:pPr>
+        <w:spacing w:line="336" w:lineRule="auto" w:after="180"/>
+      </w:pPr>
       <w:r>
         <w:rPr>
           <w:b w:val="0"/>
         </w:rPr>
-        <w:t>.</w:t>
-      </w:r>
-    </w:p>
-    <w:p>
-      <w:pPr>
-        <w:spacing w:line="336" w:lineRule="auto" w:after="180"/>
-        <w:shd w:fill="F5F1FB"/>
-      </w:pPr>
-      <w:r>
-        <w:rPr>
-          <w:b w:val="0"/>
-        </w:rPr>
-        <w:t>Which case is most likely to reveal a hidden assumption? Why?</w:t>
-      </w:r>
-    </w:p>
-    <w:p>
-      <w:pPr>
-        <w:pStyle w:val="Heading3"/>
-      </w:pPr>
-      <w:r>
-        <w:t>Write or draw your reasoning and evidence.</w:t>
-      </w:r>
-    </w:p>
-    <w:p>
-      <w:r>
-        <w:t>________________________________________________________________</w:t>
-      </w:r>
-    </w:p>
-    <w:p>
-      <w:r>
-        <w:t>________________________________________________________________</w:t>
-      </w:r>
-    </w:p>
-    <w:p>
-      <w:r>
-        <w:t>________________________________________________________________</w:t>
-      </w:r>
-    </w:p>
-    <w:p>
-      <w:r>
-        <w:t>________________________________________________________________</w:t>
-      </w:r>
-    </w:p>
-    <w:p>
-      <w:r>
-        <w:t>________________________________________________________________</w:t>
-      </w:r>
-    </w:p>
-    <w:p>
-      <w:pPr>
-        <w:pStyle w:val="Heading3"/>
-      </w:pPr>
-      <w:r>
-        <w:t>Change one thing in the pictured case</w:t>
-      </w:r>
-    </w:p>
-    <w:p>
-      <w:pPr>
-        <w:pStyle w:val="Heading3"/>
-      </w:pPr>
-      <w:r>
-        <w:t>Change one thing</w:t>
-      </w:r>
-    </w:p>
-    <w:p>
-      <w:pPr>
-        <w:spacing w:line="336" w:lineRule="auto" w:after="180"/>
-        <w:shd w:fill="F5F1FB"/>
-      </w:pPr>
-      <w:r>
-        <w:rPr>
-          <w:b w:val="0"/>
-        </w:rPr>
-        <w:t>Change: Make missing-source correctness a required selection gate.</w:t>
-      </w:r>
-    </w:p>
-    <w:p>
-      <w:pPr>
-        <w:pStyle w:val="Heading3"/>
-      </w:pPr>
-      <w:r>
-        <w:t>Predicted result</w:t>
-      </w:r>
-    </w:p>
-    <w:p>
-      <w:pPr>
-        <w:spacing w:line="336" w:lineRule="auto" w:after="180"/>
-        <w:shd w:fill="F1F6FC"/>
-      </w:pPr>
-      <w:r>
-        <w:rPr>
-          <w:b/>
-        </w:rPr>
-        <w:t>Prediction</w:t>
-      </w:r>
-      <w:r>
-        <w:rPr>
-          <w:b w:val="0"/>
-        </w:rPr>
-        <w:t xml:space="preserve">: Neither </w:t>
-      </w:r>
-      <w:r>
-        <w:rPr>
-          <w:b/>
-        </w:rPr>
-        <w:t>prompt</w:t>
-      </w:r>
-      <w:r>
-        <w:rPr>
-          <w:b w:val="0"/>
-        </w:rPr>
-        <w:t xml:space="preserve"> clears a 2/2 gate on these records.</w:t>
-      </w:r>
-    </w:p>
-    <w:p>
-      <w:pPr>
-        <w:pStyle w:val="Heading3"/>
-      </w:pPr>
-      <w:r>
-        <w:t>Why the result follows</w:t>
-      </w:r>
-    </w:p>
-    <w:p>
-      <w:pPr>
-        <w:spacing w:line="336" w:lineRule="auto" w:after="180"/>
-        <w:shd w:fill="F1F6FC"/>
-      </w:pPr>
-      <w:r>
-        <w:rPr>
-          <w:b w:val="0"/>
-        </w:rPr>
-        <w:t>Reason: P fails 7 and Q fails both 4 and 7; both need revision.</w:t>
-      </w:r>
-    </w:p>
-    <w:p>
-      <w:pPr>
-        <w:pStyle w:val="Heading1"/>
-      </w:pPr>
-      <w:r>
-        <w:t>05. Words that unlock the idea</w:t>
-      </w:r>
-    </w:p>
-    <w:p>
-      <w:r>
-        <w:t>Use the vocabulary of Prompt Experiments to explain a concrete decision, rather than only memorising definitions.</w:t>
-      </w:r>
-    </w:p>
-    <w:p>
-      <w:pPr>
-        <w:spacing w:line="336" w:lineRule="auto" w:after="180"/>
-      </w:pPr>
-      <w:r>
-        <w:rPr>
-          <w:b/>
-        </w:rPr>
-        <w:t>VOCABULARY LAB</w:t>
-      </w:r>
-    </w:p>
-    <w:p>
-      <w:pPr>
-        <w:spacing w:line="336" w:lineRule="auto" w:after="180"/>
-      </w:pPr>
-      <w:r>
-        <w:rPr>
-          <w:b w:val="0"/>
-        </w:rPr>
-        <w:t>Words You Can Use to Reason</w:t>
-      </w:r>
-    </w:p>
-    <w:p>
-      <w:pPr>
-        <w:spacing w:line="336" w:lineRule="auto" w:after="180"/>
-      </w:pPr>
-      <w:r>
-        <w:rPr>
-          <w:b w:val="0"/>
-        </w:rPr>
-        <w:t>A definition matters when you can recognize the idea, use it, and contrast it with a near-miss.</w:t>
+        <w:t>A system is not understood until it survives more than one comfortable example.</w:t>
       </w:r>
     </w:p>
     <w:p>
@@ -1749,7 +1801,7 @@
         <w:drawing>
           <wp:inline xmlns:a="http://schemas.openxmlformats.org/drawingml/2006/main" xmlns:pic="http://schemas.openxmlformats.org/drawingml/2006/picture">
             <wp:extent cx="5486400" cy="3200400"/>
-            <wp:docPr id="10" name="Picture 10" descr="Vocabulary badge: prompt"/>
+            <wp:docPr id="10" name="Picture 10" descr="NORMAL CASE illustration"/>
             <wp:cNvGraphicFramePr>
               <a:graphicFrameLocks noChangeAspect="1"/>
             </wp:cNvGraphicFramePr>
@@ -1757,11 +1809,11 @@
               <a:graphicData uri="http://schemas.openxmlformats.org/drawingml/2006/picture">
                 <pic:pic>
                   <pic:nvPicPr>
-                    <pic:cNvPr id="0" name="31135f55e6dd6ddabced7871bb05bd498e4fc9b64f369c955bac6e2000c262ce.png"/>
+                    <pic:cNvPr id="0" name="1f18213ba3d74c99072fa04ad7520b53eee0b2e9e845b0d8a61ccdda1b41f3f1.png"/>
                     <pic:cNvPicPr/>
                   </pic:nvPicPr>
                   <pic:blipFill>
-                    <a:blip r:embed="rId17"/>
+                    <a:blip r:embed="rId13"/>
                     <a:stretch>
                       <a:fillRect/>
                     </a:stretch>
@@ -1785,7 +1837,7 @@
         <w:drawing>
           <wp:inline xmlns:a="http://schemas.openxmlformats.org/drawingml/2006/main" xmlns:pic="http://schemas.openxmlformats.org/drawingml/2006/picture">
             <wp:extent cx="5486400" cy="3200400"/>
-            <wp:docPr id="11" name="Picture 11" descr="Vocabulary badge: constraint"/>
+            <wp:docPr id="11" name="Picture 11" descr="BOUNDARY CASE illustration"/>
             <wp:cNvGraphicFramePr>
               <a:graphicFrameLocks noChangeAspect="1"/>
             </wp:cNvGraphicFramePr>
@@ -1793,11 +1845,11 @@
               <a:graphicData uri="http://schemas.openxmlformats.org/drawingml/2006/picture">
                 <pic:pic>
                   <pic:nvPicPr>
-                    <pic:cNvPr id="0" name="eaf54c8892810dfbfcc6d71a79fd64eb244030af0832b4322654d6a5f2d4bf8b.png"/>
+                    <pic:cNvPr id="0" name="fed8318cf337134a2c31a8d2c90831db67a27a43d3c6f85b25079c53ec37ff9a.png"/>
                     <pic:cNvPicPr/>
                   </pic:nvPicPr>
                   <pic:blipFill>
-                    <a:blip r:embed="rId18"/>
+                    <a:blip r:embed="rId14"/>
                     <a:stretch>
                       <a:fillRect/>
                     </a:stretch>
@@ -1817,11 +1869,46 @@
       </w:r>
     </w:p>
     <w:p>
+      <w:pPr>
+        <w:spacing w:line="336" w:lineRule="auto" w:after="180"/>
+      </w:pPr>
+      <w:r>
+        <w:rPr>
+          <w:b w:val="0"/>
+        </w:rPr>
+        <w:t xml:space="preserve">NORMAL CASE: predict and name </w:t>
+      </w:r>
+      <w:r>
+        <w:rPr>
+          <w:b/>
+        </w:rPr>
+        <w:t>evidence</w:t>
+      </w:r>
+      <w:r>
+        <w:rPr>
+          <w:b w:val="0"/>
+        </w:rPr>
+        <w:t xml:space="preserve">.     BOUNDARY CASE: predict and name </w:t>
+      </w:r>
+      <w:r>
+        <w:rPr>
+          <w:b/>
+        </w:rPr>
+        <w:t>evidence</w:t>
+      </w:r>
+      <w:r>
+        <w:rPr>
+          <w:b w:val="0"/>
+        </w:rPr>
+        <w:t>.</w:t>
+      </w:r>
+    </w:p>
+    <w:p>
       <w:r>
         <w:drawing>
           <wp:inline xmlns:a="http://schemas.openxmlformats.org/drawingml/2006/main" xmlns:pic="http://schemas.openxmlformats.org/drawingml/2006/picture">
             <wp:extent cx="5486400" cy="3200400"/>
-            <wp:docPr id="12" name="Picture 12" descr="Vocabulary badge: criterion"/>
+            <wp:docPr id="12" name="Picture 12" descr="MISSING INFORMATION illustration"/>
             <wp:cNvGraphicFramePr>
               <a:graphicFrameLocks noChangeAspect="1"/>
             </wp:cNvGraphicFramePr>
@@ -1829,11 +1916,11 @@
               <a:graphicData uri="http://schemas.openxmlformats.org/drawingml/2006/picture">
                 <pic:pic>
                   <pic:nvPicPr>
-                    <pic:cNvPr id="0" name="bbd43341381274a07bc0f3fdb3cbe4a7f944b26a4f436a26d12732d3ef88a583.png"/>
+                    <pic:cNvPr id="0" name="75f964dbe29000347e518a59e2717387d7109bd1f947abdafa07e931a61cf754.png"/>
                     <pic:cNvPicPr/>
                   </pic:nvPicPr>
                   <pic:blipFill>
-                    <a:blip r:embed="rId19"/>
+                    <a:blip r:embed="rId15"/>
                     <a:stretch>
                       <a:fillRect/>
                     </a:stretch>
@@ -1857,7 +1944,7 @@
         <w:drawing>
           <wp:inline xmlns:a="http://schemas.openxmlformats.org/drawingml/2006/main" xmlns:pic="http://schemas.openxmlformats.org/drawingml/2006/picture">
             <wp:extent cx="5486400" cy="3200400"/>
-            <wp:docPr id="13" name="Picture 13" descr="Vocabulary badge: controlled comparison"/>
+            <wp:docPr id="13" name="Picture 13" descr="TRANSFER CASE illustration"/>
             <wp:cNvGraphicFramePr>
               <a:graphicFrameLocks noChangeAspect="1"/>
             </wp:cNvGraphicFramePr>
@@ -1865,11 +1952,11 @@
               <a:graphicData uri="http://schemas.openxmlformats.org/drawingml/2006/picture">
                 <pic:pic>
                   <pic:nvPicPr>
-                    <pic:cNvPr id="0" name="ce49abb4bebcb3eac9922494097e60701ed23db048dc203368c4acefb82bd1da.png"/>
+                    <pic:cNvPr id="0" name="4d936b6648b81ac897fc99370c2788f8e0b135d8fc31cfd77afceee66a92128c.png"/>
                     <pic:cNvPicPr/>
                   </pic:nvPicPr>
                   <pic:blipFill>
-                    <a:blip r:embed="rId20"/>
+                    <a:blip r:embed="rId16"/>
                     <a:stretch>
                       <a:fillRect/>
                     </a:stretch>
@@ -1888,294 +1975,68 @@
         </w:drawing>
       </w:r>
     </w:p>
-    <w:tbl>
-      <w:tblPr>
-        <w:tblStyle w:val="LightShading-Accent1"/>
-        <w:tblW w:type="auto" w:w="0"/>
-        <w:tblLook w:firstColumn="1" w:firstRow="1" w:lastColumn="0" w:lastRow="0" w:noHBand="0" w:noVBand="1" w:val="04A0"/>
-      </w:tblPr>
-      <w:tblGrid>
-        <w:gridCol w:w="3408"/>
-        <w:gridCol w:w="3408"/>
-        <w:gridCol w:w="3408"/>
-      </w:tblGrid>
-      <w:tr>
-        <w:trPr>
-          <w:tblHeader/>
-        </w:trPr>
-        <w:tc>
-          <w:tcPr>
-            <w:tcW w:type="dxa" w:w="3408"/>
-          </w:tcPr>
-          <w:p>
-            <w:r>
-              <w:t>Word</w:t>
-            </w:r>
-          </w:p>
-        </w:tc>
-        <w:tc>
-          <w:tcPr>
-            <w:tcW w:type="dxa" w:w="3408"/>
-          </w:tcPr>
-          <w:p>
-            <w:r>
-              <w:t>My own example</w:t>
-            </w:r>
-          </w:p>
-        </w:tc>
-        <w:tc>
-          <w:tcPr>
-            <w:tcW w:type="dxa" w:w="3408"/>
-          </w:tcPr>
-          <w:p>
-            <w:r>
-              <w:t>Not this / boundary</w:t>
-            </w:r>
-          </w:p>
-        </w:tc>
-      </w:tr>
-      <w:tr>
-        <w:tc>
-          <w:tcPr>
-            <w:tcW w:type="dxa" w:w="3408"/>
-          </w:tcPr>
-          <w:p>
-            <w:r>
-              <w:t>prompt</w:t>
-            </w:r>
-          </w:p>
-        </w:tc>
-        <w:tc>
-          <w:tcPr>
-            <w:tcW w:type="dxa" w:w="3408"/>
-          </w:tcPr>
-          <w:p>
-            <w:r>
-              <w:t>Input instructions and context supplied to a generative system.</w:t>
-            </w:r>
-          </w:p>
-        </w:tc>
-        <w:tc>
-          <w:tcPr>
-            <w:tcW w:type="dxa" w:w="3408"/>
-          </w:tcPr>
-          <w:p>
-            <w:r/>
-          </w:p>
-        </w:tc>
-      </w:tr>
-      <w:tr>
-        <w:tc>
-          <w:tcPr>
-            <w:tcW w:type="dxa" w:w="3408"/>
-          </w:tcPr>
-          <w:p>
-            <w:r>
-              <w:t>constraint</w:t>
-            </w:r>
-          </w:p>
-        </w:tc>
-        <w:tc>
-          <w:tcPr>
-            <w:tcW w:type="dxa" w:w="3408"/>
-          </w:tcPr>
-          <w:p>
-            <w:r>
-              <w:t>A condition that a valid solution must satisfy.</w:t>
-            </w:r>
-          </w:p>
-        </w:tc>
-        <w:tc>
-          <w:tcPr>
-            <w:tcW w:type="dxa" w:w="3408"/>
-          </w:tcPr>
-          <w:p>
-            <w:r/>
-          </w:p>
-        </w:tc>
-      </w:tr>
-      <w:tr>
-        <w:tc>
-          <w:tcPr>
-            <w:tcW w:type="dxa" w:w="3408"/>
-          </w:tcPr>
-          <w:p>
-            <w:r>
-              <w:t>criterion</w:t>
-            </w:r>
-          </w:p>
-        </w:tc>
-        <w:tc>
-          <w:tcPr>
-            <w:tcW w:type="dxa" w:w="3408"/>
-          </w:tcPr>
-          <w:p>
-            <w:r>
-              <w:t>One stated standard used to judge a result.</w:t>
-            </w:r>
-          </w:p>
-        </w:tc>
-        <w:tc>
-          <w:tcPr>
-            <w:tcW w:type="dxa" w:w="3408"/>
-          </w:tcPr>
-          <w:p>
-            <w:r/>
-          </w:p>
-        </w:tc>
-      </w:tr>
-      <w:tr>
-        <w:tc>
-          <w:tcPr>
-            <w:tcW w:type="dxa" w:w="3408"/>
-          </w:tcPr>
-          <w:p>
-            <w:r>
-              <w:t>controlled comparison</w:t>
-            </w:r>
-          </w:p>
-        </w:tc>
-        <w:tc>
-          <w:tcPr>
-            <w:tcW w:type="dxa" w:w="3408"/>
-          </w:tcPr>
-          <w:p>
-            <w:r>
-              <w:t>A comparison designed to keep relevant conditions alike except for the factor being studied.</w:t>
-            </w:r>
-          </w:p>
-        </w:tc>
-        <w:tc>
-          <w:tcPr>
-            <w:tcW w:type="dxa" w:w="3408"/>
-          </w:tcPr>
-          <w:p>
-            <w:r/>
-          </w:p>
-        </w:tc>
-      </w:tr>
-    </w:tbl>
+    <w:p>
+      <w:pPr>
+        <w:spacing w:line="336" w:lineRule="auto" w:after="180"/>
+      </w:pPr>
+      <w:r>
+        <w:rPr>
+          <w:b w:val="0"/>
+        </w:rPr>
+        <w:t xml:space="preserve">MISSING INFORMATION: predict and name </w:t>
+      </w:r>
+      <w:r>
+        <w:rPr>
+          <w:b/>
+        </w:rPr>
+        <w:t>evidence</w:t>
+      </w:r>
+      <w:r>
+        <w:rPr>
+          <w:b w:val="0"/>
+        </w:rPr>
+        <w:t xml:space="preserve">.     TRANSFER CASE: predict and name </w:t>
+      </w:r>
+      <w:r>
+        <w:rPr>
+          <w:b/>
+        </w:rPr>
+        <w:t>evidence</w:t>
+      </w:r>
+      <w:r>
+        <w:rPr>
+          <w:b w:val="0"/>
+        </w:rPr>
+        <w:t>.</w:t>
+      </w:r>
+    </w:p>
     <w:p>
       <w:pPr>
         <w:pStyle w:val="Heading3"/>
       </w:pPr>
       <w:r>
-        <w:t>Words used in the closer explanation</w:t>
-      </w:r>
-    </w:p>
-    <w:tbl>
-      <w:tblPr>
-        <w:tblStyle w:val="LightShading-Accent1"/>
-        <w:tblW w:type="auto" w:w="0"/>
-        <w:tblLook w:firstColumn="1" w:firstRow="1" w:lastColumn="0" w:lastRow="0" w:noHBand="0" w:noVBand="1" w:val="04A0"/>
-      </w:tblPr>
-      <w:tblGrid>
-        <w:gridCol w:w="5112"/>
-        <w:gridCol w:w="5112"/>
-      </w:tblGrid>
-      <w:tr>
-        <w:trPr>
-          <w:tblHeader/>
-        </w:trPr>
-        <w:tc>
-          <w:tcPr>
-            <w:tcW w:type="dxa" w:w="5112"/>
-          </w:tcPr>
-          <w:p>
-            <w:r>
-              <w:t>Word</w:t>
-            </w:r>
-          </w:p>
-        </w:tc>
-        <w:tc>
-          <w:tcPr>
-            <w:tcW w:type="dxa" w:w="5112"/>
-          </w:tcPr>
-          <w:p>
-            <w:r>
-              <w:t>Meaning</w:t>
-            </w:r>
-          </w:p>
-        </w:tc>
-      </w:tr>
-      <w:tr>
-        <w:tc>
-          <w:tcPr>
-            <w:tcW w:type="dxa" w:w="5112"/>
-          </w:tcPr>
-          <w:p>
-            <w:r>
-              <w:t>Paired case</w:t>
-            </w:r>
-          </w:p>
-        </w:tc>
-        <w:tc>
-          <w:tcPr>
-            <w:tcW w:type="dxa" w:w="5112"/>
-          </w:tcPr>
-          <w:p>
-            <w:r>
-              <w:t>The same case evaluated under each compared procedure</w:t>
-            </w:r>
-          </w:p>
-        </w:tc>
-      </w:tr>
-      <w:tr>
-        <w:tc>
-          <w:tcPr>
-            <w:tcW w:type="dxa" w:w="5112"/>
-          </w:tcPr>
-          <w:p>
-            <w:r>
-              <w:t>Rubric</w:t>
-            </w:r>
-          </w:p>
-        </w:tc>
-        <w:tc>
-          <w:tcPr>
-            <w:tcW w:type="dxa" w:w="5112"/>
-          </w:tcPr>
-          <w:p>
-            <w:r>
-              <w:t>Prespecified criteria for judging an output</w:t>
-            </w:r>
-          </w:p>
-        </w:tc>
-      </w:tr>
-      <w:tr>
-        <w:tc>
-          <w:tcPr>
-            <w:tcW w:type="dxa" w:w="5112"/>
-          </w:tcPr>
-          <w:p>
-            <w:r>
-              <w:t>Regression</w:t>
-            </w:r>
-          </w:p>
-        </w:tc>
-        <w:tc>
-          <w:tcPr>
-            <w:tcW w:type="dxa" w:w="5112"/>
-          </w:tcPr>
-          <w:p>
-            <w:r>
-              <w:t>A previously passing condition that fails after a change</w:t>
-            </w:r>
-          </w:p>
-        </w:tc>
-      </w:tr>
-    </w:tbl>
+        <w:t>Change one thing in the pictured case</w:t>
+      </w:r>
+    </w:p>
     <w:p>
       <w:pPr>
         <w:pStyle w:val="Heading1"/>
       </w:pPr>
       <w:r>
-        <w:t>06. Follow a worked example</w:t>
-      </w:r>
-    </w:p>
-    <w:p>
-      <w:r>
-        <w:t>Follow the worked trace for Prompt Experiments, predict a step, then compare with its explanation.</w:t>
+        <w:t>06. Compare six-case results, then a separate seven-case picture</w:t>
+      </w:r>
+    </w:p>
+    <w:p>
+      <w:r>
+        <w:t>The missing-approval slice and missing-source slice belong to different datasets.</w:t>
+      </w:r>
+    </w:p>
+    <w:p>
+      <w:pPr>
+        <w:pStyle w:val="Heading2"/>
+      </w:pPr>
+      <w:r>
+        <w:t>Read the six-case counts and interpretation</w:t>
       </w:r>
     </w:p>
     <w:p>
@@ -2184,57 +2045,125 @@
       </w:pPr>
       <w:r>
         <w:rPr>
+          <w:b w:val="0"/>
+        </w:rPr>
+        <w:t>On six development cases P passes cases 1, 2, 3, 4; Q passes 1, 2, 3, 5, 6. Missing-approval cases are 4 and 6. Compare totals and condition results.</w:t>
+      </w:r>
+    </w:p>
+    <w:p>
+      <w:pPr>
+        <w:spacing w:line="336" w:lineRule="auto" w:after="180"/>
+      </w:pPr>
+      <w:r>
+        <w:rPr>
+          <w:b w:val="0"/>
+        </w:rPr>
+        <w:t>P passes 4/6 and Q 5/6. P passes one of two missing-approval cases, Q also one of two. Q improves the aggregate while leaving this condition unchanged.</w:t>
+      </w:r>
+    </w:p>
+    <w:p>
+      <w:pPr>
+        <w:pStyle w:val="Heading2"/>
+      </w:pPr>
+      <w:r>
+        <w:t>Start the separate seven-case book-help dataset</w:t>
+      </w:r>
+    </w:p>
+    <w:p>
+      <w:pPr>
+        <w:spacing w:line="336" w:lineRule="auto" w:after="180"/>
+      </w:pPr>
+      <w:r>
+        <w:rPr>
+          <w:b w:val="0"/>
+        </w:rPr>
+        <w:t xml:space="preserve">A fictional book-help project tests two </w:t>
+      </w:r>
+      <w:r>
+        <w:rPr>
           <w:b/>
         </w:rPr>
-        <w:t xml:space="preserve">WORKED </w:t>
+        <w:t>prompt</w:t>
+      </w:r>
+      <w:r>
+        <w:rPr>
+          <w:b w:val="0"/>
+        </w:rPr>
+        <w:t xml:space="preserve"> versions on seven shared development cases.</w:t>
+      </w:r>
+    </w:p>
+    <w:p>
+      <w:pPr>
+        <w:spacing w:line="336" w:lineRule="auto" w:after="180"/>
+      </w:pPr>
+      <w:r>
+        <w:rPr>
+          <w:b w:val="0"/>
+        </w:rPr>
+        <w:t>P passes cases 1,2,3,4. Q passes 1,2,3,5,6. Cases 4 and 7 involve missing sources.</w:t>
+      </w:r>
+    </w:p>
+    <w:p>
+      <w:pPr>
+        <w:spacing w:line="336" w:lineRule="auto" w:after="180"/>
+      </w:pPr>
+      <w:r>
+        <w:rPr>
+          <w:b w:val="0"/>
+        </w:rPr>
+        <w:t xml:space="preserve">Same </w:t>
       </w:r>
       <w:r>
         <w:rPr>
           <w:b/>
         </w:rPr>
-        <w:t>EVIDENCE</w:t>
-      </w:r>
-    </w:p>
-    <w:p>
-      <w:pPr>
-        <w:spacing w:line="336" w:lineRule="auto" w:after="180"/>
-      </w:pPr>
+        <w:t>input</w:t>
+      </w:r>
       <w:r>
         <w:rPr>
           <w:b w:val="0"/>
         </w:rPr>
-        <w:t>Reason Step by Step</w:t>
-      </w:r>
-    </w:p>
-    <w:p>
-      <w:pPr>
-        <w:spacing w:line="336" w:lineRule="auto" w:after="180"/>
-      </w:pPr>
+        <w:t xml:space="preserve">s, system configuration and </w:t>
+      </w:r>
+      <w:r>
+        <w:rPr>
+          <w:b/>
+        </w:rPr>
+        <w:t>rubric</w:t>
+      </w:r>
       <w:r>
         <w:rPr>
           <w:b w:val="0"/>
         </w:rPr>
-        <w:t xml:space="preserve">Predict first. Then check each step. A correct answer without visible reasoning is incomplete </w:t>
+        <w:t xml:space="preserve">; only the </w:t>
       </w:r>
       <w:r>
         <w:rPr>
           <w:b/>
         </w:rPr>
-        <w:t>evidence</w:t>
+        <w:t>prompt</w:t>
       </w:r>
       <w:r>
         <w:rPr>
           <w:b w:val="0"/>
         </w:rPr>
-        <w:t>.</w:t>
+        <w:t xml:space="preserve"> changes. These are invented records.</w:t>
+      </w:r>
+    </w:p>
+    <w:p>
+      <w:pPr>
+        <w:pStyle w:val="Heading2"/>
+      </w:pPr>
+      <w:r>
+        <w:t>Trace overall passes and missing-source failures</w:t>
       </w:r>
     </w:p>
     <w:p>
       <w:r>
         <w:drawing>
           <wp:inline xmlns:a="http://schemas.openxmlformats.org/drawingml/2006/main" xmlns:pic="http://schemas.openxmlformats.org/drawingml/2006/picture">
-            <wp:extent cx="5486400" cy="2377440"/>
-            <wp:docPr id="14" name="Picture 14" descr="Worked evidence for Prompt Experiments"/>
+            <wp:extent cx="5486400" cy="4160520"/>
+            <wp:docPr id="14" name="Picture 14" descr="Paired setup: Use the same seven cases and pass criteria for both prompts. → Overall rates: P=4/7; Q=5/7. → Missing-source slice: P passes 1/2; Q passes 0/2 in cases 4 and 7. → Decide explicitly: Q improves overall count but worsens missing-source behavior; use the declared priorities."/>
             <wp:cNvGraphicFramePr>
               <a:graphicFrameLocks noChangeAspect="1"/>
             </wp:cNvGraphicFramePr>
@@ -2242,11 +2171,11 @@
               <a:graphicData uri="http://schemas.openxmlformats.org/drawingml/2006/picture">
                 <pic:pic>
                   <pic:nvPicPr>
-                    <pic:cNvPr id="0" name="87fc964b7b51ac8fa76e3c5152bc20bc7afaf9351c33b97fc072d7fb105789eb.png"/>
+                    <pic:cNvPr id="0" name="academy-story-ai-2-28-02.png"/>
                     <pic:cNvPicPr/>
                   </pic:nvPicPr>
                   <pic:blipFill>
-                    <a:blip r:embed="rId21"/>
+                    <a:blip r:embed="rId17"/>
                     <a:stretch>
                       <a:fillRect/>
                     </a:stretch>
@@ -2254,475 +2183,7 @@
                   <pic:spPr>
                     <a:xfrm>
                       <a:off x="0" y="0"/>
-                      <a:ext cx="5486400" cy="2377440"/>
-                    </a:xfrm>
-                    <a:prstGeom prst="rect"/>
-                  </pic:spPr>
-                </pic:pic>
-              </a:graphicData>
-            </a:graphic>
-          </wp:inline>
-        </w:drawing>
-      </w:r>
-    </w:p>
-    <w:p>
-      <w:pPr>
-        <w:spacing w:line="336" w:lineRule="auto" w:after="180"/>
-        <w:shd w:fill="F4F9FC"/>
-      </w:pPr>
-      <w:r>
-        <w:rPr>
-          <w:b w:val="0"/>
-        </w:rPr>
-        <w:t xml:space="preserve">1. </w:t>
-      </w:r>
-      <w:r>
-        <w:rPr>
-          <w:b/>
-        </w:rPr>
-        <w:t>Prompt</w:t>
-      </w:r>
-      <w:r>
-        <w:rPr>
-          <w:b w:val="0"/>
-        </w:rPr>
-        <w:t xml:space="preserve"> A meets 3 of 6 </w:t>
-      </w:r>
-      <w:r>
-        <w:rPr>
-          <w:b/>
-        </w:rPr>
-        <w:t>rubric</w:t>
-      </w:r>
-      <w:r>
-        <w:rPr>
-          <w:b w:val="0"/>
-        </w:rPr>
-        <w:t xml:space="preserve"> checks.</w:t>
-      </w:r>
-    </w:p>
-    <w:p>
-      <w:pPr>
-        <w:spacing w:line="336" w:lineRule="auto" w:after="180"/>
-        <w:shd w:fill="F4F9FC"/>
-      </w:pPr>
-      <w:r>
-        <w:rPr>
-          <w:b w:val="0"/>
-        </w:rPr>
-        <w:t xml:space="preserve">2. Add one </w:t>
-      </w:r>
-      <w:r>
-        <w:rPr>
-          <w:b/>
-        </w:rPr>
-        <w:t>constraint</w:t>
-      </w:r>
-      <w:r>
-        <w:rPr>
-          <w:b w:val="0"/>
-        </w:rPr>
-        <w:t>: ‘Use 3 sentences and name no ending.’</w:t>
-      </w:r>
-    </w:p>
-    <w:p>
-      <w:pPr>
-        <w:spacing w:line="336" w:lineRule="auto" w:after="180"/>
-        <w:shd w:fill="F4F9FC"/>
-      </w:pPr>
-      <w:r>
-        <w:rPr>
-          <w:b w:val="0"/>
-        </w:rPr>
-        <w:t xml:space="preserve">3. </w:t>
-      </w:r>
-      <w:r>
-        <w:rPr>
-          <w:b/>
-        </w:rPr>
-        <w:t>Prompt</w:t>
-      </w:r>
-      <w:r>
-        <w:rPr>
-          <w:b w:val="0"/>
-        </w:rPr>
-        <w:t xml:space="preserve"> B meets 5 of 6 checks.</w:t>
-      </w:r>
-    </w:p>
-    <w:p>
-      <w:pPr>
-        <w:spacing w:line="336" w:lineRule="auto" w:after="180"/>
-        <w:shd w:fill="F4F9FC"/>
-      </w:pPr>
-      <w:r>
-        <w:rPr>
-          <w:b w:val="0"/>
-        </w:rPr>
-        <w:t>4. Improvement = +2 checks; repeat on more books before claiming it generalizes.</w:t>
-      </w:r>
-    </w:p>
-    <w:p>
-      <w:pPr>
-        <w:spacing w:line="336" w:lineRule="auto" w:after="180"/>
-      </w:pPr>
-      <w:r>
-        <w:rPr>
-          <w:b w:val="0"/>
-        </w:rPr>
-        <w:t>Recalculate, retrace, or restate the reasoning in your own representation:</w:t>
-      </w:r>
-    </w:p>
-    <w:p>
-      <w:pPr>
-        <w:pStyle w:val="Heading3"/>
-      </w:pPr>
-      <w:r>
-        <w:t>Write or draw your reasoning and evidence.</w:t>
-      </w:r>
-    </w:p>
-    <w:p>
-      <w:r>
-        <w:t>________________________________________________________________</w:t>
-      </w:r>
-    </w:p>
-    <w:p>
-      <w:r>
-        <w:t>________________________________________________________________</w:t>
-      </w:r>
-    </w:p>
-    <w:p>
-      <w:r>
-        <w:t>________________________________________________________________</w:t>
-      </w:r>
-    </w:p>
-    <w:p>
-      <w:r>
-        <w:t>________________________________________________________________</w:t>
-      </w:r>
-    </w:p>
-    <w:p>
-      <w:r>
-        <w:t>________________________________________________________________</w:t>
-      </w:r>
-    </w:p>
-    <w:p>
-      <w:pPr>
-        <w:spacing w:line="336" w:lineRule="auto" w:after="180"/>
-        <w:shd w:fill="F5F1FB"/>
-      </w:pPr>
-      <w:r>
-        <w:rPr>
-          <w:b w:val="0"/>
-        </w:rPr>
-        <w:t xml:space="preserve">CHECK  Did the </w:t>
-      </w:r>
-      <w:r>
-        <w:rPr>
-          <w:b/>
-        </w:rPr>
-        <w:t>evidence</w:t>
-      </w:r>
-      <w:r>
-        <w:rPr>
-          <w:b w:val="0"/>
-        </w:rPr>
-        <w:t xml:space="preserve"> answer the exact question? Did the total, path, or source record stay consistent?</w:t>
-      </w:r>
-    </w:p>
-    <w:p>
-      <w:pPr>
-        <w:pStyle w:val="Heading3"/>
-      </w:pPr>
-      <w:r>
-        <w:t>A closer explanation</w:t>
-      </w:r>
-    </w:p>
-    <w:p>
-      <w:pPr>
-        <w:spacing w:line="336" w:lineRule="auto" w:after="180"/>
-      </w:pPr>
-      <w:r>
-        <w:rPr>
-          <w:b w:val="0"/>
-        </w:rPr>
-        <w:t>On six development cases P passes cases 1, 2, 3, 4; Q passes 1, 2, 3, 5, 6. Missing-approval cases are 4 and 6. Compare totals and condition results.</w:t>
-      </w:r>
-    </w:p>
-    <w:p>
-      <w:pPr>
-        <w:spacing w:line="336" w:lineRule="auto" w:after="180"/>
-      </w:pPr>
-      <w:r>
-        <w:rPr>
-          <w:b w:val="0"/>
-        </w:rPr>
-        <w:t>P passes 4/6 and Q 5/6. P passes one of two missing-approval cases, Q also one of two. Q improves the aggregate while leaving this condition unchanged.</w:t>
-      </w:r>
-    </w:p>
-    <w:p>
-      <w:pPr>
-        <w:pStyle w:val="Heading3"/>
-      </w:pPr>
-      <w:r>
-        <w:t>Worked explanation · Prompt Experiments</w:t>
-      </w:r>
-    </w:p>
-    <w:p>
-      <w:pPr>
-        <w:spacing w:line="336" w:lineRule="auto" w:after="180"/>
-        <w:shd w:fill="F1F6FC"/>
-      </w:pPr>
-      <w:r>
-        <w:rPr>
-          <w:b w:val="0"/>
-        </w:rPr>
-        <w:t xml:space="preserve">Compare the intermediate </w:t>
-      </w:r>
-      <w:r>
-        <w:rPr>
-          <w:b/>
-        </w:rPr>
-        <w:t>evidence</w:t>
-      </w:r>
-      <w:r>
-        <w:rPr>
-          <w:b w:val="0"/>
-        </w:rPr>
-        <w:t xml:space="preserve"> with the final statement. Explain why each number or decision follows from the stated </w:t>
-      </w:r>
-      <w:r>
-        <w:rPr>
-          <w:b/>
-        </w:rPr>
-        <w:t>input</w:t>
-      </w:r>
-      <w:r>
-        <w:rPr>
-          <w:b w:val="0"/>
-        </w:rPr>
-        <w:t>s.</w:t>
-      </w:r>
-    </w:p>
-    <w:p>
-      <w:pPr>
-        <w:spacing w:line="336" w:lineRule="auto" w:after="180"/>
-        <w:shd w:fill="F1F6FC"/>
-      </w:pPr>
-      <w:r>
-        <w:rPr>
-          <w:b w:val="0"/>
-        </w:rPr>
-        <w:t xml:space="preserve">The conclusion belongs to this scenario and procedure; changing the </w:t>
-      </w:r>
-      <w:r>
-        <w:rPr>
-          <w:b/>
-        </w:rPr>
-        <w:t>input</w:t>
-      </w:r>
-      <w:r>
-        <w:rPr>
-          <w:b w:val="0"/>
-        </w:rPr>
-        <w:t>s, evaluation population or authority can change what it establishes. Retain the raw record so a later revision can be compared honestly.</w:t>
-      </w:r>
-    </w:p>
-    <w:p>
-      <w:pPr>
-        <w:pStyle w:val="Heading3"/>
-      </w:pPr>
-      <w:r>
-        <w:t>Learn from the worked case</w:t>
-      </w:r>
-    </w:p>
-    <w:p>
-      <w:pPr>
-        <w:spacing w:line="336" w:lineRule="auto" w:after="180"/>
-      </w:pPr>
-      <w:r>
-        <w:rPr>
-          <w:b w:val="0"/>
-        </w:rPr>
-        <w:t>Cover the result before checking it. Say what is given, choose the procedure, and follow one step at a time. Then uncover the result and explain your first mismatch. Ask why a step is allowed, not only what number it produces.</w:t>
-      </w:r>
-    </w:p>
-    <w:p>
-      <w:pPr>
-        <w:pStyle w:val="Heading3"/>
-      </w:pPr>
-      <w:r>
-        <w:t>A pictorial worked case: Prompt Experiments</w:t>
-      </w:r>
-    </w:p>
-    <w:p>
-      <w:pPr>
-        <w:spacing w:line="336" w:lineRule="auto" w:after="180"/>
-      </w:pPr>
-      <w:r>
-        <w:rPr>
-          <w:b w:val="0"/>
-        </w:rPr>
-        <w:t xml:space="preserve">A fictional book-help project tests two </w:t>
-      </w:r>
-      <w:r>
-        <w:rPr>
-          <w:b/>
-        </w:rPr>
-        <w:t>prompt</w:t>
-      </w:r>
-      <w:r>
-        <w:rPr>
-          <w:b w:val="0"/>
-        </w:rPr>
-        <w:t xml:space="preserve"> versions on seven shared development cases.</w:t>
-      </w:r>
-    </w:p>
-    <w:p>
-      <w:pPr>
-        <w:pStyle w:val="Heading3"/>
-      </w:pPr>
-      <w:r>
-        <w:t>The facts we will use</w:t>
-      </w:r>
-    </w:p>
-    <w:p>
-      <w:pPr>
-        <w:pStyle w:val="Heading3"/>
-      </w:pPr>
-      <w:r>
-        <w:t>Supplied facts</w:t>
-      </w:r>
-    </w:p>
-    <w:p>
-      <w:pPr>
-        <w:spacing w:line="336" w:lineRule="auto" w:after="180"/>
-        <w:shd w:fill="F1F6FC"/>
-      </w:pPr>
-      <w:r>
-        <w:rPr>
-          <w:b w:val="0"/>
-        </w:rPr>
-        <w:t>P passes cases 1,2,3,4. Q passes 1,2,3,5,6. Cases 4 and 7 involve missing sources.</w:t>
-      </w:r>
-    </w:p>
-    <w:p>
-      <w:pPr>
-        <w:pStyle w:val="Heading3"/>
-      </w:pPr>
-      <w:r>
-        <w:t>Supplied facts</w:t>
-      </w:r>
-    </w:p>
-    <w:p>
-      <w:pPr>
-        <w:spacing w:line="336" w:lineRule="auto" w:after="180"/>
-        <w:shd w:fill="F1F6FC"/>
-      </w:pPr>
-      <w:r>
-        <w:rPr>
-          <w:b w:val="0"/>
-        </w:rPr>
-        <w:t xml:space="preserve">Same </w:t>
-      </w:r>
-      <w:r>
-        <w:rPr>
-          <w:b/>
-        </w:rPr>
-        <w:t>input</w:t>
-      </w:r>
-      <w:r>
-        <w:rPr>
-          <w:b w:val="0"/>
-        </w:rPr>
-        <w:t xml:space="preserve">s, system configuration and </w:t>
-      </w:r>
-      <w:r>
-        <w:rPr>
-          <w:b/>
-        </w:rPr>
-        <w:t>rubric</w:t>
-      </w:r>
-      <w:r>
-        <w:rPr>
-          <w:b w:val="0"/>
-        </w:rPr>
-        <w:t xml:space="preserve">; only the </w:t>
-      </w:r>
-      <w:r>
-        <w:rPr>
-          <w:b/>
-        </w:rPr>
-        <w:t>prompt</w:t>
-      </w:r>
-      <w:r>
-        <w:rPr>
-          <w:b w:val="0"/>
-        </w:rPr>
-        <w:t xml:space="preserve"> changes. These are invented records.</w:t>
-      </w:r>
-    </w:p>
-    <w:p>
-      <w:r>
-        <w:drawing>
-          <wp:inline xmlns:a="http://schemas.openxmlformats.org/drawingml/2006/main" xmlns:pic="http://schemas.openxmlformats.org/drawingml/2006/picture">
-            <wp:extent cx="5486400" cy="3077029"/>
-            <wp:docPr id="15" name="Picture 15" descr="Paired overall and missing-source passes"/>
-            <wp:cNvGraphicFramePr>
-              <a:graphicFrameLocks noChangeAspect="1"/>
-            </wp:cNvGraphicFramePr>
-            <a:graphic>
-              <a:graphicData uri="http://schemas.openxmlformats.org/drawingml/2006/picture">
-                <pic:pic>
-                  <pic:nvPicPr>
-                    <pic:cNvPr id="0" name="academy-detail-ai-2-28.png"/>
-                    <pic:cNvPicPr/>
-                  </pic:nvPicPr>
-                  <pic:blipFill>
-                    <a:blip r:embed="rId22"/>
-                    <a:stretch>
-                      <a:fillRect/>
-                    </a:stretch>
-                  </pic:blipFill>
-                  <pic:spPr>
-                    <a:xfrm>
-                      <a:off x="0" y="0"/>
-                      <a:ext cx="5486400" cy="3077029"/>
-                    </a:xfrm>
-                    <a:prstGeom prst="rect"/>
-                  </pic:spPr>
-                </pic:pic>
-              </a:graphicData>
-            </a:graphic>
-          </wp:inline>
-        </w:drawing>
-      </w:r>
-    </w:p>
-    <w:p>
-      <w:r>
-        <w:drawing>
-          <wp:inline xmlns:a="http://schemas.openxmlformats.org/drawingml/2006/main" xmlns:pic="http://schemas.openxmlformats.org/drawingml/2006/picture">
-            <wp:extent cx="5311302" cy="5943600"/>
-            <wp:docPr id="16" name="Picture 16" descr="Prompt Experiments. Paired setup: Use the same seven cases and pass criteria for both prompts.. Overall rates: P=4/7; Q=5/7.. Missing-source slice: P passes 1/2; Q passes 0/2 in cases 4 and 7.. Decide explicitly: Q improves overall count but worsens missing-source behavior; use the declared priorities."/>
-            <wp:cNvGraphicFramePr>
-              <a:graphicFrameLocks noChangeAspect="1"/>
-            </wp:cNvGraphicFramePr>
-            <a:graphic>
-              <a:graphicData uri="http://schemas.openxmlformats.org/drawingml/2006/picture">
-                <pic:pic>
-                  <pic:nvPicPr>
-                    <pic:cNvPr id="0" name="academy-visual-ai-2-28.png"/>
-                    <pic:cNvPicPr/>
-                  </pic:nvPicPr>
-                  <pic:blipFill>
-                    <a:blip r:embed="rId23"/>
-                    <a:stretch>
-                      <a:fillRect/>
-                    </a:stretch>
-                  </pic:blipFill>
-                  <pic:spPr>
-                    <a:xfrm>
-                      <a:off x="0" y="0"/>
-                      <a:ext cx="5311302" cy="5943600"/>
+                      <a:ext cx="5486400" cy="4160520"/>
                     </a:xfrm>
                     <a:prstGeom prst="rect"/>
                   </pic:spPr>
@@ -2872,9 +2333,550 @@
     </w:p>
     <w:p>
       <w:pPr>
+        <w:pStyle w:val="Heading2"/>
+      </w:pPr>
+      <w:r>
+        <w:t>Explain the selection trade-off</w:t>
+      </w:r>
+    </w:p>
+    <w:p>
+      <w:pPr>
+        <w:spacing w:line="336" w:lineRule="auto" w:after="180"/>
+      </w:pPr>
+      <w:r>
+        <w:rPr>
+          <w:b w:val="0"/>
+        </w:rPr>
+        <w:t>A larger total can conceal a more serious failure category. Paired records show which cases changed, not just how many passed. If refusing unsupported claims is mandatory, Q’s overall advantage may not justify selection.</w:t>
+      </w:r>
+    </w:p>
+    <w:p>
+      <w:pPr>
+        <w:spacing w:line="336" w:lineRule="auto" w:after="180"/>
+      </w:pPr>
+      <w:r>
+        <w:rPr>
+          <w:b w:val="0"/>
+        </w:rPr>
+        <w:t>Keep the failing examples for development and obtain fresh cases after choosing a final version.</w:t>
+      </w:r>
+    </w:p>
+    <w:p>
+      <w:pPr>
+        <w:pStyle w:val="Heading2"/>
+      </w:pPr>
+      <w:r>
+        <w:t>Predict a strict missing-source gate</w:t>
+      </w:r>
+    </w:p>
+    <w:p>
+      <w:pPr>
+        <w:pStyle w:val="ListBullet"/>
+      </w:pPr>
+      <w:r>
+        <w:t>Change one thing: Make missing-source correctness a required selection gate. Predict the result before checking the explanation. What remains the same?</w:t>
+      </w:r>
+    </w:p>
+    <w:p>
+      <w:pPr>
+        <w:pStyle w:val="Heading2"/>
+      </w:pPr>
+      <w:r>
+        <w:t>Check after your prediction · reference / check after trying</w:t>
+      </w:r>
+    </w:p>
+    <w:p>
+      <w:r>
+        <w:drawing>
+          <wp:inline xmlns:a="http://schemas.openxmlformats.org/drawingml/2006/main" xmlns:pic="http://schemas.openxmlformats.org/drawingml/2006/picture">
+            <wp:extent cx="5486400" cy="3041904"/>
+            <wp:docPr id="15" name="Picture 15" descr="Original case: Q improves overall count but worsens missing-source behavior; use the declared priorities. Changed condition: Make missing-source correctness a required selection gate. Expected result: Neither prompt clears a 2/2 gate on these records. Reason: P fails 7 and Q fails both 4 and 7; both need revision."/>
+            <wp:cNvGraphicFramePr>
+              <a:graphicFrameLocks noChangeAspect="1"/>
+            </wp:cNvGraphicFramePr>
+            <a:graphic>
+              <a:graphicData uri="http://schemas.openxmlformats.org/drawingml/2006/picture">
+                <pic:pic>
+                  <pic:nvPicPr>
+                    <pic:cNvPr id="0" name="academy-story-ai-2-28-04.png"/>
+                    <pic:cNvPicPr/>
+                  </pic:nvPicPr>
+                  <pic:blipFill>
+                    <a:blip r:embed="rId18"/>
+                    <a:stretch>
+                      <a:fillRect/>
+                    </a:stretch>
+                  </pic:blipFill>
+                  <pic:spPr>
+                    <a:xfrm>
+                      <a:off x="0" y="0"/>
+                      <a:ext cx="5486400" cy="3041904"/>
+                    </a:xfrm>
+                    <a:prstGeom prst="rect"/>
+                  </pic:spPr>
+                </pic:pic>
+              </a:graphicData>
+            </a:graphic>
+          </wp:inline>
+        </w:drawing>
+      </w:r>
+    </w:p>
+    <w:p>
+      <w:pPr>
+        <w:pStyle w:val="Heading2"/>
+      </w:pPr>
+      <w:r>
+        <w:t>Keep the limit on the claim</w:t>
+      </w:r>
+    </w:p>
+    <w:p>
+      <w:pPr>
+        <w:pStyle w:val="ListBullet"/>
+      </w:pPr>
+      <w:r>
+        <w:t>Seven development cases cannot establish causal learning benefits or untouched final performance; repeated generation may also vary.</w:t>
+      </w:r>
+    </w:p>
+    <w:p>
+      <w:pPr>
+        <w:pStyle w:val="ListBullet"/>
+      </w:pPr>
+      <w:r>
+        <w:t>Read the labelled picture: Name the case P passes and Q fails, and explain why it matters.</w:t>
+      </w:r>
+    </w:p>
+    <w:p>
+      <w:pPr>
+        <w:pStyle w:val="Heading2"/>
+      </w:pPr>
+      <w:r>
+        <w:t>Earlier wording, alternatives and picture transcripts · reference / check after trying</w:t>
+      </w:r>
+    </w:p>
+    <w:p>
+      <w:pPr>
+        <w:spacing w:line="336" w:lineRule="auto" w:after="180"/>
+      </w:pPr>
+      <w:r>
+        <w:rPr>
+          <w:b w:val="0"/>
+        </w:rPr>
+        <w:t xml:space="preserve">WORKED </w:t>
+      </w:r>
+      <w:r>
+        <w:rPr>
+          <w:b/>
+        </w:rPr>
+        <w:t>EVIDENCE</w:t>
+      </w:r>
+    </w:p>
+    <w:p>
+      <w:pPr>
+        <w:spacing w:line="336" w:lineRule="auto" w:after="180"/>
+      </w:pPr>
+      <w:r>
+        <w:rPr>
+          <w:b w:val="0"/>
+        </w:rPr>
+        <w:t>Reason Step by Step</w:t>
+      </w:r>
+    </w:p>
+    <w:p>
+      <w:pPr>
+        <w:spacing w:line="336" w:lineRule="auto" w:after="180"/>
+      </w:pPr>
+      <w:r>
+        <w:rPr>
+          <w:b w:val="0"/>
+        </w:rPr>
+        <w:t xml:space="preserve">Predict first. Then check each step. A correct answer without visible reasoning is incomplete </w:t>
+      </w:r>
+      <w:r>
+        <w:rPr>
+          <w:b/>
+        </w:rPr>
+        <w:t>evidence</w:t>
+      </w:r>
+      <w:r>
+        <w:rPr>
+          <w:b w:val="0"/>
+        </w:rPr>
+        <w:t>.</w:t>
+      </w:r>
+    </w:p>
+    <w:p>
+      <w:r>
+        <w:drawing>
+          <wp:inline xmlns:a="http://schemas.openxmlformats.org/drawingml/2006/main" xmlns:pic="http://schemas.openxmlformats.org/drawingml/2006/picture">
+            <wp:extent cx="5486400" cy="2377440"/>
+            <wp:docPr id="16" name="Picture 16" descr="Worked evidence for Prompt Experiments"/>
+            <wp:cNvGraphicFramePr>
+              <a:graphicFrameLocks noChangeAspect="1"/>
+            </wp:cNvGraphicFramePr>
+            <a:graphic>
+              <a:graphicData uri="http://schemas.openxmlformats.org/drawingml/2006/picture">
+                <pic:pic>
+                  <pic:nvPicPr>
+                    <pic:cNvPr id="0" name="87fc964b7b51ac8fa76e3c5152bc20bc7afaf9351c33b97fc072d7fb105789eb.png"/>
+                    <pic:cNvPicPr/>
+                  </pic:nvPicPr>
+                  <pic:blipFill>
+                    <a:blip r:embed="rId19"/>
+                    <a:stretch>
+                      <a:fillRect/>
+                    </a:stretch>
+                  </pic:blipFill>
+                  <pic:spPr>
+                    <a:xfrm>
+                      <a:off x="0" y="0"/>
+                      <a:ext cx="5486400" cy="2377440"/>
+                    </a:xfrm>
+                    <a:prstGeom prst="rect"/>
+                  </pic:spPr>
+                </pic:pic>
+              </a:graphicData>
+            </a:graphic>
+          </wp:inline>
+        </w:drawing>
+      </w:r>
+    </w:p>
+    <w:p>
+      <w:pPr>
+        <w:spacing w:line="336" w:lineRule="auto" w:after="180"/>
+      </w:pPr>
+      <w:r>
+        <w:rPr>
+          <w:b w:val="0"/>
+        </w:rPr>
+        <w:t xml:space="preserve">1. </w:t>
+      </w:r>
+      <w:r>
+        <w:rPr>
+          <w:b/>
+        </w:rPr>
+        <w:t>Prompt</w:t>
+      </w:r>
+      <w:r>
+        <w:rPr>
+          <w:b w:val="0"/>
+        </w:rPr>
+        <w:t xml:space="preserve"> A meets 3 of 6 </w:t>
+      </w:r>
+      <w:r>
+        <w:rPr>
+          <w:b/>
+        </w:rPr>
+        <w:t>rubric</w:t>
+      </w:r>
+      <w:r>
+        <w:rPr>
+          <w:b w:val="0"/>
+        </w:rPr>
+        <w:t xml:space="preserve"> checks.</w:t>
+      </w:r>
+    </w:p>
+    <w:p>
+      <w:pPr>
+        <w:spacing w:line="336" w:lineRule="auto" w:after="180"/>
+      </w:pPr>
+      <w:r>
+        <w:rPr>
+          <w:b w:val="0"/>
+        </w:rPr>
+        <w:t xml:space="preserve">2. Add one </w:t>
+      </w:r>
+      <w:r>
+        <w:rPr>
+          <w:b/>
+        </w:rPr>
+        <w:t>constraint</w:t>
+      </w:r>
+      <w:r>
+        <w:rPr>
+          <w:b w:val="0"/>
+        </w:rPr>
+        <w:t>: ‘Use 3 sentences and name no ending.’</w:t>
+      </w:r>
+    </w:p>
+    <w:p>
+      <w:pPr>
+        <w:spacing w:line="336" w:lineRule="auto" w:after="180"/>
+      </w:pPr>
+      <w:r>
+        <w:rPr>
+          <w:b w:val="0"/>
+        </w:rPr>
+        <w:t xml:space="preserve">3. </w:t>
+      </w:r>
+      <w:r>
+        <w:rPr>
+          <w:b/>
+        </w:rPr>
+        <w:t>Prompt</w:t>
+      </w:r>
+      <w:r>
+        <w:rPr>
+          <w:b w:val="0"/>
+        </w:rPr>
+        <w:t xml:space="preserve"> B meets 5 of 6 checks.</w:t>
+      </w:r>
+    </w:p>
+    <w:p>
+      <w:pPr>
+        <w:spacing w:line="336" w:lineRule="auto" w:after="180"/>
+      </w:pPr>
+      <w:r>
+        <w:rPr>
+          <w:b w:val="0"/>
+        </w:rPr>
+        <w:t>4. Improvement = +2 checks; repeat on more books before claiming it generalizes.</w:t>
+      </w:r>
+    </w:p>
+    <w:p>
+      <w:pPr>
+        <w:spacing w:line="336" w:lineRule="auto" w:after="180"/>
+      </w:pPr>
+      <w:r>
+        <w:rPr>
+          <w:b w:val="0"/>
+        </w:rPr>
+        <w:t>Recalculate, retrace, or restate the reasoning in your own representation:</w:t>
+      </w:r>
+    </w:p>
+    <w:p>
+      <w:pPr>
         <w:pStyle w:val="Heading3"/>
       </w:pPr>
       <w:r>
+        <w:t>Write or draw your reasoning and evidence.</w:t>
+      </w:r>
+    </w:p>
+    <w:p>
+      <w:r>
+        <w:t>________________________________________________________________</w:t>
+      </w:r>
+    </w:p>
+    <w:p>
+      <w:r>
+        <w:t>________________________________________________________________</w:t>
+      </w:r>
+    </w:p>
+    <w:p>
+      <w:r>
+        <w:t>________________________________________________________________</w:t>
+      </w:r>
+    </w:p>
+    <w:p>
+      <w:r>
+        <w:t>________________________________________________________________</w:t>
+      </w:r>
+    </w:p>
+    <w:p>
+      <w:r>
+        <w:t>________________________________________________________________</w:t>
+      </w:r>
+    </w:p>
+    <w:p>
+      <w:pPr>
+        <w:spacing w:line="336" w:lineRule="auto" w:after="180"/>
+      </w:pPr>
+      <w:r>
+        <w:rPr>
+          <w:b w:val="0"/>
+        </w:rPr>
+        <w:t xml:space="preserve">CHECK  Did the </w:t>
+      </w:r>
+      <w:r>
+        <w:rPr>
+          <w:b/>
+        </w:rPr>
+        <w:t>evidence</w:t>
+      </w:r>
+      <w:r>
+        <w:rPr>
+          <w:b w:val="0"/>
+        </w:rPr>
+        <w:t xml:space="preserve"> answer the exact question? Did the total, path, or source record stay consistent?</w:t>
+      </w:r>
+    </w:p>
+    <w:p>
+      <w:pPr>
+        <w:pStyle w:val="Heading3"/>
+      </w:pPr>
+      <w:r>
+        <w:t>A closer explanation</w:t>
+      </w:r>
+    </w:p>
+    <w:p>
+      <w:pPr>
+        <w:spacing w:line="336" w:lineRule="auto" w:after="180"/>
+      </w:pPr>
+      <w:r>
+        <w:rPr>
+          <w:b w:val="0"/>
+        </w:rPr>
+        <w:t xml:space="preserve">Compare the intermediate </w:t>
+      </w:r>
+      <w:r>
+        <w:rPr>
+          <w:b/>
+        </w:rPr>
+        <w:t>evidence</w:t>
+      </w:r>
+      <w:r>
+        <w:rPr>
+          <w:b w:val="0"/>
+        </w:rPr>
+        <w:t xml:space="preserve"> with the final statement. Explain why each number or decision follows from the stated </w:t>
+      </w:r>
+      <w:r>
+        <w:rPr>
+          <w:b/>
+        </w:rPr>
+        <w:t>input</w:t>
+      </w:r>
+      <w:r>
+        <w:rPr>
+          <w:b w:val="0"/>
+        </w:rPr>
+        <w:t>s.</w:t>
+      </w:r>
+    </w:p>
+    <w:p>
+      <w:pPr>
+        <w:spacing w:line="336" w:lineRule="auto" w:after="180"/>
+      </w:pPr>
+      <w:r>
+        <w:rPr>
+          <w:b w:val="0"/>
+        </w:rPr>
+        <w:t xml:space="preserve">The conclusion belongs to this scenario and procedure; changing the </w:t>
+      </w:r>
+      <w:r>
+        <w:rPr>
+          <w:b/>
+        </w:rPr>
+        <w:t>input</w:t>
+      </w:r>
+      <w:r>
+        <w:rPr>
+          <w:b w:val="0"/>
+        </w:rPr>
+        <w:t>s, evaluation population or authority can change what it establishes. Retain the raw record so a later revision can be compared honestly.</w:t>
+      </w:r>
+    </w:p>
+    <w:p>
+      <w:pPr>
+        <w:pStyle w:val="Heading3"/>
+      </w:pPr>
+      <w:r>
+        <w:t>Learn from the worked case</w:t>
+      </w:r>
+    </w:p>
+    <w:p>
+      <w:pPr>
+        <w:spacing w:line="336" w:lineRule="auto" w:after="180"/>
+      </w:pPr>
+      <w:r>
+        <w:rPr>
+          <w:b w:val="0"/>
+        </w:rPr>
+        <w:t>Cover the result before checking it. Say what is given, choose the procedure, and follow one step at a time. Then uncover the result and explain your first mismatch. Ask why a step is allowed, not only what number it produces.</w:t>
+      </w:r>
+    </w:p>
+    <w:p>
+      <w:pPr>
+        <w:pStyle w:val="Heading3"/>
+      </w:pPr>
+      <w:r>
+        <w:t>A pictorial worked case: Prompt Experiments</w:t>
+      </w:r>
+    </w:p>
+    <w:p>
+      <w:pPr>
+        <w:pStyle w:val="Heading3"/>
+      </w:pPr>
+      <w:r>
+        <w:t>The facts we will use</w:t>
+      </w:r>
+    </w:p>
+    <w:p>
+      <w:r>
+        <w:drawing>
+          <wp:inline xmlns:a="http://schemas.openxmlformats.org/drawingml/2006/main" xmlns:pic="http://schemas.openxmlformats.org/drawingml/2006/picture">
+            <wp:extent cx="5486400" cy="3077029"/>
+            <wp:docPr id="17" name="Picture 17" descr="Paired overall and missing-source passes"/>
+            <wp:cNvGraphicFramePr>
+              <a:graphicFrameLocks noChangeAspect="1"/>
+            </wp:cNvGraphicFramePr>
+            <a:graphic>
+              <a:graphicData uri="http://schemas.openxmlformats.org/drawingml/2006/picture">
+                <pic:pic>
+                  <pic:nvPicPr>
+                    <pic:cNvPr id="0" name="academy-detail-ai-2-28.png"/>
+                    <pic:cNvPicPr/>
+                  </pic:nvPicPr>
+                  <pic:blipFill>
+                    <a:blip r:embed="rId20"/>
+                    <a:stretch>
+                      <a:fillRect/>
+                    </a:stretch>
+                  </pic:blipFill>
+                  <pic:spPr>
+                    <a:xfrm>
+                      <a:off x="0" y="0"/>
+                      <a:ext cx="5486400" cy="3077029"/>
+                    </a:xfrm>
+                    <a:prstGeom prst="rect"/>
+                  </pic:spPr>
+                </pic:pic>
+              </a:graphicData>
+            </a:graphic>
+          </wp:inline>
+        </w:drawing>
+      </w:r>
+    </w:p>
+    <w:p>
+      <w:r>
+        <w:drawing>
+          <wp:inline xmlns:a="http://schemas.openxmlformats.org/drawingml/2006/main" xmlns:pic="http://schemas.openxmlformats.org/drawingml/2006/picture">
+            <wp:extent cx="5311302" cy="5943600"/>
+            <wp:docPr id="18" name="Picture 18" descr="Prompt Experiments. Paired setup: Use the same seven cases and pass criteria for both prompts.. Overall rates: P=4/7; Q=5/7.. Missing-source slice: P passes 1/2; Q passes 0/2 in cases 4 and 7.. Decide explicitly: Q improves overall count but worsens missing-source behavior; use the declared priorities."/>
+            <wp:cNvGraphicFramePr>
+              <a:graphicFrameLocks noChangeAspect="1"/>
+            </wp:cNvGraphicFramePr>
+            <a:graphic>
+              <a:graphicData uri="http://schemas.openxmlformats.org/drawingml/2006/picture">
+                <pic:pic>
+                  <pic:nvPicPr>
+                    <pic:cNvPr id="0" name="academy-visual-ai-2-28.png"/>
+                    <pic:cNvPicPr/>
+                  </pic:nvPicPr>
+                  <pic:blipFill>
+                    <a:blip r:embed="rId21"/>
+                    <a:stretch>
+                      <a:fillRect/>
+                    </a:stretch>
+                  </pic:blipFill>
+                  <pic:spPr>
+                    <a:xfrm>
+                      <a:off x="0" y="0"/>
+                      <a:ext cx="5311302" cy="5943600"/>
+                    </a:xfrm>
+                    <a:prstGeom prst="rect"/>
+                  </pic:spPr>
+                </pic:pic>
+              </a:graphicData>
+            </a:graphic>
+          </wp:inline>
+        </w:drawing>
+      </w:r>
+    </w:p>
+    <w:p>
+      <w:pPr>
+        <w:pStyle w:val="Heading3"/>
+      </w:pPr>
+      <w:r>
         <w:t>Why this result follows</w:t>
       </w:r>
     </w:p>
@@ -2883,126 +2885,93 @@
         <w:pStyle w:val="Heading3"/>
       </w:pPr>
       <w:r>
-        <w:t>Why the result follows</w:t>
+        <w:t>What this example does not establish</w:t>
+      </w:r>
+    </w:p>
+    <w:p>
+      <w:pPr>
+        <w:pStyle w:val="Heading1"/>
+      </w:pPr>
+      <w:r>
+        <w:t>07. Find the failure hidden by a larger total</w:t>
+      </w:r>
+    </w:p>
+    <w:p>
+      <w:r>
+        <w:t>Compare case-level changes before accepting an aggregate claim.</w:t>
+      </w:r>
+    </w:p>
+    <w:p>
+      <w:pPr>
+        <w:pStyle w:val="Heading2"/>
+      </w:pPr>
+      <w:r>
+        <w:t>Repair the claim using the seven-case record</w:t>
       </w:r>
     </w:p>
     <w:p>
       <w:pPr>
         <w:spacing w:line="336" w:lineRule="auto" w:after="180"/>
-        <w:shd w:fill="F1F6FC"/>
       </w:pPr>
       <w:r>
         <w:rPr>
           <w:b w:val="0"/>
         </w:rPr>
-        <w:t>A larger total can conceal a more serious failure category. Paired records show which cases changed, not just how many passed. If refusing unsupported claims is mandatory, Q’s overall advantage may not justify selection.</w:t>
+        <w:t>Claim to repair: Q passes more cases, so it is safer on missing sources. Use the seven-case picture: Q passes5/7 overall but0/2 missing-source cases; P passes4/7 overall and1/2 of that slice. Q also loses case4 that P passed. Neither clears a required2/2 missing-source gate. A larger total alone cannot justify the safety claim.</w:t>
+      </w:r>
+    </w:p>
+    <w:p>
+      <w:pPr>
+        <w:pStyle w:val="Heading2"/>
+      </w:pPr>
+      <w:r>
+        <w:t>State a test that could change your decision</w:t>
+      </w:r>
+    </w:p>
+    <w:p>
+      <w:pPr>
+        <w:pStyle w:val="Heading3"/>
+      </w:pPr>
+      <w:r>
+        <w:t>Exit: propose one revealing change to the worked scenario. State the expected outcome and the evidence that would make you revise your explanation.</w:t>
+      </w:r>
+    </w:p>
+    <w:p>
+      <w:r>
+        <w:t>________________________________________________________________</w:t>
+      </w:r>
+    </w:p>
+    <w:p>
+      <w:r>
+        <w:t>________________________________________________________________</w:t>
+      </w:r>
+    </w:p>
+    <w:p>
+      <w:r>
+        <w:t>________________________________________________________________</w:t>
+      </w:r>
+    </w:p>
+    <w:p>
+      <w:r>
+        <w:t>________________________________________________________________</w:t>
+      </w:r>
+    </w:p>
+    <w:p>
+      <w:r>
+        <w:t>________________________________________________________________</w:t>
+      </w:r>
+    </w:p>
+    <w:p>
+      <w:pPr>
+        <w:pStyle w:val="Heading2"/>
+      </w:pPr>
+      <w:r>
+        <w:t>Earlier wording, alternatives and picture transcripts · reference / check after trying</w:t>
       </w:r>
     </w:p>
     <w:p>
       <w:pPr>
         <w:spacing w:line="336" w:lineRule="auto" w:after="180"/>
-        <w:shd w:fill="F1F6FC"/>
-      </w:pPr>
-      <w:r>
-        <w:rPr>
-          <w:b w:val="0"/>
-        </w:rPr>
-        <w:t>Keep the failing examples for development and obtain fresh cases after choosing a final version.</w:t>
-      </w:r>
-    </w:p>
-    <w:p>
-      <w:pPr>
-        <w:pStyle w:val="Heading3"/>
-      </w:pPr>
-      <w:r>
-        <w:t>What this example does not establish</w:t>
-      </w:r>
-    </w:p>
-    <w:p>
-      <w:pPr>
-        <w:pStyle w:val="Heading3"/>
-      </w:pPr>
-      <w:r>
-        <w:t>Keep the stated limit</w:t>
-      </w:r>
-    </w:p>
-    <w:p>
-      <w:pPr>
-        <w:spacing w:line="336" w:lineRule="auto" w:after="180"/>
-        <w:shd w:fill="FFF5E6"/>
-      </w:pPr>
-      <w:r>
-        <w:rPr>
-          <w:b w:val="0"/>
-        </w:rPr>
-        <w:t>Seven development cases cannot establish causal learning benefits or untouched final performance; repeated generation may also vary.</w:t>
-      </w:r>
-    </w:p>
-    <w:p>
-      <w:pPr>
-        <w:pStyle w:val="Heading3"/>
-      </w:pPr>
-      <w:r>
-        <w:t>Keep the stated limit</w:t>
-      </w:r>
-    </w:p>
-    <w:p>
-      <w:pPr>
-        <w:spacing w:line="336" w:lineRule="auto" w:after="180"/>
-        <w:shd w:fill="FFF5E6"/>
-      </w:pPr>
-      <w:r>
-        <w:rPr>
-          <w:b w:val="0"/>
-        </w:rPr>
-        <w:t>Read the labelled picture: Name the case P passes and Q fails, and explain why it matters.</w:t>
-      </w:r>
-    </w:p>
-    <w:p>
-      <w:pPr>
-        <w:pStyle w:val="Heading3"/>
-      </w:pPr>
-      <w:r>
-        <w:t>Keep the stated limit</w:t>
-      </w:r>
-    </w:p>
-    <w:p>
-      <w:pPr>
-        <w:spacing w:line="336" w:lineRule="auto" w:after="180"/>
-        <w:shd w:fill="FFF5E6"/>
-      </w:pPr>
-      <w:r>
-        <w:rPr>
-          <w:b w:val="0"/>
-        </w:rPr>
-        <w:t>Change one thing: Make missing-source correctness a required selection gate. Predict the result before checking the explanation. What remains the same?</w:t>
-      </w:r>
-    </w:p>
-    <w:p>
-      <w:pPr>
-        <w:pStyle w:val="Heading1"/>
-      </w:pPr>
-      <w:r>
-        <w:t>07. Find and repair a mistake</w:t>
-      </w:r>
-    </w:p>
-    <w:p>
-      <w:r>
-        <w:t>Find the unsupported step in the Prompt Experiments claim and explain a repair using the supplied evidence.</w:t>
-      </w:r>
-    </w:p>
-    <w:p>
-      <w:pPr>
-        <w:pStyle w:val="Heading3"/>
-      </w:pPr>
-      <w:r>
-        <w:t>Find the first error</w:t>
-      </w:r>
-    </w:p>
-    <w:p>
-      <w:pPr>
-        <w:spacing w:line="336" w:lineRule="auto" w:after="180"/>
-        <w:shd w:fill="FFF5E6"/>
       </w:pPr>
       <w:r>
         <w:rPr>
@@ -3050,7 +3019,7 @@
         <w:drawing>
           <wp:inline xmlns:a="http://schemas.openxmlformats.org/drawingml/2006/main" xmlns:pic="http://schemas.openxmlformats.org/drawingml/2006/picture">
             <wp:extent cx="5486400" cy="1901952"/>
-            <wp:docPr id="17" name="Picture 17" descr="Misconception diagnosis for Prompt Experiments"/>
+            <wp:docPr id="19" name="Picture 19" descr="Misconception diagnosis for Prompt Experiments"/>
             <wp:cNvGraphicFramePr>
               <a:graphicFrameLocks noChangeAspect="1"/>
             </wp:cNvGraphicFramePr>
@@ -3062,7 +3031,7 @@
                     <pic:cNvPicPr/>
                   </pic:nvPicPr>
                   <pic:blipFill>
-                    <a:blip r:embed="rId24"/>
+                    <a:blip r:embed="rId22"/>
                     <a:stretch>
                       <a:fillRect/>
                     </a:stretch>
@@ -3294,7 +3263,6 @@
     <w:p>
       <w:pPr>
         <w:spacing w:line="336" w:lineRule="auto" w:after="180"/>
-        <w:shd w:fill="F5F1FB"/>
       </w:pPr>
       <w:r>
         <w:rPr>
@@ -3346,16 +3314,7 @@
     </w:p>
     <w:p>
       <w:pPr>
-        <w:pStyle w:val="Heading3"/>
-      </w:pPr>
-      <w:r>
-        <w:t>Check the claim against the facts</w:t>
-      </w:r>
-    </w:p>
-    <w:p>
-      <w:pPr>
         <w:spacing w:line="336" w:lineRule="auto" w:after="180"/>
-        <w:shd w:fill="FFF5E6"/>
       </w:pPr>
       <w:r>
         <w:rPr>
@@ -3367,7 +3326,6 @@
     <w:p>
       <w:pPr>
         <w:spacing w:line="336" w:lineRule="auto" w:after="180"/>
-        <w:shd w:fill="FFF5E6"/>
       </w:pPr>
       <w:r>
         <w:rPr>
@@ -3378,48 +3336,23 @@
     </w:p>
     <w:p>
       <w:pPr>
-        <w:pStyle w:val="Heading3"/>
-      </w:pPr>
-      <w:r>
-        <w:t>Exit: propose one revealing change to the worked scenario. State the expected outcome and the evidence that would make you revise your explanation.</w:t>
-      </w:r>
-    </w:p>
-    <w:p>
-      <w:r>
-        <w:t>________________________________________________________________</w:t>
-      </w:r>
-    </w:p>
-    <w:p>
-      <w:r>
-        <w:t>________________________________________________________________</w:t>
-      </w:r>
-    </w:p>
-    <w:p>
-      <w:r>
-        <w:t>________________________________________________________________</w:t>
-      </w:r>
-    </w:p>
-    <w:p>
-      <w:r>
-        <w:t>________________________________________________________________</w:t>
-      </w:r>
-    </w:p>
-    <w:p>
-      <w:r>
-        <w:t>________________________________________________________________</w:t>
-      </w:r>
-    </w:p>
-    <w:p>
-      <w:pPr>
         <w:pStyle w:val="Heading1"/>
       </w:pPr>
       <w:r>
-        <w:t>08. Practise together</w:t>
-      </w:r>
-    </w:p>
-    <w:p>
-      <w:r>
-        <w:t>Practise Prompt Experiments with support, then explain the deciding step in your own words.</w:t>
+        <w:t>08. Practise the six-case trace with less help</w:t>
+      </w:r>
+    </w:p>
+    <w:p>
+      <w:r>
+        <w:t>Keep the seven-case picture and independent eight-case task separate.</w:t>
+      </w:r>
+    </w:p>
+    <w:p>
+      <w:pPr>
+        <w:pStyle w:val="Heading2"/>
+      </w:pPr>
+      <w:r>
+        <w:t>The development-versus-final boundary</w:t>
       </w:r>
     </w:p>
     <w:p>
@@ -3430,247 +3363,21 @@
         <w:rPr>
           <w:b/>
         </w:rPr>
-        <w:t>LOGIC STUDIO</w:t>
-      </w:r>
-    </w:p>
-    <w:p>
-      <w:pPr>
-        <w:spacing w:line="336" w:lineRule="auto" w:after="180"/>
-      </w:pPr>
+        <w:t>Prompt</w:t>
+      </w:r>
       <w:r>
         <w:rPr>
           <w:b w:val="0"/>
         </w:rPr>
-        <w:t>Trace Before You Run</w:t>
-      </w:r>
-    </w:p>
-    <w:p>
-      <w:pPr>
-        <w:spacing w:line="336" w:lineRule="auto" w:after="180"/>
-      </w:pPr>
-      <w:r>
-        <w:rPr>
-          <w:b w:val="0"/>
-        </w:rPr>
-        <w:t>Block code, pseudocode, tables, and diagrams are different ways to expose the same reasoning.</w:t>
-      </w:r>
-    </w:p>
-    <w:p>
-      <w:r>
-        <w:drawing>
-          <wp:inline xmlns:a="http://schemas.openxmlformats.org/drawingml/2006/main" xmlns:pic="http://schemas.openxmlformats.org/drawingml/2006/picture">
-            <wp:extent cx="5486400" cy="1901952"/>
-            <wp:docPr id="18" name="Picture 18" descr="Logic tracing graphic for Prompt Experiments"/>
-            <wp:cNvGraphicFramePr>
-              <a:graphicFrameLocks noChangeAspect="1"/>
-            </wp:cNvGraphicFramePr>
-            <a:graphic>
-              <a:graphicData uri="http://schemas.openxmlformats.org/drawingml/2006/picture">
-                <pic:pic>
-                  <pic:nvPicPr>
-                    <pic:cNvPr id="0" name="eea505167ffbbb10362ff86f5f17a806cbfff2dadf444f92883587fa6eb375a7.png"/>
-                    <pic:cNvPicPr/>
-                  </pic:nvPicPr>
-                  <pic:blipFill>
-                    <a:blip r:embed="rId25"/>
-                    <a:stretch>
-                      <a:fillRect/>
-                    </a:stretch>
-                  </pic:blipFill>
-                  <pic:spPr>
-                    <a:xfrm>
-                      <a:off x="0" y="0"/>
-                      <a:ext cx="5486400" cy="1901952"/>
-                    </a:xfrm>
-                    <a:prstGeom prst="rect"/>
-                  </pic:spPr>
-                </pic:pic>
-              </a:graphicData>
-            </a:graphic>
-          </wp:inline>
-        </w:drawing>
-      </w:r>
-    </w:p>
-    <w:p>
-      <w:pPr>
-        <w:spacing w:line="336" w:lineRule="auto" w:after="180"/>
-      </w:pPr>
-      <w:r>
-        <w:rPr>
-          <w:b w:val="0"/>
-        </w:rPr>
-        <w:t xml:space="preserve">SET </w:t>
-      </w:r>
-      <w:r>
-        <w:rPr>
-          <w:b/>
-        </w:rPr>
-        <w:t>evidence</w:t>
-      </w:r>
-      <w:r>
-        <w:rPr>
-          <w:b w:val="0"/>
-        </w:rPr>
-        <w:t>_record</w:t>
-        <w:br/>
-        <w:t>PREDICT expected_result</w:t>
-        <w:br/>
-        <w:t>RUN one normal case and one boundary case</w:t>
-        <w:br/>
-        <w:t>COMPARE actual_result with expected_result</w:t>
-        <w:br/>
-        <w:t>IF different: locate first cause; change one factor; RETEST</w:t>
-        <w:br/>
-        <w:t>EXPLAIN result, limitation, and next safe step</w:t>
-      </w:r>
-    </w:p>
-    <w:p>
-      <w:pPr>
-        <w:spacing w:line="336" w:lineRule="auto" w:after="180"/>
-        <w:shd w:fill="F5F1FB"/>
-      </w:pPr>
-      <w:r>
-        <w:rPr>
-          <w:b w:val="0"/>
-        </w:rPr>
-        <w:t xml:space="preserve">Trace one </w:t>
-      </w:r>
-      <w:r>
-        <w:rPr>
-          <w:b/>
-        </w:rPr>
-        <w:t>input</w:t>
-      </w:r>
-      <w:r>
-        <w:rPr>
-          <w:b w:val="0"/>
-        </w:rPr>
-        <w:t>. Which line changes the state or chooses a path?</w:t>
-      </w:r>
-    </w:p>
-    <w:p>
-      <w:pPr>
-        <w:pStyle w:val="Heading3"/>
-      </w:pPr>
-      <w:r>
-        <w:t>Write or draw your reasoning and evidence.</w:t>
-      </w:r>
-    </w:p>
-    <w:p>
-      <w:r>
-        <w:t>________________________________________________________________</w:t>
-      </w:r>
-    </w:p>
-    <w:p>
-      <w:r>
-        <w:t>________________________________________________________________</w:t>
-      </w:r>
-    </w:p>
-    <w:p>
-      <w:r>
-        <w:t>________________________________________________________________</w:t>
-      </w:r>
-    </w:p>
-    <w:p>
-      <w:r>
-        <w:t>________________________________________________________________</w:t>
-      </w:r>
-    </w:p>
-    <w:p>
-      <w:r>
-        <w:t>________________________________________________________________</w:t>
-      </w:r>
-    </w:p>
-    <w:p>
-      <w:pPr>
-        <w:pStyle w:val="Heading3"/>
-      </w:pPr>
-      <w:r>
-        <w:t>A closer explanation</w:t>
-      </w:r>
-    </w:p>
-    <w:p>
-      <w:pPr>
-        <w:spacing w:line="336" w:lineRule="auto" w:after="180"/>
-      </w:pPr>
-      <w:r>
-        <w:rPr>
-          <w:b/>
-        </w:rPr>
-        <w:t>Prompt</w:t>
-      </w:r>
-      <w:r>
-        <w:rPr>
-          <w:b w:val="0"/>
-        </w:rPr>
         <w:t xml:space="preserve"> selection on development cases cannot be reported as independent final performance.</w:t>
       </w:r>
     </w:p>
     <w:p>
       <w:pPr>
-        <w:spacing w:line="336" w:lineRule="auto" w:after="180"/>
-      </w:pPr>
-      <w:r>
-        <w:rPr>
-          <w:b w:val="0"/>
-        </w:rPr>
-        <w:t>A useful check asks what would make the reasoning fail. Distinguish a failure to execute the declared procedure from a weakness in the procedure itself.</w:t>
-      </w:r>
-    </w:p>
-    <w:p>
-      <w:pPr>
-        <w:spacing w:line="336" w:lineRule="auto" w:after="180"/>
-      </w:pPr>
-      <w:r>
-        <w:rPr>
-          <w:b w:val="0"/>
-        </w:rPr>
-        <w:t xml:space="preserve">The first may require a correction; the second requires an explicitly revised method and new </w:t>
-      </w:r>
-      <w:r>
-        <w:rPr>
-          <w:b/>
-        </w:rPr>
-        <w:t>evidence</w:t>
-      </w:r>
-      <w:r>
-        <w:rPr>
-          <w:b w:val="0"/>
-        </w:rPr>
-        <w:t>. Preserve unsuccessful cases so an improved result cannot hide the original problem.</w:t>
-      </w:r>
-    </w:p>
-    <w:p>
-      <w:pPr>
-        <w:pStyle w:val="Heading3"/>
-      </w:pPr>
-      <w:r>
-        <w:t>Guided: restate the worked result, then name the assumption or limitation that prevents a broader conclusion.</w:t>
-      </w:r>
-    </w:p>
-    <w:p>
-      <w:r>
-        <w:t>________________________________________________________________</w:t>
-      </w:r>
-    </w:p>
-    <w:p>
-      <w:r>
-        <w:t>________________________________________________________________</w:t>
-      </w:r>
-    </w:p>
-    <w:p>
-      <w:r>
-        <w:t>________________________________________________________________</w:t>
-      </w:r>
-    </w:p>
-    <w:p>
-      <w:r>
-        <w:t>________________________________________________________________</w:t>
-      </w:r>
-    </w:p>
-    <w:p>
-      <w:r>
-        <w:t>________________________________________________________________</w:t>
+        <w:pStyle w:val="Heading2"/>
+      </w:pPr>
+      <w:r>
+        <w:t>Complete the six-case W2 trace</w:t>
       </w:r>
     </w:p>
     <w:p>
@@ -3797,21 +3504,113 @@
     </w:tbl>
     <w:p>
       <w:pPr>
+        <w:pStyle w:val="Heading2"/>
+      </w:pPr>
+      <w:r>
+        <w:t>Challenge an overgeneralised conclusion</w:t>
+      </w:r>
+    </w:p>
+    <w:p>
+      <w:pPr>
+        <w:pStyle w:val="Heading3"/>
+      </w:pPr>
+      <w:r>
+        <w:t>Check your reasoning</w:t>
+      </w:r>
+    </w:p>
+    <w:p>
+      <w:pPr>
+        <w:pStyle w:val="ListBullet"/>
+      </w:pPr>
+      <w:r>
+        <w:t>Use the worked case for Controlled prompt experiments. Proposed explanation: “The worked result establishes every future case”. Decide whether this explanation is supported. Point to the step or supplied fact that decides; explain your repair if needed.</w:t>
+      </w:r>
+    </w:p>
+    <w:p>
+      <w:pPr>
+        <w:pStyle w:val="ListBullet"/>
+      </w:pPr>
+      <w:r>
+        <w:t>Answer on your own before discussion. If you are unsure, say which step you need help with.</w:t>
+      </w:r>
+    </w:p>
+    <w:p>
+      <w:pPr>
+        <w:pStyle w:val="Heading2"/>
+      </w:pPr>
+      <w:r>
+        <w:t>Explain the separate seven-case regression</w:t>
+      </w:r>
+    </w:p>
+    <w:p>
+      <w:pPr>
+        <w:pStyle w:val="Heading3"/>
+      </w:pPr>
+      <w:r>
+        <w:t>Explain the picture</w:t>
+      </w:r>
+    </w:p>
+    <w:p>
+      <w:pPr>
+        <w:pStyle w:val="ListBullet"/>
+      </w:pPr>
+      <w:r>
+        <w:t>Name the case P passes and Q fails, and explain why it matters.</w:t>
+      </w:r>
+    </w:p>
+    <w:p>
+      <w:pPr>
+        <w:pStyle w:val="Heading3"/>
+      </w:pPr>
+      <w:r>
+        <w:t>My explanation using a pictured step and the given facts</w:t>
+      </w:r>
+    </w:p>
+    <w:p>
+      <w:r>
+        <w:t>________________________________________________________________</w:t>
+      </w:r>
+    </w:p>
+    <w:p>
+      <w:r>
+        <w:t>________________________________________________________________</w:t>
+      </w:r>
+    </w:p>
+    <w:p>
+      <w:r>
+        <w:t>________________________________________________________________</w:t>
+      </w:r>
+    </w:p>
+    <w:p>
+      <w:r>
+        <w:t>________________________________________________________________</w:t>
+      </w:r>
+    </w:p>
+    <w:p>
+      <w:pPr>
+        <w:pStyle w:val="Heading2"/>
+      </w:pPr>
+      <w:r>
+        <w:t>Keep independent evidence separate</w:t>
+      </w:r>
+    </w:p>
+    <w:p>
+      <w:pPr>
         <w:spacing w:line="336" w:lineRule="auto" w:after="180"/>
       </w:pPr>
       <w:r>
         <w:rPr>
           <w:b w:val="0"/>
         </w:rPr>
-        <w:t>Explain your trace to a partner. Your partner points to one step to check. Swap roles on the next case. Each person writes their own explanation.</w:t>
-      </w:r>
-    </w:p>
-    <w:p>
-      <w:pPr>
-        <w:pStyle w:val="Heading3"/>
-      </w:pPr>
-      <w:r>
-        <w:t>Check your reasoning</w:t>
+        <w:t>This is supported practice. Keep the separately named independent case for an attempt before feedback.</w:t>
+      </w:r>
+    </w:p>
+    <w:p>
+      <w:pPr>
+        <w:pStyle w:val="Heading2"/>
+      </w:pPr>
+      <w:r>
+        <w:t>Earlier wording, alternatives and picture transcripts · reference / check after trying</w:t>
       </w:r>
     </w:p>
     <w:p>
@@ -3822,19 +3621,18 @@
         <w:rPr>
           <w:b w:val="0"/>
         </w:rPr>
-        <w:t xml:space="preserve">Use the worked case for Controlled </w:t>
-      </w:r>
-      <w:r>
-        <w:rPr>
-          <w:b/>
-        </w:rPr>
-        <w:t>prompt</w:t>
-      </w:r>
+        <w:t>LOGIC STUDIO</w:t>
+      </w:r>
+    </w:p>
+    <w:p>
+      <w:pPr>
+        <w:spacing w:line="336" w:lineRule="auto" w:after="180"/>
+      </w:pPr>
       <w:r>
         <w:rPr>
           <w:b w:val="0"/>
         </w:rPr>
-        <w:t xml:space="preserve"> experiments. Proposed explanation: “The worked result establishes every future case”. Decide whether this explanation is supported.</w:t>
+        <w:t>Trace Before You Run</w:t>
       </w:r>
     </w:p>
     <w:p>
@@ -3845,128 +3643,7 @@
         <w:rPr>
           <w:b w:val="0"/>
         </w:rPr>
-        <w:t>Point to the step or supplied fact that decides; explain your repair if needed.</w:t>
-      </w:r>
-    </w:p>
-    <w:p>
-      <w:pPr>
-        <w:spacing w:line="336" w:lineRule="auto" w:after="180"/>
-      </w:pPr>
-      <w:r>
-        <w:rPr>
-          <w:b w:val="0"/>
-        </w:rPr>
-        <w:t>Answer on your own before discussion. If you are unsure, say which step you need help with.</w:t>
-      </w:r>
-    </w:p>
-    <w:p>
-      <w:pPr>
-        <w:pStyle w:val="Heading3"/>
-      </w:pPr>
-      <w:r>
-        <w:t>Explain the picture</w:t>
-      </w:r>
-    </w:p>
-    <w:p>
-      <w:pPr>
-        <w:spacing w:line="336" w:lineRule="auto" w:after="180"/>
-      </w:pPr>
-      <w:r>
-        <w:rPr>
-          <w:b w:val="0"/>
-        </w:rPr>
-        <w:t>Name the case P passes and Q fails, and explain why it matters.</w:t>
-      </w:r>
-    </w:p>
-    <w:p>
-      <w:pPr>
-        <w:pStyle w:val="Heading3"/>
-      </w:pPr>
-      <w:r>
-        <w:t>My explanation using a pictured step and the given facts</w:t>
-      </w:r>
-    </w:p>
-    <w:p>
-      <w:r>
-        <w:t>________________________________________________________________</w:t>
-      </w:r>
-    </w:p>
-    <w:p>
-      <w:r>
-        <w:t>________________________________________________________________</w:t>
-      </w:r>
-    </w:p>
-    <w:p>
-      <w:r>
-        <w:t>________________________________________________________________</w:t>
-      </w:r>
-    </w:p>
-    <w:p>
-      <w:r>
-        <w:t>________________________________________________________________</w:t>
-      </w:r>
-    </w:p>
-    <w:p>
-      <w:pPr>
-        <w:spacing w:line="336" w:lineRule="auto" w:after="180"/>
-      </w:pPr>
-      <w:r>
-        <w:rPr>
-          <w:b w:val="0"/>
-        </w:rPr>
-        <w:t>This is supported practice. Keep the separately named independent case for an attempt before feedback.</w:t>
-      </w:r>
-    </w:p>
-    <w:p>
-      <w:pPr>
-        <w:pStyle w:val="Heading1"/>
-      </w:pPr>
-      <w:r>
-        <w:t>09. Run the investigation</w:t>
-      </w:r>
-    </w:p>
-    <w:p>
-      <w:r>
-        <w:t>Investigate Prompt Experiments. Record the prediction, actual observation or labelled paper trace, explanation and next test separately.</w:t>
-      </w:r>
-    </w:p>
-    <w:p>
-      <w:pPr>
-        <w:spacing w:line="336" w:lineRule="auto" w:after="180"/>
-      </w:pPr>
-      <w:r>
-        <w:rPr>
-          <w:b/>
-        </w:rPr>
-        <w:t>EVIDENCE</w:t>
-      </w:r>
-      <w:r>
-        <w:rPr>
-          <w:b/>
-        </w:rPr>
-        <w:t xml:space="preserve"> LAB</w:t>
-      </w:r>
-    </w:p>
-    <w:p>
-      <w:pPr>
-        <w:spacing w:line="336" w:lineRule="auto" w:after="180"/>
-      </w:pPr>
-      <w:r>
-        <w:rPr>
-          <w:b w:val="0"/>
-        </w:rPr>
-        <w:t>Predict → Test → Record → Explain</w:t>
-      </w:r>
-    </w:p>
-    <w:p>
-      <w:pPr>
-        <w:spacing w:line="336" w:lineRule="auto" w:after="180"/>
-      </w:pPr>
-      <w:r>
-        <w:rPr>
-          <w:b w:val="0"/>
-        </w:rPr>
-        <w:t>Keep expected and actual results separate. Surprises are useful data when recorded honestly.</w:t>
+        <w:t>Block code, pseudocode, tables, and diagrams are different ways to expose the same reasoning.</w:t>
       </w:r>
     </w:p>
     <w:p>
@@ -3974,7 +3651,7 @@
         <w:drawing>
           <wp:inline xmlns:a="http://schemas.openxmlformats.org/drawingml/2006/main" xmlns:pic="http://schemas.openxmlformats.org/drawingml/2006/picture">
             <wp:extent cx="5486400" cy="1901952"/>
-            <wp:docPr id="19" name="Picture 19" descr="Evidence lab graphic for Prompt Experiments"/>
+            <wp:docPr id="20" name="Picture 20" descr="Logic tracing graphic for Prompt Experiments"/>
             <wp:cNvGraphicFramePr>
               <a:graphicFrameLocks noChangeAspect="1"/>
             </wp:cNvGraphicFramePr>
@@ -3982,11 +3659,11 @@
               <a:graphicData uri="http://schemas.openxmlformats.org/drawingml/2006/picture">
                 <pic:pic>
                   <pic:nvPicPr>
-                    <pic:cNvPr id="0" name="ea48808005455b4dd2e9b0492021ad073ae9702e822990514337de19eaca74eb.png"/>
+                    <pic:cNvPr id="0" name="eea505167ffbbb10362ff86f5f17a806cbfff2dadf444f92883587fa6eb375a7.png"/>
                     <pic:cNvPicPr/>
                   </pic:nvPicPr>
                   <pic:blipFill>
-                    <a:blip r:embed="rId26"/>
+                    <a:blip r:embed="rId23"/>
                     <a:stretch>
                       <a:fillRect/>
                     </a:stretch>
@@ -4013,31 +3690,208 @@
         <w:rPr>
           <w:b w:val="0"/>
         </w:rPr>
-        <w:t xml:space="preserve">Define six </w:t>
+        <w:t xml:space="preserve">SET </w:t>
       </w:r>
       <w:r>
         <w:rPr>
           <w:b/>
         </w:rPr>
-        <w:t>rubric</w:t>
+        <w:t>evidence</w:t>
       </w:r>
       <w:r>
         <w:rPr>
           <w:b w:val="0"/>
         </w:rPr>
-        <w:t xml:space="preserve"> checks, keep task and examples fixed, change one </w:t>
+        <w:t>_record</w:t>
+        <w:br/>
+        <w:t>PREDICT expected_result</w:t>
+        <w:br/>
+        <w:t>RUN one normal case and one boundary case</w:t>
+        <w:br/>
+        <w:t>COMPARE actual_result with expected_result</w:t>
+        <w:br/>
+        <w:t>IF different: locate first cause; change one factor; RETEST</w:t>
+        <w:br/>
+        <w:t>EXPLAIN result, limitation, and next safe step</w:t>
+      </w:r>
+    </w:p>
+    <w:p>
+      <w:pPr>
+        <w:spacing w:line="336" w:lineRule="auto" w:after="180"/>
+      </w:pPr>
+      <w:r>
+        <w:rPr>
+          <w:b w:val="0"/>
+        </w:rPr>
+        <w:t xml:space="preserve">Trace one </w:t>
       </w:r>
       <w:r>
         <w:rPr>
           <w:b/>
         </w:rPr>
-        <w:t>prompt</w:t>
+        <w:t>input</w:t>
       </w:r>
       <w:r>
         <w:rPr>
           <w:b w:val="0"/>
         </w:rPr>
-        <w:t xml:space="preserve"> element, score both versions across three cases, and explain uncertainty.</w:t>
+        <w:t>. Which line changes the state or chooses a path?</w:t>
+      </w:r>
+    </w:p>
+    <w:p>
+      <w:pPr>
+        <w:pStyle w:val="Heading3"/>
+      </w:pPr>
+      <w:r>
+        <w:t>Write or draw your reasoning and evidence.</w:t>
+      </w:r>
+    </w:p>
+    <w:p>
+      <w:r>
+        <w:t>________________________________________________________________</w:t>
+      </w:r>
+    </w:p>
+    <w:p>
+      <w:r>
+        <w:t>________________________________________________________________</w:t>
+      </w:r>
+    </w:p>
+    <w:p>
+      <w:r>
+        <w:t>________________________________________________________________</w:t>
+      </w:r>
+    </w:p>
+    <w:p>
+      <w:r>
+        <w:t>________________________________________________________________</w:t>
+      </w:r>
+    </w:p>
+    <w:p>
+      <w:r>
+        <w:t>________________________________________________________________</w:t>
+      </w:r>
+    </w:p>
+    <w:p>
+      <w:pPr>
+        <w:pStyle w:val="Heading3"/>
+      </w:pPr>
+      <w:r>
+        <w:t>A closer explanation</w:t>
+      </w:r>
+    </w:p>
+    <w:p>
+      <w:pPr>
+        <w:spacing w:line="336" w:lineRule="auto" w:after="180"/>
+      </w:pPr>
+      <w:r>
+        <w:rPr>
+          <w:b w:val="0"/>
+        </w:rPr>
+        <w:t>A useful check asks what would make the reasoning fail. Distinguish a failure to execute the declared procedure from a weakness in the procedure itself.</w:t>
+      </w:r>
+    </w:p>
+    <w:p>
+      <w:pPr>
+        <w:spacing w:line="336" w:lineRule="auto" w:after="180"/>
+      </w:pPr>
+      <w:r>
+        <w:rPr>
+          <w:b w:val="0"/>
+        </w:rPr>
+        <w:t xml:space="preserve">The first may require a correction; the second requires an explicitly revised method and new </w:t>
+      </w:r>
+      <w:r>
+        <w:rPr>
+          <w:b/>
+        </w:rPr>
+        <w:t>evidence</w:t>
+      </w:r>
+      <w:r>
+        <w:rPr>
+          <w:b w:val="0"/>
+        </w:rPr>
+        <w:t>. Preserve unsuccessful cases so an improved result cannot hide the original problem.</w:t>
+      </w:r>
+    </w:p>
+    <w:p>
+      <w:pPr>
+        <w:pStyle w:val="Heading3"/>
+      </w:pPr>
+      <w:r>
+        <w:t>Guided: restate the worked result, then name the assumption or limitation that prevents a broader conclusion.</w:t>
+      </w:r>
+    </w:p>
+    <w:p>
+      <w:r>
+        <w:t>________________________________________________________________</w:t>
+      </w:r>
+    </w:p>
+    <w:p>
+      <w:r>
+        <w:t>________________________________________________________________</w:t>
+      </w:r>
+    </w:p>
+    <w:p>
+      <w:r>
+        <w:t>________________________________________________________________</w:t>
+      </w:r>
+    </w:p>
+    <w:p>
+      <w:r>
+        <w:t>________________________________________________________________</w:t>
+      </w:r>
+    </w:p>
+    <w:p>
+      <w:r>
+        <w:t>________________________________________________________________</w:t>
+      </w:r>
+    </w:p>
+    <w:p>
+      <w:pPr>
+        <w:spacing w:line="336" w:lineRule="auto" w:after="180"/>
+      </w:pPr>
+      <w:r>
+        <w:rPr>
+          <w:b w:val="0"/>
+        </w:rPr>
+        <w:t>Explain your trace to a partner. Your partner points to one step to check. Swap roles on the next case. Each person writes their own explanation.</w:t>
+      </w:r>
+    </w:p>
+    <w:p>
+      <w:pPr>
+        <w:pStyle w:val="Heading1"/>
+      </w:pPr>
+      <w:r>
+        <w:t>09. Audit a complete paired-results record</w:t>
+      </w:r>
+    </w:p>
+    <w:p>
+      <w:r>
+        <w:t>All seven outcomes are supplied; report what they establish and what remains unmeasured.</w:t>
+      </w:r>
+    </w:p>
+    <w:p>
+      <w:pPr>
+        <w:pStyle w:val="Heading2"/>
+      </w:pPr>
+      <w:r>
+        <w:t>Materials, procedure and scope</w:t>
+      </w:r>
+    </w:p>
+    <w:p>
+      <w:pPr>
+        <w:pStyle w:val="ListNumber"/>
+      </w:pPr>
+      <w:r>
+        <w:t>Paper investigation using complete supplied records: use IDs1–7; P pass flags are [1,1,1,1,0,0,0], Q flags [1,1,1,0,1,1,0]. IDs4 and7 are missing-source cases. First predict which prompt has more passes and which does better on that slice. Count total passes, shared passes, gains and losses, and slice passes. Declare before selection either total-pass priority or a mandatory2/2 missing-source gate; compare the two decisions. These are invented scored outcomes, not outputs generated in this classroom. The actual prompt strings, model/version and rubric are not supplied, so these records support a paired outcome audit, not reproducing an actual prompt experiment or attributing a gain to one exact wording change. To run a new experiment, freeze those missing specifications, use the same cases, predeclare a rubric and repeated-run plan if outputs vary. Reserve the eight-case task for independent work.</w:t>
+      </w:r>
+    </w:p>
+    <w:p>
+      <w:pPr>
+        <w:pStyle w:val="Heading2"/>
+      </w:pPr>
+      <w:r>
+        <w:t>Keep prediction, trace and decision</w:t>
       </w:r>
     </w:p>
     <w:tbl>
@@ -4288,7 +4142,6 @@
     <w:p>
       <w:pPr>
         <w:spacing w:line="336" w:lineRule="auto" w:after="180"/>
-        <w:shd w:fill="F5F1FB"/>
       </w:pPr>
       <w:r>
         <w:rPr>
@@ -4332,6 +4185,135 @@
     </w:p>
     <w:p>
       <w:pPr>
+        <w:spacing w:line="336" w:lineRule="auto" w:after="180"/>
+      </w:pPr>
+      <w:r>
+        <w:rPr>
+          <w:b w:val="0"/>
+        </w:rPr>
+        <w:t>Before trying: what do I expect, and why? While trying: which step could first go wrong? Afterwards: what did I actually observe, and what should change? Keep “not run” if you only traced the procedure.</w:t>
+      </w:r>
+    </w:p>
+    <w:p>
+      <w:pPr>
+        <w:pStyle w:val="Heading2"/>
+      </w:pPr>
+      <w:r>
+        <w:t>Earlier wording, alternatives and picture transcripts · reference / check after trying</w:t>
+      </w:r>
+    </w:p>
+    <w:p>
+      <w:pPr>
+        <w:spacing w:line="336" w:lineRule="auto" w:after="180"/>
+      </w:pPr>
+      <w:r>
+        <w:rPr>
+          <w:b/>
+        </w:rPr>
+        <w:t>EVIDENCE</w:t>
+      </w:r>
+      <w:r>
+        <w:rPr>
+          <w:b w:val="0"/>
+        </w:rPr>
+        <w:t xml:space="preserve"> LAB</w:t>
+      </w:r>
+    </w:p>
+    <w:p>
+      <w:pPr>
+        <w:spacing w:line="336" w:lineRule="auto" w:after="180"/>
+      </w:pPr>
+      <w:r>
+        <w:rPr>
+          <w:b w:val="0"/>
+        </w:rPr>
+        <w:t>Predict → Test → Record → Explain</w:t>
+      </w:r>
+    </w:p>
+    <w:p>
+      <w:pPr>
+        <w:spacing w:line="336" w:lineRule="auto" w:after="180"/>
+      </w:pPr>
+      <w:r>
+        <w:rPr>
+          <w:b w:val="0"/>
+        </w:rPr>
+        <w:t>Keep expected and actual results separate. Surprises are useful data when recorded honestly.</w:t>
+      </w:r>
+    </w:p>
+    <w:p>
+      <w:r>
+        <w:drawing>
+          <wp:inline xmlns:a="http://schemas.openxmlformats.org/drawingml/2006/main" xmlns:pic="http://schemas.openxmlformats.org/drawingml/2006/picture">
+            <wp:extent cx="5486400" cy="1901952"/>
+            <wp:docPr id="21" name="Picture 21" descr="Evidence lab graphic for Prompt Experiments"/>
+            <wp:cNvGraphicFramePr>
+              <a:graphicFrameLocks noChangeAspect="1"/>
+            </wp:cNvGraphicFramePr>
+            <a:graphic>
+              <a:graphicData uri="http://schemas.openxmlformats.org/drawingml/2006/picture">
+                <pic:pic>
+                  <pic:nvPicPr>
+                    <pic:cNvPr id="0" name="ea48808005455b4dd2e9b0492021ad073ae9702e822990514337de19eaca74eb.png"/>
+                    <pic:cNvPicPr/>
+                  </pic:nvPicPr>
+                  <pic:blipFill>
+                    <a:blip r:embed="rId24"/>
+                    <a:stretch>
+                      <a:fillRect/>
+                    </a:stretch>
+                  </pic:blipFill>
+                  <pic:spPr>
+                    <a:xfrm>
+                      <a:off x="0" y="0"/>
+                      <a:ext cx="5486400" cy="1901952"/>
+                    </a:xfrm>
+                    <a:prstGeom prst="rect"/>
+                  </pic:spPr>
+                </pic:pic>
+              </a:graphicData>
+            </a:graphic>
+          </wp:inline>
+        </w:drawing>
+      </w:r>
+    </w:p>
+    <w:p>
+      <w:pPr>
+        <w:spacing w:line="336" w:lineRule="auto" w:after="180"/>
+      </w:pPr>
+      <w:r>
+        <w:rPr>
+          <w:b w:val="0"/>
+        </w:rPr>
+        <w:t xml:space="preserve">Audit the supplied seven-case pass flags as a paper investigation. Use fixed denominators and explicitly declared selection priorities. No live </w:t>
+      </w:r>
+      <w:r>
+        <w:rPr>
+          <w:b/>
+        </w:rPr>
+        <w:t>prompt</w:t>
+      </w:r>
+      <w:r>
+        <w:rPr>
+          <w:b w:val="0"/>
+        </w:rPr>
+        <w:t xml:space="preserve"> outputs, actual </w:t>
+      </w:r>
+      <w:r>
+        <w:rPr>
+          <w:b/>
+        </w:rPr>
+        <w:t>prompt</w:t>
+      </w:r>
+      <w:r>
+        <w:rPr>
+          <w:b w:val="0"/>
+        </w:rPr>
+        <w:t xml:space="preserve"> strings or repeated-run results are supplied.</w:t>
+      </w:r>
+    </w:p>
+    <w:p>
+      <w:pPr>
         <w:pStyle w:val="Heading3"/>
       </w:pPr>
       <w:r>
@@ -4340,13 +4322,525 @@
     </w:p>
     <w:p>
       <w:pPr>
+        <w:pStyle w:val="Heading1"/>
+      </w:pPr>
+      <w:r>
+        <w:t>14. Try alone: compare the fresh eight-case results</w:t>
+      </w:r>
+    </w:p>
+    <w:p>
+      <w:r>
+        <w:t>Use the stated total-pass selection rule and separately report the special-case regression.</w:t>
+      </w:r>
+    </w:p>
+    <w:p>
+      <w:pPr>
+        <w:pStyle w:val="Heading2"/>
+      </w:pPr>
+      <w:r>
+        <w:t>The independent case</w:t>
+      </w:r>
+    </w:p>
+    <w:p>
+      <w:pPr>
         <w:spacing w:line="336" w:lineRule="auto" w:after="180"/>
       </w:pPr>
       <w:r>
         <w:rPr>
           <w:b w:val="0"/>
         </w:rPr>
-        <w:t>Before trying: what do I expect, and why? While trying: which step could first go wrong? Afterwards: what did I actually observe, and what should change? Keep “not run” if you only traced the procedure.</w:t>
+        <w:t xml:space="preserve">On eight </w:t>
+      </w:r>
+      <w:r>
+        <w:rPr>
+          <w:b/>
+        </w:rPr>
+        <w:t>paired case</w:t>
+      </w:r>
+      <w:r>
+        <w:rPr>
+          <w:b w:val="0"/>
+        </w:rPr>
+        <w:t>s A passes 1–5; B passes 1–4, 6, 7. Special cases are 5 and 8. Compare overall and special-case results; select by total passes.</w:t>
+      </w:r>
+    </w:p>
+    <w:p>
+      <w:pPr>
+        <w:pStyle w:val="Heading2"/>
+      </w:pPr>
+      <w:r>
+        <w:t>Your first attempt and help record</w:t>
+      </w:r>
+    </w:p>
+    <w:p>
+      <w:pPr>
+        <w:pStyle w:val="Heading3"/>
+      </w:pPr>
+      <w:r>
+        <w:t>My independent explanation, trace and limits</w:t>
+      </w:r>
+    </w:p>
+    <w:p>
+      <w:r>
+        <w:t>________________________________________________________________</w:t>
+      </w:r>
+    </w:p>
+    <w:p>
+      <w:r>
+        <w:t>________________________________________________________________</w:t>
+      </w:r>
+    </w:p>
+    <w:p>
+      <w:r>
+        <w:t>________________________________________________________________</w:t>
+      </w:r>
+    </w:p>
+    <w:p>
+      <w:r>
+        <w:t>________________________________________________________________</w:t>
+      </w:r>
+    </w:p>
+    <w:p>
+      <w:r>
+        <w:t>________________________________________________________________</w:t>
+      </w:r>
+    </w:p>
+    <w:p>
+      <w:r>
+        <w:t>________________________________________________________________</w:t>
+      </w:r>
+    </w:p>
+    <w:p>
+      <w:r>
+        <w:t>________________________________________________________________</w:t>
+      </w:r>
+    </w:p>
+    <w:p>
+      <w:pPr>
+        <w:spacing w:line="336" w:lineRule="auto" w:after="180"/>
+      </w:pPr>
+      <w:r>
+        <w:rPr>
+          <w:b w:val="0"/>
+        </w:rPr>
+        <w:t>Attempt this case before feedback. Record any help. Earlier examples below are further practice; a case already practised with feedback cannot establish fresh transfer.</w:t>
+      </w:r>
+    </w:p>
+    <w:p>
+      <w:pPr>
+        <w:spacing w:line="336" w:lineRule="auto" w:after="180"/>
+      </w:pPr>
+      <w:r>
+        <w:rPr>
+          <w:b w:val="0"/>
+        </w:rPr>
+        <w:t xml:space="preserve">Your teacher has the independent answer and scoring criteria. Complete the matching workbook week to keep your practice </w:t>
+      </w:r>
+      <w:r>
+        <w:rPr>
+          <w:b/>
+        </w:rPr>
+        <w:t>evidence</w:t>
+      </w:r>
+      <w:r>
+        <w:rPr>
+          <w:b w:val="0"/>
+        </w:rPr>
+        <w:t xml:space="preserve"> together.</w:t>
+      </w:r>
+    </w:p>
+    <w:p>
+      <w:pPr>
+        <w:pStyle w:val="Heading2"/>
+      </w:pPr>
+      <w:r>
+        <w:t>Repair only after feedback</w:t>
+      </w:r>
+    </w:p>
+    <w:p>
+      <w:pPr>
+        <w:spacing w:line="336" w:lineRule="auto" w:after="180"/>
+      </w:pPr>
+      <w:r>
+        <w:rPr>
+          <w:b w:val="0"/>
+        </w:rPr>
+        <w:t>Attempt the independent case before hints. Record whether you worked alone, used a hint or followed a model. After feedback, fix the first unsupported step and explain why it changed.</w:t>
+      </w:r>
+    </w:p>
+    <w:p>
+      <w:pPr>
+        <w:spacing w:line="336" w:lineRule="auto" w:after="180"/>
+      </w:pPr>
+      <w:r>
+        <w:rPr>
+          <w:b w:val="0"/>
+        </w:rPr>
+        <w:t>A later check uses a changed case, not a copied answer.</w:t>
+      </w:r>
+    </w:p>
+    <w:p>
+      <w:pPr>
+        <w:pStyle w:val="Heading2"/>
+      </w:pPr>
+      <w:r>
+        <w:t>Earlier wording, alternatives and picture transcripts · reference / check after trying</w:t>
+      </w:r>
+    </w:p>
+    <w:p>
+      <w:pPr>
+        <w:pStyle w:val="Heading3"/>
+      </w:pPr>
+      <w:r>
+        <w:t>Independent case: Apply a new case independently</w:t>
+      </w:r>
+    </w:p>
+    <w:p>
+      <w:pPr>
+        <w:pStyle w:val="Heading3"/>
+      </w:pPr>
+      <w:r>
+        <w:t>Week 28 Independent application</w:t>
+      </w:r>
+    </w:p>
+    <w:p>
+      <w:pPr>
+        <w:spacing w:line="336" w:lineRule="auto" w:after="180"/>
+      </w:pPr>
+      <w:r>
+        <w:rPr>
+          <w:b w:val="0"/>
+        </w:rPr>
+        <w:t>Close the worked explanation. Apply the idea to this different question without copying.</w:t>
+      </w:r>
+    </w:p>
+    <w:p>
+      <w:pPr>
+        <w:spacing w:line="336" w:lineRule="auto" w:after="180"/>
+      </w:pPr>
+      <w:r>
+        <w:rPr>
+          <w:b/>
+        </w:rPr>
+        <w:t>Prompt</w:t>
+      </w:r>
+      <w:r>
+        <w:rPr>
+          <w:b w:val="0"/>
+        </w:rPr>
+        <w:t xml:space="preserve"> A and B are tested on different questions. B scores higher. Can wording alone explain the difference? Design a </w:t>
+      </w:r>
+      <w:r>
+        <w:rPr>
+          <w:b/>
+        </w:rPr>
+        <w:t>controlled comparison</w:t>
+      </w:r>
+      <w:r>
+        <w:rPr>
+          <w:b w:val="0"/>
+        </w:rPr>
+        <w:t>.</w:t>
+      </w:r>
+    </w:p>
+    <w:p>
+      <w:pPr>
+        <w:spacing w:line="336" w:lineRule="auto" w:after="180"/>
+      </w:pPr>
+      <w:r>
+        <w:rPr>
+          <w:b w:val="0"/>
+        </w:rPr>
+        <w:t xml:space="preserve">My answer, with a trace, calculation or supporting </w:t>
+      </w:r>
+      <w:r>
+        <w:rPr>
+          <w:b/>
+        </w:rPr>
+        <w:t>evidence</w:t>
+      </w:r>
+    </w:p>
+    <w:p>
+      <w:pPr>
+        <w:pStyle w:val="Heading3"/>
+      </w:pPr>
+      <w:r>
+        <w:t>Write or draw your reasoning and evidence.</w:t>
+      </w:r>
+    </w:p>
+    <w:p>
+      <w:r>
+        <w:t>________________________________________________________________</w:t>
+      </w:r>
+    </w:p>
+    <w:p>
+      <w:r>
+        <w:t>________________________________________________________________</w:t>
+      </w:r>
+    </w:p>
+    <w:p>
+      <w:r>
+        <w:t>________________________________________________________________</w:t>
+      </w:r>
+    </w:p>
+    <w:p>
+      <w:r>
+        <w:t>________________________________________________________________</w:t>
+      </w:r>
+    </w:p>
+    <w:p>
+      <w:r>
+        <w:t>________________________________________________________________</w:t>
+      </w:r>
+    </w:p>
+    <w:p>
+      <w:pPr>
+        <w:pStyle w:val="Heading3"/>
+      </w:pPr>
+      <w:r>
+        <w:t>Create and test</w:t>
+      </w:r>
+    </w:p>
+    <w:p>
+      <w:pPr>
+        <w:spacing w:line="336" w:lineRule="auto" w:after="180"/>
+      </w:pPr>
+      <w:r>
+        <w:rPr>
+          <w:b w:val="0"/>
+        </w:rPr>
+        <w:t>Change one relevant detail. Predict the result before testing. Include a boundary or missing-information case when it helps reveal a limit.</w:t>
+      </w:r>
+    </w:p>
+    <w:p>
+      <w:pPr>
+        <w:spacing w:line="336" w:lineRule="auto" w:after="180"/>
+      </w:pPr>
+      <w:r>
+        <w:rPr>
+          <w:b w:val="0"/>
+        </w:rPr>
+        <w:t xml:space="preserve">My changed </w:t>
+      </w:r>
+      <w:r>
+        <w:rPr>
+          <w:b/>
+        </w:rPr>
+        <w:t>input</w:t>
+      </w:r>
+      <w:r>
+        <w:rPr>
+          <w:b w:val="0"/>
+        </w:rPr>
+        <w:t xml:space="preserve"> and expected result</w:t>
+      </w:r>
+    </w:p>
+    <w:p>
+      <w:pPr>
+        <w:pStyle w:val="Heading3"/>
+      </w:pPr>
+      <w:r>
+        <w:t>Write or draw your reasoning and evidence.</w:t>
+      </w:r>
+    </w:p>
+    <w:p>
+      <w:r>
+        <w:t>________________________________________________________________</w:t>
+      </w:r>
+    </w:p>
+    <w:p>
+      <w:r>
+        <w:t>________________________________________________________________</w:t>
+      </w:r>
+    </w:p>
+    <w:p>
+      <w:r>
+        <w:t>________________________________________________________________</w:t>
+      </w:r>
+    </w:p>
+    <w:p>
+      <w:r>
+        <w:t>________________________________________________________________</w:t>
+      </w:r>
+    </w:p>
+    <w:p>
+      <w:r>
+        <w:t>________________________________________________________________</w:t>
+      </w:r>
+    </w:p>
+    <w:p>
+      <w:pPr>
+        <w:pStyle w:val="Heading3"/>
+      </w:pPr>
+      <w:r>
+        <w:t>Connect to your project</w:t>
+      </w:r>
+    </w:p>
+    <w:p>
+      <w:pPr>
+        <w:spacing w:line="336" w:lineRule="auto" w:after="180"/>
+      </w:pPr>
+      <w:r>
+        <w:rPr>
+          <w:b w:val="0"/>
+        </w:rPr>
+        <w:t xml:space="preserve">Test generated book explanations with a fixed </w:t>
+      </w:r>
+      <w:r>
+        <w:rPr>
+          <w:b/>
+        </w:rPr>
+        <w:t>rubric</w:t>
+      </w:r>
+      <w:r>
+        <w:rPr>
+          <w:b w:val="0"/>
+        </w:rPr>
+        <w:t xml:space="preserve"> and prohibit invented details.</w:t>
+      </w:r>
+    </w:p>
+    <w:p>
+      <w:pPr>
+        <w:spacing w:line="336" w:lineRule="auto" w:after="180"/>
+      </w:pPr>
+      <w:r>
+        <w:rPr>
+          <w:b w:val="0"/>
+        </w:rPr>
+        <w:t xml:space="preserve">The </w:t>
+      </w:r>
+      <w:r>
+        <w:rPr>
+          <w:b/>
+        </w:rPr>
+        <w:t>evidence</w:t>
+      </w:r>
+      <w:r>
+        <w:rPr>
+          <w:b w:val="0"/>
+        </w:rPr>
+        <w:t xml:space="preserve"> I will keep</w:t>
+      </w:r>
+    </w:p>
+    <w:p>
+      <w:pPr>
+        <w:pStyle w:val="Heading3"/>
+      </w:pPr>
+      <w:r>
+        <w:t>Write or draw your reasoning and evidence.</w:t>
+      </w:r>
+    </w:p>
+    <w:p>
+      <w:r>
+        <w:t>________________________________________________________________</w:t>
+      </w:r>
+    </w:p>
+    <w:p>
+      <w:r>
+        <w:t>________________________________________________________________</w:t>
+      </w:r>
+    </w:p>
+    <w:p>
+      <w:r>
+        <w:t>________________________________________________________________</w:t>
+      </w:r>
+    </w:p>
+    <w:p>
+      <w:r>
+        <w:t>________________________________________________________________</w:t>
+      </w:r>
+    </w:p>
+    <w:p>
+      <w:r>
+        <w:t>________________________________________________________________</w:t>
+      </w:r>
+    </w:p>
+    <w:p>
+      <w:pPr>
+        <w:pStyle w:val="Heading3"/>
+      </w:pPr>
+      <w:r>
+        <w:t>Transfer practice from the original programme</w:t>
+      </w:r>
+    </w:p>
+    <w:p>
+      <w:pPr>
+        <w:spacing w:line="336" w:lineRule="auto" w:after="180"/>
+      </w:pPr>
+      <w:r>
+        <w:rPr>
+          <w:b/>
+        </w:rPr>
+        <w:t>Prompt</w:t>
+      </w:r>
+      <w:r>
+        <w:rPr>
+          <w:b w:val="0"/>
+        </w:rPr>
+        <w:t xml:space="preserve"> A is tested on easy requests and B on requests with missing data. B scores lower. Design a fair comparison and specify what to do when </w:t>
+      </w:r>
+      <w:r>
+        <w:rPr>
+          <w:b/>
+        </w:rPr>
+        <w:t>output</w:t>
+      </w:r>
+      <w:r>
+        <w:rPr>
+          <w:b w:val="0"/>
+        </w:rPr>
+        <w:t>s vary across runs.</w:t>
+      </w:r>
+    </w:p>
+    <w:p>
+      <w:pPr>
+        <w:pStyle w:val="Heading3"/>
+      </w:pPr>
+      <w:r>
+        <w:t>Explain the mechanism, evidence and one limit.</w:t>
+      </w:r>
+    </w:p>
+    <w:p>
+      <w:r>
+        <w:t>________________________________________________________________</w:t>
+      </w:r>
+    </w:p>
+    <w:p>
+      <w:r>
+        <w:t>________________________________________________________________</w:t>
+      </w:r>
+    </w:p>
+    <w:p>
+      <w:r>
+        <w:t>________________________________________________________________</w:t>
+      </w:r>
+    </w:p>
+    <w:p>
+      <w:r>
+        <w:t>________________________________________________________________</w:t>
+      </w:r>
+    </w:p>
+    <w:p>
+      <w:r>
+        <w:t>________________________________________________________________</w:t>
+      </w:r>
+    </w:p>
+    <w:p>
+      <w:r>
+        <w:t>________________________________________________________________</w:t>
+      </w:r>
+    </w:p>
+    <w:p>
+      <w:r>
+        <w:t>________________________________________________________________</w:t>
+      </w:r>
+    </w:p>
+    <w:p>
+      <w:pPr>
+        <w:pStyle w:val="Heading3"/>
+      </w:pPr>
+      <w:r>
+        <w:t>Use feedback to improve</w:t>
       </w:r>
     </w:p>
     <w:p>
@@ -4354,12 +4848,20 @@
         <w:pStyle w:val="Heading1"/>
       </w:pPr>
       <w:r>
-        <w:t>10. Build your understanding</w:t>
-      </w:r>
-    </w:p>
-    <w:p>
-      <w:r>
-        <w:t>Move from recall to tracing, diagnosis and transfer in Prompt Experiments. Explain why each step is justified.</w:t>
+        <w:t>11. Keep a reproducible book-explanation comparison</w:t>
+      </w:r>
+    </w:p>
+    <w:p>
+      <w:r>
+        <w:t>A prompt variant is a proposal until its outputs have been checked.</w:t>
+      </w:r>
+    </w:p>
+    <w:p>
+      <w:pPr>
+        <w:pStyle w:val="Heading2"/>
+      </w:pPr>
+      <w:r>
+        <w:t>This week’s concrete project contribution</w:t>
       </w:r>
     </w:p>
     <w:p>
@@ -4368,7 +4870,1034 @@
       </w:pPr>
       <w:r>
         <w:rPr>
+          <w:b w:val="0"/>
+        </w:rPr>
+        <w:t>For book explanations, freeze catalogue version, reader requests, prompt versions, output format and the scoring rubric before comparison. Require factual claims to be supported by supplied records, and specify handling of missing sources. Keep per-case failures and an important-condition slice beside the total. Select using development cases, then use untouched final cases; if outputs vary, prespecify repeated runs and report their spread. Until real outputs are collected, label the work a plan or invented-record audit.</w:t>
+      </w:r>
+    </w:p>
+    <w:p>
+      <w:pPr>
+        <w:spacing w:line="336" w:lineRule="auto" w:after="180"/>
+      </w:pPr>
+      <w:r>
+        <w:rPr>
+          <w:b w:val="0"/>
+        </w:rPr>
+        <w:t xml:space="preserve">Run controlled recommender explanation experiments with </w:t>
+      </w:r>
+      <w:r>
+        <w:rPr>
           <w:b/>
+        </w:rPr>
+        <w:t>paired case</w:t>
+      </w:r>
+      <w:r>
+        <w:rPr>
+          <w:b w:val="0"/>
+        </w:rPr>
+        <w:t>s and report important failure conditions separately.</w:t>
+      </w:r>
+    </w:p>
+    <w:p>
+      <w:pPr>
+        <w:pStyle w:val="Heading2"/>
+      </w:pPr>
+      <w:r>
+        <w:t>Keep the checkpoint and human choice</w:t>
+      </w:r>
+    </w:p>
+    <w:p>
+      <w:pPr>
+        <w:spacing w:line="336" w:lineRule="auto" w:after="180"/>
+      </w:pPr>
+      <w:r>
+        <w:rPr>
+          <w:b w:val="0"/>
+        </w:rPr>
+        <w:t xml:space="preserve">THIS WEEK’S CHECKPOINT  Test generated book explanations with a fixed </w:t>
+      </w:r>
+      <w:r>
+        <w:rPr>
+          <w:b/>
+        </w:rPr>
+        <w:t>rubric</w:t>
+      </w:r>
+      <w:r>
+        <w:rPr>
+          <w:b w:val="0"/>
+        </w:rPr>
+        <w:t xml:space="preserve"> and prohibit invented details.</w:t>
+      </w:r>
+    </w:p>
+    <w:p>
+      <w:pPr>
+        <w:spacing w:line="336" w:lineRule="auto" w:after="180"/>
+      </w:pPr>
+      <w:r>
+        <w:rPr>
+          <w:b w:val="0"/>
+        </w:rPr>
+        <w:t xml:space="preserve">SYSTEM MAP  Reader need → allowed </w:t>
+      </w:r>
+      <w:r>
+        <w:rPr>
+          <w:b/>
+        </w:rPr>
+        <w:t>input</w:t>
+      </w:r>
+      <w:r>
+        <w:rPr>
+          <w:b w:val="0"/>
+        </w:rPr>
+        <w:t xml:space="preserve">s → transparent rule or score → ranked candidates → explanation → test record → </w:t>
+      </w:r>
+      <w:r>
+        <w:rPr>
+          <w:b/>
+        </w:rPr>
+        <w:t>human decision</w:t>
+      </w:r>
+    </w:p>
+    <w:p>
+      <w:pPr>
+        <w:spacing w:line="336" w:lineRule="auto" w:after="180"/>
+      </w:pPr>
+      <w:r>
+        <w:rPr>
+          <w:b w:val="0"/>
+        </w:rPr>
+        <w:t>What will you add, change, or verify in the project this week?</w:t>
+      </w:r>
+    </w:p>
+    <w:p>
+      <w:pPr>
+        <w:pStyle w:val="Heading3"/>
+      </w:pPr>
+      <w:r>
+        <w:t>Write or draw your reasoning and evidence.</w:t>
+      </w:r>
+    </w:p>
+    <w:p>
+      <w:r>
+        <w:t>________________________________________________________________</w:t>
+      </w:r>
+    </w:p>
+    <w:p>
+      <w:r>
+        <w:t>________________________________________________________________</w:t>
+      </w:r>
+    </w:p>
+    <w:p>
+      <w:r>
+        <w:t>________________________________________________________________</w:t>
+      </w:r>
+    </w:p>
+    <w:p>
+      <w:r>
+        <w:t>________________________________________________________________</w:t>
+      </w:r>
+    </w:p>
+    <w:p>
+      <w:r>
+        <w:t>________________________________________________________________</w:t>
+      </w:r>
+    </w:p>
+    <w:p>
+      <w:pPr>
+        <w:spacing w:line="336" w:lineRule="auto" w:after="180"/>
+      </w:pPr>
+      <w:r>
+        <w:rPr>
+          <w:b w:val="0"/>
+        </w:rPr>
+        <w:t xml:space="preserve">What should remain under </w:t>
+      </w:r>
+      <w:r>
+        <w:rPr>
+          <w:b/>
+        </w:rPr>
+        <w:t>human control</w:t>
+      </w:r>
+      <w:r>
+        <w:rPr>
+          <w:b w:val="0"/>
+        </w:rPr>
+        <w:t>?</w:t>
+      </w:r>
+    </w:p>
+    <w:p>
+      <w:pPr>
+        <w:pStyle w:val="Heading3"/>
+      </w:pPr>
+      <w:r>
+        <w:t>Write or draw your reasoning and evidence.</w:t>
+      </w:r>
+    </w:p>
+    <w:p>
+      <w:r>
+        <w:t>________________________________________________________________</w:t>
+      </w:r>
+    </w:p>
+    <w:p>
+      <w:r>
+        <w:t>________________________________________________________________</w:t>
+      </w:r>
+    </w:p>
+    <w:p>
+      <w:r>
+        <w:t>________________________________________________________________</w:t>
+      </w:r>
+    </w:p>
+    <w:p>
+      <w:r>
+        <w:t>________________________________________________________________</w:t>
+      </w:r>
+    </w:p>
+    <w:p>
+      <w:r>
+        <w:t>________________________________________________________________</w:t>
+      </w:r>
+    </w:p>
+    <w:p>
+      <w:pPr>
+        <w:spacing w:line="336" w:lineRule="auto" w:after="180"/>
+      </w:pPr>
+      <w:r>
+        <w:rPr>
+          <w:b w:val="0"/>
+        </w:rPr>
+        <w:t>RESPONSIBLE DESIGN  Collect only necessary information. Show uncertainty and limits. Never confuse a ranking with a fact about a person.</w:t>
+      </w:r>
+    </w:p>
+    <w:p>
+      <w:pPr>
+        <w:pStyle w:val="Heading2"/>
+      </w:pPr>
+      <w:r>
+        <w:t>Earlier wording, alternatives and picture transcripts · reference / check after trying</w:t>
+      </w:r>
+    </w:p>
+    <w:p>
+      <w:pPr>
+        <w:spacing w:line="336" w:lineRule="auto" w:after="180"/>
+      </w:pPr>
+      <w:r>
+        <w:rPr>
+          <w:b w:val="0"/>
+        </w:rPr>
+        <w:t>CUMULATIVE PROJECT</w:t>
+      </w:r>
+    </w:p>
+    <w:p>
+      <w:pPr>
+        <w:spacing w:line="336" w:lineRule="auto" w:after="180"/>
+      </w:pPr>
+      <w:r>
+        <w:rPr>
+          <w:b w:val="0"/>
+        </w:rPr>
+        <w:t>Transparent Book Recommender</w:t>
+      </w:r>
+    </w:p>
+    <w:p>
+      <w:pPr>
+        <w:spacing w:line="336" w:lineRule="auto" w:after="180"/>
+      </w:pPr>
+      <w:r>
+        <w:rPr>
+          <w:b w:val="0"/>
+        </w:rPr>
+        <w:t>Every week adds one inspectable piece. The system must show how it reached a result.</w:t>
+      </w:r>
+    </w:p>
+    <w:p>
+      <w:r>
+        <w:drawing>
+          <wp:inline xmlns:a="http://schemas.openxmlformats.org/drawingml/2006/main" xmlns:pic="http://schemas.openxmlformats.org/drawingml/2006/picture">
+            <wp:extent cx="5486400" cy="1901952"/>
+            <wp:docPr id="22" name="Picture 22" descr="Book recommender connection for Prompt Experiments"/>
+            <wp:cNvGraphicFramePr>
+              <a:graphicFrameLocks noChangeAspect="1"/>
+            </wp:cNvGraphicFramePr>
+            <a:graphic>
+              <a:graphicData uri="http://schemas.openxmlformats.org/drawingml/2006/picture">
+                <pic:pic>
+                  <pic:nvPicPr>
+                    <pic:cNvPr id="0" name="abbe95176bdfc2c099365c21b428bd01c1f5aa7682821114de893d755c34f5ab.png"/>
+                    <pic:cNvPicPr/>
+                  </pic:nvPicPr>
+                  <pic:blipFill>
+                    <a:blip r:embed="rId25"/>
+                    <a:stretch>
+                      <a:fillRect/>
+                    </a:stretch>
+                  </pic:blipFill>
+                  <pic:spPr>
+                    <a:xfrm>
+                      <a:off x="0" y="0"/>
+                      <a:ext cx="5486400" cy="1901952"/>
+                    </a:xfrm>
+                    <a:prstGeom prst="rect"/>
+                  </pic:spPr>
+                </pic:pic>
+              </a:graphicData>
+            </a:graphic>
+          </wp:inline>
+        </w:drawing>
+      </w:r>
+    </w:p>
+    <w:p>
+      <w:pPr>
+        <w:pStyle w:val="Heading3"/>
+      </w:pPr>
+      <w:r>
+        <w:t>Evidence for your project</w:t>
+      </w:r>
+    </w:p>
+    <w:p>
+      <w:pPr>
+        <w:pStyle w:val="Heading1"/>
+      </w:pPr>
+      <w:r>
+        <w:t>16. Finish: show the total, the slice and the evidence boundary</w:t>
+      </w:r>
+    </w:p>
+    <w:p>
+      <w:r>
+        <w:t>A development choice is not an untouched final result.</w:t>
+      </w:r>
+    </w:p>
+    <w:p>
+      <w:pPr>
+        <w:pStyle w:val="Heading2"/>
+      </w:pPr>
+      <w:r>
+        <w:t>Explain without notes</w:t>
+      </w:r>
+    </w:p>
+    <w:p>
+      <w:pPr>
+        <w:pStyle w:val="ListBullet"/>
+      </w:pPr>
+      <w:r>
+        <w:t>Close your notes. Explain this goal in your own words: Explain the mechanism and terminology of controlled prompt experiments</w:t>
+      </w:r>
+    </w:p>
+    <w:p>
+      <w:pPr>
+        <w:pStyle w:val="Heading3"/>
+      </w:pPr>
+      <w:r>
+        <w:t>My deciding step, evidence and one remaining question</w:t>
+      </w:r>
+    </w:p>
+    <w:p>
+      <w:r>
+        <w:t>________________________________________________________________</w:t>
+      </w:r>
+    </w:p>
+    <w:p>
+      <w:r>
+        <w:t>________________________________________________________________</w:t>
+      </w:r>
+    </w:p>
+    <w:p>
+      <w:r>
+        <w:t>________________________________________________________________</w:t>
+      </w:r>
+    </w:p>
+    <w:p>
+      <w:r>
+        <w:t>________________________________________________________________</w:t>
+      </w:r>
+    </w:p>
+    <w:p>
+      <w:r>
+        <w:t>________________________________________________________________</w:t>
+      </w:r>
+    </w:p>
+    <w:p>
+      <w:pPr>
+        <w:pStyle w:val="Heading2"/>
+      </w:pPr>
+      <w:r>
+        <w:t>Plan a changed-case return</w:t>
+      </w:r>
+    </w:p>
+    <w:p>
+      <w:pPr>
+        <w:spacing w:line="336" w:lineRule="auto" w:after="180"/>
+      </w:pPr>
+      <w:r>
+        <w:rPr>
+          <w:b w:val="0"/>
+        </w:rPr>
+        <w:t xml:space="preserve">If you are unsure, return to the worked picture and explain one arrow. If you are ready, change an </w:t>
+      </w:r>
+      <w:r>
+        <w:rPr>
+          <w:b/>
+        </w:rPr>
+        <w:t>input</w:t>
+      </w:r>
+      <w:r>
+        <w:rPr>
+          <w:b w:val="0"/>
+        </w:rPr>
+        <w:t xml:space="preserve"> or assumption and justify your </w:t>
+      </w:r>
+      <w:r>
+        <w:rPr>
+          <w:b/>
+        </w:rPr>
+        <w:t>prediction</w:t>
+      </w:r>
+      <w:r>
+        <w:rPr>
+          <w:b w:val="0"/>
+        </w:rPr>
+        <w:t>.</w:t>
+      </w:r>
+    </w:p>
+    <w:p>
+      <w:pPr>
+        <w:spacing w:line="336" w:lineRule="auto" w:after="180"/>
+      </w:pPr>
+      <w:r>
+        <w:rPr>
+          <w:b w:val="0"/>
+        </w:rPr>
+        <w:t xml:space="preserve">Save your workbook </w:t>
+      </w:r>
+      <w:r>
+        <w:rPr>
+          <w:b/>
+        </w:rPr>
+        <w:t>evidence</w:t>
+      </w:r>
+      <w:r>
+        <w:rPr>
+          <w:b w:val="0"/>
+        </w:rPr>
+        <w:t>. At the next review, try a different case before opening your old answer.</w:t>
+      </w:r>
+    </w:p>
+    <w:p>
+      <w:pPr>
+        <w:pStyle w:val="Heading1"/>
+      </w:pPr>
+      <w:r>
+        <w:t>Reference bank and extra practice</w:t>
+      </w:r>
+    </w:p>
+    <w:p>
+      <w:pPr>
+        <w:pStyle w:val="Heading1"/>
+      </w:pPr>
+      <w:r>
+        <w:t>05. Your quick word guide</w:t>
+      </w:r>
+    </w:p>
+    <w:p>
+      <w:r>
+        <w:t>Use the words to explain a particular step, record or limit.</w:t>
+      </w:r>
+    </w:p>
+    <w:p>
+      <w:pPr>
+        <w:pStyle w:val="Heading2"/>
+      </w:pPr>
+      <w:r>
+        <w:t>Core vocabulary</w:t>
+      </w:r>
+    </w:p>
+    <w:tbl>
+      <w:tblPr>
+        <w:tblStyle w:val="LightShading-Accent1"/>
+        <w:tblW w:type="auto" w:w="0"/>
+        <w:tblLook w:firstColumn="1" w:firstRow="1" w:lastColumn="0" w:lastRow="0" w:noHBand="0" w:noVBand="1" w:val="04A0"/>
+      </w:tblPr>
+      <w:tblGrid>
+        <w:gridCol w:w="3408"/>
+        <w:gridCol w:w="3408"/>
+        <w:gridCol w:w="3408"/>
+      </w:tblGrid>
+      <w:tr>
+        <w:trPr>
+          <w:tblHeader/>
+        </w:trPr>
+        <w:tc>
+          <w:tcPr>
+            <w:tcW w:type="dxa" w:w="3408"/>
+          </w:tcPr>
+          <w:p>
+            <w:r>
+              <w:t>Word</w:t>
+            </w:r>
+          </w:p>
+        </w:tc>
+        <w:tc>
+          <w:tcPr>
+            <w:tcW w:type="dxa" w:w="3408"/>
+          </w:tcPr>
+          <w:p>
+            <w:r>
+              <w:t>My own example</w:t>
+            </w:r>
+          </w:p>
+        </w:tc>
+        <w:tc>
+          <w:tcPr>
+            <w:tcW w:type="dxa" w:w="3408"/>
+          </w:tcPr>
+          <w:p>
+            <w:r>
+              <w:t>Not this / boundary</w:t>
+            </w:r>
+          </w:p>
+        </w:tc>
+      </w:tr>
+      <w:tr>
+        <w:tc>
+          <w:tcPr>
+            <w:tcW w:type="dxa" w:w="3408"/>
+          </w:tcPr>
+          <w:p>
+            <w:r>
+              <w:t>prompt</w:t>
+            </w:r>
+          </w:p>
+        </w:tc>
+        <w:tc>
+          <w:tcPr>
+            <w:tcW w:type="dxa" w:w="3408"/>
+          </w:tcPr>
+          <w:p>
+            <w:r>
+              <w:t>Input instructions and context supplied to a generative system.</w:t>
+            </w:r>
+          </w:p>
+        </w:tc>
+        <w:tc>
+          <w:tcPr>
+            <w:tcW w:type="dxa" w:w="3408"/>
+          </w:tcPr>
+          <w:p>
+            <w:r/>
+          </w:p>
+        </w:tc>
+      </w:tr>
+      <w:tr>
+        <w:tc>
+          <w:tcPr>
+            <w:tcW w:type="dxa" w:w="3408"/>
+          </w:tcPr>
+          <w:p>
+            <w:r>
+              <w:t>constraint</w:t>
+            </w:r>
+          </w:p>
+        </w:tc>
+        <w:tc>
+          <w:tcPr>
+            <w:tcW w:type="dxa" w:w="3408"/>
+          </w:tcPr>
+          <w:p>
+            <w:r>
+              <w:t>A condition that a valid solution must satisfy.</w:t>
+            </w:r>
+          </w:p>
+        </w:tc>
+        <w:tc>
+          <w:tcPr>
+            <w:tcW w:type="dxa" w:w="3408"/>
+          </w:tcPr>
+          <w:p>
+            <w:r/>
+          </w:p>
+        </w:tc>
+      </w:tr>
+      <w:tr>
+        <w:tc>
+          <w:tcPr>
+            <w:tcW w:type="dxa" w:w="3408"/>
+          </w:tcPr>
+          <w:p>
+            <w:r>
+              <w:t>criterion</w:t>
+            </w:r>
+          </w:p>
+        </w:tc>
+        <w:tc>
+          <w:tcPr>
+            <w:tcW w:type="dxa" w:w="3408"/>
+          </w:tcPr>
+          <w:p>
+            <w:r>
+              <w:t>One stated standard used to judge a result.</w:t>
+            </w:r>
+          </w:p>
+        </w:tc>
+        <w:tc>
+          <w:tcPr>
+            <w:tcW w:type="dxa" w:w="3408"/>
+          </w:tcPr>
+          <w:p>
+            <w:r/>
+          </w:p>
+        </w:tc>
+      </w:tr>
+      <w:tr>
+        <w:tc>
+          <w:tcPr>
+            <w:tcW w:type="dxa" w:w="3408"/>
+          </w:tcPr>
+          <w:p>
+            <w:r>
+              <w:t>controlled comparison</w:t>
+            </w:r>
+          </w:p>
+        </w:tc>
+        <w:tc>
+          <w:tcPr>
+            <w:tcW w:type="dxa" w:w="3408"/>
+          </w:tcPr>
+          <w:p>
+            <w:r>
+              <w:t>A comparison designed to keep relevant conditions alike except for the factor being studied.</w:t>
+            </w:r>
+          </w:p>
+        </w:tc>
+        <w:tc>
+          <w:tcPr>
+            <w:tcW w:type="dxa" w:w="3408"/>
+          </w:tcPr>
+          <w:p>
+            <w:r/>
+          </w:p>
+        </w:tc>
+      </w:tr>
+    </w:tbl>
+    <w:p>
+      <w:pPr>
+        <w:pStyle w:val="Heading2"/>
+      </w:pPr>
+      <w:r>
+        <w:t>Terms for the connected explanation</w:t>
+      </w:r>
+    </w:p>
+    <w:tbl>
+      <w:tblPr>
+        <w:tblStyle w:val="LightShading-Accent1"/>
+        <w:tblW w:type="auto" w:w="0"/>
+        <w:tblLook w:firstColumn="1" w:firstRow="1" w:lastColumn="0" w:lastRow="0" w:noHBand="0" w:noVBand="1" w:val="04A0"/>
+      </w:tblPr>
+      <w:tblGrid>
+        <w:gridCol w:w="5112"/>
+        <w:gridCol w:w="5112"/>
+      </w:tblGrid>
+      <w:tr>
+        <w:trPr>
+          <w:tblHeader/>
+        </w:trPr>
+        <w:tc>
+          <w:tcPr>
+            <w:tcW w:type="dxa" w:w="5112"/>
+          </w:tcPr>
+          <w:p>
+            <w:r>
+              <w:t>Word</w:t>
+            </w:r>
+          </w:p>
+        </w:tc>
+        <w:tc>
+          <w:tcPr>
+            <w:tcW w:type="dxa" w:w="5112"/>
+          </w:tcPr>
+          <w:p>
+            <w:r>
+              <w:t>Meaning</w:t>
+            </w:r>
+          </w:p>
+        </w:tc>
+      </w:tr>
+      <w:tr>
+        <w:tc>
+          <w:tcPr>
+            <w:tcW w:type="dxa" w:w="5112"/>
+          </w:tcPr>
+          <w:p>
+            <w:r>
+              <w:t>Paired case</w:t>
+            </w:r>
+          </w:p>
+        </w:tc>
+        <w:tc>
+          <w:tcPr>
+            <w:tcW w:type="dxa" w:w="5112"/>
+          </w:tcPr>
+          <w:p>
+            <w:r>
+              <w:t>The same case evaluated under each compared procedure</w:t>
+            </w:r>
+          </w:p>
+        </w:tc>
+      </w:tr>
+      <w:tr>
+        <w:tc>
+          <w:tcPr>
+            <w:tcW w:type="dxa" w:w="5112"/>
+          </w:tcPr>
+          <w:p>
+            <w:r>
+              <w:t>Rubric</w:t>
+            </w:r>
+          </w:p>
+        </w:tc>
+        <w:tc>
+          <w:tcPr>
+            <w:tcW w:type="dxa" w:w="5112"/>
+          </w:tcPr>
+          <w:p>
+            <w:r>
+              <w:t>Prespecified criteria for judging an output</w:t>
+            </w:r>
+          </w:p>
+        </w:tc>
+      </w:tr>
+      <w:tr>
+        <w:tc>
+          <w:tcPr>
+            <w:tcW w:type="dxa" w:w="5112"/>
+          </w:tcPr>
+          <w:p>
+            <w:r>
+              <w:t>Regression</w:t>
+            </w:r>
+          </w:p>
+        </w:tc>
+        <w:tc>
+          <w:tcPr>
+            <w:tcW w:type="dxa" w:w="5112"/>
+          </w:tcPr>
+          <w:p>
+            <w:r>
+              <w:t>A previously passing condition that fails after a change</w:t>
+            </w:r>
+          </w:p>
+        </w:tc>
+      </w:tr>
+    </w:tbl>
+    <w:p>
+      <w:pPr>
+        <w:pStyle w:val="Heading2"/>
+      </w:pPr>
+      <w:r>
+        <w:t>Earlier wording, alternatives and picture transcripts · reference / check after trying</w:t>
+      </w:r>
+    </w:p>
+    <w:p>
+      <w:pPr>
+        <w:spacing w:line="336" w:lineRule="auto" w:after="180"/>
+      </w:pPr>
+      <w:r>
+        <w:rPr>
+          <w:b w:val="0"/>
+        </w:rPr>
+        <w:t>VOCABULARY LAB</w:t>
+      </w:r>
+    </w:p>
+    <w:p>
+      <w:pPr>
+        <w:spacing w:line="336" w:lineRule="auto" w:after="180"/>
+      </w:pPr>
+      <w:r>
+        <w:rPr>
+          <w:b w:val="0"/>
+        </w:rPr>
+        <w:t>Words You Can Use to Reason</w:t>
+      </w:r>
+    </w:p>
+    <w:p>
+      <w:pPr>
+        <w:spacing w:line="336" w:lineRule="auto" w:after="180"/>
+      </w:pPr>
+      <w:r>
+        <w:rPr>
+          <w:b w:val="0"/>
+        </w:rPr>
+        <w:t>A definition matters when you can recognize the idea, use it, and contrast it with a near-miss.</w:t>
+      </w:r>
+    </w:p>
+    <w:p>
+      <w:r>
+        <w:drawing>
+          <wp:inline xmlns:a="http://schemas.openxmlformats.org/drawingml/2006/main" xmlns:pic="http://schemas.openxmlformats.org/drawingml/2006/picture">
+            <wp:extent cx="5486400" cy="3200400"/>
+            <wp:docPr id="23" name="Picture 23" descr="Vocabulary badge: prompt"/>
+            <wp:cNvGraphicFramePr>
+              <a:graphicFrameLocks noChangeAspect="1"/>
+            </wp:cNvGraphicFramePr>
+            <a:graphic>
+              <a:graphicData uri="http://schemas.openxmlformats.org/drawingml/2006/picture">
+                <pic:pic>
+                  <pic:nvPicPr>
+                    <pic:cNvPr id="0" name="31135f55e6dd6ddabced7871bb05bd498e4fc9b64f369c955bac6e2000c262ce.png"/>
+                    <pic:cNvPicPr/>
+                  </pic:nvPicPr>
+                  <pic:blipFill>
+                    <a:blip r:embed="rId26"/>
+                    <a:stretch>
+                      <a:fillRect/>
+                    </a:stretch>
+                  </pic:blipFill>
+                  <pic:spPr>
+                    <a:xfrm>
+                      <a:off x="0" y="0"/>
+                      <a:ext cx="5486400" cy="3200400"/>
+                    </a:xfrm>
+                    <a:prstGeom prst="rect"/>
+                  </pic:spPr>
+                </pic:pic>
+              </a:graphicData>
+            </a:graphic>
+          </wp:inline>
+        </w:drawing>
+      </w:r>
+    </w:p>
+    <w:p>
+      <w:r>
+        <w:drawing>
+          <wp:inline xmlns:a="http://schemas.openxmlformats.org/drawingml/2006/main" xmlns:pic="http://schemas.openxmlformats.org/drawingml/2006/picture">
+            <wp:extent cx="5486400" cy="3200400"/>
+            <wp:docPr id="24" name="Picture 24" descr="Vocabulary badge: constraint"/>
+            <wp:cNvGraphicFramePr>
+              <a:graphicFrameLocks noChangeAspect="1"/>
+            </wp:cNvGraphicFramePr>
+            <a:graphic>
+              <a:graphicData uri="http://schemas.openxmlformats.org/drawingml/2006/picture">
+                <pic:pic>
+                  <pic:nvPicPr>
+                    <pic:cNvPr id="0" name="eaf54c8892810dfbfcc6d71a79fd64eb244030af0832b4322654d6a5f2d4bf8b.png"/>
+                    <pic:cNvPicPr/>
+                  </pic:nvPicPr>
+                  <pic:blipFill>
+                    <a:blip r:embed="rId27"/>
+                    <a:stretch>
+                      <a:fillRect/>
+                    </a:stretch>
+                  </pic:blipFill>
+                  <pic:spPr>
+                    <a:xfrm>
+                      <a:off x="0" y="0"/>
+                      <a:ext cx="5486400" cy="3200400"/>
+                    </a:xfrm>
+                    <a:prstGeom prst="rect"/>
+                  </pic:spPr>
+                </pic:pic>
+              </a:graphicData>
+            </a:graphic>
+          </wp:inline>
+        </w:drawing>
+      </w:r>
+    </w:p>
+    <w:p>
+      <w:r>
+        <w:drawing>
+          <wp:inline xmlns:a="http://schemas.openxmlformats.org/drawingml/2006/main" xmlns:pic="http://schemas.openxmlformats.org/drawingml/2006/picture">
+            <wp:extent cx="5486400" cy="3200400"/>
+            <wp:docPr id="25" name="Picture 25" descr="Vocabulary badge: criterion"/>
+            <wp:cNvGraphicFramePr>
+              <a:graphicFrameLocks noChangeAspect="1"/>
+            </wp:cNvGraphicFramePr>
+            <a:graphic>
+              <a:graphicData uri="http://schemas.openxmlformats.org/drawingml/2006/picture">
+                <pic:pic>
+                  <pic:nvPicPr>
+                    <pic:cNvPr id="0" name="bbd43341381274a07bc0f3fdb3cbe4a7f944b26a4f436a26d12732d3ef88a583.png"/>
+                    <pic:cNvPicPr/>
+                  </pic:nvPicPr>
+                  <pic:blipFill>
+                    <a:blip r:embed="rId28"/>
+                    <a:stretch>
+                      <a:fillRect/>
+                    </a:stretch>
+                  </pic:blipFill>
+                  <pic:spPr>
+                    <a:xfrm>
+                      <a:off x="0" y="0"/>
+                      <a:ext cx="5486400" cy="3200400"/>
+                    </a:xfrm>
+                    <a:prstGeom prst="rect"/>
+                  </pic:spPr>
+                </pic:pic>
+              </a:graphicData>
+            </a:graphic>
+          </wp:inline>
+        </w:drawing>
+      </w:r>
+    </w:p>
+    <w:p>
+      <w:r>
+        <w:drawing>
+          <wp:inline xmlns:a="http://schemas.openxmlformats.org/drawingml/2006/main" xmlns:pic="http://schemas.openxmlformats.org/drawingml/2006/picture">
+            <wp:extent cx="5486400" cy="3200400"/>
+            <wp:docPr id="26" name="Picture 26" descr="Vocabulary badge: controlled comparison"/>
+            <wp:cNvGraphicFramePr>
+              <a:graphicFrameLocks noChangeAspect="1"/>
+            </wp:cNvGraphicFramePr>
+            <a:graphic>
+              <a:graphicData uri="http://schemas.openxmlformats.org/drawingml/2006/picture">
+                <pic:pic>
+                  <pic:nvPicPr>
+                    <pic:cNvPr id="0" name="ce49abb4bebcb3eac9922494097e60701ed23db048dc203368c4acefb82bd1da.png"/>
+                    <pic:cNvPicPr/>
+                  </pic:nvPicPr>
+                  <pic:blipFill>
+                    <a:blip r:embed="rId29"/>
+                    <a:stretch>
+                      <a:fillRect/>
+                    </a:stretch>
+                  </pic:blipFill>
+                  <pic:spPr>
+                    <a:xfrm>
+                      <a:off x="0" y="0"/>
+                      <a:ext cx="5486400" cy="3200400"/>
+                    </a:xfrm>
+                    <a:prstGeom prst="rect"/>
+                  </pic:spPr>
+                </pic:pic>
+              </a:graphicData>
+            </a:graphic>
+          </wp:inline>
+        </w:drawing>
+      </w:r>
+    </w:p>
+    <w:p>
+      <w:pPr>
+        <w:pStyle w:val="Heading3"/>
+      </w:pPr>
+      <w:r>
+        <w:t>Words used in the closer explanation</w:t>
+      </w:r>
+    </w:p>
+    <w:p>
+      <w:pPr>
+        <w:pStyle w:val="Heading1"/>
+      </w:pPr>
+      <w:r>
+        <w:t>10. Choose a stronger thinking challenge</w:t>
+      </w:r>
+    </w:p>
+    <w:p>
+      <w:r>
+        <w:t>Choose the next useful challenge rather than treating the whole ladder as compulsory.</w:t>
+      </w:r>
+    </w:p>
+    <w:p>
+      <w:pPr>
+        <w:pStyle w:val="Heading2"/>
+      </w:pPr>
+      <w:r>
+        <w:t>Pick your next step</w:t>
+      </w:r>
+    </w:p>
+    <w:p>
+      <w:pPr>
+        <w:pStyle w:val="ListBullet"/>
+      </w:pPr>
+      <w:r>
+        <w:t>1 • NAME: Define the concept without repeating the textbook.</w:t>
+      </w:r>
+    </w:p>
+    <w:p>
+      <w:pPr>
+        <w:pStyle w:val="ListBullet"/>
+      </w:pPr>
+      <w:r>
+        <w:t>2 • TRACE: Show the information, state, branch, calculation, or evidence path.</w:t>
+      </w:r>
+    </w:p>
+    <w:p>
+      <w:pPr>
+        <w:pStyle w:val="ListBullet"/>
+      </w:pPr>
+      <w:r>
+        <w:t>3 • APPLY: Solve a different example independently.</w:t>
+      </w:r>
+    </w:p>
+    <w:p>
+      <w:pPr>
+        <w:pStyle w:val="ListBullet"/>
+      </w:pPr>
+      <w:r>
+        <w:t>4 • CHALLENGE: Find a boundary case, counterexample, or unfair outcome.</w:t>
+      </w:r>
+    </w:p>
+    <w:p>
+      <w:pPr>
+        <w:pStyle w:val="ListBullet"/>
+      </w:pPr>
+      <w:r>
+        <w:t>5 • EXPLAIN LIMITS: Say when the result should not be trusted or used alone.</w:t>
+      </w:r>
+    </w:p>
+    <w:p>
+      <w:pPr>
+        <w:pStyle w:val="ListBullet"/>
+      </w:pPr>
+      <w:r>
+        <w:t>My strongest evidence of independent understanding:</w:t>
+      </w:r>
+    </w:p>
+    <w:p>
+      <w:pPr>
+        <w:pStyle w:val="Heading3"/>
+      </w:pPr>
+      <w:r>
+        <w:t>Write or draw your reasoning and evidence.</w:t>
+      </w:r>
+    </w:p>
+    <w:p>
+      <w:r>
+        <w:t>________________________________________________________________</w:t>
+      </w:r>
+    </w:p>
+    <w:p>
+      <w:r>
+        <w:t>________________________________________________________________</w:t>
+      </w:r>
+    </w:p>
+    <w:p>
+      <w:r>
+        <w:t>________________________________________________________________</w:t>
+      </w:r>
+    </w:p>
+    <w:p>
+      <w:r>
+        <w:t>________________________________________________________________</w:t>
+      </w:r>
+    </w:p>
+    <w:p>
+      <w:r>
+        <w:t>________________________________________________________________</w:t>
+      </w:r>
+    </w:p>
+    <w:p>
+      <w:pPr>
+        <w:pStyle w:val="Heading2"/>
+      </w:pPr>
+      <w:r>
+        <w:t>Earlier wording, alternatives and picture transcripts · reference / check after trying</w:t>
+      </w:r>
+    </w:p>
+    <w:p>
+      <w:pPr>
+        <w:spacing w:line="336" w:lineRule="auto" w:after="180"/>
+      </w:pPr>
+      <w:r>
+        <w:rPr>
+          <w:b w:val="0"/>
         </w:rPr>
         <w:t>MASTERY</w:t>
       </w:r>
@@ -4412,7 +5941,7 @@
         <w:drawing>
           <wp:inline xmlns:a="http://schemas.openxmlformats.org/drawingml/2006/main" xmlns:pic="http://schemas.openxmlformats.org/drawingml/2006/picture">
             <wp:extent cx="5486400" cy="1719072"/>
-            <wp:docPr id="20" name="Picture 20" descr="Mastery ladder for Prompt Experiments"/>
+            <wp:docPr id="27" name="Picture 27" descr="Mastery ladder for Prompt Experiments"/>
             <wp:cNvGraphicFramePr>
               <a:graphicFrameLocks noChangeAspect="1"/>
             </wp:cNvGraphicFramePr>
@@ -4424,7 +5953,7 @@
                     <pic:cNvPicPr/>
                   </pic:nvPicPr>
                   <pic:blipFill>
-                    <a:blip r:embed="rId27"/>
+                    <a:blip r:embed="rId30"/>
                     <a:stretch>
                       <a:fillRect/>
                     </a:stretch>
@@ -4445,13 +5974,164 @@
     </w:p>
     <w:p>
       <w:pPr>
+        <w:pStyle w:val="Heading1"/>
+      </w:pPr>
+      <w:r>
+        <w:t>12. Reference: check your explanation</w:t>
+      </w:r>
+    </w:p>
+    <w:p>
+      <w:r>
+        <w:t>Use after practice. Compare a new paired record independently is the selected independent case.</w:t>
+      </w:r>
+    </w:p>
+    <w:p>
+      <w:pPr>
+        <w:pStyle w:val="Heading2"/>
+      </w:pPr>
+      <w:r>
+        <w:t>Check the evidence and its limit</w:t>
+      </w:r>
+    </w:p>
+    <w:p>
+      <w:pPr>
+        <w:pStyle w:val="ListBullet"/>
+      </w:pPr>
+      <w:r>
+        <w:t>1. My fresh example, trace, calculation, or design:</w:t>
+      </w:r>
+    </w:p>
+    <w:p>
+      <w:pPr>
+        <w:pStyle w:val="Heading3"/>
+      </w:pPr>
+      <w:r>
+        <w:t>Write or draw your reasoning and evidence.</w:t>
+      </w:r>
+    </w:p>
+    <w:p>
+      <w:r>
+        <w:t>________________________________________________________________</w:t>
+      </w:r>
+    </w:p>
+    <w:p>
+      <w:r>
+        <w:t>________________________________________________________________</w:t>
+      </w:r>
+    </w:p>
+    <w:p>
+      <w:r>
+        <w:t>________________________________________________________________</w:t>
+      </w:r>
+    </w:p>
+    <w:p>
+      <w:r>
+        <w:t>________________________________________________________________</w:t>
+      </w:r>
+    </w:p>
+    <w:p>
+      <w:r>
+        <w:t>________________________________________________________________</w:t>
+      </w:r>
+    </w:p>
+    <w:p>
+      <w:pPr>
+        <w:pStyle w:val="ListBullet"/>
+      </w:pPr>
+      <w:r>
+        <w:t>2. My evidence that it works (include a boundary or missing-data case):</w:t>
+      </w:r>
+    </w:p>
+    <w:p>
+      <w:pPr>
+        <w:pStyle w:val="Heading3"/>
+      </w:pPr>
+      <w:r>
+        <w:t>Write or draw your reasoning and evidence.</w:t>
+      </w:r>
+    </w:p>
+    <w:p>
+      <w:r>
+        <w:t>________________________________________________________________</w:t>
+      </w:r>
+    </w:p>
+    <w:p>
+      <w:r>
+        <w:t>________________________________________________________________</w:t>
+      </w:r>
+    </w:p>
+    <w:p>
+      <w:r>
+        <w:t>________________________________________________________________</w:t>
+      </w:r>
+    </w:p>
+    <w:p>
+      <w:r>
+        <w:t>________________________________________________________________</w:t>
+      </w:r>
+    </w:p>
+    <w:p>
+      <w:r>
+        <w:t>________________________________________________________________</w:t>
+      </w:r>
+    </w:p>
+    <w:p>
+      <w:pPr>
+        <w:pStyle w:val="ListBullet"/>
+      </w:pPr>
+      <w:r>
+        <w:t>3. One limitation, fairness concern, or situation needing human review:</w:t>
+      </w:r>
+    </w:p>
+    <w:p>
+      <w:pPr>
+        <w:pStyle w:val="Heading2"/>
+      </w:pPr>
+      <w:r>
+        <w:t>Self-check and record</w:t>
+      </w:r>
+    </w:p>
+    <w:p>
+      <w:pPr>
         <w:spacing w:line="336" w:lineRule="auto" w:after="180"/>
       </w:pPr>
       <w:r>
         <w:rPr>
           <w:b w:val="0"/>
         </w:rPr>
-        <w:t>1 • NAME: Define the concept without repeating the textbook.</w:t>
+        <w:t xml:space="preserve">SELF-CHECK  □ I explained the </w:t>
+      </w:r>
+      <w:r>
+        <w:rPr>
+          <w:b/>
+        </w:rPr>
+        <w:t>mechanism</w:t>
+      </w:r>
+      <w:r>
+        <w:rPr>
+          <w:b w:val="0"/>
+        </w:rPr>
+        <w:t xml:space="preserve">  □ I used </w:t>
+      </w:r>
+      <w:r>
+        <w:rPr>
+          <w:b/>
+        </w:rPr>
+        <w:t>evidence</w:t>
+      </w:r>
+      <w:r>
+        <w:rPr>
+          <w:b w:val="0"/>
+        </w:rPr>
+        <w:t xml:space="preserve">  □ I tested a fresh case  □ I named a limitation  □ I can answer ‘why?’</w:t>
+      </w:r>
+    </w:p>
+    <w:p>
+      <w:pPr>
+        <w:pStyle w:val="Heading2"/>
+      </w:pPr>
+      <w:r>
+        <w:t>Earlier wording, alternatives and picture transcripts · reference / check after trying</w:t>
       </w:r>
     </w:p>
     <w:p>
@@ -4462,19 +6142,18 @@
         <w:rPr>
           <w:b w:val="0"/>
         </w:rPr>
-        <w:t xml:space="preserve">2 • TRACE: Show the information, state, branch, calculation, or </w:t>
-      </w:r>
-      <w:r>
-        <w:rPr>
-          <w:b/>
-        </w:rPr>
-        <w:t>evidence</w:t>
-      </w:r>
+        <w:t>INDEPENDENT MASTERY PROOF</w:t>
+      </w:r>
+    </w:p>
+    <w:p>
+      <w:pPr>
+        <w:spacing w:line="336" w:lineRule="auto" w:after="180"/>
+      </w:pPr>
       <w:r>
         <w:rPr>
           <w:b w:val="0"/>
         </w:rPr>
-        <w:t xml:space="preserve"> path.</w:t>
+        <w:t>Checklist for explaining this week’s idea</w:t>
       </w:r>
     </w:p>
     <w:p>
@@ -4485,131 +6164,7 @@
         <w:rPr>
           <w:b w:val="0"/>
         </w:rPr>
-        <w:t>3 • APPLY: Solve a different example independently.</w:t>
-      </w:r>
-    </w:p>
-    <w:p>
-      <w:pPr>
-        <w:spacing w:line="336" w:lineRule="auto" w:after="180"/>
-      </w:pPr>
-      <w:r>
-        <w:rPr>
-          <w:b w:val="0"/>
-        </w:rPr>
-        <w:t>4 • CHALLENGE: Find a boundary case, counterexample, or unfair outcome.</w:t>
-      </w:r>
-    </w:p>
-    <w:p>
-      <w:pPr>
-        <w:spacing w:line="336" w:lineRule="auto" w:after="180"/>
-      </w:pPr>
-      <w:r>
-        <w:rPr>
-          <w:b w:val="0"/>
-        </w:rPr>
-        <w:t>5 • EXPLAIN LIMITS: Say when the result should not be trusted or used alone.</w:t>
-      </w:r>
-    </w:p>
-    <w:p>
-      <w:pPr>
-        <w:spacing w:line="336" w:lineRule="auto" w:after="180"/>
-      </w:pPr>
-      <w:r>
-        <w:rPr>
-          <w:b w:val="0"/>
-        </w:rPr>
-        <w:t xml:space="preserve">My strongest </w:t>
-      </w:r>
-      <w:r>
-        <w:rPr>
-          <w:b/>
-        </w:rPr>
-        <w:t>evidence</w:t>
-      </w:r>
-      <w:r>
-        <w:rPr>
-          <w:b w:val="0"/>
-        </w:rPr>
-        <w:t xml:space="preserve"> of independent understanding:</w:t>
-      </w:r>
-    </w:p>
-    <w:p>
-      <w:pPr>
-        <w:pStyle w:val="Heading3"/>
-      </w:pPr>
-      <w:r>
-        <w:t>Write or draw your reasoning and evidence.</w:t>
-      </w:r>
-    </w:p>
-    <w:p>
-      <w:r>
-        <w:t>________________________________________________________________</w:t>
-      </w:r>
-    </w:p>
-    <w:p>
-      <w:r>
-        <w:t>________________________________________________________________</w:t>
-      </w:r>
-    </w:p>
-    <w:p>
-      <w:r>
-        <w:t>________________________________________________________________</w:t>
-      </w:r>
-    </w:p>
-    <w:p>
-      <w:r>
-        <w:t>________________________________________________________________</w:t>
-      </w:r>
-    </w:p>
-    <w:p>
-      <w:r>
-        <w:t>________________________________________________________________</w:t>
-      </w:r>
-    </w:p>
-    <w:p>
-      <w:pPr>
-        <w:pStyle w:val="Heading1"/>
-      </w:pPr>
-      <w:r>
-        <w:t>11. Connect your project</w:t>
-      </w:r>
-    </w:p>
-    <w:p>
-      <w:r>
-        <w:t>Apply this week’s idea to Transparent Book Recommender. Keep an annotated decision and the evidence supporting it.</w:t>
-      </w:r>
-    </w:p>
-    <w:p>
-      <w:pPr>
-        <w:spacing w:line="336" w:lineRule="auto" w:after="180"/>
-      </w:pPr>
-      <w:r>
-        <w:rPr>
-          <w:b/>
-        </w:rPr>
-        <w:t>CUMULATIVE PROJECT</w:t>
-      </w:r>
-    </w:p>
-    <w:p>
-      <w:pPr>
-        <w:spacing w:line="336" w:lineRule="auto" w:after="180"/>
-      </w:pPr>
-      <w:r>
-        <w:rPr>
-          <w:b w:val="0"/>
-        </w:rPr>
-        <w:t>Transparent Book Recommender</w:t>
-      </w:r>
-    </w:p>
-    <w:p>
-      <w:pPr>
-        <w:spacing w:line="336" w:lineRule="auto" w:after="180"/>
-      </w:pPr>
-      <w:r>
-        <w:rPr>
-          <w:b w:val="0"/>
-        </w:rPr>
-        <w:t>Every week adds one inspectable piece. The system must show how it reached a result.</w:t>
+        <w:t>Use after practice. Compare a new paired record independently is the selected independent case.</w:t>
       </w:r>
     </w:p>
     <w:p>
@@ -4617,7 +6172,7 @@
         <w:drawing>
           <wp:inline xmlns:a="http://schemas.openxmlformats.org/drawingml/2006/main" xmlns:pic="http://schemas.openxmlformats.org/drawingml/2006/picture">
             <wp:extent cx="5486400" cy="1901952"/>
-            <wp:docPr id="21" name="Picture 21" descr="Book recommender connection for Prompt Experiments"/>
+            <wp:docPr id="28" name="Picture 28" descr="Independent proof graphic for Prompt Experiments"/>
             <wp:cNvGraphicFramePr>
               <a:graphicFrameLocks noChangeAspect="1"/>
             </wp:cNvGraphicFramePr>
@@ -4625,11 +6180,11 @@
               <a:graphicData uri="http://schemas.openxmlformats.org/drawingml/2006/picture">
                 <pic:pic>
                   <pic:nvPicPr>
-                    <pic:cNvPr id="0" name="abbe95176bdfc2c099365c21b428bd01c1f5aa7682821114de893d755c34f5ab.png"/>
+                    <pic:cNvPr id="0" name="ac7eb76d37e863a04d60414e489f0cf42eafabbec24f3d120f9e95352f73ebb0.png"/>
                     <pic:cNvPicPr/>
                   </pic:nvPicPr>
                   <pic:blipFill>
-                    <a:blip r:embed="rId28"/>
+                    <a:blip r:embed="rId31"/>
                     <a:stretch>
                       <a:fillRect/>
                     </a:stretch>
@@ -4656,19 +6211,117 @@
         <w:rPr>
           <w:b w:val="0"/>
         </w:rPr>
-        <w:t xml:space="preserve">THIS WEEK’S CHECKPOINT  Test generated book explanations with a fixed </w:t>
-      </w:r>
+        <w:t>EXPLANATION CHECK  Count total passes and the named slice separately; use the stated priority and qualify development evidence.</w:t>
+      </w:r>
+    </w:p>
+    <w:p>
+      <w:pPr>
+        <w:pStyle w:val="Heading3"/>
+      </w:pPr>
+      <w:r>
+        <w:t>Write or draw your reasoning and evidence.</w:t>
+      </w:r>
+    </w:p>
+    <w:p>
+      <w:r>
+        <w:t>________________________________________________________________</w:t>
+      </w:r>
+    </w:p>
+    <w:p>
+      <w:r>
+        <w:t>________________________________________________________________</w:t>
+      </w:r>
+    </w:p>
+    <w:p>
+      <w:r>
+        <w:t>________________________________________________________________</w:t>
+      </w:r>
+    </w:p>
+    <w:p>
+      <w:r>
+        <w:t>________________________________________________________________</w:t>
+      </w:r>
+    </w:p>
+    <w:p>
+      <w:r>
+        <w:t>________________________________________________________________</w:t>
+      </w:r>
+    </w:p>
+    <w:p>
+      <w:pPr>
+        <w:pStyle w:val="Heading1"/>
+      </w:pPr>
+      <w:r>
+        <w:t>13. Extra practice: Compare prompts under the same conditions</w:t>
+      </w:r>
+    </w:p>
+    <w:p>
+      <w:r>
+        <w:t>Try the question before opening its worked explanation.</w:t>
+      </w:r>
+    </w:p>
+    <w:p>
+      <w:pPr>
+        <w:pStyle w:val="Heading2"/>
+      </w:pPr>
+      <w:r>
+        <w:t>Read the supplied case and question</w:t>
+      </w:r>
+    </w:p>
+    <w:p>
+      <w:pPr>
+        <w:spacing w:line="336" w:lineRule="auto" w:after="180"/>
+      </w:pPr>
       <w:r>
         <w:rPr>
           <w:b/>
         </w:rPr>
-        <w:t>rubric</w:t>
+        <w:t>Prompt</w:t>
       </w:r>
       <w:r>
         <w:rPr>
           <w:b w:val="0"/>
         </w:rPr>
-        <w:t xml:space="preserve"> and prohibit invented details.</w:t>
+        <w:t xml:space="preserve"> B adds under 100 pages and explain the match to </w:t>
+      </w:r>
+      <w:r>
+        <w:rPr>
+          <w:b/>
+        </w:rPr>
+        <w:t>Prompt</w:t>
+      </w:r>
+      <w:r>
+        <w:rPr>
+          <w:b w:val="0"/>
+        </w:rPr>
+        <w:t xml:space="preserve"> A. Both use a catalogue.</w:t>
+      </w:r>
+    </w:p>
+    <w:p>
+      <w:pPr>
+        <w:spacing w:line="336" w:lineRule="auto" w:after="180"/>
+      </w:pPr>
+      <w:r>
+        <w:rPr>
+          <w:b w:val="0"/>
+        </w:rPr>
+        <w:t>Design a fair comparison.</w:t>
+      </w:r>
+    </w:p>
+    <w:p>
+      <w:pPr>
+        <w:pStyle w:val="Heading2"/>
+      </w:pPr>
+      <w:r>
+        <w:t>Your explanation</w:t>
+      </w:r>
+    </w:p>
+    <w:p>
+      <w:pPr>
+        <w:pStyle w:val="ListBullet"/>
+      </w:pPr>
+      <w:r>
+        <w:t>Which detail supports the answer, and why does it matter?</w:t>
       </w:r>
     </w:p>
     <w:p>
@@ -4676,704 +6329,75 @@
         <w:pStyle w:val="Heading3"/>
       </w:pPr>
       <w:r>
-        <w:t>Trace the system</w:t>
+        <w:t>Write or draw your reasoning and evidence.</w:t>
+      </w:r>
+    </w:p>
+    <w:p>
+      <w:r>
+        <w:t>________________________________________________________________</w:t>
+      </w:r>
+    </w:p>
+    <w:p>
+      <w:r>
+        <w:t>________________________________________________________________</w:t>
+      </w:r>
+    </w:p>
+    <w:p>
+      <w:r>
+        <w:t>________________________________________________________________</w:t>
+      </w:r>
+    </w:p>
+    <w:p>
+      <w:r>
+        <w:t>________________________________________________________________</w:t>
+      </w:r>
+    </w:p>
+    <w:p>
+      <w:r>
+        <w:t>________________________________________________________________</w:t>
+      </w:r>
+    </w:p>
+    <w:p>
+      <w:pPr>
+        <w:pStyle w:val="Heading2"/>
+      </w:pPr>
+      <w:r>
+        <w:t>Check after trying · reference / check after trying</w:t>
       </w:r>
     </w:p>
     <w:p>
       <w:pPr>
         <w:spacing w:line="336" w:lineRule="auto" w:after="180"/>
-        <w:shd w:fill="EDF7F3"/>
       </w:pPr>
       <w:r>
         <w:rPr>
           <w:b w:val="0"/>
         </w:rPr>
-        <w:t xml:space="preserve">SYSTEM MAP  Reader need → allowed </w:t>
+        <w:t xml:space="preserve">Use identical requests, catalogue and scoring criteria. Check </w:t>
       </w:r>
       <w:r>
         <w:rPr>
           <w:b/>
         </w:rPr>
-        <w:t>input</w:t>
+        <w:t>constraint</w:t>
       </w:r>
       <w:r>
         <w:rPr>
           <w:b w:val="0"/>
         </w:rPr>
-        <w:t xml:space="preserve">s → transparent rule or score → ranked candidates → explanation → test record → </w:t>
+        <w:t xml:space="preserve"> compliance and supported explanation; repeat stochastic </w:t>
       </w:r>
       <w:r>
         <w:rPr>
           <w:b/>
         </w:rPr>
-        <w:t>human decision</w:t>
-      </w:r>
-    </w:p>
-    <w:p>
-      <w:pPr>
-        <w:spacing w:line="336" w:lineRule="auto" w:after="180"/>
-        <w:shd w:fill="F5F1FB"/>
-      </w:pPr>
+        <w:t>output</w:t>
+      </w:r>
       <w:r>
         <w:rPr>
           <w:b w:val="0"/>
         </w:rPr>
-        <w:t>What will you add, change, or verify in the project this week?</w:t>
-      </w:r>
-    </w:p>
-    <w:p>
-      <w:pPr>
-        <w:pStyle w:val="Heading3"/>
-      </w:pPr>
-      <w:r>
-        <w:t>Write or draw your reasoning and evidence.</w:t>
-      </w:r>
-    </w:p>
-    <w:p>
-      <w:r>
-        <w:t>________________________________________________________________</w:t>
-      </w:r>
-    </w:p>
-    <w:p>
-      <w:r>
-        <w:t>________________________________________________________________</w:t>
-      </w:r>
-    </w:p>
-    <w:p>
-      <w:r>
-        <w:t>________________________________________________________________</w:t>
-      </w:r>
-    </w:p>
-    <w:p>
-      <w:r>
-        <w:t>________________________________________________________________</w:t>
-      </w:r>
-    </w:p>
-    <w:p>
-      <w:r>
-        <w:t>________________________________________________________________</w:t>
-      </w:r>
-    </w:p>
-    <w:p>
-      <w:pPr>
-        <w:spacing w:line="336" w:lineRule="auto" w:after="180"/>
-        <w:shd w:fill="F5F1FB"/>
-      </w:pPr>
-      <w:r>
-        <w:rPr>
-          <w:b w:val="0"/>
-        </w:rPr>
-        <w:t xml:space="preserve">What should remain under </w:t>
-      </w:r>
-      <w:r>
-        <w:rPr>
-          <w:b/>
-        </w:rPr>
-        <w:t>human control</w:t>
-      </w:r>
-      <w:r>
-        <w:rPr>
-          <w:b w:val="0"/>
-        </w:rPr>
-        <w:t>?</w:t>
-      </w:r>
-    </w:p>
-    <w:p>
-      <w:pPr>
-        <w:pStyle w:val="Heading3"/>
-      </w:pPr>
-      <w:r>
-        <w:t>Write or draw your reasoning and evidence.</w:t>
-      </w:r>
-    </w:p>
-    <w:p>
-      <w:r>
-        <w:t>________________________________________________________________</w:t>
-      </w:r>
-    </w:p>
-    <w:p>
-      <w:r>
-        <w:t>________________________________________________________________</w:t>
-      </w:r>
-    </w:p>
-    <w:p>
-      <w:r>
-        <w:t>________________________________________________________________</w:t>
-      </w:r>
-    </w:p>
-    <w:p>
-      <w:r>
-        <w:t>________________________________________________________________</w:t>
-      </w:r>
-    </w:p>
-    <w:p>
-      <w:r>
-        <w:t>________________________________________________________________</w:t>
-      </w:r>
-    </w:p>
-    <w:p>
-      <w:pPr>
-        <w:pStyle w:val="Heading3"/>
-      </w:pPr>
-      <w:r>
-        <w:t>Responsible design</w:t>
-      </w:r>
-    </w:p>
-    <w:p>
-      <w:pPr>
-        <w:spacing w:line="336" w:lineRule="auto" w:after="180"/>
-        <w:shd w:fill="FFF5E6"/>
-      </w:pPr>
-      <w:r>
-        <w:rPr>
-          <w:b w:val="0"/>
-        </w:rPr>
-        <w:t>RESPONSIBLE DESIGN  Collect only necessary information. Show uncertainty and limits. Never confuse a ranking with a fact about a person.</w:t>
-      </w:r>
-    </w:p>
-    <w:p>
-      <w:pPr>
-        <w:pStyle w:val="Heading3"/>
-      </w:pPr>
-      <w:r>
-        <w:t>Evidence for your project</w:t>
-      </w:r>
-    </w:p>
-    <w:p>
-      <w:pPr>
-        <w:spacing w:line="336" w:lineRule="auto" w:after="180"/>
-      </w:pPr>
-      <w:r>
-        <w:rPr>
-          <w:b w:val="0"/>
-        </w:rPr>
-        <w:t xml:space="preserve">Run controlled recommender explanation experiments with </w:t>
-      </w:r>
-      <w:r>
-        <w:rPr>
-          <w:b/>
-        </w:rPr>
-        <w:t>paired case</w:t>
-      </w:r>
-      <w:r>
-        <w:rPr>
-          <w:b w:val="0"/>
-        </w:rPr>
-        <w:t>s and report important failure conditions separately.</w:t>
-      </w:r>
-    </w:p>
-    <w:p>
-      <w:pPr>
-        <w:pStyle w:val="Heading1"/>
-      </w:pPr>
-      <w:r>
-        <w:t>12. Show what you know</w:t>
-      </w:r>
-    </w:p>
-    <w:p>
-      <w:r>
-        <w:t>Use a genuinely new case for independent evidence. Previously discussed examples remain practice; use the separately named independent case before feedback.</w:t>
-      </w:r>
-    </w:p>
-    <w:p>
-      <w:pPr>
-        <w:pStyle w:val="Heading3"/>
-      </w:pPr>
-      <w:r>
-        <w:t>Independent evidence</w:t>
-      </w:r>
-    </w:p>
-    <w:p>
-      <w:pPr>
-        <w:spacing w:line="336" w:lineRule="auto" w:after="180"/>
-        <w:shd w:fill="FFF5E6"/>
-      </w:pPr>
-      <w:r>
-        <w:rPr>
-          <w:b w:val="0"/>
-        </w:rPr>
-        <w:t>INDEPENDENT MASTERY PROOF</w:t>
-      </w:r>
-    </w:p>
-    <w:p>
-      <w:pPr>
-        <w:spacing w:line="336" w:lineRule="auto" w:after="180"/>
-      </w:pPr>
-      <w:r>
-        <w:rPr>
-          <w:b w:val="0"/>
-        </w:rPr>
-        <w:t>Explain • Transfer • Test • Defend</w:t>
-      </w:r>
-    </w:p>
-    <w:p>
-      <w:pPr>
-        <w:spacing w:line="336" w:lineRule="auto" w:after="180"/>
-      </w:pPr>
-      <w:r>
-        <w:rPr>
-          <w:b w:val="0"/>
-        </w:rPr>
-        <w:t>Complete this page without copying the worked example. Your reasoning matters more than decoration.</w:t>
-      </w:r>
-    </w:p>
-    <w:p>
-      <w:r>
-        <w:drawing>
-          <wp:inline xmlns:a="http://schemas.openxmlformats.org/drawingml/2006/main" xmlns:pic="http://schemas.openxmlformats.org/drawingml/2006/picture">
-            <wp:extent cx="5486400" cy="1901952"/>
-            <wp:docPr id="22" name="Picture 22" descr="Independent proof graphic for Prompt Experiments"/>
-            <wp:cNvGraphicFramePr>
-              <a:graphicFrameLocks noChangeAspect="1"/>
-            </wp:cNvGraphicFramePr>
-            <a:graphic>
-              <a:graphicData uri="http://schemas.openxmlformats.org/drawingml/2006/picture">
-                <pic:pic>
-                  <pic:nvPicPr>
-                    <pic:cNvPr id="0" name="ac7eb76d37e863a04d60414e489f0cf42eafabbec24f3d120f9e95352f73ebb0.png"/>
-                    <pic:cNvPicPr/>
-                  </pic:nvPicPr>
-                  <pic:blipFill>
-                    <a:blip r:embed="rId29"/>
-                    <a:stretch>
-                      <a:fillRect/>
-                    </a:stretch>
-                  </pic:blipFill>
-                  <pic:spPr>
-                    <a:xfrm>
-                      <a:off x="0" y="0"/>
-                      <a:ext cx="5486400" cy="1901952"/>
-                    </a:xfrm>
-                    <a:prstGeom prst="rect"/>
-                  </pic:spPr>
-                </pic:pic>
-              </a:graphicData>
-            </a:graphic>
-          </wp:inline>
-        </w:drawing>
-      </w:r>
-    </w:p>
-    <w:p>
-      <w:pPr>
-        <w:pStyle w:val="Heading3"/>
-      </w:pPr>
-      <w:r>
-        <w:t>Try a more demanding case</w:t>
-      </w:r>
-    </w:p>
-    <w:p>
-      <w:pPr>
-        <w:spacing w:line="336" w:lineRule="auto" w:after="180"/>
-        <w:shd w:fill="F5F1FB"/>
-      </w:pPr>
-      <w:r>
-        <w:rPr>
-          <w:b w:val="0"/>
-        </w:rPr>
-        <w:t xml:space="preserve">CHALLENGE  Change one </w:t>
-      </w:r>
-      <w:r>
-        <w:rPr>
-          <w:b/>
-        </w:rPr>
-        <w:t>prompt</w:t>
-      </w:r>
-      <w:r>
-        <w:rPr>
-          <w:b w:val="0"/>
-        </w:rPr>
-        <w:t xml:space="preserve"> variable at a time and score results.</w:t>
-      </w:r>
-    </w:p>
-    <w:p>
-      <w:pPr>
-        <w:spacing w:line="336" w:lineRule="auto" w:after="180"/>
-        <w:shd w:fill="F4F9FC"/>
-      </w:pPr>
-      <w:r>
-        <w:rPr>
-          <w:b w:val="0"/>
-        </w:rPr>
-        <w:t>1. My fresh example, trace, calculation, or design:</w:t>
-      </w:r>
-    </w:p>
-    <w:p>
-      <w:pPr>
-        <w:pStyle w:val="Heading3"/>
-      </w:pPr>
-      <w:r>
-        <w:t>Write or draw your reasoning and evidence.</w:t>
-      </w:r>
-    </w:p>
-    <w:p>
-      <w:r>
-        <w:t>________________________________________________________________</w:t>
-      </w:r>
-    </w:p>
-    <w:p>
-      <w:r>
-        <w:t>________________________________________________________________</w:t>
-      </w:r>
-    </w:p>
-    <w:p>
-      <w:r>
-        <w:t>________________________________________________________________</w:t>
-      </w:r>
-    </w:p>
-    <w:p>
-      <w:r>
-        <w:t>________________________________________________________________</w:t>
-      </w:r>
-    </w:p>
-    <w:p>
-      <w:r>
-        <w:t>________________________________________________________________</w:t>
-      </w:r>
-    </w:p>
-    <w:p>
-      <w:pPr>
-        <w:spacing w:line="336" w:lineRule="auto" w:after="180"/>
-        <w:shd w:fill="F4F9FC"/>
-      </w:pPr>
-      <w:r>
-        <w:rPr>
-          <w:b w:val="0"/>
-        </w:rPr>
-        <w:t xml:space="preserve">2. My </w:t>
-      </w:r>
-      <w:r>
-        <w:rPr>
-          <w:b/>
-        </w:rPr>
-        <w:t>evidence</w:t>
-      </w:r>
-      <w:r>
-        <w:rPr>
-          <w:b w:val="0"/>
-        </w:rPr>
-        <w:t xml:space="preserve"> that it works (include a boundary or missing-data case):</w:t>
-      </w:r>
-    </w:p>
-    <w:p>
-      <w:pPr>
-        <w:pStyle w:val="Heading3"/>
-      </w:pPr>
-      <w:r>
-        <w:t>Write or draw your reasoning and evidence.</w:t>
-      </w:r>
-    </w:p>
-    <w:p>
-      <w:r>
-        <w:t>________________________________________________________________</w:t>
-      </w:r>
-    </w:p>
-    <w:p>
-      <w:r>
-        <w:t>________________________________________________________________</w:t>
-      </w:r>
-    </w:p>
-    <w:p>
-      <w:r>
-        <w:t>________________________________________________________________</w:t>
-      </w:r>
-    </w:p>
-    <w:p>
-      <w:r>
-        <w:t>________________________________________________________________</w:t>
-      </w:r>
-    </w:p>
-    <w:p>
-      <w:r>
-        <w:t>________________________________________________________________</w:t>
-      </w:r>
-    </w:p>
-    <w:p>
-      <w:pPr>
-        <w:spacing w:line="336" w:lineRule="auto" w:after="180"/>
-        <w:shd w:fill="F4F9FC"/>
-      </w:pPr>
-      <w:r>
-        <w:rPr>
-          <w:b w:val="0"/>
-        </w:rPr>
-        <w:t>3. One limitation, fairness concern, or situation needing human review:</w:t>
-      </w:r>
-    </w:p>
-    <w:p>
-      <w:pPr>
-        <w:pStyle w:val="Heading3"/>
-      </w:pPr>
-      <w:r>
-        <w:t>Write or draw your reasoning and evidence.</w:t>
-      </w:r>
-    </w:p>
-    <w:p>
-      <w:r>
-        <w:t>________________________________________________________________</w:t>
-      </w:r>
-    </w:p>
-    <w:p>
-      <w:r>
-        <w:t>________________________________________________________________</w:t>
-      </w:r>
-    </w:p>
-    <w:p>
-      <w:r>
-        <w:t>________________________________________________________________</w:t>
-      </w:r>
-    </w:p>
-    <w:p>
-      <w:r>
-        <w:t>________________________________________________________________</w:t>
-      </w:r>
-    </w:p>
-    <w:p>
-      <w:r>
-        <w:t>________________________________________________________________</w:t>
-      </w:r>
-    </w:p>
-    <w:p>
-      <w:pPr>
-        <w:pStyle w:val="Heading3"/>
-      </w:pPr>
-      <w:r>
-        <w:t>Check your explanation</w:t>
-      </w:r>
-    </w:p>
-    <w:p>
-      <w:pPr>
-        <w:spacing w:line="336" w:lineRule="auto" w:after="180"/>
-        <w:shd w:fill="F5F1FB"/>
-      </w:pPr>
-      <w:r>
-        <w:rPr>
-          <w:b w:val="0"/>
-        </w:rPr>
-        <w:t xml:space="preserve">SELF-CHECK  □ I explained the </w:t>
-      </w:r>
-      <w:r>
-        <w:rPr>
-          <w:b/>
-        </w:rPr>
-        <w:t>mechanism</w:t>
-      </w:r>
-      <w:r>
-        <w:rPr>
-          <w:b w:val="0"/>
-        </w:rPr>
-        <w:t xml:space="preserve">  □ I used </w:t>
-      </w:r>
-      <w:r>
-        <w:rPr>
-          <w:b/>
-        </w:rPr>
-        <w:t>evidence</w:t>
-      </w:r>
-      <w:r>
-        <w:rPr>
-          <w:b w:val="0"/>
-        </w:rPr>
-        <w:t xml:space="preserve">  □ I tested a fresh case  □ I named a limitation  □ I can answer ‘why?’</w:t>
-      </w:r>
-    </w:p>
-    <w:p>
-      <w:pPr>
-        <w:pStyle w:val="Heading1"/>
-      </w:pPr>
-      <w:r>
-        <w:t>13. Study a complete case</w:t>
-      </w:r>
-    </w:p>
-    <w:p>
-      <w:r>
-        <w:t>Revisit the complete Prompt Experiments case for supported practice. Repeated examples do not become fresh assessments.</w:t>
-      </w:r>
-    </w:p>
-    <w:p>
-      <w:pPr>
-        <w:pStyle w:val="Heading3"/>
-      </w:pPr>
-      <w:r>
-        <w:t>Week 28 Worked case</w:t>
-      </w:r>
-    </w:p>
-    <w:p>
-      <w:pPr>
-        <w:spacing w:line="336" w:lineRule="auto" w:after="180"/>
-      </w:pPr>
-      <w:r>
-        <w:rPr>
-          <w:b w:val="0"/>
-        </w:rPr>
-        <w:t>Use the supplied details to practise the weekly concept before attempting the independent question. This case extends the illustrated lesson.</w:t>
-      </w:r>
-    </w:p>
-    <w:p>
-      <w:pPr>
-        <w:pStyle w:val="Heading3"/>
-      </w:pPr>
-      <w:r>
-        <w:t>The situation</w:t>
-      </w:r>
-    </w:p>
-    <w:p>
-      <w:pPr>
-        <w:spacing w:line="336" w:lineRule="auto" w:after="180"/>
-      </w:pPr>
-      <w:r>
-        <w:rPr>
-          <w:b/>
-        </w:rPr>
-        <w:t>Prompt</w:t>
-      </w:r>
-      <w:r>
-        <w:rPr>
-          <w:b w:val="0"/>
-        </w:rPr>
-        <w:t xml:space="preserve"> B adds under 100 pages and explain the match to </w:t>
-      </w:r>
-      <w:r>
-        <w:rPr>
-          <w:b/>
-        </w:rPr>
-        <w:t>Prompt</w:t>
-      </w:r>
-      <w:r>
-        <w:rPr>
-          <w:b w:val="0"/>
-        </w:rPr>
-        <w:t xml:space="preserve"> A. Both use a catalogue.</w:t>
-      </w:r>
-    </w:p>
-    <w:p>
-      <w:pPr>
-        <w:pStyle w:val="Heading3"/>
-      </w:pPr>
-      <w:r>
-        <w:t>The question</w:t>
-      </w:r>
-    </w:p>
-    <w:p>
-      <w:pPr>
-        <w:spacing w:line="336" w:lineRule="auto" w:after="180"/>
-      </w:pPr>
-      <w:r>
-        <w:rPr>
-          <w:b w:val="0"/>
-        </w:rPr>
-        <w:t>Design a fair comparison.</w:t>
-      </w:r>
-    </w:p>
-    <w:p>
-      <w:pPr>
-        <w:pStyle w:val="Heading3"/>
-      </w:pPr>
-      <w:r>
-        <w:t>Worked explanation</w:t>
-      </w:r>
-    </w:p>
-    <w:p>
-      <w:pPr>
-        <w:spacing w:line="336" w:lineRule="auto" w:after="180"/>
-      </w:pPr>
-      <w:r>
-        <w:rPr>
-          <w:b w:val="0"/>
-        </w:rPr>
-        <w:t xml:space="preserve">Use identical requests, catalogue and scoring criteria. Check </w:t>
-      </w:r>
-      <w:r>
-        <w:rPr>
-          <w:b/>
-        </w:rPr>
-        <w:t>constraint</w:t>
-      </w:r>
-      <w:r>
-        <w:rPr>
-          <w:b w:val="0"/>
-        </w:rPr>
-        <w:t xml:space="preserve"> compliance and supported explanation; repeat stochastic </w:t>
-      </w:r>
-      <w:r>
-        <w:rPr>
-          <w:b/>
-        </w:rPr>
-        <w:t>output</w:t>
-      </w:r>
-      <w:r>
-        <w:rPr>
-          <w:b w:val="0"/>
-        </w:rPr>
         <w:t>s when relevant.</w:t>
-      </w:r>
-    </w:p>
-    <w:p>
-      <w:pPr>
-        <w:pStyle w:val="Heading3"/>
-      </w:pPr>
-      <w:r>
-        <w:t>Explain it in your own words</w:t>
-      </w:r>
-    </w:p>
-    <w:p>
-      <w:pPr>
-        <w:spacing w:line="336" w:lineRule="auto" w:after="180"/>
-        <w:shd w:fill="F5F1FB"/>
-      </w:pPr>
-      <w:r>
-        <w:rPr>
-          <w:b w:val="0"/>
-        </w:rPr>
-        <w:t>Which detail supports the answer, and why does it matter?</w:t>
-      </w:r>
-    </w:p>
-    <w:p>
-      <w:pPr>
-        <w:pStyle w:val="Heading3"/>
-      </w:pPr>
-      <w:r>
-        <w:t>Write or draw your reasoning and evidence.</w:t>
-      </w:r>
-    </w:p>
-    <w:p>
-      <w:r>
-        <w:t>________________________________________________________________</w:t>
-      </w:r>
-    </w:p>
-    <w:p>
-      <w:r>
-        <w:t>________________________________________________________________</w:t>
-      </w:r>
-    </w:p>
-    <w:p>
-      <w:r>
-        <w:t>________________________________________________________________</w:t>
-      </w:r>
-    </w:p>
-    <w:p>
-      <w:r>
-        <w:t>________________________________________________________________</w:t>
-      </w:r>
-    </w:p>
-    <w:p>
-      <w:r>
-        <w:t>________________________________________________________________</w:t>
-      </w:r>
-    </w:p>
-    <w:p>
-      <w:pPr>
-        <w:pStyle w:val="Heading3"/>
-      </w:pPr>
-      <w:r>
-        <w:t>Trace the supplied case visually</w:t>
-      </w:r>
-    </w:p>
-    <w:p>
-      <w:pPr>
-        <w:pStyle w:val="Heading3"/>
-      </w:pPr>
-      <w:r>
-        <w:t>Compare prompts under the same conditions</w:t>
       </w:r>
     </w:p>
     <w:tbl>
@@ -5502,10 +6526,85 @@
     </w:tbl>
     <w:p>
       <w:pPr>
+        <w:pStyle w:val="Heading2"/>
+      </w:pPr>
+      <w:r>
+        <w:t>Earlier wording, alternatives and picture transcripts · reference / check after trying</w:t>
+      </w:r>
+    </w:p>
+    <w:p>
+      <w:pPr>
+        <w:pStyle w:val="Heading3"/>
+      </w:pPr>
+      <w:r>
+        <w:t>Week 28 Worked case</w:t>
+      </w:r>
+    </w:p>
+    <w:p>
+      <w:pPr>
         <w:spacing w:line="336" w:lineRule="auto" w:after="180"/>
       </w:pPr>
       <w:r>
         <w:rPr>
+          <w:b w:val="0"/>
+        </w:rPr>
+        <w:t>Use the supplied details to practise the weekly concept before attempting the independent question. This case extends the illustrated lesson.</w:t>
+      </w:r>
+    </w:p>
+    <w:p>
+      <w:pPr>
+        <w:pStyle w:val="Heading3"/>
+      </w:pPr>
+      <w:r>
+        <w:t>The situation</w:t>
+      </w:r>
+    </w:p>
+    <w:p>
+      <w:pPr>
+        <w:pStyle w:val="Heading3"/>
+      </w:pPr>
+      <w:r>
+        <w:t>The question</w:t>
+      </w:r>
+    </w:p>
+    <w:p>
+      <w:pPr>
+        <w:pStyle w:val="Heading3"/>
+      </w:pPr>
+      <w:r>
+        <w:t>Worked explanation</w:t>
+      </w:r>
+    </w:p>
+    <w:p>
+      <w:pPr>
+        <w:pStyle w:val="Heading3"/>
+      </w:pPr>
+      <w:r>
+        <w:t>Explain it in your own words</w:t>
+      </w:r>
+    </w:p>
+    <w:p>
+      <w:pPr>
+        <w:pStyle w:val="Heading3"/>
+      </w:pPr>
+      <w:r>
+        <w:t>Trace the supplied case visually</w:t>
+      </w:r>
+    </w:p>
+    <w:p>
+      <w:pPr>
+        <w:pStyle w:val="Heading3"/>
+      </w:pPr>
+      <w:r>
+        <w:t>Compare prompts under the same conditions</w:t>
+      </w:r>
+    </w:p>
+    <w:p>
+      <w:pPr>
+        <w:spacing w:line="336" w:lineRule="auto" w:after="180"/>
+      </w:pPr>
+      <w:r>
+        <w:rPr>
           <w:b/>
         </w:rPr>
         <w:t>Prompt</w:t>
@@ -5580,526 +6679,20 @@
         <w:pStyle w:val="Heading1"/>
       </w:pPr>
       <w:r>
-        <w:t>14. Try a new case independently</w:t>
-      </w:r>
-    </w:p>
-    <w:p>
-      <w:r>
-        <w:t>Attempt the reserved new case before feedback. Record support; the earlier examples below remain additional practice.</w:t>
-      </w:r>
-    </w:p>
-    <w:p>
-      <w:pPr>
-        <w:pStyle w:val="Heading3"/>
-      </w:pPr>
-      <w:r>
-        <w:t>Independent case: Apply a new case independently</w:t>
-      </w:r>
-    </w:p>
-    <w:p>
-      <w:pPr>
-        <w:spacing w:line="336" w:lineRule="auto" w:after="180"/>
-      </w:pPr>
-      <w:r>
-        <w:rPr>
-          <w:b w:val="0"/>
-        </w:rPr>
-        <w:t xml:space="preserve">On eight </w:t>
-      </w:r>
-      <w:r>
-        <w:rPr>
-          <w:b/>
-        </w:rPr>
-        <w:t>paired case</w:t>
-      </w:r>
-      <w:r>
-        <w:rPr>
-          <w:b w:val="0"/>
-        </w:rPr>
-        <w:t>s A passes 1–5; B passes 1–4, 6, 7. Special cases are 5 and 8. Compare overall and special-case results; select by total passes.</w:t>
-      </w:r>
-    </w:p>
-    <w:p>
-      <w:pPr>
-        <w:pStyle w:val="Heading3"/>
-      </w:pPr>
-      <w:r>
-        <w:t>My independent explanation, trace and limits</w:t>
-      </w:r>
-    </w:p>
-    <w:p>
-      <w:r>
-        <w:t>________________________________________________________________</w:t>
-      </w:r>
-    </w:p>
-    <w:p>
-      <w:r>
-        <w:t>________________________________________________________________</w:t>
-      </w:r>
-    </w:p>
-    <w:p>
-      <w:r>
-        <w:t>________________________________________________________________</w:t>
-      </w:r>
-    </w:p>
-    <w:p>
-      <w:r>
-        <w:t>________________________________________________________________</w:t>
-      </w:r>
-    </w:p>
-    <w:p>
-      <w:r>
-        <w:t>________________________________________________________________</w:t>
-      </w:r>
-    </w:p>
-    <w:p>
-      <w:r>
-        <w:t>________________________________________________________________</w:t>
-      </w:r>
-    </w:p>
-    <w:p>
-      <w:r>
-        <w:t>________________________________________________________________</w:t>
-      </w:r>
-    </w:p>
-    <w:p>
-      <w:pPr>
-        <w:spacing w:line="336" w:lineRule="auto" w:after="180"/>
-      </w:pPr>
-      <w:r>
-        <w:rPr>
-          <w:b w:val="0"/>
-        </w:rPr>
-        <w:t>Attempt this case before feedback. Record any help. Earlier examples below are further practice; a case already practised with feedback cannot establish fresh transfer.</w:t>
-      </w:r>
-    </w:p>
-    <w:p>
-      <w:pPr>
-        <w:pStyle w:val="Heading3"/>
-      </w:pPr>
-      <w:r>
-        <w:t>Week 28 Independent application</w:t>
-      </w:r>
-    </w:p>
-    <w:p>
-      <w:pPr>
-        <w:spacing w:line="336" w:lineRule="auto" w:after="180"/>
-      </w:pPr>
-      <w:r>
-        <w:rPr>
-          <w:b w:val="0"/>
-        </w:rPr>
-        <w:t>Close the worked explanation. Apply the idea to this different question without copying.</w:t>
-      </w:r>
-    </w:p>
-    <w:p>
-      <w:pPr>
-        <w:spacing w:line="336" w:lineRule="auto" w:after="180"/>
-      </w:pPr>
-      <w:r>
-        <w:rPr>
-          <w:b/>
-        </w:rPr>
-        <w:t>Prompt</w:t>
-      </w:r>
-      <w:r>
-        <w:rPr>
-          <w:b w:val="0"/>
-        </w:rPr>
-        <w:t xml:space="preserve"> A and B are tested on different questions. B scores higher. Can wording alone explain the difference? Design a </w:t>
-      </w:r>
-      <w:r>
-        <w:rPr>
-          <w:b/>
-        </w:rPr>
-        <w:t>controlled comparison</w:t>
-      </w:r>
-      <w:r>
-        <w:rPr>
-          <w:b w:val="0"/>
-        </w:rPr>
-        <w:t>.</w:t>
-      </w:r>
-    </w:p>
-    <w:p>
-      <w:pPr>
-        <w:spacing w:line="336" w:lineRule="auto" w:after="180"/>
-      </w:pPr>
-      <w:r>
-        <w:rPr>
-          <w:b w:val="0"/>
-        </w:rPr>
-        <w:t xml:space="preserve">My answer, with a trace, calculation or supporting </w:t>
-      </w:r>
-      <w:r>
-        <w:rPr>
-          <w:b/>
-        </w:rPr>
-        <w:t>evidence</w:t>
-      </w:r>
-    </w:p>
-    <w:p>
-      <w:pPr>
-        <w:pStyle w:val="Heading3"/>
-      </w:pPr>
-      <w:r>
-        <w:t>Write or draw your reasoning and evidence.</w:t>
-      </w:r>
-    </w:p>
-    <w:p>
-      <w:r>
-        <w:t>________________________________________________________________</w:t>
-      </w:r>
-    </w:p>
-    <w:p>
-      <w:r>
-        <w:t>________________________________________________________________</w:t>
-      </w:r>
-    </w:p>
-    <w:p>
-      <w:r>
-        <w:t>________________________________________________________________</w:t>
-      </w:r>
-    </w:p>
-    <w:p>
-      <w:r>
-        <w:t>________________________________________________________________</w:t>
-      </w:r>
-    </w:p>
-    <w:p>
-      <w:r>
-        <w:t>________________________________________________________________</w:t>
-      </w:r>
-    </w:p>
-    <w:p>
-      <w:pPr>
-        <w:pStyle w:val="Heading3"/>
-      </w:pPr>
-      <w:r>
-        <w:t>Create and test</w:t>
-      </w:r>
-    </w:p>
-    <w:p>
-      <w:pPr>
-        <w:spacing w:line="336" w:lineRule="auto" w:after="180"/>
-      </w:pPr>
-      <w:r>
-        <w:rPr>
-          <w:b w:val="0"/>
-        </w:rPr>
-        <w:t>Change one relevant detail. Predict the result before testing. Include a boundary or missing-information case when it helps reveal a limit.</w:t>
-      </w:r>
-    </w:p>
-    <w:p>
-      <w:pPr>
-        <w:spacing w:line="336" w:lineRule="auto" w:after="180"/>
-      </w:pPr>
-      <w:r>
-        <w:rPr>
-          <w:b w:val="0"/>
-        </w:rPr>
-        <w:t xml:space="preserve">My changed </w:t>
-      </w:r>
-      <w:r>
-        <w:rPr>
-          <w:b/>
-        </w:rPr>
-        <w:t>input</w:t>
-      </w:r>
-      <w:r>
-        <w:rPr>
-          <w:b w:val="0"/>
-        </w:rPr>
-        <w:t xml:space="preserve"> and expected result</w:t>
-      </w:r>
-    </w:p>
-    <w:p>
-      <w:pPr>
-        <w:pStyle w:val="Heading3"/>
-      </w:pPr>
-      <w:r>
-        <w:t>Write or draw your reasoning and evidence.</w:t>
-      </w:r>
-    </w:p>
-    <w:p>
-      <w:r>
-        <w:t>________________________________________________________________</w:t>
-      </w:r>
-    </w:p>
-    <w:p>
-      <w:r>
-        <w:t>________________________________________________________________</w:t>
-      </w:r>
-    </w:p>
-    <w:p>
-      <w:r>
-        <w:t>________________________________________________________________</w:t>
-      </w:r>
-    </w:p>
-    <w:p>
-      <w:r>
-        <w:t>________________________________________________________________</w:t>
-      </w:r>
-    </w:p>
-    <w:p>
-      <w:r>
-        <w:t>________________________________________________________________</w:t>
-      </w:r>
-    </w:p>
-    <w:p>
-      <w:pPr>
-        <w:pStyle w:val="Heading3"/>
-      </w:pPr>
-      <w:r>
-        <w:t>Connect to your project</w:t>
-      </w:r>
-    </w:p>
-    <w:p>
-      <w:pPr>
-        <w:spacing w:line="336" w:lineRule="auto" w:after="180"/>
-      </w:pPr>
-      <w:r>
-        <w:rPr>
-          <w:b w:val="0"/>
-        </w:rPr>
-        <w:t xml:space="preserve">Test generated book explanations with a fixed </w:t>
-      </w:r>
-      <w:r>
-        <w:rPr>
-          <w:b/>
-        </w:rPr>
-        <w:t>rubric</w:t>
-      </w:r>
-      <w:r>
-        <w:rPr>
-          <w:b w:val="0"/>
-        </w:rPr>
-        <w:t xml:space="preserve"> and prohibit invented details.</w:t>
-      </w:r>
-    </w:p>
-    <w:p>
-      <w:pPr>
-        <w:spacing w:line="336" w:lineRule="auto" w:after="180"/>
-      </w:pPr>
-      <w:r>
-        <w:rPr>
-          <w:b w:val="0"/>
-        </w:rPr>
-        <w:t xml:space="preserve">The </w:t>
-      </w:r>
-      <w:r>
-        <w:rPr>
-          <w:b/>
-        </w:rPr>
-        <w:t>evidence</w:t>
-      </w:r>
-      <w:r>
-        <w:rPr>
-          <w:b w:val="0"/>
-        </w:rPr>
-        <w:t xml:space="preserve"> I will keep</w:t>
-      </w:r>
-    </w:p>
-    <w:p>
-      <w:pPr>
-        <w:pStyle w:val="Heading3"/>
-      </w:pPr>
-      <w:r>
-        <w:t>Write or draw your reasoning and evidence.</w:t>
-      </w:r>
-    </w:p>
-    <w:p>
-      <w:r>
-        <w:t>________________________________________________________________</w:t>
-      </w:r>
-    </w:p>
-    <w:p>
-      <w:r>
-        <w:t>________________________________________________________________</w:t>
-      </w:r>
-    </w:p>
-    <w:p>
-      <w:r>
-        <w:t>________________________________________________________________</w:t>
-      </w:r>
-    </w:p>
-    <w:p>
-      <w:r>
-        <w:t>________________________________________________________________</w:t>
-      </w:r>
-    </w:p>
-    <w:p>
-      <w:r>
-        <w:t>________________________________________________________________</w:t>
-      </w:r>
-    </w:p>
-    <w:p>
-      <w:pPr>
-        <w:spacing w:line="336" w:lineRule="auto" w:after="180"/>
-      </w:pPr>
-      <w:r>
-        <w:rPr>
-          <w:b w:val="0"/>
-        </w:rPr>
-        <w:t xml:space="preserve">Your teacher has the independent answer and scoring criteria. Complete the matching workbook week to keep your practice </w:t>
-      </w:r>
-      <w:r>
-        <w:rPr>
-          <w:b/>
-        </w:rPr>
-        <w:t>evidence</w:t>
-      </w:r>
-      <w:r>
-        <w:rPr>
-          <w:b w:val="0"/>
-        </w:rPr>
-        <w:t xml:space="preserve"> together.</w:t>
-      </w:r>
-    </w:p>
-    <w:p>
-      <w:pPr>
-        <w:pStyle w:val="Heading3"/>
-      </w:pPr>
-      <w:r>
-        <w:t>Transfer practice from the original programme</w:t>
-      </w:r>
-    </w:p>
-    <w:p>
-      <w:pPr>
-        <w:spacing w:line="336" w:lineRule="auto" w:after="180"/>
-      </w:pPr>
-      <w:r>
-        <w:rPr>
-          <w:b/>
-        </w:rPr>
-        <w:t>Prompt</w:t>
-      </w:r>
-      <w:r>
-        <w:rPr>
-          <w:b w:val="0"/>
-        </w:rPr>
-        <w:t xml:space="preserve"> A is tested on easy requests and B on requests with missing data. B scores lower. Design a fair comparison and specify what to do when </w:t>
-      </w:r>
-      <w:r>
-        <w:rPr>
-          <w:b/>
-        </w:rPr>
-        <w:t>output</w:t>
-      </w:r>
-      <w:r>
-        <w:rPr>
-          <w:b w:val="0"/>
-        </w:rPr>
-        <w:t>s vary across runs.</w:t>
-      </w:r>
-    </w:p>
-    <w:p>
-      <w:pPr>
-        <w:pStyle w:val="Heading3"/>
-      </w:pPr>
-      <w:r>
-        <w:t>Explain the mechanism, evidence and one limit.</w:t>
-      </w:r>
-    </w:p>
-    <w:p>
-      <w:r>
-        <w:t>________________________________________________________________</w:t>
-      </w:r>
-    </w:p>
-    <w:p>
-      <w:r>
-        <w:t>________________________________________________________________</w:t>
-      </w:r>
-    </w:p>
-    <w:p>
-      <w:r>
-        <w:t>________________________________________________________________</w:t>
-      </w:r>
-    </w:p>
-    <w:p>
-      <w:r>
-        <w:t>________________________________________________________________</w:t>
-      </w:r>
-    </w:p>
-    <w:p>
-      <w:r>
-        <w:t>________________________________________________________________</w:t>
-      </w:r>
-    </w:p>
-    <w:p>
-      <w:r>
-        <w:t>________________________________________________________________</w:t>
-      </w:r>
-    </w:p>
-    <w:p>
-      <w:r>
-        <w:t>________________________________________________________________</w:t>
-      </w:r>
-    </w:p>
-    <w:p>
-      <w:pPr>
-        <w:pStyle w:val="Heading3"/>
-      </w:pPr>
-      <w:r>
-        <w:t>Use feedback to improve</w:t>
-      </w:r>
-    </w:p>
-    <w:p>
-      <w:pPr>
-        <w:spacing w:line="336" w:lineRule="auto" w:after="180"/>
-      </w:pPr>
-      <w:r>
-        <w:rPr>
-          <w:b w:val="0"/>
-        </w:rPr>
-        <w:t>Attempt the independent case before hints. Record whether you worked alone, used a hint or followed a model. After feedback, fix the first unsupported step and explain why it changed.</w:t>
-      </w:r>
-    </w:p>
-    <w:p>
-      <w:pPr>
-        <w:spacing w:line="336" w:lineRule="auto" w:after="180"/>
-      </w:pPr>
-      <w:r>
-        <w:rPr>
-          <w:b w:val="0"/>
-        </w:rPr>
-        <w:t>A later check uses a changed case, not a copied answer.</w:t>
-      </w:r>
-    </w:p>
-    <w:p>
-      <w:pPr>
-        <w:pStyle w:val="Heading1"/>
-      </w:pPr>
-      <w:r>
-        <w:t>15. Your lesson route</w:t>
-      </w:r>
-    </w:p>
-    <w:p>
-      <w:r>
-        <w:t>Use this map to navigate Prompt Experiments, connect the goals to tasks and keep one evidence record for each attempt.</w:t>
-      </w:r>
-    </w:p>
-    <w:p>
-      <w:pPr>
-        <w:spacing w:line="336" w:lineRule="auto" w:after="180"/>
-      </w:pPr>
-      <w:r>
-        <w:rPr>
-          <w:b w:val="0"/>
-        </w:rPr>
-        <w:t xml:space="preserve">Start with this question: A fictional book-help project tests two </w:t>
-      </w:r>
-      <w:r>
-        <w:rPr>
-          <w:b/>
-        </w:rPr>
-        <w:t>prompt</w:t>
-      </w:r>
-      <w:r>
-        <w:rPr>
-          <w:b w:val="0"/>
-        </w:rPr>
-        <w:t xml:space="preserve"> versions on seven shared development cases.</w:t>
+        <w:t>15. Reference: original lesson checklist</w:t>
+      </w:r>
+    </w:p>
+    <w:p>
+      <w:r>
+        <w:t>Use an additional checklist when it helps inspect your explanation.</w:t>
+      </w:r>
+    </w:p>
+    <w:p>
+      <w:pPr>
+        <w:pStyle w:val="Heading2"/>
+      </w:pPr>
+      <w:r>
+        <w:t>Targets and evidence</w:t>
       </w:r>
     </w:p>
     <w:tbl>
@@ -6206,6 +6799,14 @@
     </w:tbl>
     <w:p>
       <w:pPr>
+        <w:pStyle w:val="Heading2"/>
+      </w:pPr>
+      <w:r>
+        <w:t>Keep your route and first prediction</w:t>
+      </w:r>
+    </w:p>
+    <w:p>
+      <w:pPr>
         <w:spacing w:line="336" w:lineRule="auto" w:after="180"/>
       </w:pPr>
       <w:r>
@@ -6264,15 +6865,159 @@
     </w:p>
     <w:p>
       <w:pPr>
+        <w:pStyle w:val="Heading2"/>
+      </w:pPr>
+      <w:r>
+        <w:t>Earlier wording, alternatives and picture transcripts · reference / check after trying</w:t>
+      </w:r>
+    </w:p>
+    <w:p>
+      <w:pPr>
+        <w:spacing w:line="336" w:lineRule="auto" w:after="180"/>
+      </w:pPr>
+      <w:r>
+        <w:rPr>
+          <w:b w:val="0"/>
+        </w:rPr>
+        <w:t xml:space="preserve">Start with this question: A fictional book-help project tests two </w:t>
+      </w:r>
+      <w:r>
+        <w:rPr>
+          <w:b/>
+        </w:rPr>
+        <w:t>prompt</w:t>
+      </w:r>
+      <w:r>
+        <w:rPr>
+          <w:b w:val="0"/>
+        </w:rPr>
+        <w:t xml:space="preserve"> versions on seven shared development cases.</w:t>
+      </w:r>
+    </w:p>
+    <w:p>
+      <w:pPr>
         <w:pStyle w:val="Heading1"/>
       </w:pPr>
       <w:r>
-        <w:t>16. Finish and return</w:t>
-      </w:r>
-    </w:p>
-    <w:p>
-      <w:r>
-        <w:t>Explain Prompt Experiments without notes, identify a remaining question and plan a later check with a changed case.</w:t>
+        <w:t>17. Extra practice: pictures, repair and feedback</w:t>
+      </w:r>
+    </w:p>
+    <w:p>
+      <w:r>
+        <w:t>Attempt each question before opening its explanation. Use one browser or paper copy.</w:t>
+      </w:r>
+    </w:p>
+    <w:p>
+      <w:pPr>
+        <w:pStyle w:val="Heading2"/>
+      </w:pPr>
+      <w:r>
+        <w:t>First supported question</w:t>
+      </w:r>
+    </w:p>
+    <w:p>
+      <w:pPr>
+        <w:pStyle w:val="ListBullet"/>
+      </w:pPr>
+      <w:r>
+        <w:t>A fictional book-help project tests two prompt versions on seven shared development cases.</w:t>
+      </w:r>
+    </w:p>
+    <w:p>
+      <w:pPr>
+        <w:pStyle w:val="Heading3"/>
+      </w:pPr>
+      <w:r>
+        <w:t>Practice 1: explain the deciding evidence</w:t>
+      </w:r>
+    </w:p>
+    <w:p>
+      <w:pPr>
+        <w:pStyle w:val="ListBullet"/>
+      </w:pPr>
+      <w:r>
+        <w:t>Which labelled step matches this detail? Q improves overall count but worsens missing-source behavior; use the declared priorities.</w:t>
+      </w:r>
+    </w:p>
+    <w:p>
+      <w:pPr>
+        <w:pStyle w:val="ListBullet"/>
+      </w:pPr>
+      <w:r>
+        <w:t>1. Decide explicitly</w:t>
+      </w:r>
+    </w:p>
+    <w:p>
+      <w:pPr>
+        <w:pStyle w:val="ListBullet"/>
+      </w:pPr>
+      <w:r>
+        <w:t>2. Paired setup</w:t>
+      </w:r>
+    </w:p>
+    <w:p>
+      <w:pPr>
+        <w:pStyle w:val="ListBullet"/>
+      </w:pPr>
+      <w:r>
+        <w:t>3. Missing-source slice</w:t>
+      </w:r>
+    </w:p>
+    <w:p>
+      <w:pPr>
+        <w:pStyle w:val="ListBullet"/>
+      </w:pPr>
+      <w:r>
+        <w:t>4. Overall rates</w:t>
+      </w:r>
+    </w:p>
+    <w:p>
+      <w:pPr>
+        <w:pStyle w:val="Heading3"/>
+      </w:pPr>
+      <w:r>
+        <w:t>My selected conclusion, deciding fact and explanation</w:t>
+      </w:r>
+    </w:p>
+    <w:p>
+      <w:r>
+        <w:t>________________________________________________________________</w:t>
+      </w:r>
+    </w:p>
+    <w:p>
+      <w:r>
+        <w:t>________________________________________________________________</w:t>
+      </w:r>
+    </w:p>
+    <w:p>
+      <w:r>
+        <w:t>________________________________________________________________</w:t>
+      </w:r>
+    </w:p>
+    <w:p>
+      <w:r>
+        <w:t>________________________________________________________________</w:t>
+      </w:r>
+    </w:p>
+    <w:p>
+      <w:r>
+        <w:t>________________________________________________________________</w:t>
+      </w:r>
+    </w:p>
+    <w:p>
+      <w:pPr>
+        <w:pStyle w:val="ListBullet"/>
+      </w:pPr>
+      <w:r>
+        <w:t>Hint if needed: Read the steps in the pictorial case. Match the supplied detail to the stage that performs or records it.</w:t>
+      </w:r>
+    </w:p>
+    <w:p>
+      <w:pPr>
+        <w:pStyle w:val="Heading2"/>
+      </w:pPr>
+      <w:r>
+        <w:t>Check the first explanation · reference / check after trying</w:t>
       </w:r>
     </w:p>
     <w:p>
@@ -6283,31 +7028,290 @@
         <w:rPr>
           <w:b w:val="0"/>
         </w:rPr>
-        <w:t xml:space="preserve">Close your notes. Explain this goal in your own words: Explain the </w:t>
+        <w:t>After your attempt, compare with the supported explanation: Decide explicitly Q improves overall count but worsens missing-source behavior; use the declared priorities.</w:t>
+      </w:r>
+    </w:p>
+    <w:p>
+      <w:pPr>
+        <w:spacing w:line="336" w:lineRule="auto" w:after="180"/>
+      </w:pPr>
+      <w:r>
+        <w:rPr>
+          <w:b w:val="0"/>
+        </w:rPr>
+        <w:t>A larger total can conceal a more serious failure category. Paired records show which cases changed, not just how many passed. If refusing unsupported claims is mandatory, Q’s overall advantage may not justify selection.</w:t>
+      </w:r>
+    </w:p>
+    <w:p>
+      <w:pPr>
+        <w:spacing w:line="336" w:lineRule="auto" w:after="180"/>
+      </w:pPr>
+      <w:r>
+        <w:rPr>
+          <w:b w:val="0"/>
+        </w:rPr>
+        <w:t>Keep the failing examples for development and obtain fresh cases after choosing a final version.</w:t>
+      </w:r>
+    </w:p>
+    <w:p>
+      <w:pPr>
+        <w:pStyle w:val="Heading2"/>
+      </w:pPr>
+      <w:r>
+        <w:t>Changed-case question</w:t>
+      </w:r>
+    </w:p>
+    <w:p>
+      <w:pPr>
+        <w:pStyle w:val="Heading3"/>
+      </w:pPr>
+      <w:r>
+        <w:t>Practice 2: explain the deciding evidence</w:t>
+      </w:r>
+    </w:p>
+    <w:p>
+      <w:pPr>
+        <w:pStyle w:val="ListBullet"/>
+      </w:pPr>
+      <w:r>
+        <w:t>Changed-case practice: Make missing-source correctness a required selection gate. Which conclusion is supported by the supplied facts?</w:t>
+      </w:r>
+    </w:p>
+    <w:p>
+      <w:pPr>
+        <w:pStyle w:val="ListBullet"/>
+      </w:pPr>
+      <w:r>
+        <w:t>1. We can decide the result without examining the changed input or the procedure.</w:t>
+      </w:r>
+    </w:p>
+    <w:p>
+      <w:pPr>
+        <w:pStyle w:val="ListBullet"/>
+      </w:pPr>
+      <w:r>
+        <w:t>2. Neither prompt clears a 2/2 gate on these records.</w:t>
+      </w:r>
+    </w:p>
+    <w:p>
+      <w:pPr>
+        <w:pStyle w:val="ListBullet"/>
+      </w:pPr>
+      <w:r>
+        <w:t>3. This one example guarantees correct results for every future input.</w:t>
+      </w:r>
+    </w:p>
+    <w:p>
+      <w:pPr>
+        <w:pStyle w:val="Heading3"/>
+      </w:pPr>
+      <w:r>
+        <w:t>My selected conclusion, deciding fact and explanation</w:t>
+      </w:r>
+    </w:p>
+    <w:p>
+      <w:r>
+        <w:t>________________________________________________________________</w:t>
+      </w:r>
+    </w:p>
+    <w:p>
+      <w:r>
+        <w:t>________________________________________________________________</w:t>
+      </w:r>
+    </w:p>
+    <w:p>
+      <w:r>
+        <w:t>________________________________________________________________</w:t>
+      </w:r>
+    </w:p>
+    <w:p>
+      <w:r>
+        <w:t>________________________________________________________________</w:t>
+      </w:r>
+    </w:p>
+    <w:p>
+      <w:r>
+        <w:t>________________________________________________________________</w:t>
+      </w:r>
+    </w:p>
+    <w:p>
+      <w:pPr>
+        <w:pStyle w:val="ListBullet"/>
+      </w:pPr>
+      <w:r>
+        <w:t>Hint if needed: Use the changed condition and the deciding step in the pictorial trace. The answer must say what follows from those facts.</w:t>
+      </w:r>
+    </w:p>
+    <w:p>
+      <w:pPr>
+        <w:pStyle w:val="Heading2"/>
+      </w:pPr>
+      <w:r>
+        <w:t>Check the changed case · reference / check after trying</w:t>
+      </w:r>
+    </w:p>
+    <w:p>
+      <w:pPr>
+        <w:spacing w:line="336" w:lineRule="auto" w:after="180"/>
+      </w:pPr>
+      <w:r>
+        <w:rPr>
+          <w:b w:val="0"/>
+        </w:rPr>
+        <w:t xml:space="preserve">After your attempt, compare with the supported explanation: Neither </w:t>
       </w:r>
       <w:r>
         <w:rPr>
           <w:b/>
         </w:rPr>
-        <w:t>mechanism</w:t>
+        <w:t>prompt</w:t>
       </w:r>
       <w:r>
         <w:rPr>
           <w:b w:val="0"/>
         </w:rPr>
-        <w:t xml:space="preserve"> and terminology of controlled </w:t>
+        <w:t xml:space="preserve"> clears a 2/2 gate on these records. P fails 7 and Q fails both 4 and 7; both need revision.</w:t>
+      </w:r>
+    </w:p>
+    <w:p>
+      <w:pPr>
+        <w:pStyle w:val="Heading2"/>
+      </w:pPr>
+      <w:r>
+        <w:t>Repair and save your work</w:t>
+      </w:r>
+    </w:p>
+    <w:p>
+      <w:pPr>
+        <w:spacing w:line="336" w:lineRule="auto" w:after="180"/>
+      </w:pPr>
+      <w:r>
+        <w:rPr>
+          <w:b w:val="0"/>
+        </w:rPr>
+        <w:t xml:space="preserve">Review Predictive vs Generative (ai-2/27). Goal: Distinguish discriminative </w:t>
       </w:r>
       <w:r>
         <w:rPr>
           <w:b/>
         </w:rPr>
-        <w:t>prompt</w:t>
+        <w:t>prediction</w:t>
       </w:r>
       <w:r>
         <w:rPr>
           <w:b w:val="0"/>
         </w:rPr>
-        <w:t xml:space="preserve"> experiments</w:t>
+        <w:t xml:space="preserve"> from generation by inspecting the requested </w:t>
+      </w:r>
+      <w:r>
+        <w:rPr>
+          <w:b/>
+        </w:rPr>
+        <w:t>output</w:t>
+      </w:r>
+      <w:r>
+        <w:rPr>
+          <w:b w:val="0"/>
+        </w:rPr>
+        <w:t>.</w:t>
+      </w:r>
+    </w:p>
+    <w:p>
+      <w:pPr>
+        <w:spacing w:line="336" w:lineRule="auto" w:after="180"/>
+      </w:pPr>
+      <w:r>
+        <w:rPr>
+          <w:b w:val="0"/>
+        </w:rPr>
+        <w:t>Short practice: Does matching the physical box in the changed table prove the generator measures boxes?. Return to this week and explain what you changed.</w:t>
+      </w:r>
+    </w:p>
+    <w:p>
+      <w:pPr>
+        <w:spacing w:line="336" w:lineRule="auto" w:after="180"/>
+      </w:pPr>
+      <w:r>
+        <w:rPr>
+          <w:b w:val="0"/>
+        </w:rPr>
+        <w:t>Review Text as Pieces (ai-2/25). Goal: Encode and decode text under an explicit toy vocabulary. Short practice: Why is the unknown ! at position 10 rather than position 9?. Return to this week and explain what you changed.</w:t>
+      </w:r>
+    </w:p>
+    <w:p>
+      <w:pPr>
+        <w:spacing w:line="336" w:lineRule="auto" w:after="180"/>
+      </w:pPr>
+      <w:r>
+        <w:rPr>
+          <w:b w:val="0"/>
+        </w:rPr>
+        <w:t xml:space="preserve">Review Nearest Neighbor Reasoning (ai-2/22). Goal: Compute absolute distances and rank </w:t>
+      </w:r>
+      <w:r>
+        <w:rPr>
+          <w:b/>
+        </w:rPr>
+        <w:t>training</w:t>
+      </w:r>
+      <w:r>
+        <w:rPr>
+          <w:b w:val="0"/>
+        </w:rPr>
+        <w:t xml:space="preserve"> neighbours. Short practice: Why do k=1 and k=3 disagree for the original query?. Return to this week and explain what you changed.</w:t>
+      </w:r>
+    </w:p>
+    <w:p>
+      <w:pPr>
+        <w:spacing w:line="336" w:lineRule="auto" w:after="180"/>
+      </w:pPr>
+      <w:r>
+        <w:rPr>
+          <w:b w:val="0"/>
+        </w:rPr>
+        <w:t xml:space="preserve">Use Download completed work in the hosted lesson to export your answers, reflections, practice feedback and code-run </w:t>
+      </w:r>
+      <w:r>
+        <w:rPr>
+          <w:b/>
+        </w:rPr>
+        <w:t>evidence</w:t>
+      </w:r>
+      <w:r>
+        <w:rPr>
+          <w:b w:val="0"/>
+        </w:rPr>
+        <w:t>. Open the HTML copy to read or print it.</w:t>
+      </w:r>
+    </w:p>
+    <w:p>
+      <w:pPr>
+        <w:spacing w:line="336" w:lineRule="auto" w:after="180"/>
+      </w:pPr>
+      <w:r>
+        <w:rPr>
+          <w:b w:val="0"/>
+        </w:rPr>
+        <w:t>Drafts stay in this browser when storage is available; clear drafts on a shared device.</w:t>
+      </w:r>
+    </w:p>
+    <w:p>
+      <w:pPr>
+        <w:pStyle w:val="Heading2"/>
+      </w:pPr>
+      <w:r>
+        <w:t>Earlier wording, alternatives and picture transcripts · reference / check after trying</w:t>
+      </w:r>
+    </w:p>
+    <w:p>
+      <w:pPr>
+        <w:spacing w:line="336" w:lineRule="auto" w:after="180"/>
+      </w:pPr>
+      <w:r>
+        <w:rPr>
+          <w:b w:val="0"/>
+        </w:rPr>
+        <w:t>Use this supported practice once, in the browser or on paper. Keep the reserved independent assessment for a separate first attempt before teacher feedback.</w:t>
       </w:r>
     </w:p>
     <w:p>
@@ -6315,90 +7319,15 @@
         <w:pStyle w:val="Heading3"/>
       </w:pPr>
       <w:r>
-        <w:t>My deciding step, evidence and one remaining question</w:t>
-      </w:r>
-    </w:p>
-    <w:p>
-      <w:r>
-        <w:t>________________________________________________________________</w:t>
-      </w:r>
-    </w:p>
-    <w:p>
-      <w:r>
-        <w:t>________________________________________________________________</w:t>
-      </w:r>
-    </w:p>
-    <w:p>
-      <w:r>
-        <w:t>________________________________________________________________</w:t>
-      </w:r>
-    </w:p>
-    <w:p>
-      <w:r>
-        <w:t>________________________________________________________________</w:t>
-      </w:r>
-    </w:p>
-    <w:p>
-      <w:r>
-        <w:t>________________________________________________________________</w:t>
-      </w:r>
-    </w:p>
-    <w:p>
-      <w:pPr>
-        <w:spacing w:line="336" w:lineRule="auto" w:after="180"/>
-      </w:pPr>
-      <w:r>
-        <w:rPr>
-          <w:b w:val="0"/>
-        </w:rPr>
-        <w:t xml:space="preserve">If you are unsure, return to the worked picture and explain one arrow. If you are ready, change an </w:t>
-      </w:r>
-      <w:r>
-        <w:rPr>
-          <w:b/>
-        </w:rPr>
-        <w:t>input</w:t>
-      </w:r>
-      <w:r>
-        <w:rPr>
-          <w:b w:val="0"/>
-        </w:rPr>
-        <w:t xml:space="preserve"> or assumption and justify your </w:t>
-      </w:r>
-      <w:r>
-        <w:rPr>
-          <w:b/>
-        </w:rPr>
-        <w:t>prediction</w:t>
-      </w:r>
-      <w:r>
-        <w:rPr>
-          <w:b w:val="0"/>
-        </w:rPr>
-        <w:t>.</w:t>
-      </w:r>
-    </w:p>
-    <w:p>
-      <w:pPr>
-        <w:spacing w:line="336" w:lineRule="auto" w:after="180"/>
-      </w:pPr>
-      <w:r>
-        <w:rPr>
-          <w:b w:val="0"/>
-        </w:rPr>
-        <w:t xml:space="preserve">Save your workbook </w:t>
-      </w:r>
-      <w:r>
-        <w:rPr>
-          <w:b/>
-        </w:rPr>
-        <w:t>evidence</w:t>
-      </w:r>
-      <w:r>
-        <w:rPr>
-          <w:b w:val="0"/>
-        </w:rPr>
-        <w:t>. At the next review, try a different case before opening your old answer.</w:t>
+        <w:t>Repair a missing building block</w:t>
+      </w:r>
+    </w:p>
+    <w:p>
+      <w:pPr>
+        <w:pStyle w:val="Heading3"/>
+      </w:pPr>
+      <w:r>
+        <w:t>Keep your completed work</w:t>
       </w:r>
     </w:p>
     <w:p>
@@ -6406,543 +7335,17 @@
         <w:pStyle w:val="Heading1"/>
       </w:pPr>
       <w:r>
-        <w:t>17. Supported practice, repair and portfolio</w:t>
-      </w:r>
-    </w:p>
-    <w:p>
-      <w:r>
-        <w:t>Attempt supported questions before using hints or feedback. Review a missing building block, then keep the completed work.</w:t>
-      </w:r>
-    </w:p>
-    <w:p>
-      <w:pPr>
-        <w:spacing w:line="336" w:lineRule="auto" w:after="180"/>
-      </w:pPr>
-      <w:r>
-        <w:rPr>
-          <w:b w:val="0"/>
-        </w:rPr>
-        <w:t>Use this supported practice once, in the browser or on paper. Keep the reserved independent assessment for a separate first attempt before teacher feedback.</w:t>
-      </w:r>
-    </w:p>
-    <w:p>
-      <w:pPr>
-        <w:spacing w:line="336" w:lineRule="auto" w:after="180"/>
-      </w:pPr>
-      <w:r>
-        <w:rPr>
-          <w:b w:val="0"/>
-        </w:rPr>
-        <w:t xml:space="preserve">A fictional book-help project tests two </w:t>
-      </w:r>
-      <w:r>
-        <w:rPr>
-          <w:b/>
-        </w:rPr>
-        <w:t>prompt</w:t>
-      </w:r>
-      <w:r>
-        <w:rPr>
-          <w:b w:val="0"/>
-        </w:rPr>
-        <w:t xml:space="preserve"> versions on seven shared development cases.</w:t>
-      </w:r>
-    </w:p>
-    <w:p>
-      <w:pPr>
-        <w:pStyle w:val="Heading3"/>
-      </w:pPr>
-      <w:r>
-        <w:t>Practice 1: explain the deciding evidence</w:t>
-      </w:r>
-    </w:p>
-    <w:p>
-      <w:pPr>
-        <w:spacing w:line="336" w:lineRule="auto" w:after="180"/>
-      </w:pPr>
-      <w:r>
-        <w:rPr>
-          <w:b w:val="0"/>
-        </w:rPr>
-        <w:t>Which labelled step matches this detail? Q improves overall count but worsens missing-source behavior; use the declared priorities.</w:t>
-      </w:r>
-    </w:p>
-    <w:p>
-      <w:pPr>
-        <w:spacing w:line="336" w:lineRule="auto" w:after="180"/>
-        <w:shd w:fill="F4F9FC"/>
-      </w:pPr>
-      <w:r>
-        <w:rPr>
-          <w:b w:val="0"/>
-        </w:rPr>
-        <w:t>1. Decide explicitly</w:t>
-      </w:r>
-    </w:p>
-    <w:p>
-      <w:pPr>
-        <w:spacing w:line="336" w:lineRule="auto" w:after="180"/>
-        <w:shd w:fill="F4F9FC"/>
-      </w:pPr>
-      <w:r>
-        <w:rPr>
-          <w:b w:val="0"/>
-        </w:rPr>
-        <w:t>2. Paired setup</w:t>
-      </w:r>
-    </w:p>
-    <w:p>
-      <w:pPr>
-        <w:spacing w:line="336" w:lineRule="auto" w:after="180"/>
-        <w:shd w:fill="F4F9FC"/>
-      </w:pPr>
-      <w:r>
-        <w:rPr>
-          <w:b w:val="0"/>
-        </w:rPr>
-        <w:t>3. Missing-source slice</w:t>
-      </w:r>
-    </w:p>
-    <w:p>
-      <w:pPr>
-        <w:spacing w:line="336" w:lineRule="auto" w:after="180"/>
-        <w:shd w:fill="F4F9FC"/>
-      </w:pPr>
-      <w:r>
-        <w:rPr>
-          <w:b w:val="0"/>
-        </w:rPr>
-        <w:t>4. Overall rates</w:t>
-      </w:r>
-    </w:p>
-    <w:p>
-      <w:pPr>
-        <w:pStyle w:val="Heading3"/>
-      </w:pPr>
-      <w:r>
-        <w:t>My selected conclusion, deciding fact and explanation</w:t>
-      </w:r>
-    </w:p>
-    <w:p>
-      <w:r>
-        <w:t>________________________________________________________________</w:t>
-      </w:r>
-    </w:p>
-    <w:p>
-      <w:r>
-        <w:t>________________________________________________________________</w:t>
-      </w:r>
-    </w:p>
-    <w:p>
-      <w:r>
-        <w:t>________________________________________________________________</w:t>
-      </w:r>
-    </w:p>
-    <w:p>
-      <w:r>
-        <w:t>________________________________________________________________</w:t>
-      </w:r>
-    </w:p>
-    <w:p>
-      <w:r>
-        <w:t>________________________________________________________________</w:t>
-      </w:r>
-    </w:p>
-    <w:p>
-      <w:pPr>
-        <w:pStyle w:val="Heading3"/>
-      </w:pPr>
-      <w:r>
-        <w:t>Hint · try first</w:t>
-      </w:r>
-    </w:p>
-    <w:p>
-      <w:pPr>
-        <w:spacing w:line="336" w:lineRule="auto" w:after="180"/>
-        <w:shd w:fill="F1F6F8"/>
-      </w:pPr>
-      <w:r>
-        <w:rPr>
-          <w:b w:val="0"/>
-        </w:rPr>
-        <w:t>Hint if needed: Read the steps in the pictorial case. Match the supplied detail to the stage that performs or records it.</w:t>
-      </w:r>
-    </w:p>
-    <w:p>
-      <w:pPr>
-        <w:pStyle w:val="Heading3"/>
-      </w:pPr>
-      <w:r>
-        <w:t>Feedback · compare after trying</w:t>
-      </w:r>
-    </w:p>
-    <w:p>
-      <w:pPr>
-        <w:spacing w:line="336" w:lineRule="auto" w:after="180"/>
-        <w:shd w:fill="F1F6FC"/>
-      </w:pPr>
-      <w:r>
-        <w:rPr>
-          <w:b w:val="0"/>
-        </w:rPr>
-        <w:t>After your attempt, compare with the supported explanation: Decide explicitly Q improves overall count but worsens missing-source behavior; use the declared priorities.</w:t>
-      </w:r>
-    </w:p>
-    <w:p>
-      <w:pPr>
-        <w:spacing w:line="336" w:lineRule="auto" w:after="180"/>
-        <w:shd w:fill="F1F6FC"/>
-      </w:pPr>
-      <w:r>
-        <w:rPr>
-          <w:b w:val="0"/>
-        </w:rPr>
-        <w:t>A larger total can conceal a more serious failure category. Paired records show which cases changed, not just how many passed. If refusing unsupported claims is mandatory, Q’s overall advantage may not justify selection.</w:t>
-      </w:r>
-    </w:p>
-    <w:p>
-      <w:pPr>
-        <w:spacing w:line="336" w:lineRule="auto" w:after="180"/>
-        <w:shd w:fill="F1F6FC"/>
-      </w:pPr>
-      <w:r>
-        <w:rPr>
-          <w:b w:val="0"/>
-        </w:rPr>
-        <w:t>Keep the failing examples for development and obtain fresh cases after choosing a final version.</w:t>
-      </w:r>
-    </w:p>
-    <w:p>
-      <w:pPr>
-        <w:pStyle w:val="Heading3"/>
-      </w:pPr>
-      <w:r>
-        <w:t>Practice 2: explain the deciding evidence</w:t>
-      </w:r>
-    </w:p>
-    <w:p>
-      <w:pPr>
-        <w:pStyle w:val="Heading3"/>
-      </w:pPr>
-      <w:r>
-        <w:t>Changed case · predict first</w:t>
-      </w:r>
-    </w:p>
-    <w:p>
-      <w:pPr>
-        <w:spacing w:line="336" w:lineRule="auto" w:after="180"/>
-        <w:shd w:fill="F5F1FB"/>
-      </w:pPr>
-      <w:r>
-        <w:rPr>
-          <w:b w:val="0"/>
-        </w:rPr>
-        <w:t>Changed-case practice: Make missing-source correctness a required selection gate. Which conclusion is supported by the supplied facts?</w:t>
-      </w:r>
-    </w:p>
-    <w:p>
-      <w:pPr>
-        <w:spacing w:line="336" w:lineRule="auto" w:after="180"/>
-        <w:shd w:fill="F4F9FC"/>
-      </w:pPr>
-      <w:r>
-        <w:rPr>
-          <w:b w:val="0"/>
-        </w:rPr>
-        <w:t xml:space="preserve">1. We can decide the result without examining the changed </w:t>
-      </w:r>
-      <w:r>
-        <w:rPr>
-          <w:b/>
-        </w:rPr>
-        <w:t>input</w:t>
-      </w:r>
-      <w:r>
-        <w:rPr>
-          <w:b w:val="0"/>
-        </w:rPr>
-        <w:t xml:space="preserve"> or the procedure.</w:t>
-      </w:r>
-    </w:p>
-    <w:p>
-      <w:pPr>
-        <w:spacing w:line="336" w:lineRule="auto" w:after="180"/>
-        <w:shd w:fill="F4F9FC"/>
-      </w:pPr>
-      <w:r>
-        <w:rPr>
-          <w:b w:val="0"/>
-        </w:rPr>
-        <w:t xml:space="preserve">2. Neither </w:t>
-      </w:r>
-      <w:r>
-        <w:rPr>
-          <w:b/>
-        </w:rPr>
-        <w:t>prompt</w:t>
-      </w:r>
-      <w:r>
-        <w:rPr>
-          <w:b w:val="0"/>
-        </w:rPr>
-        <w:t xml:space="preserve"> clears a 2/2 gate on these records.</w:t>
-      </w:r>
-    </w:p>
-    <w:p>
-      <w:pPr>
-        <w:spacing w:line="336" w:lineRule="auto" w:after="180"/>
-        <w:shd w:fill="F4F9FC"/>
-      </w:pPr>
-      <w:r>
-        <w:rPr>
-          <w:b w:val="0"/>
-        </w:rPr>
-        <w:t xml:space="preserve">3. This one example guarantees correct results for every future </w:t>
-      </w:r>
-      <w:r>
-        <w:rPr>
-          <w:b/>
-        </w:rPr>
-        <w:t>input</w:t>
-      </w:r>
-      <w:r>
-        <w:rPr>
-          <w:b w:val="0"/>
-        </w:rPr>
-        <w:t>.</w:t>
-      </w:r>
-    </w:p>
-    <w:p>
-      <w:pPr>
-        <w:pStyle w:val="Heading3"/>
-      </w:pPr>
-      <w:r>
-        <w:t>My selected conclusion, deciding fact and explanation</w:t>
-      </w:r>
-    </w:p>
-    <w:p>
-      <w:r>
-        <w:t>________________________________________________________________</w:t>
-      </w:r>
-    </w:p>
-    <w:p>
-      <w:r>
-        <w:t>________________________________________________________________</w:t>
-      </w:r>
-    </w:p>
-    <w:p>
-      <w:r>
-        <w:t>________________________________________________________________</w:t>
-      </w:r>
-    </w:p>
-    <w:p>
-      <w:r>
-        <w:t>________________________________________________________________</w:t>
-      </w:r>
-    </w:p>
-    <w:p>
-      <w:r>
-        <w:t>________________________________________________________________</w:t>
-      </w:r>
-    </w:p>
-    <w:p>
-      <w:pPr>
-        <w:pStyle w:val="Heading3"/>
-      </w:pPr>
-      <w:r>
-        <w:t>Hint · try first</w:t>
-      </w:r>
-    </w:p>
-    <w:p>
-      <w:pPr>
-        <w:spacing w:line="336" w:lineRule="auto" w:after="180"/>
-        <w:shd w:fill="F1F6F8"/>
-      </w:pPr>
-      <w:r>
-        <w:rPr>
-          <w:b w:val="0"/>
-        </w:rPr>
-        <w:t>Hint if needed: Use the changed condition and the deciding step in the pictorial trace. The answer must say what follows from those facts.</w:t>
-      </w:r>
-    </w:p>
-    <w:p>
-      <w:pPr>
-        <w:pStyle w:val="Heading3"/>
-      </w:pPr>
-      <w:r>
-        <w:t>Feedback · compare after trying</w:t>
-      </w:r>
-    </w:p>
-    <w:p>
-      <w:pPr>
-        <w:spacing w:line="336" w:lineRule="auto" w:after="180"/>
-        <w:shd w:fill="F1F6FC"/>
-      </w:pPr>
-      <w:r>
-        <w:rPr>
-          <w:b w:val="0"/>
-        </w:rPr>
-        <w:t xml:space="preserve">After your attempt, compare with the supported explanation: Neither </w:t>
-      </w:r>
-      <w:r>
-        <w:rPr>
-          <w:b/>
-        </w:rPr>
-        <w:t>prompt</w:t>
-      </w:r>
-      <w:r>
-        <w:rPr>
-          <w:b w:val="0"/>
-        </w:rPr>
-        <w:t xml:space="preserve"> clears a 2/2 gate on these records. P fails 7 and Q fails both 4 and 7; both need revision.</w:t>
-      </w:r>
-    </w:p>
-    <w:p>
-      <w:pPr>
-        <w:pStyle w:val="Heading3"/>
-      </w:pPr>
-      <w:r>
-        <w:t>Repair a missing building block</w:t>
-      </w:r>
-    </w:p>
-    <w:p>
-      <w:pPr>
-        <w:spacing w:line="336" w:lineRule="auto" w:after="180"/>
-      </w:pPr>
-      <w:r>
-        <w:rPr>
-          <w:b w:val="0"/>
-        </w:rPr>
-        <w:t xml:space="preserve">Review Predictive vs Generative (ai-2/27). Goal: Distinguish discriminative </w:t>
-      </w:r>
-      <w:r>
-        <w:rPr>
-          <w:b/>
-        </w:rPr>
-        <w:t>prediction</w:t>
-      </w:r>
-      <w:r>
-        <w:rPr>
-          <w:b w:val="0"/>
-        </w:rPr>
-        <w:t xml:space="preserve"> from generation by inspecting the requested </w:t>
-      </w:r>
-      <w:r>
-        <w:rPr>
-          <w:b/>
-        </w:rPr>
-        <w:t>output</w:t>
-      </w:r>
-      <w:r>
-        <w:rPr>
-          <w:b w:val="0"/>
-        </w:rPr>
-        <w:t>.</w:t>
-      </w:r>
-    </w:p>
-    <w:p>
-      <w:pPr>
-        <w:spacing w:line="336" w:lineRule="auto" w:after="180"/>
-      </w:pPr>
-      <w:r>
-        <w:rPr>
-          <w:b w:val="0"/>
-        </w:rPr>
-        <w:t>Short practice: Does matching the physical box in the changed table prove the generator measures boxes?. Return to this week and explain what you changed.</w:t>
-      </w:r>
-    </w:p>
-    <w:p>
-      <w:pPr>
-        <w:spacing w:line="336" w:lineRule="auto" w:after="180"/>
-      </w:pPr>
-      <w:r>
-        <w:rPr>
-          <w:b w:val="0"/>
-        </w:rPr>
-        <w:t>Review Text as Pieces (ai-2/25). Goal: Encode and decode text under an explicit toy vocabulary. Short practice: Why is the unknown ! at position 10 rather than position 9?. Return to this week and explain what you changed.</w:t>
-      </w:r>
-    </w:p>
-    <w:p>
-      <w:pPr>
-        <w:spacing w:line="336" w:lineRule="auto" w:after="180"/>
-      </w:pPr>
-      <w:r>
-        <w:rPr>
-          <w:b w:val="0"/>
-        </w:rPr>
-        <w:t xml:space="preserve">Review Nearest Neighbor Reasoning (ai-2/22). Goal: Compute absolute distances and rank </w:t>
-      </w:r>
-      <w:r>
-        <w:rPr>
-          <w:b/>
-        </w:rPr>
-        <w:t>training</w:t>
-      </w:r>
-      <w:r>
-        <w:rPr>
-          <w:b w:val="0"/>
-        </w:rPr>
-        <w:t xml:space="preserve"> neighbours. Short practice: Why do k=1 and k=3 disagree for the original query?. Return to this week and explain what you changed.</w:t>
-      </w:r>
-    </w:p>
-    <w:p>
-      <w:pPr>
-        <w:pStyle w:val="Heading3"/>
-      </w:pPr>
-      <w:r>
-        <w:t>Keep your completed work</w:t>
-      </w:r>
-    </w:p>
-    <w:p>
-      <w:pPr>
-        <w:spacing w:line="336" w:lineRule="auto" w:after="180"/>
-      </w:pPr>
-      <w:r>
-        <w:rPr>
-          <w:b w:val="0"/>
-        </w:rPr>
-        <w:t xml:space="preserve">Use Download completed work in the hosted lesson to export your answers, reflections, practice feedback and code-run </w:t>
-      </w:r>
-      <w:r>
-        <w:rPr>
-          <w:b/>
-        </w:rPr>
-        <w:t>evidence</w:t>
-      </w:r>
-      <w:r>
-        <w:rPr>
-          <w:b w:val="0"/>
-        </w:rPr>
-        <w:t>. Open the HTML copy to read or print it.</w:t>
-      </w:r>
-    </w:p>
-    <w:p>
-      <w:pPr>
-        <w:spacing w:line="336" w:lineRule="auto" w:after="180"/>
-      </w:pPr>
-      <w:r>
-        <w:rPr>
-          <w:b w:val="0"/>
-        </w:rPr>
-        <w:t>Drafts stay in this browser when storage is available; clear drafts on a shared device.</w:t>
-      </w:r>
-    </w:p>
-    <w:p>
-      <w:pPr>
-        <w:pStyle w:val="Heading1"/>
-      </w:pPr>
-      <w:r>
-        <w:t>18. Visual concept journey</w:t>
-      </w:r>
-    </w:p>
-    <w:p>
-      <w:r>
-        <w:t>Explain each Prompt Experiments graphic using its labels, deciding evidence and relevant limitation.</w:t>
-      </w:r>
-    </w:p>
-    <w:p>
-      <w:pPr>
-        <w:pStyle w:val="Heading3"/>
+        <w:t>18. Reference: the six-picture journey</w:t>
+      </w:r>
+    </w:p>
+    <w:p>
+      <w:r>
+        <w:t>Revisit the picture that serves the current question; key diagrams already sit beside the main explanation.</w:t>
+      </w:r>
+    </w:p>
+    <w:p>
+      <w:pPr>
+        <w:pStyle w:val="Heading2"/>
       </w:pPr>
       <w:r>
         <w:t>01. Prompt Experiments: the case</w:t>
@@ -6953,7 +7356,7 @@
         <w:drawing>
           <wp:inline xmlns:a="http://schemas.openxmlformats.org/drawingml/2006/main" xmlns:pic="http://schemas.openxmlformats.org/drawingml/2006/picture">
             <wp:extent cx="5486400" cy="2840736"/>
-            <wp:docPr id="23" name="Picture 23" descr="A fictional book-help project tests two prompt versions on seven shared development cases. Supplied facts: P passes cases 1,2,3,4. Q passes 1,2,3,5,6. Cases 4 and 7 involve missing sources. Same inputs, system configuration and rubric; only the prompt changes. These are invented records."/>
+            <wp:docPr id="29" name="Picture 29" descr="A fictional book-help project tests two prompt versions on seven shared development cases. Supplied facts: P passes cases 1,2,3,4. Q passes 1,2,3,5,6. Cases 4 and 7 involve missing sources. Same inputs, system configuration and rubric; only the prompt changes. These are invented records."/>
             <wp:cNvGraphicFramePr>
               <a:graphicFrameLocks noChangeAspect="1"/>
             </wp:cNvGraphicFramePr>
@@ -6965,7 +7368,7 @@
                     <pic:cNvPicPr/>
                   </pic:nvPicPr>
                   <pic:blipFill>
-                    <a:blip r:embed="rId30"/>
+                    <a:blip r:embed="rId32"/>
                     <a:stretch>
                       <a:fillRect/>
                     </a:stretch>
@@ -7057,7 +7460,6 @@
     <w:p>
       <w:pPr>
         <w:spacing w:line="336" w:lineRule="auto" w:after="180"/>
-        <w:shd w:fill="F5F1FB"/>
       </w:pPr>
       <w:r>
         <w:rPr>
@@ -7068,7 +7470,7 @@
     </w:p>
     <w:p>
       <w:pPr>
-        <w:pStyle w:val="Heading3"/>
+        <w:pStyle w:val="Heading2"/>
       </w:pPr>
       <w:r>
         <w:t>02. Follow the deciding steps</w:t>
@@ -7079,7 +7481,7 @@
         <w:drawing>
           <wp:inline xmlns:a="http://schemas.openxmlformats.org/drawingml/2006/main" xmlns:pic="http://schemas.openxmlformats.org/drawingml/2006/picture">
             <wp:extent cx="5486400" cy="4160520"/>
-            <wp:docPr id="24" name="Picture 24" descr="Paired setup: Use the same seven cases and pass criteria for both prompts. → Overall rates: P=4/7; Q=5/7. → Missing-source slice: P passes 1/2; Q passes 0/2 in cases 4 and 7. → Decide explicitly: Q improves overall count but worsens missing-source behavior; use the declared priorities."/>
+            <wp:docPr id="30" name="Picture 30" descr="Paired setup: Use the same seven cases and pass criteria for both prompts. → Overall rates: P=4/7; Q=5/7. → Missing-source slice: P passes 1/2; Q passes 0/2 in cases 4 and 7. → Decide explicitly: Q improves overall count but worsens missing-source behavior; use the declared priorities."/>
             <wp:cNvGraphicFramePr>
               <a:graphicFrameLocks noChangeAspect="1"/>
             </wp:cNvGraphicFramePr>
@@ -7091,7 +7493,7 @@
                     <pic:cNvPicPr/>
                   </pic:nvPicPr>
                   <pic:blipFill>
-                    <a:blip r:embed="rId31"/>
+                    <a:blip r:embed="rId17"/>
                     <a:stretch>
                       <a:fillRect/>
                     </a:stretch>
@@ -7136,7 +7538,6 @@
     <w:p>
       <w:pPr>
         <w:spacing w:line="336" w:lineRule="auto" w:after="180"/>
-        <w:shd w:fill="F5F1FB"/>
       </w:pPr>
       <w:r>
         <w:rPr>
@@ -7159,7 +7560,7 @@
     </w:p>
     <w:p>
       <w:pPr>
-        <w:pStyle w:val="Heading3"/>
+        <w:pStyle w:val="Heading2"/>
       </w:pPr>
       <w:r>
         <w:t>03. Paired overall and missing-source passes</w:t>
@@ -7170,7 +7571,7 @@
         <w:drawing>
           <wp:inline xmlns:a="http://schemas.openxmlformats.org/drawingml/2006/main" xmlns:pic="http://schemas.openxmlformats.org/drawingml/2006/picture">
             <wp:extent cx="5486400" cy="3096768"/>
-            <wp:docPr id="25" name="Picture 25" descr="Paired overall and missing-source passes. P: Overall passes /7 = 4, Missing-source passes /2 = 1. Q: Overall passes /7 = 5, Missing-source passes /2 = 0."/>
+            <wp:docPr id="31" name="Picture 31" descr="Paired overall and missing-source passes. P: Overall passes /7 = 4, Missing-source passes /2 = 1. Q: Overall passes /7 = 5, Missing-source passes /2 = 0."/>
             <wp:cNvGraphicFramePr>
               <a:graphicFrameLocks noChangeAspect="1"/>
             </wp:cNvGraphicFramePr>
@@ -7182,7 +7583,7 @@
                     <pic:cNvPicPr/>
                   </pic:nvPicPr>
                   <pic:blipFill>
-                    <a:blip r:embed="rId32"/>
+                    <a:blip r:embed="rId33"/>
                     <a:stretch>
                       <a:fillRect/>
                     </a:stretch>
@@ -7215,7 +7616,6 @@
     <w:p>
       <w:pPr>
         <w:spacing w:line="336" w:lineRule="auto" w:after="180"/>
-        <w:shd w:fill="F5F1FB"/>
       </w:pPr>
       <w:r>
         <w:rPr>
@@ -7226,7 +7626,7 @@
     </w:p>
     <w:p>
       <w:pPr>
-        <w:pStyle w:val="Heading3"/>
+        <w:pStyle w:val="Heading2"/>
       </w:pPr>
       <w:r>
         <w:t>04. Change one thing. Trace what follows.</w:t>
@@ -7237,7 +7637,7 @@
         <w:drawing>
           <wp:inline xmlns:a="http://schemas.openxmlformats.org/drawingml/2006/main" xmlns:pic="http://schemas.openxmlformats.org/drawingml/2006/picture">
             <wp:extent cx="5486400" cy="3041904"/>
-            <wp:docPr id="26" name="Picture 26" descr="Original case: Q improves overall count but worsens missing-source behavior; use the declared priorities. Changed condition: Make missing-source correctness a required selection gate. Expected result: Neither prompt clears a 2/2 gate on these records. Reason: P fails 7 and Q fails both 4 and 7; both need revision."/>
+            <wp:docPr id="32" name="Picture 32" descr="Original case: Q improves overall count but worsens missing-source behavior; use the declared priorities. Changed condition: Make missing-source correctness a required selection gate. Expected result: Neither prompt clears a 2/2 gate on these records. Reason: P fails 7 and Q fails both 4 and 7; both need revision."/>
             <wp:cNvGraphicFramePr>
               <a:graphicFrameLocks noChangeAspect="1"/>
             </wp:cNvGraphicFramePr>
@@ -7249,7 +7649,7 @@
                     <pic:cNvPicPr/>
                   </pic:nvPicPr>
                   <pic:blipFill>
-                    <a:blip r:embed="rId33"/>
+                    <a:blip r:embed="rId18"/>
                     <a:stretch>
                       <a:fillRect/>
                     </a:stretch>
@@ -7305,7 +7705,6 @@
     <w:p>
       <w:pPr>
         <w:spacing w:line="336" w:lineRule="auto" w:after="180"/>
-        <w:shd w:fill="F5F1FB"/>
       </w:pPr>
       <w:r>
         <w:rPr>
@@ -7316,7 +7715,7 @@
     </w:p>
     <w:p>
       <w:pPr>
-        <w:pStyle w:val="Heading3"/>
+        <w:pStyle w:val="Heading2"/>
       </w:pPr>
       <w:r>
         <w:t>05. Connect the explanation to its limit</w:t>
@@ -7327,7 +7726,7 @@
         <w:drawing>
           <wp:inline xmlns:a="http://schemas.openxmlformats.org/drawingml/2006/main" xmlns:pic="http://schemas.openxmlformats.org/drawingml/2006/picture">
             <wp:extent cx="5486400" cy="2834640"/>
-            <wp:docPr id="27" name="Picture 27" descr="A larger total can conceal a more serious failure category. Paired records show which cases changed, not just how many passed. If refusing unsupported claims is mandatory, Q’s overall advantage may not justify selection. Keep the failing examples for development and obtain fresh cases after choosing a final version. Limit: Seven development cases cannot establish causal learning benefits or untouched final performance; repeated generation may also vary."/>
+            <wp:docPr id="33" name="Picture 33" descr="A larger total can conceal a more serious failure category. Paired records show which cases changed, not just how many passed. If refusing unsupported claims is mandatory, Q’s overall advantage may not justify selection. Keep the failing examples for development and obtain fresh cases after choosing a final version. Limit: Seven development cases cannot establish causal learning benefits or untouched final performance; repeated generation may also vary."/>
             <wp:cNvGraphicFramePr>
               <a:graphicFrameLocks noChangeAspect="1"/>
             </wp:cNvGraphicFramePr>
@@ -7394,7 +7793,6 @@
     <w:p>
       <w:pPr>
         <w:spacing w:line="336" w:lineRule="auto" w:after="180"/>
-        <w:shd w:fill="F5F1FB"/>
       </w:pPr>
       <w:r>
         <w:rPr>
@@ -7405,7 +7803,7 @@
     </w:p>
     <w:p>
       <w:pPr>
-        <w:pStyle w:val="Heading3"/>
+        <w:pStyle w:val="Heading2"/>
       </w:pPr>
       <w:r>
         <w:t>06. Make the idea visible in your project</w:t>
@@ -7416,7 +7814,7 @@
         <w:drawing>
           <wp:inline xmlns:a="http://schemas.openxmlformats.org/drawingml/2006/main" xmlns:pic="http://schemas.openxmlformats.org/drawingml/2006/picture">
             <wp:extent cx="5486400" cy="3380232"/>
-            <wp:docPr id="28" name="Picture 28" descr="Run controlled recommender explanation experiments with paired cases and report important failure conditions separately. Draw your input, deciding step, result and limit. Supported question: Name the case P passes and Q fails, and explain why it matters."/>
+            <wp:docPr id="34" name="Picture 34" descr="Run controlled recommender explanation experiments with paired cases and report important failure conditions separately. Draw your input, deciding step, result and limit. Supported question: Name the case P passes and Q fails, and explain why it matters."/>
             <wp:cNvGraphicFramePr>
               <a:graphicFrameLocks noChangeAspect="1"/>
             </wp:cNvGraphicFramePr>
@@ -7496,7 +7894,6 @@
     <w:p>
       <w:pPr>
         <w:spacing w:line="336" w:lineRule="auto" w:after="180"/>
-        <w:shd w:fill="F5F1FB"/>
       </w:pPr>
       <w:r>
         <w:rPr>
@@ -7515,6 +7912,62 @@
           <w:b w:val="0"/>
         </w:rPr>
         <w:t>.</w:t>
+      </w:r>
+    </w:p>
+    <w:p>
+      <w:pPr>
+        <w:pStyle w:val="Heading2"/>
+      </w:pPr>
+      <w:r>
+        <w:t>Earlier wording, alternatives and picture transcripts · reference / check after trying</w:t>
+      </w:r>
+    </w:p>
+    <w:p>
+      <w:pPr>
+        <w:pStyle w:val="Heading3"/>
+      </w:pPr>
+      <w:r>
+        <w:t>01. Prompt Experiments: the case</w:t>
+      </w:r>
+    </w:p>
+    <w:p>
+      <w:pPr>
+        <w:pStyle w:val="Heading3"/>
+      </w:pPr>
+      <w:r>
+        <w:t>02. Follow the deciding steps</w:t>
+      </w:r>
+    </w:p>
+    <w:p>
+      <w:pPr>
+        <w:pStyle w:val="Heading3"/>
+      </w:pPr>
+      <w:r>
+        <w:t>03. Paired overall and missing-source passes</w:t>
+      </w:r>
+    </w:p>
+    <w:p>
+      <w:pPr>
+        <w:pStyle w:val="Heading3"/>
+      </w:pPr>
+      <w:r>
+        <w:t>04. Change one thing. Trace what follows.</w:t>
+      </w:r>
+    </w:p>
+    <w:p>
+      <w:pPr>
+        <w:pStyle w:val="Heading3"/>
+      </w:pPr>
+      <w:r>
+        <w:t>05. Connect the explanation to its limit</w:t>
+      </w:r>
+    </w:p>
+    <w:p>
+      <w:pPr>
+        <w:pStyle w:val="Heading3"/>
+      </w:pPr>
+      <w:r>
+        <w:t>06. Make the idea visible in your project</w:t>
       </w:r>
     </w:p>
     <w:sectPr>
